--- a/Practica-1-p-paralela.docx
+++ b/Practica-1-p-paralela.docx
@@ -223,8 +223,34 @@
           <w:sz w:val="24"/>
           <w:szCs w:val="24"/>
         </w:rPr>
-        <w:t>[Nombre del docente]</w:t>
-      </w:r>
+        <w:t xml:space="preserve">Erick Leonardo </w:t>
+      </w:r>
+      <w:proofErr w:type="spellStart"/>
+      <w:r>
+        <w:rPr>
+          <w:sz w:val="24"/>
+          <w:szCs w:val="24"/>
+        </w:rPr>
+        <w:t>Perez</w:t>
+      </w:r>
+      <w:proofErr w:type="spellEnd"/>
+      <w:r>
+        <w:rPr>
+          <w:sz w:val="24"/>
+          <w:szCs w:val="24"/>
+        </w:rPr>
+        <w:t xml:space="preserve"> Veloz</w:t>
+      </w:r>
+    </w:p>
+    <w:p>
+      <w:pPr>
+        <w:spacing w:after="100"/>
+        <w:jc w:val="center"/>
+        <w:rPr>
+          <w:sz w:val="24"/>
+          <w:szCs w:val="24"/>
+        </w:rPr>
+      </w:pPr>
     </w:p>
     <w:p>
       <w:pPr>
@@ -244,7 +270,6 @@
           <w:sz w:val="24"/>
           <w:szCs w:val="24"/>
         </w:rPr>
-        <w:lastRenderedPageBreak/>
         <w:t xml:space="preserve">Repositorio: </w:t>
       </w:r>
       <w:hyperlink r:id="rId8" w:history="1">
@@ -1777,58 +1802,6 @@
           <w:hyperlink w:anchor="_Toc241691352" w:history="1">
             <w:r>
               <w:rPr>
-                <w:rStyle w:val="Hyperlink"/>
-                <w:noProof/>
-              </w:rPr>
-              <w:drawing>
-                <wp:inline distT="0" distB="0" distL="0" distR="0" wp14:anchorId="78FE0D64" wp14:editId="7210AABA">
-                  <wp:extent cx="5349240" cy="3939921"/>
-                  <wp:effectExtent l="19050" t="19050" r="22860" b="22860"/>
-                  <wp:docPr id="182871779" name="Picture 3"/>
-                  <wp:cNvGraphicFramePr>
-                    <a:graphicFrameLocks xmlns:a="http://schemas.openxmlformats.org/drawingml/2006/main" noChangeAspect="1"/>
-                  </wp:cNvGraphicFramePr>
-                  <a:graphic xmlns:a="http://schemas.openxmlformats.org/drawingml/2006/main">
-                    <a:graphicData uri="http://schemas.openxmlformats.org/drawingml/2006/picture">
-                      <pic:pic xmlns:pic="http://schemas.openxmlformats.org/drawingml/2006/picture">
-                        <pic:nvPicPr>
-                          <pic:cNvPr id="62869218" name=""/>
-                          <pic:cNvPicPr/>
-                        </pic:nvPicPr>
-                        <pic:blipFill>
-                          <a:blip r:embed="rId9" cstate="print">
-                            <a:extLst>
-                              <a:ext uri="{28A0092B-C50C-407E-A947-70E740481C1C}">
-                                <a14:useLocalDpi xmlns:a14="http://schemas.microsoft.com/office/drawing/2010/main" val="0"/>
-                              </a:ext>
-                            </a:extLst>
-                          </a:blip>
-                          <a:stretch>
-                            <a:fillRect/>
-                          </a:stretch>
-                        </pic:blipFill>
-                        <pic:spPr>
-                          <a:xfrm>
-                            <a:off x="0" y="0"/>
-                            <a:ext cx="5349240" cy="3939921"/>
-                          </a:xfrm>
-                          <a:prstGeom prst="rect">
-                            <a:avLst/>
-                          </a:prstGeom>
-                          <a:ln w="9525">
-                            <a:solidFill>
-                              <a:srgbClr val="BFBFBF"/>
-                            </a:solidFill>
-                          </a:ln>
-                        </pic:spPr>
-                      </pic:pic>
-                    </a:graphicData>
-                  </a:graphic>
-                </wp:inline>
-              </w:drawing>
-            </w:r>
-            <w:r>
-              <w:rPr>
                 <w:noProof/>
               </w:rPr>
               <w:tab/>
@@ -1955,58 +1928,6 @@
           <w:hyperlink w:anchor="_Toc241691354" w:history="1">
             <w:r>
               <w:rPr>
-                <w:rStyle w:val="Hyperlink"/>
-                <w:noProof/>
-              </w:rPr>
-              <w:drawing>
-                <wp:inline distT="0" distB="0" distL="0" distR="0" wp14:anchorId="5B55304A" wp14:editId="6E2A7A1F">
-                  <wp:extent cx="5943600" cy="1933575"/>
-                  <wp:effectExtent l="19050" t="19050" r="19050" b="28575"/>
-                  <wp:docPr id="386291886" name="Picture 4"/>
-                  <wp:cNvGraphicFramePr>
-                    <a:graphicFrameLocks xmlns:a="http://schemas.openxmlformats.org/drawingml/2006/main" noChangeAspect="1"/>
-                  </wp:cNvGraphicFramePr>
-                  <a:graphic xmlns:a="http://schemas.openxmlformats.org/drawingml/2006/main">
-                    <a:graphicData uri="http://schemas.openxmlformats.org/drawingml/2006/picture">
-                      <pic:pic xmlns:pic="http://schemas.openxmlformats.org/drawingml/2006/picture">
-                        <pic:nvPicPr>
-                          <pic:cNvPr id="574580364" name=""/>
-                          <pic:cNvPicPr/>
-                        </pic:nvPicPr>
-                        <pic:blipFill>
-                          <a:blip r:embed="rId10" cstate="print">
-                            <a:extLst>
-                              <a:ext uri="{28A0092B-C50C-407E-A947-70E740481C1C}">
-                                <a14:useLocalDpi xmlns:a14="http://schemas.microsoft.com/office/drawing/2010/main" val="0"/>
-                              </a:ext>
-                            </a:extLst>
-                          </a:blip>
-                          <a:stretch>
-                            <a:fillRect/>
-                          </a:stretch>
-                        </pic:blipFill>
-                        <pic:spPr>
-                          <a:xfrm>
-                            <a:off x="0" y="0"/>
-                            <a:ext cx="5943600" cy="1933575"/>
-                          </a:xfrm>
-                          <a:prstGeom prst="rect">
-                            <a:avLst/>
-                          </a:prstGeom>
-                          <a:ln w="9525">
-                            <a:solidFill>
-                              <a:srgbClr val="BFBFBF"/>
-                            </a:solidFill>
-                          </a:ln>
-                        </pic:spPr>
-                      </pic:pic>
-                    </a:graphicData>
-                  </a:graphic>
-                </wp:inline>
-              </w:drawing>
-            </w:r>
-            <w:r>
-              <w:rPr>
                 <w:noProof/>
               </w:rPr>
               <w:tab/>
@@ -2404,6 +2325,7 @@
       </w:pPr>
       <w:bookmarkStart w:id="0" w:name="_Toc241691330"/>
       <w:r>
+        <w:lastRenderedPageBreak/>
         <w:t>1. Introducción</w:t>
       </w:r>
       <w:bookmarkEnd w:id="0"/>
@@ -2414,7 +2336,15 @@
         <w:jc w:val="both"/>
       </w:pPr>
       <w:r>
-        <w:t>Los procesadores actuales incluyen varios núcleos físicos y, gracias a tecnologías como Hyper-Threading, exponen aún más procesadores lógicos al sistema operativo. Un programa tradicional, escrito de forma secuencial, solo aprovecha uno de ellos a la vez, dejando el resto del hardware inactivo.</w:t>
+        <w:t xml:space="preserve">Los procesadores actuales incluyen varios núcleos físicos y, gracias a tecnologías como </w:t>
+      </w:r>
+      <w:proofErr w:type="spellStart"/>
+      <w:r>
+        <w:t>Hyper-Threading</w:t>
+      </w:r>
+      <w:proofErr w:type="spellEnd"/>
+      <w:r>
+        <w:t>, exponen aún más procesadores lógicos al sistema operativo. Un programa tradicional, escrito de forma secuencial, solo aprovecha uno de ellos a la vez, dejando el resto del hardware inactivo.</w:t>
       </w:r>
     </w:p>
     <w:p>
@@ -2423,7 +2353,39 @@
         <w:jc w:val="both"/>
       </w:pPr>
       <w:r>
-        <w:t>En esta práctica se configura el entorno de desarrollo y se construye una aplicación de consola en C# que detecta en tiempo de ejecución cuántos procesadores lógicos tiene el equipo y utiliza ese valor para controlar cuántas tareas se ejecutan en paralelo. Además, se compara el tiempo de la ejecución secuencial con dos estrategias paralelas de la Task Parallel Library (TPL): Parallel.For y Task.Run.</w:t>
+        <w:t xml:space="preserve">En esta práctica se configura el entorno de desarrollo y se construye una aplicación de consola en C# que detecta en tiempo de ejecución cuántos procesadores lógicos tiene el equipo y utiliza ese valor para controlar cuántas tareas se ejecutan en paralelo. Además, se compara el tiempo de la ejecución secuencial con dos estrategias paralelas de la </w:t>
+      </w:r>
+      <w:proofErr w:type="spellStart"/>
+      <w:r>
+        <w:t>Task</w:t>
+      </w:r>
+      <w:proofErr w:type="spellEnd"/>
+      <w:r>
+        <w:t xml:space="preserve"> </w:t>
+      </w:r>
+      <w:proofErr w:type="spellStart"/>
+      <w:r>
+        <w:t>Parallel</w:t>
+      </w:r>
+      <w:proofErr w:type="spellEnd"/>
+      <w:r>
+        <w:t xml:space="preserve"> Library (TPL): </w:t>
+      </w:r>
+      <w:proofErr w:type="spellStart"/>
+      <w:r>
+        <w:t>Parallel.For</w:t>
+      </w:r>
+      <w:proofErr w:type="spellEnd"/>
+      <w:r>
+        <w:t xml:space="preserve"> y </w:t>
+      </w:r>
+      <w:proofErr w:type="spellStart"/>
+      <w:r>
+        <w:t>Task.Run</w:t>
+      </w:r>
+      <w:proofErr w:type="spellEnd"/>
+      <w:r>
+        <w:t>.</w:t>
       </w:r>
     </w:p>
     <w:p>
@@ -2490,6 +2452,7 @@
       <w:r>
         <w:t xml:space="preserve">Obtener la cantidad de procesadores lógicos mediante </w:t>
       </w:r>
+      <w:proofErr w:type="spellStart"/>
       <w:r>
         <w:rPr>
           <w:rFonts w:ascii="Consolas" w:eastAsia="Consolas" w:hAnsi="Consolas" w:cs="Consolas"/>
@@ -2498,6 +2461,7 @@
         </w:rPr>
         <w:t>Environment.ProcessorCount</w:t>
       </w:r>
+      <w:proofErr w:type="spellEnd"/>
       <w:r>
         <w:t>.</w:t>
       </w:r>
@@ -2514,6 +2478,7 @@
       <w:r>
         <w:t xml:space="preserve">Configurar </w:t>
       </w:r>
+      <w:proofErr w:type="spellStart"/>
       <w:r>
         <w:rPr>
           <w:rFonts w:ascii="Consolas" w:eastAsia="Consolas" w:hAnsi="Consolas" w:cs="Consolas"/>
@@ -2522,6 +2487,7 @@
         </w:rPr>
         <w:t>MaxDegreeOfParallelism</w:t>
       </w:r>
+      <w:proofErr w:type="spellEnd"/>
       <w:r>
         <w:t xml:space="preserve"> de forma dinámica con ese valor.</w:t>
       </w:r>
@@ -2536,7 +2502,15 @@
         <w:spacing w:after="80" w:line="280" w:lineRule="auto"/>
       </w:pPr>
       <w:r>
-        <w:t>Comparar los tiempos de ejecución secuencial y paralela, y calcular el speedup obtenido.</w:t>
+        <w:t xml:space="preserve">Comparar los tiempos de ejecución secuencial y paralela, y calcular el </w:t>
+      </w:r>
+      <w:proofErr w:type="spellStart"/>
+      <w:r>
+        <w:t>speedup</w:t>
+      </w:r>
+      <w:proofErr w:type="spellEnd"/>
+      <w:r>
+        <w:t xml:space="preserve"> obtenido.</w:t>
       </w:r>
     </w:p>
     <w:p>
@@ -2578,7 +2552,31 @@
         <w:jc w:val="both"/>
       </w:pPr>
       <w:r>
-        <w:t>La concurrencia consiste en tener varias tareas en progreso durante el mismo período; el paralelismo es el caso particular en que esas tareas se ejecutan literalmente al mismo tiempo en distintos procesadores. El modelo utilizado en esta práctica es el de bifurcación-unión (fork-join): el programa divide el trabajo en varias tareas (fork), las ejecuta en paralelo y espera a que todas terminen antes de continuar (join).</w:t>
+        <w:t>La concurrencia consiste en tener varias tareas en progreso durante el mismo período; el paralelismo es el caso particular en que esas tareas se ejecutan literalmente al mismo tiempo en distintos procesadores. El modelo utilizado en esta práctica es el de bifurcación-unión (</w:t>
+      </w:r>
+      <w:proofErr w:type="spellStart"/>
+      <w:r>
+        <w:t>fork-join</w:t>
+      </w:r>
+      <w:proofErr w:type="spellEnd"/>
+      <w:r>
+        <w:t>): el programa divide el trabajo en varias tareas (</w:t>
+      </w:r>
+      <w:proofErr w:type="spellStart"/>
+      <w:r>
+        <w:t>fork</w:t>
+      </w:r>
+      <w:proofErr w:type="spellEnd"/>
+      <w:r>
+        <w:t>), las ejecuta en paralelo y espera a que todas terminen antes de continuar (</w:t>
+      </w:r>
+      <w:proofErr w:type="spellStart"/>
+      <w:r>
+        <w:t>join</w:t>
+      </w:r>
+      <w:proofErr w:type="spellEnd"/>
+      <w:r>
+        <w:t>).</w:t>
       </w:r>
     </w:p>
     <w:p>
@@ -2587,15 +2585,21 @@
       </w:pPr>
       <w:bookmarkStart w:id="6" w:name="_Toc241691336"/>
       <w:r>
-        <w:t>3.2 Procesadores lógicos y Environment.ProcessorCount</w:t>
+        <w:t xml:space="preserve">3.2 Procesadores lógicos y </w:t>
+      </w:r>
+      <w:proofErr w:type="spellStart"/>
+      <w:r>
+        <w:t>Environment.ProcessorCount</w:t>
       </w:r>
       <w:bookmarkEnd w:id="6"/>
+      <w:proofErr w:type="spellEnd"/>
     </w:p>
     <w:p>
       <w:pPr>
         <w:spacing w:after="120" w:line="300" w:lineRule="auto"/>
         <w:jc w:val="both"/>
       </w:pPr>
+      <w:proofErr w:type="spellStart"/>
       <w:r>
         <w:rPr>
           <w:rFonts w:ascii="Consolas" w:eastAsia="Consolas" w:hAnsi="Consolas" w:cs="Consolas"/>
@@ -2604,8 +2608,17 @@
         </w:rPr>
         <w:t>Environment.ProcessorCount</w:t>
       </w:r>
-      <w:r>
-        <w:t xml:space="preserve"> es una propiedad estática de .NET que devuelve el número de procesadores lógicos disponibles para el proceso actual, incluyendo los hilos de hardware que aporta Hyper-Threading o SMT. Consultarla en tiempo de ejecución permite que el mismo programa se adapte a cualquier equipo sin modificar el código.</w:t>
+      <w:proofErr w:type="spellEnd"/>
+      <w:r>
+        <w:t xml:space="preserve"> es una propiedad estática de .NET que devuelve el número de procesadores lógicos disponibles para el proceso actual, incluyendo los hilos de hardware que aporta </w:t>
+      </w:r>
+      <w:proofErr w:type="spellStart"/>
+      <w:r>
+        <w:t>Hyper-Threading</w:t>
+      </w:r>
+      <w:proofErr w:type="spellEnd"/>
+      <w:r>
+        <w:t xml:space="preserve"> o SMT. Consultarla en tiempo de ejecución permite que el mismo programa se adapte a cualquier equipo sin modificar el código.</w:t>
       </w:r>
     </w:p>
     <w:p>
@@ -2620,9 +2633,17 @@
         <w:rPr>
           <w:lang w:val="en-US"/>
         </w:rPr>
-        <w:t>3.3 Task Parallel Library (TPL) y ThreadPool</w:t>
+        <w:t xml:space="preserve">3.3 Task Parallel Library (TPL) y </w:t>
+      </w:r>
+      <w:proofErr w:type="spellStart"/>
+      <w:r>
+        <w:rPr>
+          <w:lang w:val="en-US"/>
+        </w:rPr>
+        <w:t>ThreadPool</w:t>
       </w:r>
       <w:bookmarkEnd w:id="7"/>
+      <w:proofErr w:type="spellEnd"/>
     </w:p>
     <w:p>
       <w:pPr>
@@ -2630,7 +2651,26 @@
         <w:jc w:val="both"/>
       </w:pPr>
       <w:r>
-        <w:t>La TPL es el conjunto de tipos de .NET (System.Threading.Tasks) que simplifica la programación paralela. En lugar de crear hilos manualmente, el programador define tareas y la TPL las distribuye entre los hilos del ThreadPool, un grupo de hilos reutilizables que el entorno de ejecución administra de forma dinámica: crea hilos cuando hacen falta y reutiliza los que ya terminaron su trabajo.</w:t>
+        <w:lastRenderedPageBreak/>
+        <w:t>La TPL es el conjunto de tipos de .NET (</w:t>
+      </w:r>
+      <w:proofErr w:type="spellStart"/>
+      <w:proofErr w:type="gramStart"/>
+      <w:r>
+        <w:t>System.Threading.Tasks</w:t>
+      </w:r>
+      <w:proofErr w:type="spellEnd"/>
+      <w:proofErr w:type="gramEnd"/>
+      <w:r>
+        <w:t xml:space="preserve">) que simplifica la programación paralela. En lugar de crear hilos manualmente, el programador define tareas y la TPL las distribuye entre los hilos del </w:t>
+      </w:r>
+      <w:proofErr w:type="spellStart"/>
+      <w:r>
+        <w:t>ThreadPool</w:t>
+      </w:r>
+      <w:proofErr w:type="spellEnd"/>
+      <w:r>
+        <w:t>, un grupo de hilos reutilizables que el entorno de ejecución administra de forma dinámica: crea hilos cuando hacen falta y reutiliza los que ya terminaron su trabajo.</w:t>
       </w:r>
     </w:p>
     <w:p>
@@ -2648,15 +2688,29 @@
       </w:pPr>
       <w:bookmarkStart w:id="8" w:name="_Toc241691338"/>
       <w:r>
-        <w:t>3.4 Parallel.For y ParallelOptions.MaxDegreeOfParallelism</w:t>
+        <w:t xml:space="preserve">3.4 </w:t>
+      </w:r>
+      <w:proofErr w:type="spellStart"/>
+      <w:r>
+        <w:t>Parallel.For</w:t>
+      </w:r>
+      <w:proofErr w:type="spellEnd"/>
+      <w:r>
+        <w:t xml:space="preserve"> y </w:t>
+      </w:r>
+      <w:proofErr w:type="spellStart"/>
+      <w:r>
+        <w:t>ParallelOptions.MaxDegreeOfParallelism</w:t>
       </w:r>
       <w:bookmarkEnd w:id="8"/>
+      <w:proofErr w:type="spellEnd"/>
     </w:p>
     <w:p>
       <w:pPr>
         <w:spacing w:after="120" w:line="300" w:lineRule="auto"/>
         <w:jc w:val="both"/>
       </w:pPr>
+      <w:proofErr w:type="spellStart"/>
       <w:r>
         <w:rPr>
           <w:rFonts w:ascii="Consolas" w:eastAsia="Consolas" w:hAnsi="Consolas" w:cs="Consolas"/>
@@ -2665,9 +2719,19 @@
         </w:rPr>
         <w:t>Parallel.For</w:t>
       </w:r>
-      <w:r>
-        <w:t xml:space="preserve"> ejecuta las iteraciones de un bucle en paralelo, particionándolas automáticamente entre hilos del ThreadPool. Recibe un objeto </w:t>
-      </w:r>
+      <w:proofErr w:type="spellEnd"/>
+      <w:r>
+        <w:t xml:space="preserve"> ejecuta las iteraciones de un bucle en paralelo, particionándolas automáticamente entre hilos del </w:t>
+      </w:r>
+      <w:proofErr w:type="spellStart"/>
+      <w:r>
+        <w:t>ThreadPool</w:t>
+      </w:r>
+      <w:proofErr w:type="spellEnd"/>
+      <w:r>
+        <w:t xml:space="preserve">. Recibe un objeto </w:t>
+      </w:r>
+      <w:proofErr w:type="spellStart"/>
       <w:r>
         <w:rPr>
           <w:rFonts w:ascii="Consolas" w:eastAsia="Consolas" w:hAnsi="Consolas" w:cs="Consolas"/>
@@ -2676,9 +2740,11 @@
         </w:rPr>
         <w:t>ParallelOptions</w:t>
       </w:r>
+      <w:proofErr w:type="spellEnd"/>
       <w:r>
         <w:t xml:space="preserve"> cuya propiedad </w:t>
       </w:r>
+      <w:proofErr w:type="spellStart"/>
       <w:r>
         <w:rPr>
           <w:rFonts w:ascii="Consolas" w:eastAsia="Consolas" w:hAnsi="Consolas" w:cs="Consolas"/>
@@ -2687,6 +2753,7 @@
         </w:rPr>
         <w:t>MaxDegreeOfParallelism</w:t>
       </w:r>
+      <w:proofErr w:type="spellEnd"/>
       <w:r>
         <w:t xml:space="preserve"> establece el número máximo de iteraciones que pueden ejecutarse al mismo tiempo. Es un límite superior, no una asignación fija de hilos.</w:t>
       </w:r>
@@ -2703,15 +2770,52 @@
         <w:rPr>
           <w:lang w:val="en-US"/>
         </w:rPr>
-        <w:t>3.5 Task.Run, Task.WhenAll y SemaphoreSlim</w:t>
+        <w:t xml:space="preserve">3.5 </w:t>
+      </w:r>
+      <w:proofErr w:type="spellStart"/>
+      <w:r>
+        <w:rPr>
+          <w:lang w:val="en-US"/>
+        </w:rPr>
+        <w:t>Task.Run</w:t>
+      </w:r>
+      <w:proofErr w:type="spellEnd"/>
+      <w:r>
+        <w:rPr>
+          <w:lang w:val="en-US"/>
+        </w:rPr>
+        <w:t xml:space="preserve">, </w:t>
+      </w:r>
+      <w:proofErr w:type="spellStart"/>
+      <w:r>
+        <w:rPr>
+          <w:lang w:val="en-US"/>
+        </w:rPr>
+        <w:t>Task.WhenAll</w:t>
+      </w:r>
+      <w:proofErr w:type="spellEnd"/>
+      <w:r>
+        <w:rPr>
+          <w:lang w:val="en-US"/>
+        </w:rPr>
+        <w:t xml:space="preserve"> y </w:t>
+      </w:r>
+      <w:proofErr w:type="spellStart"/>
+      <w:r>
+        <w:rPr>
+          <w:lang w:val="en-US"/>
+        </w:rPr>
+        <w:t>SemaphoreSlim</w:t>
       </w:r>
       <w:bookmarkEnd w:id="9"/>
+      <w:proofErr w:type="spellEnd"/>
     </w:p>
     <w:p>
       <w:pPr>
         <w:spacing w:after="120" w:line="300" w:lineRule="auto"/>
         <w:jc w:val="both"/>
       </w:pPr>
+      <w:proofErr w:type="spellStart"/>
       <w:r>
         <w:rPr>
           <w:rFonts w:ascii="Consolas" w:eastAsia="Consolas" w:hAnsi="Consolas" w:cs="Consolas"/>
@@ -2720,9 +2824,19 @@
         </w:rPr>
         <w:t>Task.Run</w:t>
       </w:r>
-      <w:r>
-        <w:t xml:space="preserve"> encola un trabajo en el ThreadPool y devuelve un objeto </w:t>
-      </w:r>
+      <w:proofErr w:type="spellEnd"/>
+      <w:r>
+        <w:t xml:space="preserve"> encola un trabajo en el </w:t>
+      </w:r>
+      <w:proofErr w:type="spellStart"/>
+      <w:r>
+        <w:t>ThreadPool</w:t>
+      </w:r>
+      <w:proofErr w:type="spellEnd"/>
+      <w:r>
+        <w:t xml:space="preserve"> y devuelve un objeto </w:t>
+      </w:r>
+      <w:proofErr w:type="spellStart"/>
       <w:r>
         <w:rPr>
           <w:rFonts w:ascii="Consolas" w:eastAsia="Consolas" w:hAnsi="Consolas" w:cs="Consolas"/>
@@ -2731,9 +2845,11 @@
         </w:rPr>
         <w:t>Task</w:t>
       </w:r>
+      <w:proofErr w:type="spellEnd"/>
       <w:r>
         <w:t xml:space="preserve"> que lo representa. </w:t>
       </w:r>
+      <w:proofErr w:type="spellStart"/>
       <w:r>
         <w:rPr>
           <w:rFonts w:ascii="Consolas" w:eastAsia="Consolas" w:hAnsi="Consolas" w:cs="Consolas"/>
@@ -2742,9 +2858,11 @@
         </w:rPr>
         <w:t>Task.WhenAll</w:t>
       </w:r>
+      <w:proofErr w:type="spellEnd"/>
       <w:r>
         <w:t xml:space="preserve"> espera a que un conjunto de tareas termine, y actúa como punto de unión. Como </w:t>
       </w:r>
+      <w:proofErr w:type="spellStart"/>
       <w:r>
         <w:rPr>
           <w:rFonts w:ascii="Consolas" w:eastAsia="Consolas" w:hAnsi="Consolas" w:cs="Consolas"/>
@@ -2753,9 +2871,11 @@
         </w:rPr>
         <w:t>Task.Run</w:t>
       </w:r>
+      <w:proofErr w:type="spellEnd"/>
       <w:r>
         <w:t xml:space="preserve"> no acepta </w:t>
       </w:r>
+      <w:proofErr w:type="spellStart"/>
       <w:r>
         <w:rPr>
           <w:rFonts w:ascii="Consolas" w:eastAsia="Consolas" w:hAnsi="Consolas" w:cs="Consolas"/>
@@ -2764,9 +2884,11 @@
         </w:rPr>
         <w:t>ParallelOptions</w:t>
       </w:r>
+      <w:proofErr w:type="spellEnd"/>
       <w:r>
         <w:t xml:space="preserve">, el límite de concurrencia se aplica con un </w:t>
       </w:r>
+      <w:proofErr w:type="spellStart"/>
       <w:r>
         <w:rPr>
           <w:rFonts w:ascii="Consolas" w:eastAsia="Consolas" w:hAnsi="Consolas" w:cs="Consolas"/>
@@ -2775,6 +2897,7 @@
         </w:rPr>
         <w:t>SemaphoreSlim</w:t>
       </w:r>
+      <w:proofErr w:type="spellEnd"/>
       <w:r>
         <w:t>: un semáforo con N permisos que solo deja pasar a N tareas a la vez; las demás esperan hasta que alguna libera su permiso.</w:t>
       </w:r>
@@ -2785,15 +2908,29 @@
       </w:pPr>
       <w:bookmarkStart w:id="10" w:name="_Toc241691340"/>
       <w:r>
-        <w:t>3.6 Stopwatch y speedup</w:t>
+        <w:t xml:space="preserve">3.6 </w:t>
+      </w:r>
+      <w:proofErr w:type="spellStart"/>
+      <w:r>
+        <w:t>Stopwatch</w:t>
+      </w:r>
+      <w:proofErr w:type="spellEnd"/>
+      <w:r>
+        <w:t xml:space="preserve"> y </w:t>
+      </w:r>
+      <w:proofErr w:type="spellStart"/>
+      <w:r>
+        <w:t>speedup</w:t>
       </w:r>
       <w:bookmarkEnd w:id="10"/>
+      <w:proofErr w:type="spellEnd"/>
     </w:p>
     <w:p>
       <w:pPr>
         <w:spacing w:after="120" w:line="300" w:lineRule="auto"/>
         <w:jc w:val="both"/>
       </w:pPr>
+      <w:proofErr w:type="spellStart"/>
       <w:r>
         <w:rPr>
           <w:rFonts w:ascii="Consolas" w:eastAsia="Consolas" w:hAnsi="Consolas" w:cs="Consolas"/>
@@ -2802,8 +2939,25 @@
         </w:rPr>
         <w:t>Stopwatch</w:t>
       </w:r>
-      <w:r>
-        <w:t xml:space="preserve"> (System.Diagnostics) mide intervalos de tiempo con alta precisión. A partir de los tiempos medidos se calcula el speedup, que indica cuántas veces más rápida es la versión paralela:</w:t>
+      <w:proofErr w:type="spellEnd"/>
+      <w:r>
+        <w:t xml:space="preserve"> (</w:t>
+      </w:r>
+      <w:proofErr w:type="spellStart"/>
+      <w:r>
+        <w:t>System.Diagnostics</w:t>
+      </w:r>
+      <w:proofErr w:type="spellEnd"/>
+      <w:r>
+        <w:t xml:space="preserve">) mide intervalos de tiempo con alta precisión. A partir de los tiempos medidos se calcula el </w:t>
+      </w:r>
+      <w:proofErr w:type="spellStart"/>
+      <w:r>
+        <w:t>speedup</w:t>
+      </w:r>
+      <w:proofErr w:type="spellEnd"/>
+      <w:r>
+        <w:t>, que indica cuántas veces más rápida es la versión paralela:</w:t>
       </w:r>
     </w:p>
     <w:p>
@@ -2811,12 +2965,21 @@
         <w:spacing w:after="160"/>
         <w:jc w:val="center"/>
       </w:pPr>
+      <w:proofErr w:type="spellStart"/>
       <w:r>
         <w:rPr>
           <w:i/>
           <w:iCs/>
         </w:rPr>
-        <w:t>Speedup = Tiempo secuencial / Tiempo paralelo</w:t>
+        <w:t>Speedup</w:t>
+      </w:r>
+      <w:proofErr w:type="spellEnd"/>
+      <w:r>
+        <w:rPr>
+          <w:i/>
+          <w:iCs/>
+        </w:rPr>
+        <w:t xml:space="preserve"> = Tiempo secuencial / Tiempo paralelo</w:t>
       </w:r>
     </w:p>
     <w:p>
@@ -3038,7 +3201,23 @@
                 <w:sz w:val="21"/>
                 <w:szCs w:val="21"/>
               </w:rPr>
-              <w:t>Visual Studio Community 2026 (versión 18)</w:t>
+              <w:t xml:space="preserve">Visual Studio </w:t>
+            </w:r>
+            <w:proofErr w:type="spellStart"/>
+            <w:r>
+              <w:rPr>
+                <w:sz w:val="21"/>
+                <w:szCs w:val="21"/>
+              </w:rPr>
+              <w:t>Community</w:t>
+            </w:r>
+            <w:proofErr w:type="spellEnd"/>
+            <w:r>
+              <w:rPr>
+                <w:sz w:val="21"/>
+                <w:szCs w:val="21"/>
+              </w:rPr>
+              <w:t xml:space="preserve"> 2026 (versión 18)</w:t>
             </w:r>
           </w:p>
         </w:tc>
@@ -3095,7 +3274,23 @@
                 <w:sz w:val="21"/>
                 <w:szCs w:val="21"/>
               </w:rPr>
-              <w:t>.NET SDK 10.0.401 (runtime 10.0.12)</w:t>
+              <w:t>.NET SDK 10.0.401 (</w:t>
+            </w:r>
+            <w:proofErr w:type="spellStart"/>
+            <w:r>
+              <w:rPr>
+                <w:sz w:val="21"/>
+                <w:szCs w:val="21"/>
+              </w:rPr>
+              <w:t>runtime</w:t>
+            </w:r>
+            <w:proofErr w:type="spellEnd"/>
+            <w:r>
+              <w:rPr>
+                <w:sz w:val="21"/>
+                <w:szCs w:val="21"/>
+              </w:rPr>
+              <w:t xml:space="preserve"> 10.0.12)</w:t>
             </w:r>
           </w:p>
         </w:tc>
@@ -3301,6 +3496,7 @@
         <w:spacing w:after="80" w:line="280" w:lineRule="auto"/>
       </w:pPr>
       <w:r>
+        <w:lastRenderedPageBreak/>
         <w:t>Instalación de Visual Studio 2026 con la carga de trabajo «Desarrollo de escritorio de .NET», que incluye el SDK de .NET.</w:t>
       </w:r>
     </w:p>
@@ -3316,14 +3512,34 @@
       <w:r>
         <w:t xml:space="preserve">Verificación del SDK desde la terminal con </w:t>
       </w:r>
+      <w:proofErr w:type="spellStart"/>
       <w:r>
         <w:rPr>
           <w:rFonts w:ascii="Consolas" w:eastAsia="Consolas" w:hAnsi="Consolas" w:cs="Consolas"/>
           <w:sz w:val="20"/>
           <w:szCs w:val="20"/>
         </w:rPr>
-        <w:t>dotnet --list-sdks</w:t>
-      </w:r>
+        <w:t>dotnet</w:t>
+      </w:r>
+      <w:proofErr w:type="spellEnd"/>
+      <w:r>
+        <w:rPr>
+          <w:rFonts w:ascii="Consolas" w:eastAsia="Consolas" w:hAnsi="Consolas" w:cs="Consolas"/>
+          <w:sz w:val="20"/>
+          <w:szCs w:val="20"/>
+        </w:rPr>
+        <w:t xml:space="preserve"> --</w:t>
+      </w:r>
+      <w:proofErr w:type="spellStart"/>
+      <w:r>
+        <w:rPr>
+          <w:rFonts w:ascii="Consolas" w:eastAsia="Consolas" w:hAnsi="Consolas" w:cs="Consolas"/>
+          <w:sz w:val="20"/>
+          <w:szCs w:val="20"/>
+        </w:rPr>
+        <w:t>list-sdks</w:t>
+      </w:r>
+      <w:proofErr w:type="spellEnd"/>
       <w:r>
         <w:t>.</w:t>
       </w:r>
@@ -3340,6 +3556,7 @@
       <w:r>
         <w:t xml:space="preserve">Creación de la solución </w:t>
       </w:r>
+      <w:proofErr w:type="spellStart"/>
       <w:r>
         <w:rPr>
           <w:rFonts w:ascii="Consolas" w:eastAsia="Consolas" w:hAnsi="Consolas" w:cs="Consolas"/>
@@ -3348,9 +3565,11 @@
         </w:rPr>
         <w:t>HolaMundoMultihilo.slnx</w:t>
       </w:r>
+      <w:proofErr w:type="spellEnd"/>
       <w:r>
         <w:t xml:space="preserve"> y del proyecto de consola </w:t>
       </w:r>
+      <w:proofErr w:type="spellStart"/>
       <w:r>
         <w:rPr>
           <w:rFonts w:ascii="Consolas" w:eastAsia="Consolas" w:hAnsi="Consolas" w:cs="Consolas"/>
@@ -3359,6 +3578,7 @@
         </w:rPr>
         <w:t>HolaMundoMultihilo</w:t>
       </w:r>
+      <w:proofErr w:type="spellEnd"/>
       <w:r>
         <w:t>.</w:t>
       </w:r>
@@ -3373,7 +3593,15 @@
         <w:spacing w:after="80" w:line="280" w:lineRule="auto"/>
       </w:pPr>
       <w:r>
-        <w:t>Implementación del programa en Program.cs, compilación y ejecución con Ctrl+F5.</w:t>
+        <w:t xml:space="preserve">Implementación del programa en </w:t>
+      </w:r>
+      <w:proofErr w:type="spellStart"/>
+      <w:r>
+        <w:t>Program.cs</w:t>
+      </w:r>
+      <w:proofErr w:type="spellEnd"/>
+      <w:r>
+        <w:t>, compilación y ejecución con Ctrl+F5.</w:t>
       </w:r>
     </w:p>
     <w:p>
@@ -3399,7 +3627,7 @@
           <w:noProof/>
         </w:rPr>
         <w:drawing>
-          <wp:inline distT="0" distB="0" distL="0" distR="0" wp14:anchorId="5651DDED" wp14:editId="21DB386E">
+          <wp:inline distT="0" distB="0" distL="0" distR="0" wp14:anchorId="5651DDED" wp14:editId="1FBF831B">
             <wp:extent cx="5943600" cy="2466340"/>
             <wp:effectExtent l="19050" t="19050" r="19050" b="10160"/>
             <wp:docPr id="764193167" name="Picture 1"/>
@@ -3414,7 +3642,7 @@
                     <pic:cNvPicPr/>
                   </pic:nvPicPr>
                   <pic:blipFill>
-                    <a:blip r:embed="rId11" cstate="print">
+                    <a:blip r:embed="rId9" cstate="print">
                       <a:extLst>
                         <a:ext uri="{28A0092B-C50C-407E-A947-70E740481C1C}">
                           <a14:useLocalDpi xmlns:a14="http://schemas.microsoft.com/office/drawing/2010/main" val="0"/>
@@ -3464,7 +3692,43 @@
           <w:color w:val="595959"/>
           <w:sz w:val="18"/>
         </w:rPr>
-        <w:t>Figura 1. Solución HolaMundoMultihilo abierta en Visual Studio 2026 (Program.cs).</w:t>
+        <w:t xml:space="preserve">Figura 1. Solución </w:t>
+      </w:r>
+      <w:proofErr w:type="spellStart"/>
+      <w:r>
+        <w:rPr>
+          <w:i/>
+          <w:color w:val="595959"/>
+          <w:sz w:val="18"/>
+        </w:rPr>
+        <w:t>HolaMundoMultihilo</w:t>
+      </w:r>
+      <w:proofErr w:type="spellEnd"/>
+      <w:r>
+        <w:rPr>
+          <w:i/>
+          <w:color w:val="595959"/>
+          <w:sz w:val="18"/>
+        </w:rPr>
+        <w:t xml:space="preserve"> abierta en Visual Studio 2026 (</w:t>
+      </w:r>
+      <w:proofErr w:type="spellStart"/>
+      <w:r>
+        <w:rPr>
+          <w:i/>
+          <w:color w:val="595959"/>
+          <w:sz w:val="18"/>
+        </w:rPr>
+        <w:t>Program.cs</w:t>
+      </w:r>
+      <w:proofErr w:type="spellEnd"/>
+      <w:r>
+        <w:rPr>
+          <w:i/>
+          <w:color w:val="595959"/>
+          <w:sz w:val="18"/>
+        </w:rPr>
+        <w:t>).</w:t>
       </w:r>
       <w:bookmarkEnd w:id="12"/>
     </w:p>
@@ -3484,7 +3748,15 @@
         <w:jc w:val="both"/>
       </w:pPr>
       <w:r>
-        <w:t>El programa ejecuta la misma carga de trabajo con tres estrategias y mide el tiempo de cada una. Cada tarea imprime un mensaje «Hola Mundo» indicando su número, el identificador del hilo que la ejecuta, si ese hilo pertenece al ThreadPool y cuántas tareas se están ejecutando simultáneamente. Luego simula trabajo con una pausa de 300 ms.</w:t>
+        <w:t xml:space="preserve">El programa ejecuta la misma carga de trabajo con tres estrategias y mide el tiempo de cada una. Cada tarea imprime un mensaje «Hola Mundo» indicando su número, el identificador del hilo que la ejecuta, si ese hilo pertenece al </w:t>
+      </w:r>
+      <w:proofErr w:type="spellStart"/>
+      <w:r>
+        <w:t>ThreadPool</w:t>
+      </w:r>
+      <w:proofErr w:type="spellEnd"/>
+      <w:r>
+        <w:t xml:space="preserve"> y cuántas tareas se están ejecutando simultáneamente. Luego simula trabajo con una pausa de 300 ms.</w:t>
       </w:r>
     </w:p>
     <w:p>
@@ -3505,6 +3777,7 @@
       <w:r>
         <w:t xml:space="preserve">Al iniciar, el programa lee </w:t>
       </w:r>
+      <w:proofErr w:type="spellStart"/>
       <w:r>
         <w:rPr>
           <w:rFonts w:ascii="Consolas" w:eastAsia="Consolas" w:hAnsi="Consolas" w:cs="Consolas"/>
@@ -3513,9 +3786,11 @@
         </w:rPr>
         <w:t>Environment.ProcessorCount</w:t>
       </w:r>
+      <w:proofErr w:type="spellEnd"/>
       <w:r>
         <w:t xml:space="preserve"> y crea un objeto </w:t>
       </w:r>
+      <w:proofErr w:type="spellStart"/>
       <w:r>
         <w:rPr>
           <w:rFonts w:ascii="Consolas" w:eastAsia="Consolas" w:hAnsi="Consolas" w:cs="Consolas"/>
@@ -3524,9 +3799,11 @@
         </w:rPr>
         <w:t>ParallelOptions</w:t>
       </w:r>
+      <w:proofErr w:type="spellEnd"/>
       <w:r>
         <w:t xml:space="preserve"> con </w:t>
       </w:r>
+      <w:proofErr w:type="spellStart"/>
       <w:r>
         <w:rPr>
           <w:rFonts w:ascii="Consolas" w:eastAsia="Consolas" w:hAnsi="Consolas" w:cs="Consolas"/>
@@ -3535,6 +3812,7 @@
         </w:rPr>
         <w:t>MaxDegreeOfParallelism</w:t>
       </w:r>
+      <w:proofErr w:type="spellEnd"/>
       <w:r>
         <w:t xml:space="preserve"> igual a ese valor. Se lanzan el doble de tareas que procesadores (24 en este equipo) para que el efecto del límite sea visible: si hubiera igual o menos tareas que procesadores, el límite nunca llegaría a actuar.</w:t>
       </w:r>
@@ -3557,6 +3835,7 @@
       <w:r>
         <w:t xml:space="preserve">Un bucle </w:t>
       </w:r>
+      <w:proofErr w:type="spellStart"/>
       <w:r>
         <w:rPr>
           <w:rFonts w:ascii="Consolas" w:eastAsia="Consolas" w:hAnsi="Consolas" w:cs="Consolas"/>
@@ -3565,6 +3844,7 @@
         </w:rPr>
         <w:t>for</w:t>
       </w:r>
+      <w:proofErr w:type="spellEnd"/>
       <w:r>
         <w:t xml:space="preserve"> ejecuta las tareas una detrás de otra en el hilo principal. Sirve como línea base para comparar.</w:t>
       </w:r>
@@ -3575,25 +3855,41 @@
       </w:pPr>
       <w:bookmarkStart w:id="16" w:name="_Toc241691346"/>
       <w:r>
-        <w:t>5.3 Fase 2: Parallel.For</w:t>
+        <w:t xml:space="preserve">5.3 Fase 2: </w:t>
+      </w:r>
+      <w:proofErr w:type="spellStart"/>
+      <w:r>
+        <w:t>Parallel.For</w:t>
       </w:r>
       <w:bookmarkEnd w:id="16"/>
+      <w:proofErr w:type="spellEnd"/>
     </w:p>
     <w:p>
       <w:pPr>
         <w:spacing w:after="120" w:line="300" w:lineRule="auto"/>
         <w:jc w:val="both"/>
       </w:pPr>
+      <w:proofErr w:type="spellStart"/>
       <w:r>
         <w:rPr>
           <w:rFonts w:ascii="Consolas" w:eastAsia="Consolas" w:hAnsi="Consolas" w:cs="Consolas"/>
           <w:sz w:val="20"/>
           <w:szCs w:val="20"/>
         </w:rPr>
+        <w:lastRenderedPageBreak/>
         <w:t>Parallel.For</w:t>
       </w:r>
-      <w:r>
-        <w:t xml:space="preserve"> recibe las opciones con el límite configurado. La TPL reparte las 24 iteraciones entre hilos del ThreadPool, sin permitir más de 12 simultáneas. El hilo principal también participa en el trabajo.</w:t>
+      <w:proofErr w:type="spellEnd"/>
+      <w:r>
+        <w:t xml:space="preserve"> recibe las opciones con el límite configurado. La TPL reparte las 24 iteraciones entre hilos del </w:t>
+      </w:r>
+      <w:proofErr w:type="spellStart"/>
+      <w:r>
+        <w:t>ThreadPool</w:t>
+      </w:r>
+      <w:proofErr w:type="spellEnd"/>
+      <w:r>
+        <w:t>, sin permitir más de 12 simultáneas. El hilo principal también participa en el trabajo.</w:t>
       </w:r>
     </w:p>
     <w:p>
@@ -3602,9 +3898,22 @@
       </w:pPr>
       <w:bookmarkStart w:id="17" w:name="_Toc241691347"/>
       <w:r>
-        <w:t>5.4 Fase 3: Task.Run con SemaphoreSlim</w:t>
+        <w:t xml:space="preserve">5.4 Fase 3: </w:t>
+      </w:r>
+      <w:proofErr w:type="spellStart"/>
+      <w:r>
+        <w:t>Task.Run</w:t>
+      </w:r>
+      <w:proofErr w:type="spellEnd"/>
+      <w:r>
+        <w:t xml:space="preserve"> con </w:t>
+      </w:r>
+      <w:proofErr w:type="spellStart"/>
+      <w:r>
+        <w:t>SemaphoreSlim</w:t>
       </w:r>
       <w:bookmarkEnd w:id="17"/>
+      <w:proofErr w:type="spellEnd"/>
     </w:p>
     <w:p>
       <w:pPr>
@@ -3614,6 +3923,7 @@
       <w:r>
         <w:t xml:space="preserve">Se crean 24 tareas con </w:t>
       </w:r>
+      <w:proofErr w:type="spellStart"/>
       <w:r>
         <w:rPr>
           <w:rFonts w:ascii="Consolas" w:eastAsia="Consolas" w:hAnsi="Consolas" w:cs="Consolas"/>
@@ -3622,9 +3932,11 @@
         </w:rPr>
         <w:t>Task.Run</w:t>
       </w:r>
+      <w:proofErr w:type="spellEnd"/>
       <w:r>
         <w:t xml:space="preserve">. Cada una debe obtener un permiso del </w:t>
       </w:r>
+      <w:proofErr w:type="spellStart"/>
       <w:r>
         <w:rPr>
           <w:rFonts w:ascii="Consolas" w:eastAsia="Consolas" w:hAnsi="Consolas" w:cs="Consolas"/>
@@ -3633,9 +3945,11 @@
         </w:rPr>
         <w:t>SemaphoreSlim</w:t>
       </w:r>
+      <w:proofErr w:type="spellEnd"/>
       <w:r>
         <w:t xml:space="preserve"> (inicializado con </w:t>
       </w:r>
+      <w:proofErr w:type="spellStart"/>
       <w:r>
         <w:rPr>
           <w:rFonts w:ascii="Consolas" w:eastAsia="Consolas" w:hAnsi="Consolas" w:cs="Consolas"/>
@@ -3644,9 +3958,11 @@
         </w:rPr>
         <w:t>Environment.ProcessorCount</w:t>
       </w:r>
+      <w:proofErr w:type="spellEnd"/>
       <w:r>
         <w:t xml:space="preserve">) antes de trabajar, y lo libera al terminar. </w:t>
       </w:r>
+      <w:proofErr w:type="spellStart"/>
       <w:r>
         <w:rPr>
           <w:rFonts w:ascii="Consolas" w:eastAsia="Consolas" w:hAnsi="Consolas" w:cs="Consolas"/>
@@ -3655,6 +3971,7 @@
         </w:rPr>
         <w:t>Task.WhenAll</w:t>
       </w:r>
+      <w:proofErr w:type="spellEnd"/>
       <w:r>
         <w:t xml:space="preserve"> espera a que todas finalicen.</w:t>
       </w:r>
@@ -3677,6 +3994,7 @@
       <w:r>
         <w:t xml:space="preserve">Para comprobar que el límite se respeta, cada tarea incrementa un contador compartido al empezar y lo decrementa al terminar, usando operaciones atómicas de la clase </w:t>
       </w:r>
+      <w:proofErr w:type="spellStart"/>
       <w:r>
         <w:rPr>
           <w:rFonts w:ascii="Consolas" w:eastAsia="Consolas" w:hAnsi="Consolas" w:cs="Consolas"/>
@@ -3685,6 +4003,7 @@
         </w:rPr>
         <w:t>Interlocked</w:t>
       </w:r>
+      <w:proofErr w:type="spellEnd"/>
       <w:r>
         <w:t xml:space="preserve"> para evitar condiciones de carrera. El valor más alto alcanzado por ese contador es la concurrencia máxima observada, que se muestra en el resumen final.</w:t>
       </w:r>
@@ -3705,8 +4024,17 @@
         <w:jc w:val="both"/>
       </w:pPr>
       <w:r>
-        <w:t xml:space="preserve">A continuación se presenta el contenido completo de </w:t>
-      </w:r>
+        <w:t xml:space="preserve">A </w:t>
+      </w:r>
+      <w:proofErr w:type="gramStart"/>
+      <w:r>
+        <w:t>continuación</w:t>
+      </w:r>
+      <w:proofErr w:type="gramEnd"/>
+      <w:r>
+        <w:t xml:space="preserve"> se presenta el contenido completo de </w:t>
+      </w:r>
+      <w:proofErr w:type="spellStart"/>
       <w:r>
         <w:rPr>
           <w:rFonts w:ascii="Consolas" w:eastAsia="Consolas" w:hAnsi="Consolas" w:cs="Consolas"/>
@@ -3715,6 +4043,7 @@
         </w:rPr>
         <w:t>Program.cs</w:t>
       </w:r>
+      <w:proofErr w:type="spellEnd"/>
       <w:r>
         <w:t>:</w:t>
       </w:r>
@@ -3753,58 +4082,142 @@
           <w:szCs w:val="16"/>
           <w:lang w:val="en-US"/>
         </w:rPr>
-        <w:t>using System.Collections.Concurrent;</w:t>
-      </w:r>
-    </w:p>
-    <w:p>
-      <w:pPr>
-        <w:shd w:val="clear" w:color="auto" w:fill="F5F5F5"/>
-        <w:rPr>
-          <w:lang w:val="en-US"/>
-        </w:rPr>
-      </w:pPr>
-      <w:r>
-        <w:rPr>
-          <w:rFonts w:ascii="Consolas" w:eastAsia="Consolas" w:hAnsi="Consolas" w:cs="Consolas"/>
-          <w:sz w:val="16"/>
-          <w:szCs w:val="16"/>
-          <w:lang w:val="en-US"/>
-        </w:rPr>
-        <w:t>using System.Diagnostics;</w:t>
-      </w:r>
-    </w:p>
-    <w:p>
-      <w:pPr>
-        <w:shd w:val="clear" w:color="auto" w:fill="F5F5F5"/>
-        <w:rPr>
-          <w:lang w:val="en-US"/>
-        </w:rPr>
-      </w:pPr>
-      <w:r>
-        <w:rPr>
-          <w:rFonts w:ascii="Consolas" w:eastAsia="Consolas" w:hAnsi="Consolas" w:cs="Consolas"/>
-          <w:sz w:val="16"/>
-          <w:szCs w:val="16"/>
-          <w:lang w:val="en-US"/>
-        </w:rPr>
-        <w:t>using System.Threading;</w:t>
-      </w:r>
-    </w:p>
-    <w:p>
-      <w:pPr>
-        <w:shd w:val="clear" w:color="auto" w:fill="F5F5F5"/>
-        <w:rPr>
-          <w:lang w:val="en-US"/>
-        </w:rPr>
-      </w:pPr>
-      <w:r>
-        <w:rPr>
-          <w:rFonts w:ascii="Consolas" w:eastAsia="Consolas" w:hAnsi="Consolas" w:cs="Consolas"/>
-          <w:sz w:val="16"/>
-          <w:szCs w:val="16"/>
-          <w:lang w:val="en-US"/>
-        </w:rPr>
-        <w:t>using System.Threading.Tasks;</w:t>
+        <w:t xml:space="preserve">using </w:t>
+      </w:r>
+      <w:proofErr w:type="spellStart"/>
+      <w:proofErr w:type="gramStart"/>
+      <w:r>
+        <w:rPr>
+          <w:rFonts w:ascii="Consolas" w:eastAsia="Consolas" w:hAnsi="Consolas" w:cs="Consolas"/>
+          <w:sz w:val="16"/>
+          <w:szCs w:val="16"/>
+          <w:lang w:val="en-US"/>
+        </w:rPr>
+        <w:t>System.Collections.Concurrent</w:t>
+      </w:r>
+      <w:proofErr w:type="spellEnd"/>
+      <w:proofErr w:type="gramEnd"/>
+      <w:r>
+        <w:rPr>
+          <w:rFonts w:ascii="Consolas" w:eastAsia="Consolas" w:hAnsi="Consolas" w:cs="Consolas"/>
+          <w:sz w:val="16"/>
+          <w:szCs w:val="16"/>
+          <w:lang w:val="en-US"/>
+        </w:rPr>
+        <w:t>;</w:t>
+      </w:r>
+    </w:p>
+    <w:p>
+      <w:pPr>
+        <w:shd w:val="clear" w:color="auto" w:fill="F5F5F5"/>
+        <w:rPr>
+          <w:lang w:val="en-US"/>
+        </w:rPr>
+      </w:pPr>
+      <w:r>
+        <w:rPr>
+          <w:rFonts w:ascii="Consolas" w:eastAsia="Consolas" w:hAnsi="Consolas" w:cs="Consolas"/>
+          <w:sz w:val="16"/>
+          <w:szCs w:val="16"/>
+          <w:lang w:val="en-US"/>
+        </w:rPr>
+        <w:t xml:space="preserve">using </w:t>
+      </w:r>
+      <w:proofErr w:type="spellStart"/>
+      <w:r>
+        <w:rPr>
+          <w:rFonts w:ascii="Consolas" w:eastAsia="Consolas" w:hAnsi="Consolas" w:cs="Consolas"/>
+          <w:sz w:val="16"/>
+          <w:szCs w:val="16"/>
+          <w:lang w:val="en-US"/>
+        </w:rPr>
+        <w:t>System.Diagnostics</w:t>
+      </w:r>
+      <w:proofErr w:type="spellEnd"/>
+      <w:r>
+        <w:rPr>
+          <w:rFonts w:ascii="Consolas" w:eastAsia="Consolas" w:hAnsi="Consolas" w:cs="Consolas"/>
+          <w:sz w:val="16"/>
+          <w:szCs w:val="16"/>
+          <w:lang w:val="en-US"/>
+        </w:rPr>
+        <w:t>;</w:t>
+      </w:r>
+    </w:p>
+    <w:p>
+      <w:pPr>
+        <w:shd w:val="clear" w:color="auto" w:fill="F5F5F5"/>
+        <w:rPr>
+          <w:lang w:val="en-US"/>
+        </w:rPr>
+      </w:pPr>
+      <w:r>
+        <w:rPr>
+          <w:rFonts w:ascii="Consolas" w:eastAsia="Consolas" w:hAnsi="Consolas" w:cs="Consolas"/>
+          <w:sz w:val="16"/>
+          <w:szCs w:val="16"/>
+          <w:lang w:val="en-US"/>
+        </w:rPr>
+        <w:t xml:space="preserve">using </w:t>
+      </w:r>
+      <w:proofErr w:type="spellStart"/>
+      <w:r>
+        <w:rPr>
+          <w:rFonts w:ascii="Consolas" w:eastAsia="Consolas" w:hAnsi="Consolas" w:cs="Consolas"/>
+          <w:sz w:val="16"/>
+          <w:szCs w:val="16"/>
+          <w:lang w:val="en-US"/>
+        </w:rPr>
+        <w:t>System.Threading</w:t>
+      </w:r>
+      <w:proofErr w:type="spellEnd"/>
+      <w:r>
+        <w:rPr>
+          <w:rFonts w:ascii="Consolas" w:eastAsia="Consolas" w:hAnsi="Consolas" w:cs="Consolas"/>
+          <w:sz w:val="16"/>
+          <w:szCs w:val="16"/>
+          <w:lang w:val="en-US"/>
+        </w:rPr>
+        <w:t>;</w:t>
+      </w:r>
+    </w:p>
+    <w:p>
+      <w:pPr>
+        <w:shd w:val="clear" w:color="auto" w:fill="F5F5F5"/>
+        <w:rPr>
+          <w:lang w:val="en-US"/>
+        </w:rPr>
+      </w:pPr>
+      <w:r>
+        <w:rPr>
+          <w:rFonts w:ascii="Consolas" w:eastAsia="Consolas" w:hAnsi="Consolas" w:cs="Consolas"/>
+          <w:sz w:val="16"/>
+          <w:szCs w:val="16"/>
+          <w:lang w:val="en-US"/>
+        </w:rPr>
+        <w:t xml:space="preserve">using </w:t>
+      </w:r>
+      <w:proofErr w:type="spellStart"/>
+      <w:proofErr w:type="gramStart"/>
+      <w:r>
+        <w:rPr>
+          <w:rFonts w:ascii="Consolas" w:eastAsia="Consolas" w:hAnsi="Consolas" w:cs="Consolas"/>
+          <w:sz w:val="16"/>
+          <w:szCs w:val="16"/>
+          <w:lang w:val="en-US"/>
+        </w:rPr>
+        <w:t>System.Threading.Tasks</w:t>
+      </w:r>
+      <w:proofErr w:type="spellEnd"/>
+      <w:proofErr w:type="gramEnd"/>
+      <w:r>
+        <w:rPr>
+          <w:rFonts w:ascii="Consolas" w:eastAsia="Consolas" w:hAnsi="Consolas" w:cs="Consolas"/>
+          <w:sz w:val="16"/>
+          <w:szCs w:val="16"/>
+          <w:lang w:val="en-US"/>
+        </w:rPr>
+        <w:t>;</w:t>
       </w:r>
     </w:p>
     <w:p>
@@ -3838,8 +4251,19 @@
           <w:szCs w:val="16"/>
           <w:lang w:val="en-US"/>
         </w:rPr>
-        <w:t>namespace HolaMundoMultihilo</w:t>
-      </w:r>
+        <w:t xml:space="preserve">namespace </w:t>
+      </w:r>
+      <w:proofErr w:type="spellStart"/>
+      <w:r>
+        <w:rPr>
+          <w:rFonts w:ascii="Consolas" w:eastAsia="Consolas" w:hAnsi="Consolas" w:cs="Consolas"/>
+          <w:sz w:val="16"/>
+          <w:szCs w:val="16"/>
+          <w:lang w:val="en-US"/>
+        </w:rPr>
+        <w:t>HolaMundoMultihilo</w:t>
+      </w:r>
+      <w:proofErr w:type="spellEnd"/>
     </w:p>
     <w:p>
       <w:pPr>
@@ -3864,8 +4288,36 @@
           <w:sz w:val="16"/>
           <w:szCs w:val="16"/>
         </w:rPr>
-        <w:t>    class Program</w:t>
-      </w:r>
+        <w:t>    </w:t>
+      </w:r>
+      <w:proofErr w:type="spellStart"/>
+      <w:r>
+        <w:rPr>
+          <w:rFonts w:ascii="Consolas" w:eastAsia="Consolas" w:hAnsi="Consolas" w:cs="Consolas"/>
+          <w:sz w:val="16"/>
+          <w:szCs w:val="16"/>
+        </w:rPr>
+        <w:t>class</w:t>
+      </w:r>
+      <w:proofErr w:type="spellEnd"/>
+      <w:r>
+        <w:rPr>
+          <w:rFonts w:ascii="Consolas" w:eastAsia="Consolas" w:hAnsi="Consolas" w:cs="Consolas"/>
+          <w:sz w:val="16"/>
+          <w:szCs w:val="16"/>
+        </w:rPr>
+        <w:t xml:space="preserve"> </w:t>
+      </w:r>
+      <w:proofErr w:type="spellStart"/>
+      <w:r>
+        <w:rPr>
+          <w:rFonts w:ascii="Consolas" w:eastAsia="Consolas" w:hAnsi="Consolas" w:cs="Consolas"/>
+          <w:sz w:val="16"/>
+          <w:szCs w:val="16"/>
+        </w:rPr>
+        <w:t>Program</w:t>
+      </w:r>
+      <w:proofErr w:type="spellEnd"/>
     </w:p>
     <w:p>
       <w:pPr>
@@ -3915,24 +4367,64 @@
           <w:szCs w:val="16"/>
           <w:lang w:val="en-US"/>
         </w:rPr>
-        <w:t>static int concurrenciaActual;</w:t>
-      </w:r>
-    </w:p>
-    <w:p>
-      <w:pPr>
-        <w:shd w:val="clear" w:color="auto" w:fill="F5F5F5"/>
-        <w:rPr>
-          <w:lang w:val="en-US"/>
-        </w:rPr>
-      </w:pPr>
-      <w:r>
-        <w:rPr>
-          <w:rFonts w:ascii="Consolas" w:eastAsia="Consolas" w:hAnsi="Consolas" w:cs="Consolas"/>
-          <w:sz w:val="16"/>
-          <w:szCs w:val="16"/>
-          <w:lang w:val="en-US"/>
-        </w:rPr>
-        <w:t>        static int concurrenciaMaxima;</w:t>
+        <w:t xml:space="preserve">static int </w:t>
+      </w:r>
+      <w:proofErr w:type="spellStart"/>
+      <w:r>
+        <w:rPr>
+          <w:rFonts w:ascii="Consolas" w:eastAsia="Consolas" w:hAnsi="Consolas" w:cs="Consolas"/>
+          <w:sz w:val="16"/>
+          <w:szCs w:val="16"/>
+          <w:lang w:val="en-US"/>
+        </w:rPr>
+        <w:t>concurrenciaActual</w:t>
+      </w:r>
+      <w:proofErr w:type="spellEnd"/>
+      <w:r>
+        <w:rPr>
+          <w:rFonts w:ascii="Consolas" w:eastAsia="Consolas" w:hAnsi="Consolas" w:cs="Consolas"/>
+          <w:sz w:val="16"/>
+          <w:szCs w:val="16"/>
+          <w:lang w:val="en-US"/>
+        </w:rPr>
+        <w:t>;</w:t>
+      </w:r>
+    </w:p>
+    <w:p>
+      <w:pPr>
+        <w:shd w:val="clear" w:color="auto" w:fill="F5F5F5"/>
+        <w:rPr>
+          <w:lang w:val="en-US"/>
+        </w:rPr>
+      </w:pPr>
+      <w:r>
+        <w:rPr>
+          <w:rFonts w:ascii="Consolas" w:eastAsia="Consolas" w:hAnsi="Consolas" w:cs="Consolas"/>
+          <w:sz w:val="16"/>
+          <w:szCs w:val="16"/>
+          <w:lang w:val="en-US"/>
+        </w:rPr>
+        <w:t xml:space="preserve">        static int </w:t>
+      </w:r>
+      <w:proofErr w:type="spellStart"/>
+      <w:r>
+        <w:rPr>
+          <w:rFonts w:ascii="Consolas" w:eastAsia="Consolas" w:hAnsi="Consolas" w:cs="Consolas"/>
+          <w:sz w:val="16"/>
+          <w:szCs w:val="16"/>
+          <w:lang w:val="en-US"/>
+        </w:rPr>
+        <w:t>concurrenciaMaxima</w:t>
+      </w:r>
+      <w:proofErr w:type="spellEnd"/>
+      <w:r>
+        <w:rPr>
+          <w:rFonts w:ascii="Consolas" w:eastAsia="Consolas" w:hAnsi="Consolas" w:cs="Consolas"/>
+          <w:sz w:val="16"/>
+          <w:szCs w:val="16"/>
+          <w:lang w:val="en-US"/>
+        </w:rPr>
+        <w:t>;</w:t>
       </w:r>
     </w:p>
     <w:p>
@@ -3966,7 +4458,47 @@
           <w:szCs w:val="16"/>
           <w:lang w:val="en-US"/>
         </w:rPr>
-        <w:t>        static async Task Main(string[] args)</w:t>
+        <w:t>        static async Task Main(</w:t>
+      </w:r>
+      <w:proofErr w:type="gramStart"/>
+      <w:r>
+        <w:rPr>
+          <w:rFonts w:ascii="Consolas" w:eastAsia="Consolas" w:hAnsi="Consolas" w:cs="Consolas"/>
+          <w:sz w:val="16"/>
+          <w:szCs w:val="16"/>
+          <w:lang w:val="en-US"/>
+        </w:rPr>
+        <w:t>string[</w:t>
+      </w:r>
+      <w:proofErr w:type="gramEnd"/>
+      <w:r>
+        <w:rPr>
+          <w:rFonts w:ascii="Consolas" w:eastAsia="Consolas" w:hAnsi="Consolas" w:cs="Consolas"/>
+          <w:sz w:val="16"/>
+          <w:szCs w:val="16"/>
+          <w:lang w:val="en-US"/>
+        </w:rPr>
+        <w:t xml:space="preserve">] </w:t>
+      </w:r>
+      <w:proofErr w:type="spellStart"/>
+      <w:r>
+        <w:rPr>
+          <w:rFonts w:ascii="Consolas" w:eastAsia="Consolas" w:hAnsi="Consolas" w:cs="Consolas"/>
+          <w:sz w:val="16"/>
+          <w:szCs w:val="16"/>
+          <w:lang w:val="en-US"/>
+        </w:rPr>
+        <w:t>args</w:t>
+      </w:r>
+      <w:proofErr w:type="spellEnd"/>
+      <w:r>
+        <w:rPr>
+          <w:rFonts w:ascii="Consolas" w:eastAsia="Consolas" w:hAnsi="Consolas" w:cs="Consolas"/>
+          <w:sz w:val="16"/>
+          <w:szCs w:val="16"/>
+          <w:lang w:val="en-US"/>
+        </w:rPr>
+        <w:t>)</w:t>
       </w:r>
     </w:p>
     <w:p>
@@ -4000,7 +4532,47 @@
           <w:szCs w:val="16"/>
           <w:lang w:val="en-US"/>
         </w:rPr>
-        <w:t>            Console.OutputEncoding = System.Text.Encoding.UTF8;</w:t>
+        <w:t>            </w:t>
+      </w:r>
+      <w:proofErr w:type="spellStart"/>
+      <w:r>
+        <w:rPr>
+          <w:rFonts w:ascii="Consolas" w:eastAsia="Consolas" w:hAnsi="Consolas" w:cs="Consolas"/>
+          <w:sz w:val="16"/>
+          <w:szCs w:val="16"/>
+          <w:lang w:val="en-US"/>
+        </w:rPr>
+        <w:t>Console.OutputEncoding</w:t>
+      </w:r>
+      <w:proofErr w:type="spellEnd"/>
+      <w:r>
+        <w:rPr>
+          <w:rFonts w:ascii="Consolas" w:eastAsia="Consolas" w:hAnsi="Consolas" w:cs="Consolas"/>
+          <w:sz w:val="16"/>
+          <w:szCs w:val="16"/>
+          <w:lang w:val="en-US"/>
+        </w:rPr>
+        <w:t xml:space="preserve"> = </w:t>
+      </w:r>
+      <w:proofErr w:type="gramStart"/>
+      <w:r>
+        <w:rPr>
+          <w:rFonts w:ascii="Consolas" w:eastAsia="Consolas" w:hAnsi="Consolas" w:cs="Consolas"/>
+          <w:sz w:val="16"/>
+          <w:szCs w:val="16"/>
+          <w:lang w:val="en-US"/>
+        </w:rPr>
+        <w:t>System.Text.Encoding.UTF</w:t>
+      </w:r>
+      <w:proofErr w:type="gramEnd"/>
+      <w:r>
+        <w:rPr>
+          <w:rFonts w:ascii="Consolas" w:eastAsia="Consolas" w:hAnsi="Consolas" w:cs="Consolas"/>
+          <w:sz w:val="16"/>
+          <w:szCs w:val="16"/>
+          <w:lang w:val="en-US"/>
+        </w:rPr>
+        <w:t>8;</w:t>
       </w:r>
     </w:p>
     <w:p>
@@ -4052,7 +4624,43 @@
           <w:sz w:val="16"/>
           <w:szCs w:val="16"/>
         </w:rPr>
-        <w:t>            Console.WriteLine(" PRÁCTICA 1: HOLA MUNDO MULTIHILO EN C# (TPL)    ");</w:t>
+        <w:t>            </w:t>
+      </w:r>
+      <w:proofErr w:type="spellStart"/>
+      <w:r>
+        <w:rPr>
+          <w:rFonts w:ascii="Consolas" w:eastAsia="Consolas" w:hAnsi="Consolas" w:cs="Consolas"/>
+          <w:sz w:val="16"/>
+          <w:szCs w:val="16"/>
+        </w:rPr>
+        <w:t>Console.WriteLine</w:t>
+      </w:r>
+      <w:proofErr w:type="spellEnd"/>
+      <w:r>
+        <w:rPr>
+          <w:rFonts w:ascii="Consolas" w:eastAsia="Consolas" w:hAnsi="Consolas" w:cs="Consolas"/>
+          <w:sz w:val="16"/>
+          <w:szCs w:val="16"/>
+        </w:rPr>
+        <w:t>(" PRÁCTICA 1: HOLA MUNDO MULTIHILO EN C# (</w:t>
+      </w:r>
+      <w:proofErr w:type="gramStart"/>
+      <w:r>
+        <w:rPr>
+          <w:rFonts w:ascii="Consolas" w:eastAsia="Consolas" w:hAnsi="Consolas" w:cs="Consolas"/>
+          <w:sz w:val="16"/>
+          <w:szCs w:val="16"/>
+        </w:rPr>
+        <w:t xml:space="preserve">TPL)   </w:t>
+      </w:r>
+      <w:proofErr w:type="gramEnd"/>
+      <w:r>
+        <w:rPr>
+          <w:rFonts w:ascii="Consolas" w:eastAsia="Consolas" w:hAnsi="Consolas" w:cs="Consolas"/>
+          <w:sz w:val="16"/>
+          <w:szCs w:val="16"/>
+        </w:rPr>
+        <w:t xml:space="preserve"> ");</w:t>
       </w:r>
     </w:p>
     <w:p>
@@ -4104,52 +4712,18 @@
           <w:sz w:val="16"/>
           <w:szCs w:val="16"/>
         </w:rPr>
-        <w:t>            int procesadoresLogicos = Environment.ProcessorCount;</w:t>
-      </w:r>
-    </w:p>
-    <w:p>
-      <w:pPr>
-        <w:shd w:val="clear" w:color="auto" w:fill="F5F5F5"/>
-      </w:pPr>
-      <w:r>
-        <w:rPr>
-          <w:rFonts w:ascii="Consolas" w:eastAsia="Consolas" w:hAnsi="Consolas" w:cs="Consolas"/>
-          <w:sz w:val="16"/>
-          <w:szCs w:val="16"/>
-        </w:rPr>
-        <w:t>            Console.WriteLine($"\n[INFO] Sistema operativo            : {Environment.OSVersion}");</w:t>
-      </w:r>
-    </w:p>
-    <w:p>
-      <w:pPr>
-        <w:shd w:val="clear" w:color="auto" w:fill="F5F5F5"/>
-      </w:pPr>
-      <w:r>
-        <w:rPr>
-          <w:rFonts w:ascii="Consolas" w:eastAsia="Consolas" w:hAnsi="Consolas" w:cs="Consolas"/>
-          <w:sz w:val="16"/>
-          <w:szCs w:val="16"/>
-        </w:rPr>
-        <w:t>            Console.WriteLine($"[INFO] Versión de .NET              : {Environment.Version}");</w:t>
-      </w:r>
-    </w:p>
-    <w:p>
-      <w:pPr>
-        <w:shd w:val="clear" w:color="auto" w:fill="F5F5F5"/>
-      </w:pPr>
-      <w:r>
-        <w:rPr>
-          <w:rFonts w:ascii="Consolas" w:eastAsia="Consolas" w:hAnsi="Consolas" w:cs="Consolas"/>
-          <w:sz w:val="16"/>
-          <w:szCs w:val="16"/>
-        </w:rPr>
-        <w:t>            Console.WriteLine($"[INFO] Procesadores lógicos         : {procesadoresLogicos}");</w:t>
-      </w:r>
-    </w:p>
-    <w:p>
-      <w:pPr>
-        <w:shd w:val="clear" w:color="auto" w:fill="F5F5F5"/>
-      </w:pPr>
+        <w:t>            </w:t>
+      </w:r>
+      <w:proofErr w:type="spellStart"/>
+      <w:r>
+        <w:rPr>
+          <w:rFonts w:ascii="Consolas" w:eastAsia="Consolas" w:hAnsi="Consolas" w:cs="Consolas"/>
+          <w:sz w:val="16"/>
+          <w:szCs w:val="16"/>
+        </w:rPr>
+        <w:t>int</w:t>
+      </w:r>
+      <w:proofErr w:type="spellEnd"/>
       <w:r>
         <w:rPr>
           <w:rFonts w:ascii="Consolas" w:eastAsia="Consolas" w:hAnsi="Consolas" w:cs="Consolas"/>
@@ -4158,18 +4732,286 @@
         </w:rPr>
         <w:t xml:space="preserve"> </w:t>
       </w:r>
-    </w:p>
-    <w:p>
-      <w:pPr>
-        <w:shd w:val="clear" w:color="auto" w:fill="F5F5F5"/>
-      </w:pPr>
-      <w:r>
-        <w:rPr>
-          <w:rFonts w:ascii="Consolas" w:eastAsia="Consolas" w:hAnsi="Consolas" w:cs="Consolas"/>
-          <w:sz w:val="16"/>
-          <w:szCs w:val="16"/>
-        </w:rPr>
-        <w:t>            // 2. Grado máximo de paralelismo configurado a partir de Environment.ProcessorCount.</w:t>
+      <w:proofErr w:type="spellStart"/>
+      <w:r>
+        <w:rPr>
+          <w:rFonts w:ascii="Consolas" w:eastAsia="Consolas" w:hAnsi="Consolas" w:cs="Consolas"/>
+          <w:sz w:val="16"/>
+          <w:szCs w:val="16"/>
+        </w:rPr>
+        <w:t>procesadoresLogicos</w:t>
+      </w:r>
+      <w:proofErr w:type="spellEnd"/>
+      <w:r>
+        <w:rPr>
+          <w:rFonts w:ascii="Consolas" w:eastAsia="Consolas" w:hAnsi="Consolas" w:cs="Consolas"/>
+          <w:sz w:val="16"/>
+          <w:szCs w:val="16"/>
+        </w:rPr>
+        <w:t xml:space="preserve"> = </w:t>
+      </w:r>
+      <w:proofErr w:type="spellStart"/>
+      <w:r>
+        <w:rPr>
+          <w:rFonts w:ascii="Consolas" w:eastAsia="Consolas" w:hAnsi="Consolas" w:cs="Consolas"/>
+          <w:sz w:val="16"/>
+          <w:szCs w:val="16"/>
+        </w:rPr>
+        <w:t>Environment.ProcessorCount</w:t>
+      </w:r>
+      <w:proofErr w:type="spellEnd"/>
+      <w:r>
+        <w:rPr>
+          <w:rFonts w:ascii="Consolas" w:eastAsia="Consolas" w:hAnsi="Consolas" w:cs="Consolas"/>
+          <w:sz w:val="16"/>
+          <w:szCs w:val="16"/>
+        </w:rPr>
+        <w:t>;</w:t>
+      </w:r>
+    </w:p>
+    <w:p>
+      <w:pPr>
+        <w:shd w:val="clear" w:color="auto" w:fill="F5F5F5"/>
+      </w:pPr>
+      <w:r>
+        <w:rPr>
+          <w:rFonts w:ascii="Consolas" w:eastAsia="Consolas" w:hAnsi="Consolas" w:cs="Consolas"/>
+          <w:sz w:val="16"/>
+          <w:szCs w:val="16"/>
+        </w:rPr>
+        <w:t>            </w:t>
+      </w:r>
+      <w:proofErr w:type="spellStart"/>
+      <w:r>
+        <w:rPr>
+          <w:rFonts w:ascii="Consolas" w:eastAsia="Consolas" w:hAnsi="Consolas" w:cs="Consolas"/>
+          <w:sz w:val="16"/>
+          <w:szCs w:val="16"/>
+        </w:rPr>
+        <w:t>Console.WriteLine</w:t>
+      </w:r>
+      <w:proofErr w:type="spellEnd"/>
+      <w:r>
+        <w:rPr>
+          <w:rFonts w:ascii="Consolas" w:eastAsia="Consolas" w:hAnsi="Consolas" w:cs="Consolas"/>
+          <w:sz w:val="16"/>
+          <w:szCs w:val="16"/>
+        </w:rPr>
+        <w:t xml:space="preserve">($"\n[INFO] Sistema operativo          </w:t>
+      </w:r>
+      <w:proofErr w:type="gramStart"/>
+      <w:r>
+        <w:rPr>
+          <w:rFonts w:ascii="Consolas" w:eastAsia="Consolas" w:hAnsi="Consolas" w:cs="Consolas"/>
+          <w:sz w:val="16"/>
+          <w:szCs w:val="16"/>
+        </w:rPr>
+        <w:t xml:space="preserve">  :</w:t>
+      </w:r>
+      <w:proofErr w:type="gramEnd"/>
+      <w:r>
+        <w:rPr>
+          <w:rFonts w:ascii="Consolas" w:eastAsia="Consolas" w:hAnsi="Consolas" w:cs="Consolas"/>
+          <w:sz w:val="16"/>
+          <w:szCs w:val="16"/>
+        </w:rPr>
+        <w:t xml:space="preserve"> {</w:t>
+      </w:r>
+      <w:proofErr w:type="spellStart"/>
+      <w:r>
+        <w:rPr>
+          <w:rFonts w:ascii="Consolas" w:eastAsia="Consolas" w:hAnsi="Consolas" w:cs="Consolas"/>
+          <w:sz w:val="16"/>
+          <w:szCs w:val="16"/>
+        </w:rPr>
+        <w:t>Environment.OSVersion</w:t>
+      </w:r>
+      <w:proofErr w:type="spellEnd"/>
+      <w:r>
+        <w:rPr>
+          <w:rFonts w:ascii="Consolas" w:eastAsia="Consolas" w:hAnsi="Consolas" w:cs="Consolas"/>
+          <w:sz w:val="16"/>
+          <w:szCs w:val="16"/>
+        </w:rPr>
+        <w:t>}");</w:t>
+      </w:r>
+    </w:p>
+    <w:p>
+      <w:pPr>
+        <w:shd w:val="clear" w:color="auto" w:fill="F5F5F5"/>
+      </w:pPr>
+      <w:r>
+        <w:rPr>
+          <w:rFonts w:ascii="Consolas" w:eastAsia="Consolas" w:hAnsi="Consolas" w:cs="Consolas"/>
+          <w:sz w:val="16"/>
+          <w:szCs w:val="16"/>
+        </w:rPr>
+        <w:t>            </w:t>
+      </w:r>
+      <w:proofErr w:type="spellStart"/>
+      <w:r>
+        <w:rPr>
+          <w:rFonts w:ascii="Consolas" w:eastAsia="Consolas" w:hAnsi="Consolas" w:cs="Consolas"/>
+          <w:sz w:val="16"/>
+          <w:szCs w:val="16"/>
+        </w:rPr>
+        <w:t>Console.WriteLine</w:t>
+      </w:r>
+      <w:proofErr w:type="spellEnd"/>
+      <w:r>
+        <w:rPr>
+          <w:rFonts w:ascii="Consolas" w:eastAsia="Consolas" w:hAnsi="Consolas" w:cs="Consolas"/>
+          <w:sz w:val="16"/>
+          <w:szCs w:val="16"/>
+        </w:rPr>
+        <w:t xml:space="preserve">($"[INFO] Versión de .NET            </w:t>
+      </w:r>
+      <w:proofErr w:type="gramStart"/>
+      <w:r>
+        <w:rPr>
+          <w:rFonts w:ascii="Consolas" w:eastAsia="Consolas" w:hAnsi="Consolas" w:cs="Consolas"/>
+          <w:sz w:val="16"/>
+          <w:szCs w:val="16"/>
+        </w:rPr>
+        <w:t xml:space="preserve">  :</w:t>
+      </w:r>
+      <w:proofErr w:type="gramEnd"/>
+      <w:r>
+        <w:rPr>
+          <w:rFonts w:ascii="Consolas" w:eastAsia="Consolas" w:hAnsi="Consolas" w:cs="Consolas"/>
+          <w:sz w:val="16"/>
+          <w:szCs w:val="16"/>
+        </w:rPr>
+        <w:t xml:space="preserve"> {</w:t>
+      </w:r>
+      <w:proofErr w:type="spellStart"/>
+      <w:r>
+        <w:rPr>
+          <w:rFonts w:ascii="Consolas" w:eastAsia="Consolas" w:hAnsi="Consolas" w:cs="Consolas"/>
+          <w:sz w:val="16"/>
+          <w:szCs w:val="16"/>
+        </w:rPr>
+        <w:t>Environment.Version</w:t>
+      </w:r>
+      <w:proofErr w:type="spellEnd"/>
+      <w:r>
+        <w:rPr>
+          <w:rFonts w:ascii="Consolas" w:eastAsia="Consolas" w:hAnsi="Consolas" w:cs="Consolas"/>
+          <w:sz w:val="16"/>
+          <w:szCs w:val="16"/>
+        </w:rPr>
+        <w:t>}");</w:t>
+      </w:r>
+    </w:p>
+    <w:p>
+      <w:pPr>
+        <w:shd w:val="clear" w:color="auto" w:fill="F5F5F5"/>
+      </w:pPr>
+      <w:r>
+        <w:rPr>
+          <w:rFonts w:ascii="Consolas" w:eastAsia="Consolas" w:hAnsi="Consolas" w:cs="Consolas"/>
+          <w:sz w:val="16"/>
+          <w:szCs w:val="16"/>
+        </w:rPr>
+        <w:t>            </w:t>
+      </w:r>
+      <w:proofErr w:type="spellStart"/>
+      <w:r>
+        <w:rPr>
+          <w:rFonts w:ascii="Consolas" w:eastAsia="Consolas" w:hAnsi="Consolas" w:cs="Consolas"/>
+          <w:sz w:val="16"/>
+          <w:szCs w:val="16"/>
+        </w:rPr>
+        <w:t>Console.WriteLine</w:t>
+      </w:r>
+      <w:proofErr w:type="spellEnd"/>
+      <w:r>
+        <w:rPr>
+          <w:rFonts w:ascii="Consolas" w:eastAsia="Consolas" w:hAnsi="Consolas" w:cs="Consolas"/>
+          <w:sz w:val="16"/>
+          <w:szCs w:val="16"/>
+        </w:rPr>
+        <w:t xml:space="preserve">($"[INFO] Procesadores lógicos       </w:t>
+      </w:r>
+      <w:proofErr w:type="gramStart"/>
+      <w:r>
+        <w:rPr>
+          <w:rFonts w:ascii="Consolas" w:eastAsia="Consolas" w:hAnsi="Consolas" w:cs="Consolas"/>
+          <w:sz w:val="16"/>
+          <w:szCs w:val="16"/>
+        </w:rPr>
+        <w:t xml:space="preserve">  :</w:t>
+      </w:r>
+      <w:proofErr w:type="gramEnd"/>
+      <w:r>
+        <w:rPr>
+          <w:rFonts w:ascii="Consolas" w:eastAsia="Consolas" w:hAnsi="Consolas" w:cs="Consolas"/>
+          <w:sz w:val="16"/>
+          <w:szCs w:val="16"/>
+        </w:rPr>
+        <w:t xml:space="preserve"> {</w:t>
+      </w:r>
+      <w:proofErr w:type="spellStart"/>
+      <w:r>
+        <w:rPr>
+          <w:rFonts w:ascii="Consolas" w:eastAsia="Consolas" w:hAnsi="Consolas" w:cs="Consolas"/>
+          <w:sz w:val="16"/>
+          <w:szCs w:val="16"/>
+        </w:rPr>
+        <w:t>procesadoresLogicos</w:t>
+      </w:r>
+      <w:proofErr w:type="spellEnd"/>
+      <w:r>
+        <w:rPr>
+          <w:rFonts w:ascii="Consolas" w:eastAsia="Consolas" w:hAnsi="Consolas" w:cs="Consolas"/>
+          <w:sz w:val="16"/>
+          <w:szCs w:val="16"/>
+        </w:rPr>
+        <w:t>}");</w:t>
+      </w:r>
+    </w:p>
+    <w:p>
+      <w:pPr>
+        <w:shd w:val="clear" w:color="auto" w:fill="F5F5F5"/>
+      </w:pPr>
+      <w:r>
+        <w:rPr>
+          <w:rFonts w:ascii="Consolas" w:eastAsia="Consolas" w:hAnsi="Consolas" w:cs="Consolas"/>
+          <w:sz w:val="16"/>
+          <w:szCs w:val="16"/>
+        </w:rPr>
+        <w:t xml:space="preserve"> </w:t>
+      </w:r>
+    </w:p>
+    <w:p>
+      <w:pPr>
+        <w:shd w:val="clear" w:color="auto" w:fill="F5F5F5"/>
+      </w:pPr>
+      <w:r>
+        <w:rPr>
+          <w:rFonts w:ascii="Consolas" w:eastAsia="Consolas" w:hAnsi="Consolas" w:cs="Consolas"/>
+          <w:sz w:val="16"/>
+          <w:szCs w:val="16"/>
+        </w:rPr>
+        <w:t xml:space="preserve">            // 2. Grado máximo de paralelismo configurado a partir de </w:t>
+      </w:r>
+      <w:proofErr w:type="spellStart"/>
+      <w:r>
+        <w:rPr>
+          <w:rFonts w:ascii="Consolas" w:eastAsia="Consolas" w:hAnsi="Consolas" w:cs="Consolas"/>
+          <w:sz w:val="16"/>
+          <w:szCs w:val="16"/>
+        </w:rPr>
+        <w:t>Environment.ProcessorCount</w:t>
+      </w:r>
+      <w:proofErr w:type="spellEnd"/>
+      <w:r>
+        <w:rPr>
+          <w:rFonts w:ascii="Consolas" w:eastAsia="Consolas" w:hAnsi="Consolas" w:cs="Consolas"/>
+          <w:sz w:val="16"/>
+          <w:szCs w:val="16"/>
+        </w:rPr>
+        <w:t>.</w:t>
       </w:r>
     </w:p>
     <w:p>
@@ -4195,21 +5037,67 @@
           <w:sz w:val="16"/>
           <w:szCs w:val="16"/>
         </w:rPr>
-        <w:t>            //    qué hilo del ThreadPool ejecuta cada una (no hay mapeo fijo hilo-núcleo).</w:t>
-      </w:r>
-    </w:p>
-    <w:p>
-      <w:pPr>
-        <w:shd w:val="clear" w:color="auto" w:fill="F5F5F5"/>
-      </w:pPr>
-      <w:r>
-        <w:rPr>
-          <w:rFonts w:ascii="Consolas" w:eastAsia="Consolas" w:hAnsi="Consolas" w:cs="Consolas"/>
-          <w:sz w:val="16"/>
-          <w:szCs w:val="16"/>
-        </w:rPr>
-        <w:t>            var opciones = new ParallelOptions</w:t>
-      </w:r>
+        <w:t xml:space="preserve">            //    qué hilo del </w:t>
+      </w:r>
+      <w:proofErr w:type="spellStart"/>
+      <w:r>
+        <w:rPr>
+          <w:rFonts w:ascii="Consolas" w:eastAsia="Consolas" w:hAnsi="Consolas" w:cs="Consolas"/>
+          <w:sz w:val="16"/>
+          <w:szCs w:val="16"/>
+        </w:rPr>
+        <w:t>ThreadPool</w:t>
+      </w:r>
+      <w:proofErr w:type="spellEnd"/>
+      <w:r>
+        <w:rPr>
+          <w:rFonts w:ascii="Consolas" w:eastAsia="Consolas" w:hAnsi="Consolas" w:cs="Consolas"/>
+          <w:sz w:val="16"/>
+          <w:szCs w:val="16"/>
+        </w:rPr>
+        <w:t xml:space="preserve"> ejecuta cada una (no hay mapeo fijo hilo-núcleo).</w:t>
+      </w:r>
+    </w:p>
+    <w:p>
+      <w:pPr>
+        <w:shd w:val="clear" w:color="auto" w:fill="F5F5F5"/>
+      </w:pPr>
+      <w:r>
+        <w:rPr>
+          <w:rFonts w:ascii="Consolas" w:eastAsia="Consolas" w:hAnsi="Consolas" w:cs="Consolas"/>
+          <w:sz w:val="16"/>
+          <w:szCs w:val="16"/>
+        </w:rPr>
+        <w:t>            </w:t>
+      </w:r>
+      <w:proofErr w:type="spellStart"/>
+      <w:r>
+        <w:rPr>
+          <w:rFonts w:ascii="Consolas" w:eastAsia="Consolas" w:hAnsi="Consolas" w:cs="Consolas"/>
+          <w:sz w:val="16"/>
+          <w:szCs w:val="16"/>
+        </w:rPr>
+        <w:t>var</w:t>
+      </w:r>
+      <w:proofErr w:type="spellEnd"/>
+      <w:r>
+        <w:rPr>
+          <w:rFonts w:ascii="Consolas" w:eastAsia="Consolas" w:hAnsi="Consolas" w:cs="Consolas"/>
+          <w:sz w:val="16"/>
+          <w:szCs w:val="16"/>
+        </w:rPr>
+        <w:t xml:space="preserve"> opciones = new </w:t>
+      </w:r>
+      <w:proofErr w:type="spellStart"/>
+      <w:r>
+        <w:rPr>
+          <w:rFonts w:ascii="Consolas" w:eastAsia="Consolas" w:hAnsi="Consolas" w:cs="Consolas"/>
+          <w:sz w:val="16"/>
+          <w:szCs w:val="16"/>
+        </w:rPr>
+        <w:t>ParallelOptions</w:t>
+      </w:r>
+      <w:proofErr w:type="spellEnd"/>
     </w:p>
     <w:p>
       <w:pPr>
@@ -4234,8 +5122,36 @@
           <w:sz w:val="16"/>
           <w:szCs w:val="16"/>
         </w:rPr>
-        <w:t>                MaxDegreeOfParallelism = procesadoresLogicos</w:t>
-      </w:r>
+        <w:t>                </w:t>
+      </w:r>
+      <w:proofErr w:type="spellStart"/>
+      <w:r>
+        <w:rPr>
+          <w:rFonts w:ascii="Consolas" w:eastAsia="Consolas" w:hAnsi="Consolas" w:cs="Consolas"/>
+          <w:sz w:val="16"/>
+          <w:szCs w:val="16"/>
+        </w:rPr>
+        <w:t>MaxDegreeOfParallelism</w:t>
+      </w:r>
+      <w:proofErr w:type="spellEnd"/>
+      <w:r>
+        <w:rPr>
+          <w:rFonts w:ascii="Consolas" w:eastAsia="Consolas" w:hAnsi="Consolas" w:cs="Consolas"/>
+          <w:sz w:val="16"/>
+          <w:szCs w:val="16"/>
+        </w:rPr>
+        <w:t xml:space="preserve"> = </w:t>
+      </w:r>
+      <w:proofErr w:type="spellStart"/>
+      <w:r>
+        <w:rPr>
+          <w:rFonts w:ascii="Consolas" w:eastAsia="Consolas" w:hAnsi="Consolas" w:cs="Consolas"/>
+          <w:sz w:val="16"/>
+          <w:szCs w:val="16"/>
+        </w:rPr>
+        <w:t>procesadoresLogicos</w:t>
+      </w:r>
+      <w:proofErr w:type="spellEnd"/>
     </w:p>
     <w:p>
       <w:pPr>
@@ -4260,19 +5176,94 @@
           <w:sz w:val="16"/>
           <w:szCs w:val="16"/>
         </w:rPr>
-        <w:t>            Console.WriteLine($"[INFO] MaxDegreeOfParallelism       : {opciones.MaxDegreeOfParallelism}");</w:t>
-      </w:r>
-    </w:p>
-    <w:p>
-      <w:pPr>
-        <w:shd w:val="clear" w:color="auto" w:fill="F5F5F5"/>
-      </w:pPr>
-      <w:r>
-        <w:rPr>
-          <w:rFonts w:ascii="Consolas" w:eastAsia="Consolas" w:hAnsi="Consolas" w:cs="Consolas"/>
-          <w:sz w:val="16"/>
-          <w:szCs w:val="16"/>
-        </w:rPr>
+        <w:t>            </w:t>
+      </w:r>
+      <w:proofErr w:type="spellStart"/>
+      <w:r>
+        <w:rPr>
+          <w:rFonts w:ascii="Consolas" w:eastAsia="Consolas" w:hAnsi="Consolas" w:cs="Consolas"/>
+          <w:sz w:val="16"/>
+          <w:szCs w:val="16"/>
+        </w:rPr>
+        <w:t>Console.WriteLine</w:t>
+      </w:r>
+      <w:proofErr w:type="spellEnd"/>
+      <w:r>
+        <w:rPr>
+          <w:rFonts w:ascii="Consolas" w:eastAsia="Consolas" w:hAnsi="Consolas" w:cs="Consolas"/>
+          <w:sz w:val="16"/>
+          <w:szCs w:val="16"/>
+        </w:rPr>
+        <w:t xml:space="preserve">($"[INFO] </w:t>
+      </w:r>
+      <w:proofErr w:type="spellStart"/>
+      <w:r>
+        <w:rPr>
+          <w:rFonts w:ascii="Consolas" w:eastAsia="Consolas" w:hAnsi="Consolas" w:cs="Consolas"/>
+          <w:sz w:val="16"/>
+          <w:szCs w:val="16"/>
+        </w:rPr>
+        <w:t>MaxDegreeOfParallelism</w:t>
+      </w:r>
+      <w:proofErr w:type="spellEnd"/>
+      <w:r>
+        <w:rPr>
+          <w:rFonts w:ascii="Consolas" w:eastAsia="Consolas" w:hAnsi="Consolas" w:cs="Consolas"/>
+          <w:sz w:val="16"/>
+          <w:szCs w:val="16"/>
+        </w:rPr>
+        <w:t xml:space="preserve">     </w:t>
+      </w:r>
+      <w:proofErr w:type="gramStart"/>
+      <w:r>
+        <w:rPr>
+          <w:rFonts w:ascii="Consolas" w:eastAsia="Consolas" w:hAnsi="Consolas" w:cs="Consolas"/>
+          <w:sz w:val="16"/>
+          <w:szCs w:val="16"/>
+        </w:rPr>
+        <w:t xml:space="preserve">  :</w:t>
+      </w:r>
+      <w:proofErr w:type="gramEnd"/>
+      <w:r>
+        <w:rPr>
+          <w:rFonts w:ascii="Consolas" w:eastAsia="Consolas" w:hAnsi="Consolas" w:cs="Consolas"/>
+          <w:sz w:val="16"/>
+          <w:szCs w:val="16"/>
+        </w:rPr>
+        <w:t xml:space="preserve"> {</w:t>
+      </w:r>
+      <w:proofErr w:type="spellStart"/>
+      <w:proofErr w:type="gramStart"/>
+      <w:r>
+        <w:rPr>
+          <w:rFonts w:ascii="Consolas" w:eastAsia="Consolas" w:hAnsi="Consolas" w:cs="Consolas"/>
+          <w:sz w:val="16"/>
+          <w:szCs w:val="16"/>
+        </w:rPr>
+        <w:t>opciones.MaxDegreeOfParallelism</w:t>
+      </w:r>
+      <w:proofErr w:type="spellEnd"/>
+      <w:proofErr w:type="gramEnd"/>
+      <w:r>
+        <w:rPr>
+          <w:rFonts w:ascii="Consolas" w:eastAsia="Consolas" w:hAnsi="Consolas" w:cs="Consolas"/>
+          <w:sz w:val="16"/>
+          <w:szCs w:val="16"/>
+        </w:rPr>
+        <w:t>}");</w:t>
+      </w:r>
+    </w:p>
+    <w:p>
+      <w:pPr>
+        <w:shd w:val="clear" w:color="auto" w:fill="F5F5F5"/>
+      </w:pPr>
+      <w:r>
+        <w:rPr>
+          <w:rFonts w:ascii="Consolas" w:eastAsia="Consolas" w:hAnsi="Consolas" w:cs="Consolas"/>
+          <w:sz w:val="16"/>
+          <w:szCs w:val="16"/>
+        </w:rPr>
+        <w:lastRenderedPageBreak/>
         <w:t xml:space="preserve"> </w:t>
       </w:r>
     </w:p>
@@ -4299,39 +5290,18 @@
           <w:sz w:val="16"/>
           <w:szCs w:val="16"/>
         </w:rPr>
-        <w:t>            int totalTareas = procesadoresLogicos * 2;</w:t>
-      </w:r>
-    </w:p>
-    <w:p>
-      <w:pPr>
-        <w:shd w:val="clear" w:color="auto" w:fill="F5F5F5"/>
-      </w:pPr>
-      <w:r>
-        <w:rPr>
-          <w:rFonts w:ascii="Consolas" w:eastAsia="Consolas" w:hAnsi="Consolas" w:cs="Consolas"/>
-          <w:sz w:val="16"/>
-          <w:szCs w:val="16"/>
-        </w:rPr>
-        <w:t>            const int duracionSimuladaMs = 300; // Simulación de carga de trabajo</w:t>
-      </w:r>
-    </w:p>
-    <w:p>
-      <w:pPr>
-        <w:shd w:val="clear" w:color="auto" w:fill="F5F5F5"/>
-      </w:pPr>
-      <w:r>
-        <w:rPr>
-          <w:rFonts w:ascii="Consolas" w:eastAsia="Consolas" w:hAnsi="Consolas" w:cs="Consolas"/>
-          <w:sz w:val="16"/>
-          <w:szCs w:val="16"/>
-        </w:rPr>
-        <w:t>            Console.WriteLine($"[INFO] Tareas por fase              : {totalTareas}");</w:t>
-      </w:r>
-    </w:p>
-    <w:p>
-      <w:pPr>
-        <w:shd w:val="clear" w:color="auto" w:fill="F5F5F5"/>
-      </w:pPr>
+        <w:t>            </w:t>
+      </w:r>
+      <w:proofErr w:type="spellStart"/>
+      <w:r>
+        <w:rPr>
+          <w:rFonts w:ascii="Consolas" w:eastAsia="Consolas" w:hAnsi="Consolas" w:cs="Consolas"/>
+          <w:sz w:val="16"/>
+          <w:szCs w:val="16"/>
+        </w:rPr>
+        <w:t>int</w:t>
+      </w:r>
+      <w:proofErr w:type="spellEnd"/>
       <w:r>
         <w:rPr>
           <w:rFonts w:ascii="Consolas" w:eastAsia="Consolas" w:hAnsi="Consolas" w:cs="Consolas"/>
@@ -4340,6 +5310,189 @@
         </w:rPr>
         <w:t xml:space="preserve"> </w:t>
       </w:r>
+      <w:proofErr w:type="spellStart"/>
+      <w:r>
+        <w:rPr>
+          <w:rFonts w:ascii="Consolas" w:eastAsia="Consolas" w:hAnsi="Consolas" w:cs="Consolas"/>
+          <w:sz w:val="16"/>
+          <w:szCs w:val="16"/>
+        </w:rPr>
+        <w:t>totalTareas</w:t>
+      </w:r>
+      <w:proofErr w:type="spellEnd"/>
+      <w:r>
+        <w:rPr>
+          <w:rFonts w:ascii="Consolas" w:eastAsia="Consolas" w:hAnsi="Consolas" w:cs="Consolas"/>
+          <w:sz w:val="16"/>
+          <w:szCs w:val="16"/>
+        </w:rPr>
+        <w:t xml:space="preserve"> = </w:t>
+      </w:r>
+      <w:proofErr w:type="spellStart"/>
+      <w:r>
+        <w:rPr>
+          <w:rFonts w:ascii="Consolas" w:eastAsia="Consolas" w:hAnsi="Consolas" w:cs="Consolas"/>
+          <w:sz w:val="16"/>
+          <w:szCs w:val="16"/>
+        </w:rPr>
+        <w:t>procesadoresLogicos</w:t>
+      </w:r>
+      <w:proofErr w:type="spellEnd"/>
+      <w:r>
+        <w:rPr>
+          <w:rFonts w:ascii="Consolas" w:eastAsia="Consolas" w:hAnsi="Consolas" w:cs="Consolas"/>
+          <w:sz w:val="16"/>
+          <w:szCs w:val="16"/>
+        </w:rPr>
+        <w:t xml:space="preserve"> * 2;</w:t>
+      </w:r>
+    </w:p>
+    <w:p>
+      <w:pPr>
+        <w:shd w:val="clear" w:color="auto" w:fill="F5F5F5"/>
+      </w:pPr>
+      <w:r>
+        <w:rPr>
+          <w:rFonts w:ascii="Consolas" w:eastAsia="Consolas" w:hAnsi="Consolas" w:cs="Consolas"/>
+          <w:sz w:val="16"/>
+          <w:szCs w:val="16"/>
+        </w:rPr>
+        <w:t>            </w:t>
+      </w:r>
+      <w:proofErr w:type="spellStart"/>
+      <w:r>
+        <w:rPr>
+          <w:rFonts w:ascii="Consolas" w:eastAsia="Consolas" w:hAnsi="Consolas" w:cs="Consolas"/>
+          <w:sz w:val="16"/>
+          <w:szCs w:val="16"/>
+        </w:rPr>
+        <w:t>const</w:t>
+      </w:r>
+      <w:proofErr w:type="spellEnd"/>
+      <w:r>
+        <w:rPr>
+          <w:rFonts w:ascii="Consolas" w:eastAsia="Consolas" w:hAnsi="Consolas" w:cs="Consolas"/>
+          <w:sz w:val="16"/>
+          <w:szCs w:val="16"/>
+        </w:rPr>
+        <w:t xml:space="preserve"> </w:t>
+      </w:r>
+      <w:proofErr w:type="spellStart"/>
+      <w:r>
+        <w:rPr>
+          <w:rFonts w:ascii="Consolas" w:eastAsia="Consolas" w:hAnsi="Consolas" w:cs="Consolas"/>
+          <w:sz w:val="16"/>
+          <w:szCs w:val="16"/>
+        </w:rPr>
+        <w:t>int</w:t>
+      </w:r>
+      <w:proofErr w:type="spellEnd"/>
+      <w:r>
+        <w:rPr>
+          <w:rFonts w:ascii="Consolas" w:eastAsia="Consolas" w:hAnsi="Consolas" w:cs="Consolas"/>
+          <w:sz w:val="16"/>
+          <w:szCs w:val="16"/>
+        </w:rPr>
+        <w:t xml:space="preserve"> </w:t>
+      </w:r>
+      <w:proofErr w:type="spellStart"/>
+      <w:r>
+        <w:rPr>
+          <w:rFonts w:ascii="Consolas" w:eastAsia="Consolas" w:hAnsi="Consolas" w:cs="Consolas"/>
+          <w:sz w:val="16"/>
+          <w:szCs w:val="16"/>
+        </w:rPr>
+        <w:t>duracionSimuladaMs</w:t>
+      </w:r>
+      <w:proofErr w:type="spellEnd"/>
+      <w:r>
+        <w:rPr>
+          <w:rFonts w:ascii="Consolas" w:eastAsia="Consolas" w:hAnsi="Consolas" w:cs="Consolas"/>
+          <w:sz w:val="16"/>
+          <w:szCs w:val="16"/>
+        </w:rPr>
+        <w:t xml:space="preserve"> = 300; // Simulación de carga de trabajo</w:t>
+      </w:r>
+    </w:p>
+    <w:p>
+      <w:pPr>
+        <w:shd w:val="clear" w:color="auto" w:fill="F5F5F5"/>
+      </w:pPr>
+      <w:r>
+        <w:rPr>
+          <w:rFonts w:ascii="Consolas" w:eastAsia="Consolas" w:hAnsi="Consolas" w:cs="Consolas"/>
+          <w:sz w:val="16"/>
+          <w:szCs w:val="16"/>
+        </w:rPr>
+        <w:t>            </w:t>
+      </w:r>
+      <w:proofErr w:type="spellStart"/>
+      <w:r>
+        <w:rPr>
+          <w:rFonts w:ascii="Consolas" w:eastAsia="Consolas" w:hAnsi="Consolas" w:cs="Consolas"/>
+          <w:sz w:val="16"/>
+          <w:szCs w:val="16"/>
+        </w:rPr>
+        <w:t>Console.WriteLine</w:t>
+      </w:r>
+      <w:proofErr w:type="spellEnd"/>
+      <w:r>
+        <w:rPr>
+          <w:rFonts w:ascii="Consolas" w:eastAsia="Consolas" w:hAnsi="Consolas" w:cs="Consolas"/>
+          <w:sz w:val="16"/>
+          <w:szCs w:val="16"/>
+        </w:rPr>
+        <w:t xml:space="preserve">($"[INFO] Tareas por fase            </w:t>
+      </w:r>
+      <w:proofErr w:type="gramStart"/>
+      <w:r>
+        <w:rPr>
+          <w:rFonts w:ascii="Consolas" w:eastAsia="Consolas" w:hAnsi="Consolas" w:cs="Consolas"/>
+          <w:sz w:val="16"/>
+          <w:szCs w:val="16"/>
+        </w:rPr>
+        <w:t xml:space="preserve">  :</w:t>
+      </w:r>
+      <w:proofErr w:type="gramEnd"/>
+      <w:r>
+        <w:rPr>
+          <w:rFonts w:ascii="Consolas" w:eastAsia="Consolas" w:hAnsi="Consolas" w:cs="Consolas"/>
+          <w:sz w:val="16"/>
+          <w:szCs w:val="16"/>
+        </w:rPr>
+        <w:t xml:space="preserve"> {</w:t>
+      </w:r>
+      <w:proofErr w:type="spellStart"/>
+      <w:r>
+        <w:rPr>
+          <w:rFonts w:ascii="Consolas" w:eastAsia="Consolas" w:hAnsi="Consolas" w:cs="Consolas"/>
+          <w:sz w:val="16"/>
+          <w:szCs w:val="16"/>
+        </w:rPr>
+        <w:t>totalTareas</w:t>
+      </w:r>
+      <w:proofErr w:type="spellEnd"/>
+      <w:r>
+        <w:rPr>
+          <w:rFonts w:ascii="Consolas" w:eastAsia="Consolas" w:hAnsi="Consolas" w:cs="Consolas"/>
+          <w:sz w:val="16"/>
+          <w:szCs w:val="16"/>
+        </w:rPr>
+        <w:t>}");</w:t>
+      </w:r>
+    </w:p>
+    <w:p>
+      <w:pPr>
+        <w:shd w:val="clear" w:color="auto" w:fill="F5F5F5"/>
+      </w:pPr>
+      <w:r>
+        <w:rPr>
+          <w:rFonts w:ascii="Consolas" w:eastAsia="Consolas" w:hAnsi="Consolas" w:cs="Consolas"/>
+          <w:sz w:val="16"/>
+          <w:szCs w:val="16"/>
+        </w:rPr>
+        <w:t xml:space="preserve"> </w:t>
+      </w:r>
     </w:p>
     <w:p>
       <w:pPr>
@@ -4364,7 +5517,25 @@
           <w:sz w:val="16"/>
           <w:szCs w:val="16"/>
         </w:rPr>
-        <w:t>            // FASE 1: Ejecución Secuencial (bucle tradicional for)</w:t>
+        <w:t xml:space="preserve">            // FASE 1: Ejecución Secuencial (bucle tradicional </w:t>
+      </w:r>
+      <w:proofErr w:type="spellStart"/>
+      <w:r>
+        <w:rPr>
+          <w:rFonts w:ascii="Consolas" w:eastAsia="Consolas" w:hAnsi="Consolas" w:cs="Consolas"/>
+          <w:sz w:val="16"/>
+          <w:szCs w:val="16"/>
+        </w:rPr>
+        <w:t>for</w:t>
+      </w:r>
+      <w:proofErr w:type="spellEnd"/>
+      <w:r>
+        <w:rPr>
+          <w:rFonts w:ascii="Consolas" w:eastAsia="Consolas" w:hAnsi="Consolas" w:cs="Consolas"/>
+          <w:sz w:val="16"/>
+          <w:szCs w:val="16"/>
+        </w:rPr>
+        <w:t>)</w:t>
       </w:r>
     </w:p>
     <w:p>
@@ -4390,7 +5561,35 @@
           <w:sz w:val="16"/>
           <w:szCs w:val="16"/>
         </w:rPr>
-        <w:t>            ImprimirEncabezado("1. Iniciando Ejecución Secuencial...");</w:t>
+        <w:t>            </w:t>
+      </w:r>
+      <w:proofErr w:type="spellStart"/>
+      <w:proofErr w:type="gramStart"/>
+      <w:r>
+        <w:rPr>
+          <w:rFonts w:ascii="Consolas" w:eastAsia="Consolas" w:hAnsi="Consolas" w:cs="Consolas"/>
+          <w:sz w:val="16"/>
+          <w:szCs w:val="16"/>
+        </w:rPr>
+        <w:t>ImprimirEncabezado</w:t>
+      </w:r>
+      <w:proofErr w:type="spellEnd"/>
+      <w:r>
+        <w:rPr>
+          <w:rFonts w:ascii="Consolas" w:eastAsia="Consolas" w:hAnsi="Consolas" w:cs="Consolas"/>
+          <w:sz w:val="16"/>
+          <w:szCs w:val="16"/>
+        </w:rPr>
+        <w:t>(</w:t>
+      </w:r>
+      <w:proofErr w:type="gramEnd"/>
+      <w:r>
+        <w:rPr>
+          <w:rFonts w:ascii="Consolas" w:eastAsia="Consolas" w:hAnsi="Consolas" w:cs="Consolas"/>
+          <w:sz w:val="16"/>
+          <w:szCs w:val="16"/>
+        </w:rPr>
+        <w:t>"1. Iniciando Ejecución Secuencial...");</w:t>
       </w:r>
     </w:p>
     <w:p>
@@ -4416,44 +5615,75 @@
           <w:sz w:val="16"/>
           <w:szCs w:val="16"/>
         </w:rPr>
-        <w:t>            Stopwatch swSecuencial = Stopwatch.StartNew();</w:t>
-      </w:r>
-    </w:p>
-    <w:p>
-      <w:pPr>
-        <w:shd w:val="clear" w:color="auto" w:fill="F5F5F5"/>
-        <w:rPr>
-          <w:lang w:val="en-US"/>
-        </w:rPr>
-      </w:pPr>
-      <w:r>
-        <w:rPr>
-          <w:rFonts w:ascii="Consolas" w:eastAsia="Consolas" w:hAnsi="Consolas" w:cs="Consolas"/>
-          <w:sz w:val="16"/>
-          <w:szCs w:val="16"/>
-        </w:rPr>
         <w:t>            </w:t>
       </w:r>
-      <w:r>
-        <w:rPr>
-          <w:rFonts w:ascii="Consolas" w:eastAsia="Consolas" w:hAnsi="Consolas" w:cs="Consolas"/>
-          <w:sz w:val="16"/>
-          <w:szCs w:val="16"/>
-          <w:lang w:val="en-US"/>
-        </w:rPr>
-        <w:t>for (int i = 0; i &lt; totalTareas; i++)</w:t>
-      </w:r>
-    </w:p>
-    <w:p>
-      <w:pPr>
-        <w:shd w:val="clear" w:color="auto" w:fill="F5F5F5"/>
-      </w:pPr>
-      <w:r>
-        <w:rPr>
-          <w:rFonts w:ascii="Consolas" w:eastAsia="Consolas" w:hAnsi="Consolas" w:cs="Consolas"/>
-          <w:sz w:val="16"/>
-          <w:szCs w:val="16"/>
-          <w:lang w:val="en-US"/>
+      <w:proofErr w:type="spellStart"/>
+      <w:r>
+        <w:rPr>
+          <w:rFonts w:ascii="Consolas" w:eastAsia="Consolas" w:hAnsi="Consolas" w:cs="Consolas"/>
+          <w:sz w:val="16"/>
+          <w:szCs w:val="16"/>
+        </w:rPr>
+        <w:t>Stopwatch</w:t>
+      </w:r>
+      <w:proofErr w:type="spellEnd"/>
+      <w:r>
+        <w:rPr>
+          <w:rFonts w:ascii="Consolas" w:eastAsia="Consolas" w:hAnsi="Consolas" w:cs="Consolas"/>
+          <w:sz w:val="16"/>
+          <w:szCs w:val="16"/>
+        </w:rPr>
+        <w:t xml:space="preserve"> </w:t>
+      </w:r>
+      <w:proofErr w:type="spellStart"/>
+      <w:r>
+        <w:rPr>
+          <w:rFonts w:ascii="Consolas" w:eastAsia="Consolas" w:hAnsi="Consolas" w:cs="Consolas"/>
+          <w:sz w:val="16"/>
+          <w:szCs w:val="16"/>
+        </w:rPr>
+        <w:t>swSecuencial</w:t>
+      </w:r>
+      <w:proofErr w:type="spellEnd"/>
+      <w:r>
+        <w:rPr>
+          <w:rFonts w:ascii="Consolas" w:eastAsia="Consolas" w:hAnsi="Consolas" w:cs="Consolas"/>
+          <w:sz w:val="16"/>
+          <w:szCs w:val="16"/>
+        </w:rPr>
+        <w:t xml:space="preserve"> = </w:t>
+      </w:r>
+      <w:proofErr w:type="spellStart"/>
+      <w:r>
+        <w:rPr>
+          <w:rFonts w:ascii="Consolas" w:eastAsia="Consolas" w:hAnsi="Consolas" w:cs="Consolas"/>
+          <w:sz w:val="16"/>
+          <w:szCs w:val="16"/>
+        </w:rPr>
+        <w:t>Stopwatch.StartNew</w:t>
+      </w:r>
+      <w:proofErr w:type="spellEnd"/>
+      <w:r>
+        <w:rPr>
+          <w:rFonts w:ascii="Consolas" w:eastAsia="Consolas" w:hAnsi="Consolas" w:cs="Consolas"/>
+          <w:sz w:val="16"/>
+          <w:szCs w:val="16"/>
+        </w:rPr>
+        <w:t>();</w:t>
+      </w:r>
+    </w:p>
+    <w:p>
+      <w:pPr>
+        <w:shd w:val="clear" w:color="auto" w:fill="F5F5F5"/>
+        <w:rPr>
+          <w:lang w:val="en-US"/>
+        </w:rPr>
+      </w:pPr>
+      <w:r>
+        <w:rPr>
+          <w:rFonts w:ascii="Consolas" w:eastAsia="Consolas" w:hAnsi="Consolas" w:cs="Consolas"/>
+          <w:sz w:val="16"/>
+          <w:szCs w:val="16"/>
         </w:rPr>
         <w:t>            </w:t>
       </w:r>
@@ -4462,6 +5692,109 @@
           <w:rFonts w:ascii="Consolas" w:eastAsia="Consolas" w:hAnsi="Consolas" w:cs="Consolas"/>
           <w:sz w:val="16"/>
           <w:szCs w:val="16"/>
+          <w:lang w:val="en-US"/>
+        </w:rPr>
+        <w:t xml:space="preserve">for (int </w:t>
+      </w:r>
+      <w:proofErr w:type="spellStart"/>
+      <w:r>
+        <w:rPr>
+          <w:rFonts w:ascii="Consolas" w:eastAsia="Consolas" w:hAnsi="Consolas" w:cs="Consolas"/>
+          <w:sz w:val="16"/>
+          <w:szCs w:val="16"/>
+          <w:lang w:val="en-US"/>
+        </w:rPr>
+        <w:t>i</w:t>
+      </w:r>
+      <w:proofErr w:type="spellEnd"/>
+      <w:r>
+        <w:rPr>
+          <w:rFonts w:ascii="Consolas" w:eastAsia="Consolas" w:hAnsi="Consolas" w:cs="Consolas"/>
+          <w:sz w:val="16"/>
+          <w:szCs w:val="16"/>
+          <w:lang w:val="en-US"/>
+        </w:rPr>
+        <w:t xml:space="preserve"> = 0; </w:t>
+      </w:r>
+      <w:proofErr w:type="spellStart"/>
+      <w:r>
+        <w:rPr>
+          <w:rFonts w:ascii="Consolas" w:eastAsia="Consolas" w:hAnsi="Consolas" w:cs="Consolas"/>
+          <w:sz w:val="16"/>
+          <w:szCs w:val="16"/>
+          <w:lang w:val="en-US"/>
+        </w:rPr>
+        <w:t>i</w:t>
+      </w:r>
+      <w:proofErr w:type="spellEnd"/>
+      <w:r>
+        <w:rPr>
+          <w:rFonts w:ascii="Consolas" w:eastAsia="Consolas" w:hAnsi="Consolas" w:cs="Consolas"/>
+          <w:sz w:val="16"/>
+          <w:szCs w:val="16"/>
+          <w:lang w:val="en-US"/>
+        </w:rPr>
+        <w:t xml:space="preserve"> &lt; </w:t>
+      </w:r>
+      <w:proofErr w:type="spellStart"/>
+      <w:r>
+        <w:rPr>
+          <w:rFonts w:ascii="Consolas" w:eastAsia="Consolas" w:hAnsi="Consolas" w:cs="Consolas"/>
+          <w:sz w:val="16"/>
+          <w:szCs w:val="16"/>
+          <w:lang w:val="en-US"/>
+        </w:rPr>
+        <w:t>totalTareas</w:t>
+      </w:r>
+      <w:proofErr w:type="spellEnd"/>
+      <w:r>
+        <w:rPr>
+          <w:rFonts w:ascii="Consolas" w:eastAsia="Consolas" w:hAnsi="Consolas" w:cs="Consolas"/>
+          <w:sz w:val="16"/>
+          <w:szCs w:val="16"/>
+          <w:lang w:val="en-US"/>
+        </w:rPr>
+        <w:t xml:space="preserve">; </w:t>
+      </w:r>
+      <w:proofErr w:type="spellStart"/>
+      <w:r>
+        <w:rPr>
+          <w:rFonts w:ascii="Consolas" w:eastAsia="Consolas" w:hAnsi="Consolas" w:cs="Consolas"/>
+          <w:sz w:val="16"/>
+          <w:szCs w:val="16"/>
+          <w:lang w:val="en-US"/>
+        </w:rPr>
+        <w:t>i</w:t>
+      </w:r>
+      <w:proofErr w:type="spellEnd"/>
+      <w:r>
+        <w:rPr>
+          <w:rFonts w:ascii="Consolas" w:eastAsia="Consolas" w:hAnsi="Consolas" w:cs="Consolas"/>
+          <w:sz w:val="16"/>
+          <w:szCs w:val="16"/>
+          <w:lang w:val="en-US"/>
+        </w:rPr>
+        <w:t>++)</w:t>
+      </w:r>
+    </w:p>
+    <w:p>
+      <w:pPr>
+        <w:shd w:val="clear" w:color="auto" w:fill="F5F5F5"/>
+      </w:pPr>
+      <w:r>
+        <w:rPr>
+          <w:rFonts w:ascii="Consolas" w:eastAsia="Consolas" w:hAnsi="Consolas" w:cs="Consolas"/>
+          <w:sz w:val="16"/>
+          <w:szCs w:val="16"/>
+          <w:lang w:val="en-US"/>
+        </w:rPr>
+        <w:t>            </w:t>
+      </w:r>
+      <w:r>
+        <w:rPr>
+          <w:rFonts w:ascii="Consolas" w:eastAsia="Consolas" w:hAnsi="Consolas" w:cs="Consolas"/>
+          <w:sz w:val="16"/>
+          <w:szCs w:val="16"/>
         </w:rPr>
         <w:t>{</w:t>
       </w:r>
@@ -4476,7 +5809,53 @@
           <w:sz w:val="16"/>
           <w:szCs w:val="16"/>
         </w:rPr>
-        <w:t>                ProcesarTarea(i, "SECUENCIAL", duracionSimuladaMs);</w:t>
+        <w:t>                </w:t>
+      </w:r>
+      <w:proofErr w:type="spellStart"/>
+      <w:proofErr w:type="gramStart"/>
+      <w:r>
+        <w:rPr>
+          <w:rFonts w:ascii="Consolas" w:eastAsia="Consolas" w:hAnsi="Consolas" w:cs="Consolas"/>
+          <w:sz w:val="16"/>
+          <w:szCs w:val="16"/>
+        </w:rPr>
+        <w:t>ProcesarTarea</w:t>
+      </w:r>
+      <w:proofErr w:type="spellEnd"/>
+      <w:r>
+        <w:rPr>
+          <w:rFonts w:ascii="Consolas" w:eastAsia="Consolas" w:hAnsi="Consolas" w:cs="Consolas"/>
+          <w:sz w:val="16"/>
+          <w:szCs w:val="16"/>
+        </w:rPr>
+        <w:t>(</w:t>
+      </w:r>
+      <w:proofErr w:type="gramEnd"/>
+      <w:r>
+        <w:rPr>
+          <w:rFonts w:ascii="Consolas" w:eastAsia="Consolas" w:hAnsi="Consolas" w:cs="Consolas"/>
+          <w:sz w:val="16"/>
+          <w:szCs w:val="16"/>
+        </w:rPr>
+        <w:t xml:space="preserve">i, "SECUENCIAL", </w:t>
+      </w:r>
+      <w:proofErr w:type="spellStart"/>
+      <w:r>
+        <w:rPr>
+          <w:rFonts w:ascii="Consolas" w:eastAsia="Consolas" w:hAnsi="Consolas" w:cs="Consolas"/>
+          <w:sz w:val="16"/>
+          <w:szCs w:val="16"/>
+        </w:rPr>
+        <w:t>duracionSimuladaMs</w:t>
+      </w:r>
+      <w:proofErr w:type="spellEnd"/>
+      <w:r>
+        <w:rPr>
+          <w:rFonts w:ascii="Consolas" w:eastAsia="Consolas" w:hAnsi="Consolas" w:cs="Consolas"/>
+          <w:sz w:val="16"/>
+          <w:szCs w:val="16"/>
+        </w:rPr>
+        <w:t>);</w:t>
       </w:r>
     </w:p>
     <w:p>
@@ -4502,20 +5881,74 @@
           <w:sz w:val="16"/>
           <w:szCs w:val="16"/>
         </w:rPr>
-        <w:t>            swSecuencial.Stop();</w:t>
-      </w:r>
-    </w:p>
-    <w:p>
-      <w:pPr>
-        <w:shd w:val="clear" w:color="auto" w:fill="F5F5F5"/>
-      </w:pPr>
-      <w:r>
-        <w:rPr>
-          <w:rFonts w:ascii="Consolas" w:eastAsia="Consolas" w:hAnsi="Consolas" w:cs="Consolas"/>
-          <w:sz w:val="16"/>
-          <w:szCs w:val="16"/>
-        </w:rPr>
-        <w:t>            Console.WriteLine($"[RESULTADO] Tiempo total secuencial: {swSecuencial.ElapsedMilliseconds} ms");</w:t>
+        <w:t>            </w:t>
+      </w:r>
+      <w:proofErr w:type="spellStart"/>
+      <w:r>
+        <w:rPr>
+          <w:rFonts w:ascii="Consolas" w:eastAsia="Consolas" w:hAnsi="Consolas" w:cs="Consolas"/>
+          <w:sz w:val="16"/>
+          <w:szCs w:val="16"/>
+        </w:rPr>
+        <w:t>swSecuencial.Stop</w:t>
+      </w:r>
+      <w:proofErr w:type="spellEnd"/>
+      <w:r>
+        <w:rPr>
+          <w:rFonts w:ascii="Consolas" w:eastAsia="Consolas" w:hAnsi="Consolas" w:cs="Consolas"/>
+          <w:sz w:val="16"/>
+          <w:szCs w:val="16"/>
+        </w:rPr>
+        <w:t>();</w:t>
+      </w:r>
+    </w:p>
+    <w:p>
+      <w:pPr>
+        <w:shd w:val="clear" w:color="auto" w:fill="F5F5F5"/>
+      </w:pPr>
+      <w:r>
+        <w:rPr>
+          <w:rFonts w:ascii="Consolas" w:eastAsia="Consolas" w:hAnsi="Consolas" w:cs="Consolas"/>
+          <w:sz w:val="16"/>
+          <w:szCs w:val="16"/>
+        </w:rPr>
+        <w:t>            </w:t>
+      </w:r>
+      <w:proofErr w:type="spellStart"/>
+      <w:r>
+        <w:rPr>
+          <w:rFonts w:ascii="Consolas" w:eastAsia="Consolas" w:hAnsi="Consolas" w:cs="Consolas"/>
+          <w:sz w:val="16"/>
+          <w:szCs w:val="16"/>
+        </w:rPr>
+        <w:t>Console.WriteLine</w:t>
+      </w:r>
+      <w:proofErr w:type="spellEnd"/>
+      <w:r>
+        <w:rPr>
+          <w:rFonts w:ascii="Consolas" w:eastAsia="Consolas" w:hAnsi="Consolas" w:cs="Consolas"/>
+          <w:sz w:val="16"/>
+          <w:szCs w:val="16"/>
+        </w:rPr>
+        <w:t>($"[RESULTADO] Tiempo total secuencial: {</w:t>
+      </w:r>
+      <w:proofErr w:type="spellStart"/>
+      <w:r>
+        <w:rPr>
+          <w:rFonts w:ascii="Consolas" w:eastAsia="Consolas" w:hAnsi="Consolas" w:cs="Consolas"/>
+          <w:sz w:val="16"/>
+          <w:szCs w:val="16"/>
+        </w:rPr>
+        <w:t>swSecuencial.ElapsedMilliseconds</w:t>
+      </w:r>
+      <w:proofErr w:type="spellEnd"/>
+      <w:r>
+        <w:rPr>
+          <w:rFonts w:ascii="Consolas" w:eastAsia="Consolas" w:hAnsi="Consolas" w:cs="Consolas"/>
+          <w:sz w:val="16"/>
+          <w:szCs w:val="16"/>
+        </w:rPr>
+        <w:t>} ms");</w:t>
       </w:r>
     </w:p>
     <w:p>
@@ -4554,7 +5987,43 @@
           <w:sz w:val="16"/>
           <w:szCs w:val="16"/>
         </w:rPr>
-        <w:t>            // FASE 2: Parallel.For con MaxDegreeOfParallelism explícito</w:t>
+        <w:t xml:space="preserve">            // FASE 2: </w:t>
+      </w:r>
+      <w:proofErr w:type="spellStart"/>
+      <w:r>
+        <w:rPr>
+          <w:rFonts w:ascii="Consolas" w:eastAsia="Consolas" w:hAnsi="Consolas" w:cs="Consolas"/>
+          <w:sz w:val="16"/>
+          <w:szCs w:val="16"/>
+        </w:rPr>
+        <w:t>Parallel.For</w:t>
+      </w:r>
+      <w:proofErr w:type="spellEnd"/>
+      <w:r>
+        <w:rPr>
+          <w:rFonts w:ascii="Consolas" w:eastAsia="Consolas" w:hAnsi="Consolas" w:cs="Consolas"/>
+          <w:sz w:val="16"/>
+          <w:szCs w:val="16"/>
+        </w:rPr>
+        <w:t xml:space="preserve"> con </w:t>
+      </w:r>
+      <w:proofErr w:type="spellStart"/>
+      <w:r>
+        <w:rPr>
+          <w:rFonts w:ascii="Consolas" w:eastAsia="Consolas" w:hAnsi="Consolas" w:cs="Consolas"/>
+          <w:sz w:val="16"/>
+          <w:szCs w:val="16"/>
+        </w:rPr>
+        <w:t>MaxDegreeOfParallelism</w:t>
+      </w:r>
+      <w:proofErr w:type="spellEnd"/>
+      <w:r>
+        <w:rPr>
+          <w:rFonts w:ascii="Consolas" w:eastAsia="Consolas" w:hAnsi="Consolas" w:cs="Consolas"/>
+          <w:sz w:val="16"/>
+          <w:szCs w:val="16"/>
+        </w:rPr>
+        <w:t xml:space="preserve"> explícito</w:t>
       </w:r>
     </w:p>
     <w:p>
@@ -4580,32 +6049,100 @@
           <w:sz w:val="16"/>
           <w:szCs w:val="16"/>
         </w:rPr>
-        <w:t>            ImprimirEncabezado("2. Iniciando Ejecución Paralela con Parallel.For...");</w:t>
-      </w:r>
-    </w:p>
-    <w:p>
-      <w:pPr>
-        <w:shd w:val="clear" w:color="auto" w:fill="F5F5F5"/>
-        <w:rPr>
-          <w:lang w:val="en-US"/>
-        </w:rPr>
-      </w:pPr>
-      <w:r>
-        <w:rPr>
-          <w:rFonts w:ascii="Consolas" w:eastAsia="Consolas" w:hAnsi="Consolas" w:cs="Consolas"/>
-          <w:sz w:val="16"/>
-          <w:szCs w:val="16"/>
-        </w:rPr>
         <w:t>            </w:t>
       </w:r>
-      <w:r>
-        <w:rPr>
-          <w:rFonts w:ascii="Consolas" w:eastAsia="Consolas" w:hAnsi="Consolas" w:cs="Consolas"/>
-          <w:sz w:val="16"/>
-          <w:szCs w:val="16"/>
-          <w:lang w:val="en-US"/>
-        </w:rPr>
-        <w:t>ReiniciarContadores();</w:t>
+      <w:proofErr w:type="spellStart"/>
+      <w:proofErr w:type="gramStart"/>
+      <w:r>
+        <w:rPr>
+          <w:rFonts w:ascii="Consolas" w:eastAsia="Consolas" w:hAnsi="Consolas" w:cs="Consolas"/>
+          <w:sz w:val="16"/>
+          <w:szCs w:val="16"/>
+        </w:rPr>
+        <w:t>ImprimirEncabezado</w:t>
+      </w:r>
+      <w:proofErr w:type="spellEnd"/>
+      <w:r>
+        <w:rPr>
+          <w:rFonts w:ascii="Consolas" w:eastAsia="Consolas" w:hAnsi="Consolas" w:cs="Consolas"/>
+          <w:sz w:val="16"/>
+          <w:szCs w:val="16"/>
+        </w:rPr>
+        <w:t>(</w:t>
+      </w:r>
+      <w:proofErr w:type="gramEnd"/>
+      <w:r>
+        <w:rPr>
+          <w:rFonts w:ascii="Consolas" w:eastAsia="Consolas" w:hAnsi="Consolas" w:cs="Consolas"/>
+          <w:sz w:val="16"/>
+          <w:szCs w:val="16"/>
+        </w:rPr>
+        <w:t xml:space="preserve">"2. Iniciando Ejecución Paralela con </w:t>
+      </w:r>
+      <w:proofErr w:type="spellStart"/>
+      <w:r>
+        <w:rPr>
+          <w:rFonts w:ascii="Consolas" w:eastAsia="Consolas" w:hAnsi="Consolas" w:cs="Consolas"/>
+          <w:sz w:val="16"/>
+          <w:szCs w:val="16"/>
+        </w:rPr>
+        <w:t>Parallel.For</w:t>
+      </w:r>
+      <w:proofErr w:type="spellEnd"/>
+      <w:r>
+        <w:rPr>
+          <w:rFonts w:ascii="Consolas" w:eastAsia="Consolas" w:hAnsi="Consolas" w:cs="Consolas"/>
+          <w:sz w:val="16"/>
+          <w:szCs w:val="16"/>
+        </w:rPr>
+        <w:t>...");</w:t>
+      </w:r>
+    </w:p>
+    <w:p>
+      <w:pPr>
+        <w:shd w:val="clear" w:color="auto" w:fill="F5F5F5"/>
+        <w:rPr>
+          <w:lang w:val="en-US"/>
+        </w:rPr>
+      </w:pPr>
+      <w:r>
+        <w:rPr>
+          <w:rFonts w:ascii="Consolas" w:eastAsia="Consolas" w:hAnsi="Consolas" w:cs="Consolas"/>
+          <w:sz w:val="16"/>
+          <w:szCs w:val="16"/>
+        </w:rPr>
+        <w:t>            </w:t>
+      </w:r>
+      <w:proofErr w:type="spellStart"/>
+      <w:proofErr w:type="gramStart"/>
+      <w:r>
+        <w:rPr>
+          <w:rFonts w:ascii="Consolas" w:eastAsia="Consolas" w:hAnsi="Consolas" w:cs="Consolas"/>
+          <w:sz w:val="16"/>
+          <w:szCs w:val="16"/>
+          <w:lang w:val="en-US"/>
+        </w:rPr>
+        <w:t>ReiniciarContadores</w:t>
+      </w:r>
+      <w:proofErr w:type="spellEnd"/>
+      <w:r>
+        <w:rPr>
+          <w:rFonts w:ascii="Consolas" w:eastAsia="Consolas" w:hAnsi="Consolas" w:cs="Consolas"/>
+          <w:sz w:val="16"/>
+          <w:szCs w:val="16"/>
+          <w:lang w:val="en-US"/>
+        </w:rPr>
+        <w:t>(</w:t>
+      </w:r>
+      <w:proofErr w:type="gramEnd"/>
+      <w:r>
+        <w:rPr>
+          <w:rFonts w:ascii="Consolas" w:eastAsia="Consolas" w:hAnsi="Consolas" w:cs="Consolas"/>
+          <w:sz w:val="16"/>
+          <w:szCs w:val="16"/>
+          <w:lang w:val="en-US"/>
+        </w:rPr>
+        <w:t>);</w:t>
       </w:r>
     </w:p>
     <w:p>
@@ -4639,41 +6176,201 @@
           <w:szCs w:val="16"/>
           <w:lang w:val="en-US"/>
         </w:rPr>
-        <w:t>            var hilosParallelFor = new ConcurrentDictionary&lt;int, int&gt;();</w:t>
-      </w:r>
-    </w:p>
-    <w:p>
-      <w:pPr>
-        <w:shd w:val="clear" w:color="auto" w:fill="F5F5F5"/>
-        <w:rPr>
-          <w:lang w:val="en-US"/>
-        </w:rPr>
-      </w:pPr>
-      <w:r>
-        <w:rPr>
-          <w:rFonts w:ascii="Consolas" w:eastAsia="Consolas" w:hAnsi="Consolas" w:cs="Consolas"/>
-          <w:sz w:val="16"/>
-          <w:szCs w:val="16"/>
-          <w:lang w:val="en-US"/>
-        </w:rPr>
-        <w:t>            Stopwatch swParallelFor = Stopwatch.StartNew();</w:t>
-      </w:r>
-    </w:p>
-    <w:p>
-      <w:pPr>
-        <w:shd w:val="clear" w:color="auto" w:fill="F5F5F5"/>
-        <w:rPr>
-          <w:lang w:val="en-US"/>
-        </w:rPr>
-      </w:pPr>
-      <w:r>
-        <w:rPr>
-          <w:rFonts w:ascii="Consolas" w:eastAsia="Consolas" w:hAnsi="Consolas" w:cs="Consolas"/>
-          <w:sz w:val="16"/>
-          <w:szCs w:val="16"/>
-          <w:lang w:val="en-US"/>
-        </w:rPr>
-        <w:t>            Parallel.For(0, totalTareas, opciones, index =&gt;</w:t>
+        <w:t xml:space="preserve">            var </w:t>
+      </w:r>
+      <w:proofErr w:type="spellStart"/>
+      <w:r>
+        <w:rPr>
+          <w:rFonts w:ascii="Consolas" w:eastAsia="Consolas" w:hAnsi="Consolas" w:cs="Consolas"/>
+          <w:sz w:val="16"/>
+          <w:szCs w:val="16"/>
+          <w:lang w:val="en-US"/>
+        </w:rPr>
+        <w:t>hilosParallelFor</w:t>
+      </w:r>
+      <w:proofErr w:type="spellEnd"/>
+      <w:r>
+        <w:rPr>
+          <w:rFonts w:ascii="Consolas" w:eastAsia="Consolas" w:hAnsi="Consolas" w:cs="Consolas"/>
+          <w:sz w:val="16"/>
+          <w:szCs w:val="16"/>
+          <w:lang w:val="en-US"/>
+        </w:rPr>
+        <w:t xml:space="preserve"> = new </w:t>
+      </w:r>
+      <w:proofErr w:type="spellStart"/>
+      <w:r>
+        <w:rPr>
+          <w:rFonts w:ascii="Consolas" w:eastAsia="Consolas" w:hAnsi="Consolas" w:cs="Consolas"/>
+          <w:sz w:val="16"/>
+          <w:szCs w:val="16"/>
+          <w:lang w:val="en-US"/>
+        </w:rPr>
+        <w:t>ConcurrentDictionary</w:t>
+      </w:r>
+      <w:proofErr w:type="spellEnd"/>
+      <w:r>
+        <w:rPr>
+          <w:rFonts w:ascii="Consolas" w:eastAsia="Consolas" w:hAnsi="Consolas" w:cs="Consolas"/>
+          <w:sz w:val="16"/>
+          <w:szCs w:val="16"/>
+          <w:lang w:val="en-US"/>
+        </w:rPr>
+        <w:t>&lt;int, int</w:t>
+      </w:r>
+      <w:proofErr w:type="gramStart"/>
+      <w:r>
+        <w:rPr>
+          <w:rFonts w:ascii="Consolas" w:eastAsia="Consolas" w:hAnsi="Consolas" w:cs="Consolas"/>
+          <w:sz w:val="16"/>
+          <w:szCs w:val="16"/>
+          <w:lang w:val="en-US"/>
+        </w:rPr>
+        <w:t>&gt;(</w:t>
+      </w:r>
+      <w:proofErr w:type="gramEnd"/>
+      <w:r>
+        <w:rPr>
+          <w:rFonts w:ascii="Consolas" w:eastAsia="Consolas" w:hAnsi="Consolas" w:cs="Consolas"/>
+          <w:sz w:val="16"/>
+          <w:szCs w:val="16"/>
+          <w:lang w:val="en-US"/>
+        </w:rPr>
+        <w:t>);</w:t>
+      </w:r>
+    </w:p>
+    <w:p>
+      <w:pPr>
+        <w:shd w:val="clear" w:color="auto" w:fill="F5F5F5"/>
+        <w:rPr>
+          <w:lang w:val="en-US"/>
+        </w:rPr>
+      </w:pPr>
+      <w:r>
+        <w:rPr>
+          <w:rFonts w:ascii="Consolas" w:eastAsia="Consolas" w:hAnsi="Consolas" w:cs="Consolas"/>
+          <w:sz w:val="16"/>
+          <w:szCs w:val="16"/>
+          <w:lang w:val="en-US"/>
+        </w:rPr>
+        <w:t xml:space="preserve">            Stopwatch </w:t>
+      </w:r>
+      <w:proofErr w:type="spellStart"/>
+      <w:r>
+        <w:rPr>
+          <w:rFonts w:ascii="Consolas" w:eastAsia="Consolas" w:hAnsi="Consolas" w:cs="Consolas"/>
+          <w:sz w:val="16"/>
+          <w:szCs w:val="16"/>
+          <w:lang w:val="en-US"/>
+        </w:rPr>
+        <w:t>swParallelFor</w:t>
+      </w:r>
+      <w:proofErr w:type="spellEnd"/>
+      <w:r>
+        <w:rPr>
+          <w:rFonts w:ascii="Consolas" w:eastAsia="Consolas" w:hAnsi="Consolas" w:cs="Consolas"/>
+          <w:sz w:val="16"/>
+          <w:szCs w:val="16"/>
+          <w:lang w:val="en-US"/>
+        </w:rPr>
+        <w:t xml:space="preserve"> = </w:t>
+      </w:r>
+      <w:proofErr w:type="spellStart"/>
+      <w:r>
+        <w:rPr>
+          <w:rFonts w:ascii="Consolas" w:eastAsia="Consolas" w:hAnsi="Consolas" w:cs="Consolas"/>
+          <w:sz w:val="16"/>
+          <w:szCs w:val="16"/>
+          <w:lang w:val="en-US"/>
+        </w:rPr>
+        <w:t>Stopwatch.StartNew</w:t>
+      </w:r>
+      <w:proofErr w:type="spellEnd"/>
+      <w:r>
+        <w:rPr>
+          <w:rFonts w:ascii="Consolas" w:eastAsia="Consolas" w:hAnsi="Consolas" w:cs="Consolas"/>
+          <w:sz w:val="16"/>
+          <w:szCs w:val="16"/>
+          <w:lang w:val="en-US"/>
+        </w:rPr>
+        <w:t>();</w:t>
+      </w:r>
+    </w:p>
+    <w:p>
+      <w:pPr>
+        <w:shd w:val="clear" w:color="auto" w:fill="F5F5F5"/>
+        <w:rPr>
+          <w:lang w:val="en-US"/>
+        </w:rPr>
+      </w:pPr>
+      <w:r>
+        <w:rPr>
+          <w:rFonts w:ascii="Consolas" w:eastAsia="Consolas" w:hAnsi="Consolas" w:cs="Consolas"/>
+          <w:sz w:val="16"/>
+          <w:szCs w:val="16"/>
+          <w:lang w:val="en-US"/>
+        </w:rPr>
+        <w:t>            </w:t>
+      </w:r>
+      <w:proofErr w:type="spellStart"/>
+      <w:r>
+        <w:rPr>
+          <w:rFonts w:ascii="Consolas" w:eastAsia="Consolas" w:hAnsi="Consolas" w:cs="Consolas"/>
+          <w:sz w:val="16"/>
+          <w:szCs w:val="16"/>
+          <w:lang w:val="en-US"/>
+        </w:rPr>
+        <w:t>Parallel.For</w:t>
+      </w:r>
+      <w:proofErr w:type="spellEnd"/>
+      <w:r>
+        <w:rPr>
+          <w:rFonts w:ascii="Consolas" w:eastAsia="Consolas" w:hAnsi="Consolas" w:cs="Consolas"/>
+          <w:sz w:val="16"/>
+          <w:szCs w:val="16"/>
+          <w:lang w:val="en-US"/>
+        </w:rPr>
+        <w:t xml:space="preserve">(0, </w:t>
+      </w:r>
+      <w:proofErr w:type="spellStart"/>
+      <w:r>
+        <w:rPr>
+          <w:rFonts w:ascii="Consolas" w:eastAsia="Consolas" w:hAnsi="Consolas" w:cs="Consolas"/>
+          <w:sz w:val="16"/>
+          <w:szCs w:val="16"/>
+          <w:lang w:val="en-US"/>
+        </w:rPr>
+        <w:t>totalTareas</w:t>
+      </w:r>
+      <w:proofErr w:type="spellEnd"/>
+      <w:r>
+        <w:rPr>
+          <w:rFonts w:ascii="Consolas" w:eastAsia="Consolas" w:hAnsi="Consolas" w:cs="Consolas"/>
+          <w:sz w:val="16"/>
+          <w:szCs w:val="16"/>
+          <w:lang w:val="en-US"/>
+        </w:rPr>
+        <w:t xml:space="preserve">, </w:t>
+      </w:r>
+      <w:proofErr w:type="spellStart"/>
+      <w:r>
+        <w:rPr>
+          <w:rFonts w:ascii="Consolas" w:eastAsia="Consolas" w:hAnsi="Consolas" w:cs="Consolas"/>
+          <w:sz w:val="16"/>
+          <w:szCs w:val="16"/>
+          <w:lang w:val="en-US"/>
+        </w:rPr>
+        <w:t>opciones</w:t>
+      </w:r>
+      <w:proofErr w:type="spellEnd"/>
+      <w:r>
+        <w:rPr>
+          <w:rFonts w:ascii="Consolas" w:eastAsia="Consolas" w:hAnsi="Consolas" w:cs="Consolas"/>
+          <w:sz w:val="16"/>
+          <w:szCs w:val="16"/>
+          <w:lang w:val="en-US"/>
+        </w:rPr>
+        <w:t>, index =&gt;</w:t>
       </w:r>
     </w:p>
     <w:p>
@@ -4723,13 +6420,61 @@
         </w:rPr>
         <w:t>                </w:t>
       </w:r>
-      <w:r>
-        <w:rPr>
-          <w:rFonts w:ascii="Consolas" w:eastAsia="Consolas" w:hAnsi="Consolas" w:cs="Consolas"/>
-          <w:sz w:val="16"/>
-          <w:szCs w:val="16"/>
-        </w:rPr>
-        <w:t>ProcesarTarea(index, "PARALLEL.FOR", duracionSimuladaMs);</w:t>
+      <w:proofErr w:type="spellStart"/>
+      <w:proofErr w:type="gramStart"/>
+      <w:r>
+        <w:rPr>
+          <w:rFonts w:ascii="Consolas" w:eastAsia="Consolas" w:hAnsi="Consolas" w:cs="Consolas"/>
+          <w:sz w:val="16"/>
+          <w:szCs w:val="16"/>
+        </w:rPr>
+        <w:t>ProcesarTarea</w:t>
+      </w:r>
+      <w:proofErr w:type="spellEnd"/>
+      <w:r>
+        <w:rPr>
+          <w:rFonts w:ascii="Consolas" w:eastAsia="Consolas" w:hAnsi="Consolas" w:cs="Consolas"/>
+          <w:sz w:val="16"/>
+          <w:szCs w:val="16"/>
+        </w:rPr>
+        <w:t>(</w:t>
+      </w:r>
+      <w:proofErr w:type="spellStart"/>
+      <w:proofErr w:type="gramEnd"/>
+      <w:r>
+        <w:rPr>
+          <w:rFonts w:ascii="Consolas" w:eastAsia="Consolas" w:hAnsi="Consolas" w:cs="Consolas"/>
+          <w:sz w:val="16"/>
+          <w:szCs w:val="16"/>
+        </w:rPr>
+        <w:t>index</w:t>
+      </w:r>
+      <w:proofErr w:type="spellEnd"/>
+      <w:r>
+        <w:rPr>
+          <w:rFonts w:ascii="Consolas" w:eastAsia="Consolas" w:hAnsi="Consolas" w:cs="Consolas"/>
+          <w:sz w:val="16"/>
+          <w:szCs w:val="16"/>
+        </w:rPr>
+        <w:t xml:space="preserve">, "PARALLEL.FOR", </w:t>
+      </w:r>
+      <w:proofErr w:type="spellStart"/>
+      <w:r>
+        <w:rPr>
+          <w:rFonts w:ascii="Consolas" w:eastAsia="Consolas" w:hAnsi="Consolas" w:cs="Consolas"/>
+          <w:sz w:val="16"/>
+          <w:szCs w:val="16"/>
+        </w:rPr>
+        <w:t>duracionSimuladaMs</w:t>
+      </w:r>
+      <w:proofErr w:type="spellEnd"/>
+      <w:r>
+        <w:rPr>
+          <w:rFonts w:ascii="Consolas" w:eastAsia="Consolas" w:hAnsi="Consolas" w:cs="Consolas"/>
+          <w:sz w:val="16"/>
+          <w:szCs w:val="16"/>
+        </w:rPr>
+        <w:t>);</w:t>
       </w:r>
     </w:p>
     <w:p>
@@ -4771,41 +6516,192 @@
           <w:szCs w:val="16"/>
           <w:lang w:val="en-US"/>
         </w:rPr>
-        <w:t>            swParallelFor.Stop();</w:t>
-      </w:r>
-    </w:p>
-    <w:p>
-      <w:pPr>
-        <w:shd w:val="clear" w:color="auto" w:fill="F5F5F5"/>
-        <w:rPr>
-          <w:lang w:val="en-US"/>
-        </w:rPr>
-      </w:pPr>
-      <w:r>
-        <w:rPr>
-          <w:rFonts w:ascii="Consolas" w:eastAsia="Consolas" w:hAnsi="Consolas" w:cs="Consolas"/>
-          <w:sz w:val="16"/>
-          <w:szCs w:val="16"/>
-          <w:lang w:val="en-US"/>
-        </w:rPr>
-        <w:t>            int maxParallelFor = concurrenciaMaxima;</w:t>
-      </w:r>
-    </w:p>
-    <w:p>
-      <w:pPr>
-        <w:shd w:val="clear" w:color="auto" w:fill="F5F5F5"/>
-        <w:rPr>
-          <w:lang w:val="en-US"/>
-        </w:rPr>
-      </w:pPr>
-      <w:r>
-        <w:rPr>
-          <w:rFonts w:ascii="Consolas" w:eastAsia="Consolas" w:hAnsi="Consolas" w:cs="Consolas"/>
-          <w:sz w:val="16"/>
-          <w:szCs w:val="16"/>
-          <w:lang w:val="en-US"/>
-        </w:rPr>
-        <w:t>            Console.WriteLine($"[RESULTADO] Tiempo total con Parallel.For: {swParallelFor.ElapsedMilliseconds} ms");</w:t>
+        <w:t>            </w:t>
+      </w:r>
+      <w:proofErr w:type="spellStart"/>
+      <w:r>
+        <w:rPr>
+          <w:rFonts w:ascii="Consolas" w:eastAsia="Consolas" w:hAnsi="Consolas" w:cs="Consolas"/>
+          <w:sz w:val="16"/>
+          <w:szCs w:val="16"/>
+          <w:lang w:val="en-US"/>
+        </w:rPr>
+        <w:t>swParallelFor.Stop</w:t>
+      </w:r>
+      <w:proofErr w:type="spellEnd"/>
+      <w:r>
+        <w:rPr>
+          <w:rFonts w:ascii="Consolas" w:eastAsia="Consolas" w:hAnsi="Consolas" w:cs="Consolas"/>
+          <w:sz w:val="16"/>
+          <w:szCs w:val="16"/>
+          <w:lang w:val="en-US"/>
+        </w:rPr>
+        <w:t>();</w:t>
+      </w:r>
+    </w:p>
+    <w:p>
+      <w:pPr>
+        <w:shd w:val="clear" w:color="auto" w:fill="F5F5F5"/>
+        <w:rPr>
+          <w:lang w:val="en-US"/>
+        </w:rPr>
+      </w:pPr>
+      <w:r>
+        <w:rPr>
+          <w:rFonts w:ascii="Consolas" w:eastAsia="Consolas" w:hAnsi="Consolas" w:cs="Consolas"/>
+          <w:sz w:val="16"/>
+          <w:szCs w:val="16"/>
+          <w:lang w:val="en-US"/>
+        </w:rPr>
+        <w:t xml:space="preserve">            int </w:t>
+      </w:r>
+      <w:proofErr w:type="spellStart"/>
+      <w:r>
+        <w:rPr>
+          <w:rFonts w:ascii="Consolas" w:eastAsia="Consolas" w:hAnsi="Consolas" w:cs="Consolas"/>
+          <w:sz w:val="16"/>
+          <w:szCs w:val="16"/>
+          <w:lang w:val="en-US"/>
+        </w:rPr>
+        <w:t>maxParallelFor</w:t>
+      </w:r>
+      <w:proofErr w:type="spellEnd"/>
+      <w:r>
+        <w:rPr>
+          <w:rFonts w:ascii="Consolas" w:eastAsia="Consolas" w:hAnsi="Consolas" w:cs="Consolas"/>
+          <w:sz w:val="16"/>
+          <w:szCs w:val="16"/>
+          <w:lang w:val="en-US"/>
+        </w:rPr>
+        <w:t xml:space="preserve"> = </w:t>
+      </w:r>
+      <w:proofErr w:type="spellStart"/>
+      <w:r>
+        <w:rPr>
+          <w:rFonts w:ascii="Consolas" w:eastAsia="Consolas" w:hAnsi="Consolas" w:cs="Consolas"/>
+          <w:sz w:val="16"/>
+          <w:szCs w:val="16"/>
+          <w:lang w:val="en-US"/>
+        </w:rPr>
+        <w:t>concurrenciaMaxima</w:t>
+      </w:r>
+      <w:proofErr w:type="spellEnd"/>
+      <w:r>
+        <w:rPr>
+          <w:rFonts w:ascii="Consolas" w:eastAsia="Consolas" w:hAnsi="Consolas" w:cs="Consolas"/>
+          <w:sz w:val="16"/>
+          <w:szCs w:val="16"/>
+          <w:lang w:val="en-US"/>
+        </w:rPr>
+        <w:t>;</w:t>
+      </w:r>
+    </w:p>
+    <w:p>
+      <w:pPr>
+        <w:shd w:val="clear" w:color="auto" w:fill="F5F5F5"/>
+        <w:rPr>
+          <w:lang w:val="en-US"/>
+        </w:rPr>
+      </w:pPr>
+      <w:r>
+        <w:rPr>
+          <w:rFonts w:ascii="Consolas" w:eastAsia="Consolas" w:hAnsi="Consolas" w:cs="Consolas"/>
+          <w:sz w:val="16"/>
+          <w:szCs w:val="16"/>
+          <w:lang w:val="en-US"/>
+        </w:rPr>
+        <w:t>            </w:t>
+      </w:r>
+      <w:proofErr w:type="spellStart"/>
+      <w:r>
+        <w:rPr>
+          <w:rFonts w:ascii="Consolas" w:eastAsia="Consolas" w:hAnsi="Consolas" w:cs="Consolas"/>
+          <w:sz w:val="16"/>
+          <w:szCs w:val="16"/>
+          <w:lang w:val="en-US"/>
+        </w:rPr>
+        <w:t>Console.WriteLine</w:t>
+      </w:r>
+      <w:proofErr w:type="spellEnd"/>
+      <w:r>
+        <w:rPr>
+          <w:rFonts w:ascii="Consolas" w:eastAsia="Consolas" w:hAnsi="Consolas" w:cs="Consolas"/>
+          <w:sz w:val="16"/>
+          <w:szCs w:val="16"/>
+          <w:lang w:val="en-US"/>
+        </w:rPr>
+        <w:t xml:space="preserve">($"[RESULTADO] Tiempo total con </w:t>
+      </w:r>
+      <w:proofErr w:type="spellStart"/>
+      <w:r>
+        <w:rPr>
+          <w:rFonts w:ascii="Consolas" w:eastAsia="Consolas" w:hAnsi="Consolas" w:cs="Consolas"/>
+          <w:sz w:val="16"/>
+          <w:szCs w:val="16"/>
+          <w:lang w:val="en-US"/>
+        </w:rPr>
+        <w:t>Parallel.</w:t>
+      </w:r>
+      <w:proofErr w:type="gramStart"/>
+      <w:r>
+        <w:rPr>
+          <w:rFonts w:ascii="Consolas" w:eastAsia="Consolas" w:hAnsi="Consolas" w:cs="Consolas"/>
+          <w:sz w:val="16"/>
+          <w:szCs w:val="16"/>
+          <w:lang w:val="en-US"/>
+        </w:rPr>
+        <w:t>For</w:t>
+      </w:r>
+      <w:proofErr w:type="spellEnd"/>
+      <w:r>
+        <w:rPr>
+          <w:rFonts w:ascii="Consolas" w:eastAsia="Consolas" w:hAnsi="Consolas" w:cs="Consolas"/>
+          <w:sz w:val="16"/>
+          <w:szCs w:val="16"/>
+          <w:lang w:val="en-US"/>
+        </w:rPr>
+        <w:t>: {</w:t>
+      </w:r>
+      <w:proofErr w:type="spellStart"/>
+      <w:proofErr w:type="gramEnd"/>
+      <w:r>
+        <w:rPr>
+          <w:rFonts w:ascii="Consolas" w:eastAsia="Consolas" w:hAnsi="Consolas" w:cs="Consolas"/>
+          <w:sz w:val="16"/>
+          <w:szCs w:val="16"/>
+          <w:lang w:val="en-US"/>
+        </w:rPr>
+        <w:t>swParallelFor.ElapsedMilliseconds</w:t>
+      </w:r>
+      <w:proofErr w:type="spellEnd"/>
+      <w:r>
+        <w:rPr>
+          <w:rFonts w:ascii="Consolas" w:eastAsia="Consolas" w:hAnsi="Consolas" w:cs="Consolas"/>
+          <w:sz w:val="16"/>
+          <w:szCs w:val="16"/>
+          <w:lang w:val="en-US"/>
+        </w:rPr>
+        <w:t xml:space="preserve">} </w:t>
+      </w:r>
+      <w:proofErr w:type="spellStart"/>
+      <w:r>
+        <w:rPr>
+          <w:rFonts w:ascii="Consolas" w:eastAsia="Consolas" w:hAnsi="Consolas" w:cs="Consolas"/>
+          <w:sz w:val="16"/>
+          <w:szCs w:val="16"/>
+          <w:lang w:val="en-US"/>
+        </w:rPr>
+        <w:t>ms</w:t>
+      </w:r>
+      <w:proofErr w:type="spellEnd"/>
+      <w:r>
+        <w:rPr>
+          <w:rFonts w:ascii="Consolas" w:eastAsia="Consolas" w:hAnsi="Consolas" w:cs="Consolas"/>
+          <w:sz w:val="16"/>
+          <w:szCs w:val="16"/>
+          <w:lang w:val="en-US"/>
+        </w:rPr>
+        <w:t>");</w:t>
       </w:r>
     </w:p>
     <w:p>
@@ -4839,6 +6735,1601 @@
           <w:szCs w:val="16"/>
           <w:lang w:val="en-US"/>
         </w:rPr>
+        <w:t>            /</w:t>
+      </w:r>
+      <w:proofErr w:type="gramStart"/>
+      <w:r>
+        <w:rPr>
+          <w:rFonts w:ascii="Consolas" w:eastAsia="Consolas" w:hAnsi="Consolas" w:cs="Consolas"/>
+          <w:sz w:val="16"/>
+          <w:szCs w:val="16"/>
+          <w:lang w:val="en-US"/>
+        </w:rPr>
+        <w:t>/ -</w:t>
+      </w:r>
+      <w:proofErr w:type="gramEnd"/>
+      <w:r>
+        <w:rPr>
+          <w:rFonts w:ascii="Consolas" w:eastAsia="Consolas" w:hAnsi="Consolas" w:cs="Consolas"/>
+          <w:sz w:val="16"/>
+          <w:szCs w:val="16"/>
+          <w:lang w:val="en-US"/>
+        </w:rPr>
+        <w:t>----------------------------------------------------------------</w:t>
+      </w:r>
+    </w:p>
+    <w:p>
+      <w:pPr>
+        <w:shd w:val="clear" w:color="auto" w:fill="F5F5F5"/>
+        <w:rPr>
+          <w:lang w:val="en-US"/>
+        </w:rPr>
+      </w:pPr>
+      <w:r>
+        <w:rPr>
+          <w:rFonts w:ascii="Consolas" w:eastAsia="Consolas" w:hAnsi="Consolas" w:cs="Consolas"/>
+          <w:sz w:val="16"/>
+          <w:szCs w:val="16"/>
+          <w:lang w:val="en-US"/>
+        </w:rPr>
+        <w:t xml:space="preserve">            // FASE 3: </w:t>
+      </w:r>
+      <w:proofErr w:type="spellStart"/>
+      <w:r>
+        <w:rPr>
+          <w:rFonts w:ascii="Consolas" w:eastAsia="Consolas" w:hAnsi="Consolas" w:cs="Consolas"/>
+          <w:sz w:val="16"/>
+          <w:szCs w:val="16"/>
+          <w:lang w:val="en-US"/>
+        </w:rPr>
+        <w:t>Task.Run</w:t>
+      </w:r>
+      <w:proofErr w:type="spellEnd"/>
+      <w:r>
+        <w:rPr>
+          <w:rFonts w:ascii="Consolas" w:eastAsia="Consolas" w:hAnsi="Consolas" w:cs="Consolas"/>
+          <w:sz w:val="16"/>
+          <w:szCs w:val="16"/>
+          <w:lang w:val="en-US"/>
+        </w:rPr>
+        <w:t xml:space="preserve"> + </w:t>
+      </w:r>
+      <w:proofErr w:type="spellStart"/>
+      <w:r>
+        <w:rPr>
+          <w:rFonts w:ascii="Consolas" w:eastAsia="Consolas" w:hAnsi="Consolas" w:cs="Consolas"/>
+          <w:sz w:val="16"/>
+          <w:szCs w:val="16"/>
+          <w:lang w:val="en-US"/>
+        </w:rPr>
+        <w:t>Task.WhenAll</w:t>
+      </w:r>
+      <w:proofErr w:type="spellEnd"/>
+      <w:r>
+        <w:rPr>
+          <w:rFonts w:ascii="Consolas" w:eastAsia="Consolas" w:hAnsi="Consolas" w:cs="Consolas"/>
+          <w:sz w:val="16"/>
+          <w:szCs w:val="16"/>
+          <w:lang w:val="en-US"/>
+        </w:rPr>
+        <w:t xml:space="preserve"> </w:t>
+      </w:r>
+      <w:proofErr w:type="spellStart"/>
+      <w:r>
+        <w:rPr>
+          <w:rFonts w:ascii="Consolas" w:eastAsia="Consolas" w:hAnsi="Consolas" w:cs="Consolas"/>
+          <w:sz w:val="16"/>
+          <w:szCs w:val="16"/>
+          <w:lang w:val="en-US"/>
+        </w:rPr>
+        <w:t>limitado</w:t>
+      </w:r>
+      <w:proofErr w:type="spellEnd"/>
+      <w:r>
+        <w:rPr>
+          <w:rFonts w:ascii="Consolas" w:eastAsia="Consolas" w:hAnsi="Consolas" w:cs="Consolas"/>
+          <w:sz w:val="16"/>
+          <w:szCs w:val="16"/>
+          <w:lang w:val="en-US"/>
+        </w:rPr>
+        <w:t xml:space="preserve"> con </w:t>
+      </w:r>
+      <w:proofErr w:type="spellStart"/>
+      <w:r>
+        <w:rPr>
+          <w:rFonts w:ascii="Consolas" w:eastAsia="Consolas" w:hAnsi="Consolas" w:cs="Consolas"/>
+          <w:sz w:val="16"/>
+          <w:szCs w:val="16"/>
+          <w:lang w:val="en-US"/>
+        </w:rPr>
+        <w:t>SemaphoreSlim</w:t>
+      </w:r>
+      <w:proofErr w:type="spellEnd"/>
+    </w:p>
+    <w:p>
+      <w:pPr>
+        <w:shd w:val="clear" w:color="auto" w:fill="F5F5F5"/>
+      </w:pPr>
+      <w:r>
+        <w:rPr>
+          <w:rFonts w:ascii="Consolas" w:eastAsia="Consolas" w:hAnsi="Consolas" w:cs="Consolas"/>
+          <w:sz w:val="16"/>
+          <w:szCs w:val="16"/>
+          <w:lang w:val="en-US"/>
+        </w:rPr>
+        <w:t>            </w:t>
+      </w:r>
+      <w:r>
+        <w:rPr>
+          <w:rFonts w:ascii="Consolas" w:eastAsia="Consolas" w:hAnsi="Consolas" w:cs="Consolas"/>
+          <w:sz w:val="16"/>
+          <w:szCs w:val="16"/>
+        </w:rPr>
+        <w:t>// -----------------------------------------------------------------</w:t>
+      </w:r>
+    </w:p>
+    <w:p>
+      <w:pPr>
+        <w:shd w:val="clear" w:color="auto" w:fill="F5F5F5"/>
+      </w:pPr>
+      <w:r>
+        <w:rPr>
+          <w:rFonts w:ascii="Consolas" w:eastAsia="Consolas" w:hAnsi="Consolas" w:cs="Consolas"/>
+          <w:sz w:val="16"/>
+          <w:szCs w:val="16"/>
+        </w:rPr>
+        <w:t xml:space="preserve">            // </w:t>
+      </w:r>
+      <w:proofErr w:type="spellStart"/>
+      <w:r>
+        <w:rPr>
+          <w:rFonts w:ascii="Consolas" w:eastAsia="Consolas" w:hAnsi="Consolas" w:cs="Consolas"/>
+          <w:sz w:val="16"/>
+          <w:szCs w:val="16"/>
+        </w:rPr>
+        <w:t>Task.Run</w:t>
+      </w:r>
+      <w:proofErr w:type="spellEnd"/>
+      <w:r>
+        <w:rPr>
+          <w:rFonts w:ascii="Consolas" w:eastAsia="Consolas" w:hAnsi="Consolas" w:cs="Consolas"/>
+          <w:sz w:val="16"/>
+          <w:szCs w:val="16"/>
+        </w:rPr>
+        <w:t xml:space="preserve"> no acepta </w:t>
+      </w:r>
+      <w:proofErr w:type="spellStart"/>
+      <w:r>
+        <w:rPr>
+          <w:rFonts w:ascii="Consolas" w:eastAsia="Consolas" w:hAnsi="Consolas" w:cs="Consolas"/>
+          <w:sz w:val="16"/>
+          <w:szCs w:val="16"/>
+        </w:rPr>
+        <w:t>ParallelOptions</w:t>
+      </w:r>
+      <w:proofErr w:type="spellEnd"/>
+      <w:r>
+        <w:rPr>
+          <w:rFonts w:ascii="Consolas" w:eastAsia="Consolas" w:hAnsi="Consolas" w:cs="Consolas"/>
+          <w:sz w:val="16"/>
+          <w:szCs w:val="16"/>
+        </w:rPr>
+        <w:t>, así que el mismo límite se aplica con un</w:t>
+      </w:r>
+    </w:p>
+    <w:p>
+      <w:pPr>
+        <w:shd w:val="clear" w:color="auto" w:fill="F5F5F5"/>
+      </w:pPr>
+      <w:r>
+        <w:rPr>
+          <w:rFonts w:ascii="Consolas" w:eastAsia="Consolas" w:hAnsi="Consolas" w:cs="Consolas"/>
+          <w:sz w:val="16"/>
+          <w:szCs w:val="16"/>
+        </w:rPr>
+        <w:t xml:space="preserve">            // </w:t>
+      </w:r>
+      <w:proofErr w:type="spellStart"/>
+      <w:r>
+        <w:rPr>
+          <w:rFonts w:ascii="Consolas" w:eastAsia="Consolas" w:hAnsi="Consolas" w:cs="Consolas"/>
+          <w:sz w:val="16"/>
+          <w:szCs w:val="16"/>
+        </w:rPr>
+        <w:t>SemaphoreSlim</w:t>
+      </w:r>
+      <w:proofErr w:type="spellEnd"/>
+      <w:r>
+        <w:rPr>
+          <w:rFonts w:ascii="Consolas" w:eastAsia="Consolas" w:hAnsi="Consolas" w:cs="Consolas"/>
+          <w:sz w:val="16"/>
+          <w:szCs w:val="16"/>
+        </w:rPr>
+        <w:t xml:space="preserve"> inicializado con </w:t>
+      </w:r>
+      <w:proofErr w:type="spellStart"/>
+      <w:r>
+        <w:rPr>
+          <w:rFonts w:ascii="Consolas" w:eastAsia="Consolas" w:hAnsi="Consolas" w:cs="Consolas"/>
+          <w:sz w:val="16"/>
+          <w:szCs w:val="16"/>
+        </w:rPr>
+        <w:t>Environment.ProcessorCount</w:t>
+      </w:r>
+      <w:proofErr w:type="spellEnd"/>
+      <w:r>
+        <w:rPr>
+          <w:rFonts w:ascii="Consolas" w:eastAsia="Consolas" w:hAnsi="Consolas" w:cs="Consolas"/>
+          <w:sz w:val="16"/>
+          <w:szCs w:val="16"/>
+        </w:rPr>
+        <w:t>.</w:t>
+      </w:r>
+    </w:p>
+    <w:p>
+      <w:pPr>
+        <w:shd w:val="clear" w:color="auto" w:fill="F5F5F5"/>
+      </w:pPr>
+      <w:r>
+        <w:rPr>
+          <w:rFonts w:ascii="Consolas" w:eastAsia="Consolas" w:hAnsi="Consolas" w:cs="Consolas"/>
+          <w:sz w:val="16"/>
+          <w:szCs w:val="16"/>
+        </w:rPr>
+        <w:t>            </w:t>
+      </w:r>
+      <w:proofErr w:type="spellStart"/>
+      <w:proofErr w:type="gramStart"/>
+      <w:r>
+        <w:rPr>
+          <w:rFonts w:ascii="Consolas" w:eastAsia="Consolas" w:hAnsi="Consolas" w:cs="Consolas"/>
+          <w:sz w:val="16"/>
+          <w:szCs w:val="16"/>
+        </w:rPr>
+        <w:t>ImprimirEncabezado</w:t>
+      </w:r>
+      <w:proofErr w:type="spellEnd"/>
+      <w:r>
+        <w:rPr>
+          <w:rFonts w:ascii="Consolas" w:eastAsia="Consolas" w:hAnsi="Consolas" w:cs="Consolas"/>
+          <w:sz w:val="16"/>
+          <w:szCs w:val="16"/>
+        </w:rPr>
+        <w:t>(</w:t>
+      </w:r>
+      <w:proofErr w:type="gramEnd"/>
+      <w:r>
+        <w:rPr>
+          <w:rFonts w:ascii="Consolas" w:eastAsia="Consolas" w:hAnsi="Consolas" w:cs="Consolas"/>
+          <w:sz w:val="16"/>
+          <w:szCs w:val="16"/>
+        </w:rPr>
+        <w:t xml:space="preserve">"3. Iniciando Ejecución Asíncrona con </w:t>
+      </w:r>
+      <w:proofErr w:type="spellStart"/>
+      <w:r>
+        <w:rPr>
+          <w:rFonts w:ascii="Consolas" w:eastAsia="Consolas" w:hAnsi="Consolas" w:cs="Consolas"/>
+          <w:sz w:val="16"/>
+          <w:szCs w:val="16"/>
+        </w:rPr>
+        <w:t>Task.Run</w:t>
+      </w:r>
+      <w:proofErr w:type="spellEnd"/>
+      <w:r>
+        <w:rPr>
+          <w:rFonts w:ascii="Consolas" w:eastAsia="Consolas" w:hAnsi="Consolas" w:cs="Consolas"/>
+          <w:sz w:val="16"/>
+          <w:szCs w:val="16"/>
+        </w:rPr>
+        <w:t>...");</w:t>
+      </w:r>
+    </w:p>
+    <w:p>
+      <w:pPr>
+        <w:shd w:val="clear" w:color="auto" w:fill="F5F5F5"/>
+        <w:rPr>
+          <w:lang w:val="en-US"/>
+        </w:rPr>
+      </w:pPr>
+      <w:r>
+        <w:rPr>
+          <w:rFonts w:ascii="Consolas" w:eastAsia="Consolas" w:hAnsi="Consolas" w:cs="Consolas"/>
+          <w:sz w:val="16"/>
+          <w:szCs w:val="16"/>
+        </w:rPr>
+        <w:t>            </w:t>
+      </w:r>
+      <w:proofErr w:type="spellStart"/>
+      <w:proofErr w:type="gramStart"/>
+      <w:r>
+        <w:rPr>
+          <w:rFonts w:ascii="Consolas" w:eastAsia="Consolas" w:hAnsi="Consolas" w:cs="Consolas"/>
+          <w:sz w:val="16"/>
+          <w:szCs w:val="16"/>
+          <w:lang w:val="en-US"/>
+        </w:rPr>
+        <w:t>ReiniciarContadores</w:t>
+      </w:r>
+      <w:proofErr w:type="spellEnd"/>
+      <w:r>
+        <w:rPr>
+          <w:rFonts w:ascii="Consolas" w:eastAsia="Consolas" w:hAnsi="Consolas" w:cs="Consolas"/>
+          <w:sz w:val="16"/>
+          <w:szCs w:val="16"/>
+          <w:lang w:val="en-US"/>
+        </w:rPr>
+        <w:t>(</w:t>
+      </w:r>
+      <w:proofErr w:type="gramEnd"/>
+      <w:r>
+        <w:rPr>
+          <w:rFonts w:ascii="Consolas" w:eastAsia="Consolas" w:hAnsi="Consolas" w:cs="Consolas"/>
+          <w:sz w:val="16"/>
+          <w:szCs w:val="16"/>
+          <w:lang w:val="en-US"/>
+        </w:rPr>
+        <w:t>);</w:t>
+      </w:r>
+    </w:p>
+    <w:p>
+      <w:pPr>
+        <w:shd w:val="clear" w:color="auto" w:fill="F5F5F5"/>
+        <w:rPr>
+          <w:lang w:val="en-US"/>
+        </w:rPr>
+      </w:pPr>
+      <w:r>
+        <w:rPr>
+          <w:rFonts w:ascii="Consolas" w:eastAsia="Consolas" w:hAnsi="Consolas" w:cs="Consolas"/>
+          <w:sz w:val="16"/>
+          <w:szCs w:val="16"/>
+          <w:lang w:val="en-US"/>
+        </w:rPr>
+        <w:t xml:space="preserve"> </w:t>
+      </w:r>
+    </w:p>
+    <w:p>
+      <w:pPr>
+        <w:shd w:val="clear" w:color="auto" w:fill="F5F5F5"/>
+        <w:rPr>
+          <w:lang w:val="en-US"/>
+        </w:rPr>
+      </w:pPr>
+      <w:r>
+        <w:rPr>
+          <w:rFonts w:ascii="Consolas" w:eastAsia="Consolas" w:hAnsi="Consolas" w:cs="Consolas"/>
+          <w:sz w:val="16"/>
+          <w:szCs w:val="16"/>
+          <w:lang w:val="en-US"/>
+        </w:rPr>
+        <w:t xml:space="preserve">            var </w:t>
+      </w:r>
+      <w:proofErr w:type="spellStart"/>
+      <w:r>
+        <w:rPr>
+          <w:rFonts w:ascii="Consolas" w:eastAsia="Consolas" w:hAnsi="Consolas" w:cs="Consolas"/>
+          <w:sz w:val="16"/>
+          <w:szCs w:val="16"/>
+          <w:lang w:val="en-US"/>
+        </w:rPr>
+        <w:t>hilosTaskRun</w:t>
+      </w:r>
+      <w:proofErr w:type="spellEnd"/>
+      <w:r>
+        <w:rPr>
+          <w:rFonts w:ascii="Consolas" w:eastAsia="Consolas" w:hAnsi="Consolas" w:cs="Consolas"/>
+          <w:sz w:val="16"/>
+          <w:szCs w:val="16"/>
+          <w:lang w:val="en-US"/>
+        </w:rPr>
+        <w:t xml:space="preserve"> = new </w:t>
+      </w:r>
+      <w:proofErr w:type="spellStart"/>
+      <w:r>
+        <w:rPr>
+          <w:rFonts w:ascii="Consolas" w:eastAsia="Consolas" w:hAnsi="Consolas" w:cs="Consolas"/>
+          <w:sz w:val="16"/>
+          <w:szCs w:val="16"/>
+          <w:lang w:val="en-US"/>
+        </w:rPr>
+        <w:t>ConcurrentDictionary</w:t>
+      </w:r>
+      <w:proofErr w:type="spellEnd"/>
+      <w:r>
+        <w:rPr>
+          <w:rFonts w:ascii="Consolas" w:eastAsia="Consolas" w:hAnsi="Consolas" w:cs="Consolas"/>
+          <w:sz w:val="16"/>
+          <w:szCs w:val="16"/>
+          <w:lang w:val="en-US"/>
+        </w:rPr>
+        <w:t>&lt;int, int</w:t>
+      </w:r>
+      <w:proofErr w:type="gramStart"/>
+      <w:r>
+        <w:rPr>
+          <w:rFonts w:ascii="Consolas" w:eastAsia="Consolas" w:hAnsi="Consolas" w:cs="Consolas"/>
+          <w:sz w:val="16"/>
+          <w:szCs w:val="16"/>
+          <w:lang w:val="en-US"/>
+        </w:rPr>
+        <w:t>&gt;(</w:t>
+      </w:r>
+      <w:proofErr w:type="gramEnd"/>
+      <w:r>
+        <w:rPr>
+          <w:rFonts w:ascii="Consolas" w:eastAsia="Consolas" w:hAnsi="Consolas" w:cs="Consolas"/>
+          <w:sz w:val="16"/>
+          <w:szCs w:val="16"/>
+          <w:lang w:val="en-US"/>
+        </w:rPr>
+        <w:t>);</w:t>
+      </w:r>
+    </w:p>
+    <w:p>
+      <w:pPr>
+        <w:shd w:val="clear" w:color="auto" w:fill="F5F5F5"/>
+        <w:rPr>
+          <w:lang w:val="en-US"/>
+        </w:rPr>
+      </w:pPr>
+      <w:r>
+        <w:rPr>
+          <w:rFonts w:ascii="Consolas" w:eastAsia="Consolas" w:hAnsi="Consolas" w:cs="Consolas"/>
+          <w:sz w:val="16"/>
+          <w:szCs w:val="16"/>
+          <w:lang w:val="en-US"/>
+        </w:rPr>
+        <w:t xml:space="preserve">            using var </w:t>
+      </w:r>
+      <w:proofErr w:type="spellStart"/>
+      <w:r>
+        <w:rPr>
+          <w:rFonts w:ascii="Consolas" w:eastAsia="Consolas" w:hAnsi="Consolas" w:cs="Consolas"/>
+          <w:sz w:val="16"/>
+          <w:szCs w:val="16"/>
+          <w:lang w:val="en-US"/>
+        </w:rPr>
+        <w:t>limitador</w:t>
+      </w:r>
+      <w:proofErr w:type="spellEnd"/>
+      <w:r>
+        <w:rPr>
+          <w:rFonts w:ascii="Consolas" w:eastAsia="Consolas" w:hAnsi="Consolas" w:cs="Consolas"/>
+          <w:sz w:val="16"/>
+          <w:szCs w:val="16"/>
+          <w:lang w:val="en-US"/>
+        </w:rPr>
+        <w:t xml:space="preserve"> = new </w:t>
+      </w:r>
+      <w:proofErr w:type="spellStart"/>
+      <w:r>
+        <w:rPr>
+          <w:rFonts w:ascii="Consolas" w:eastAsia="Consolas" w:hAnsi="Consolas" w:cs="Consolas"/>
+          <w:sz w:val="16"/>
+          <w:szCs w:val="16"/>
+          <w:lang w:val="en-US"/>
+        </w:rPr>
+        <w:t>SemaphoreSlim</w:t>
+      </w:r>
+      <w:proofErr w:type="spellEnd"/>
+      <w:r>
+        <w:rPr>
+          <w:rFonts w:ascii="Consolas" w:eastAsia="Consolas" w:hAnsi="Consolas" w:cs="Consolas"/>
+          <w:sz w:val="16"/>
+          <w:szCs w:val="16"/>
+          <w:lang w:val="en-US"/>
+        </w:rPr>
+        <w:t>(</w:t>
+      </w:r>
+      <w:proofErr w:type="spellStart"/>
+      <w:proofErr w:type="gramStart"/>
+      <w:r>
+        <w:rPr>
+          <w:rFonts w:ascii="Consolas" w:eastAsia="Consolas" w:hAnsi="Consolas" w:cs="Consolas"/>
+          <w:sz w:val="16"/>
+          <w:szCs w:val="16"/>
+          <w:lang w:val="en-US"/>
+        </w:rPr>
+        <w:t>opciones.MaxDegreeOfParallelism</w:t>
+      </w:r>
+      <w:proofErr w:type="spellEnd"/>
+      <w:proofErr w:type="gramEnd"/>
+      <w:r>
+        <w:rPr>
+          <w:rFonts w:ascii="Consolas" w:eastAsia="Consolas" w:hAnsi="Consolas" w:cs="Consolas"/>
+          <w:sz w:val="16"/>
+          <w:szCs w:val="16"/>
+          <w:lang w:val="en-US"/>
+        </w:rPr>
+        <w:t>);</w:t>
+      </w:r>
+    </w:p>
+    <w:p>
+      <w:pPr>
+        <w:shd w:val="clear" w:color="auto" w:fill="F5F5F5"/>
+        <w:rPr>
+          <w:lang w:val="en-US"/>
+        </w:rPr>
+      </w:pPr>
+      <w:r>
+        <w:rPr>
+          <w:rFonts w:ascii="Consolas" w:eastAsia="Consolas" w:hAnsi="Consolas" w:cs="Consolas"/>
+          <w:sz w:val="16"/>
+          <w:szCs w:val="16"/>
+          <w:lang w:val="en-US"/>
+        </w:rPr>
+        <w:t xml:space="preserve">            Stopwatch </w:t>
+      </w:r>
+      <w:proofErr w:type="spellStart"/>
+      <w:r>
+        <w:rPr>
+          <w:rFonts w:ascii="Consolas" w:eastAsia="Consolas" w:hAnsi="Consolas" w:cs="Consolas"/>
+          <w:sz w:val="16"/>
+          <w:szCs w:val="16"/>
+          <w:lang w:val="en-US"/>
+        </w:rPr>
+        <w:t>swTaskRun</w:t>
+      </w:r>
+      <w:proofErr w:type="spellEnd"/>
+      <w:r>
+        <w:rPr>
+          <w:rFonts w:ascii="Consolas" w:eastAsia="Consolas" w:hAnsi="Consolas" w:cs="Consolas"/>
+          <w:sz w:val="16"/>
+          <w:szCs w:val="16"/>
+          <w:lang w:val="en-US"/>
+        </w:rPr>
+        <w:t xml:space="preserve"> = </w:t>
+      </w:r>
+      <w:proofErr w:type="spellStart"/>
+      <w:r>
+        <w:rPr>
+          <w:rFonts w:ascii="Consolas" w:eastAsia="Consolas" w:hAnsi="Consolas" w:cs="Consolas"/>
+          <w:sz w:val="16"/>
+          <w:szCs w:val="16"/>
+          <w:lang w:val="en-US"/>
+        </w:rPr>
+        <w:t>Stopwatch.StartNew</w:t>
+      </w:r>
+      <w:proofErr w:type="spellEnd"/>
+      <w:r>
+        <w:rPr>
+          <w:rFonts w:ascii="Consolas" w:eastAsia="Consolas" w:hAnsi="Consolas" w:cs="Consolas"/>
+          <w:sz w:val="16"/>
+          <w:szCs w:val="16"/>
+          <w:lang w:val="en-US"/>
+        </w:rPr>
+        <w:t>();</w:t>
+      </w:r>
+    </w:p>
+    <w:p>
+      <w:pPr>
+        <w:shd w:val="clear" w:color="auto" w:fill="F5F5F5"/>
+        <w:rPr>
+          <w:lang w:val="en-US"/>
+        </w:rPr>
+      </w:pPr>
+      <w:r>
+        <w:rPr>
+          <w:rFonts w:ascii="Consolas" w:eastAsia="Consolas" w:hAnsi="Consolas" w:cs="Consolas"/>
+          <w:sz w:val="16"/>
+          <w:szCs w:val="16"/>
+          <w:lang w:val="en-US"/>
+        </w:rPr>
+        <w:t>            </w:t>
+      </w:r>
+      <w:proofErr w:type="gramStart"/>
+      <w:r>
+        <w:rPr>
+          <w:rFonts w:ascii="Consolas" w:eastAsia="Consolas" w:hAnsi="Consolas" w:cs="Consolas"/>
+          <w:sz w:val="16"/>
+          <w:szCs w:val="16"/>
+          <w:lang w:val="en-US"/>
+        </w:rPr>
+        <w:t>Task[</w:t>
+      </w:r>
+      <w:proofErr w:type="gramEnd"/>
+      <w:r>
+        <w:rPr>
+          <w:rFonts w:ascii="Consolas" w:eastAsia="Consolas" w:hAnsi="Consolas" w:cs="Consolas"/>
+          <w:sz w:val="16"/>
+          <w:szCs w:val="16"/>
+          <w:lang w:val="en-US"/>
+        </w:rPr>
+        <w:t xml:space="preserve">] </w:t>
+      </w:r>
+      <w:proofErr w:type="spellStart"/>
+      <w:r>
+        <w:rPr>
+          <w:rFonts w:ascii="Consolas" w:eastAsia="Consolas" w:hAnsi="Consolas" w:cs="Consolas"/>
+          <w:sz w:val="16"/>
+          <w:szCs w:val="16"/>
+          <w:lang w:val="en-US"/>
+        </w:rPr>
+        <w:t>arregloTareas</w:t>
+      </w:r>
+      <w:proofErr w:type="spellEnd"/>
+      <w:r>
+        <w:rPr>
+          <w:rFonts w:ascii="Consolas" w:eastAsia="Consolas" w:hAnsi="Consolas" w:cs="Consolas"/>
+          <w:sz w:val="16"/>
+          <w:szCs w:val="16"/>
+          <w:lang w:val="en-US"/>
+        </w:rPr>
+        <w:t xml:space="preserve"> = new Task[</w:t>
+      </w:r>
+      <w:proofErr w:type="spellStart"/>
+      <w:r>
+        <w:rPr>
+          <w:rFonts w:ascii="Consolas" w:eastAsia="Consolas" w:hAnsi="Consolas" w:cs="Consolas"/>
+          <w:sz w:val="16"/>
+          <w:szCs w:val="16"/>
+          <w:lang w:val="en-US"/>
+        </w:rPr>
+        <w:t>totalTareas</w:t>
+      </w:r>
+      <w:proofErr w:type="spellEnd"/>
+      <w:r>
+        <w:rPr>
+          <w:rFonts w:ascii="Consolas" w:eastAsia="Consolas" w:hAnsi="Consolas" w:cs="Consolas"/>
+          <w:sz w:val="16"/>
+          <w:szCs w:val="16"/>
+          <w:lang w:val="en-US"/>
+        </w:rPr>
+        <w:t>];</w:t>
+      </w:r>
+    </w:p>
+    <w:p>
+      <w:pPr>
+        <w:shd w:val="clear" w:color="auto" w:fill="F5F5F5"/>
+        <w:rPr>
+          <w:lang w:val="en-US"/>
+        </w:rPr>
+      </w:pPr>
+      <w:r>
+        <w:rPr>
+          <w:rFonts w:ascii="Consolas" w:eastAsia="Consolas" w:hAnsi="Consolas" w:cs="Consolas"/>
+          <w:sz w:val="16"/>
+          <w:szCs w:val="16"/>
+          <w:lang w:val="en-US"/>
+        </w:rPr>
+        <w:t xml:space="preserve"> </w:t>
+      </w:r>
+    </w:p>
+    <w:p>
+      <w:pPr>
+        <w:shd w:val="clear" w:color="auto" w:fill="F5F5F5"/>
+        <w:rPr>
+          <w:lang w:val="en-US"/>
+        </w:rPr>
+      </w:pPr>
+      <w:r>
+        <w:rPr>
+          <w:rFonts w:ascii="Consolas" w:eastAsia="Consolas" w:hAnsi="Consolas" w:cs="Consolas"/>
+          <w:sz w:val="16"/>
+          <w:szCs w:val="16"/>
+          <w:lang w:val="en-US"/>
+        </w:rPr>
+        <w:t xml:space="preserve">            for (int </w:t>
+      </w:r>
+      <w:proofErr w:type="spellStart"/>
+      <w:r>
+        <w:rPr>
+          <w:rFonts w:ascii="Consolas" w:eastAsia="Consolas" w:hAnsi="Consolas" w:cs="Consolas"/>
+          <w:sz w:val="16"/>
+          <w:szCs w:val="16"/>
+          <w:lang w:val="en-US"/>
+        </w:rPr>
+        <w:t>i</w:t>
+      </w:r>
+      <w:proofErr w:type="spellEnd"/>
+      <w:r>
+        <w:rPr>
+          <w:rFonts w:ascii="Consolas" w:eastAsia="Consolas" w:hAnsi="Consolas" w:cs="Consolas"/>
+          <w:sz w:val="16"/>
+          <w:szCs w:val="16"/>
+          <w:lang w:val="en-US"/>
+        </w:rPr>
+        <w:t xml:space="preserve"> = 0; </w:t>
+      </w:r>
+      <w:proofErr w:type="spellStart"/>
+      <w:r>
+        <w:rPr>
+          <w:rFonts w:ascii="Consolas" w:eastAsia="Consolas" w:hAnsi="Consolas" w:cs="Consolas"/>
+          <w:sz w:val="16"/>
+          <w:szCs w:val="16"/>
+          <w:lang w:val="en-US"/>
+        </w:rPr>
+        <w:t>i</w:t>
+      </w:r>
+      <w:proofErr w:type="spellEnd"/>
+      <w:r>
+        <w:rPr>
+          <w:rFonts w:ascii="Consolas" w:eastAsia="Consolas" w:hAnsi="Consolas" w:cs="Consolas"/>
+          <w:sz w:val="16"/>
+          <w:szCs w:val="16"/>
+          <w:lang w:val="en-US"/>
+        </w:rPr>
+        <w:t xml:space="preserve"> &lt; </w:t>
+      </w:r>
+      <w:proofErr w:type="spellStart"/>
+      <w:r>
+        <w:rPr>
+          <w:rFonts w:ascii="Consolas" w:eastAsia="Consolas" w:hAnsi="Consolas" w:cs="Consolas"/>
+          <w:sz w:val="16"/>
+          <w:szCs w:val="16"/>
+          <w:lang w:val="en-US"/>
+        </w:rPr>
+        <w:t>totalTareas</w:t>
+      </w:r>
+      <w:proofErr w:type="spellEnd"/>
+      <w:r>
+        <w:rPr>
+          <w:rFonts w:ascii="Consolas" w:eastAsia="Consolas" w:hAnsi="Consolas" w:cs="Consolas"/>
+          <w:sz w:val="16"/>
+          <w:szCs w:val="16"/>
+          <w:lang w:val="en-US"/>
+        </w:rPr>
+        <w:t xml:space="preserve">; </w:t>
+      </w:r>
+      <w:proofErr w:type="spellStart"/>
+      <w:r>
+        <w:rPr>
+          <w:rFonts w:ascii="Consolas" w:eastAsia="Consolas" w:hAnsi="Consolas" w:cs="Consolas"/>
+          <w:sz w:val="16"/>
+          <w:szCs w:val="16"/>
+          <w:lang w:val="en-US"/>
+        </w:rPr>
+        <w:t>i</w:t>
+      </w:r>
+      <w:proofErr w:type="spellEnd"/>
+      <w:r>
+        <w:rPr>
+          <w:rFonts w:ascii="Consolas" w:eastAsia="Consolas" w:hAnsi="Consolas" w:cs="Consolas"/>
+          <w:sz w:val="16"/>
+          <w:szCs w:val="16"/>
+          <w:lang w:val="en-US"/>
+        </w:rPr>
+        <w:t>++)</w:t>
+      </w:r>
+    </w:p>
+    <w:p>
+      <w:pPr>
+        <w:shd w:val="clear" w:color="auto" w:fill="F5F5F5"/>
+      </w:pPr>
+      <w:r>
+        <w:rPr>
+          <w:rFonts w:ascii="Consolas" w:eastAsia="Consolas" w:hAnsi="Consolas" w:cs="Consolas"/>
+          <w:sz w:val="16"/>
+          <w:szCs w:val="16"/>
+          <w:lang w:val="en-US"/>
+        </w:rPr>
+        <w:t>            </w:t>
+      </w:r>
+      <w:r>
+        <w:rPr>
+          <w:rFonts w:ascii="Consolas" w:eastAsia="Consolas" w:hAnsi="Consolas" w:cs="Consolas"/>
+          <w:sz w:val="16"/>
+          <w:szCs w:val="16"/>
+        </w:rPr>
+        <w:t>{</w:t>
+      </w:r>
+    </w:p>
+    <w:p>
+      <w:pPr>
+        <w:shd w:val="clear" w:color="auto" w:fill="F5F5F5"/>
+      </w:pPr>
+      <w:r>
+        <w:rPr>
+          <w:rFonts w:ascii="Consolas" w:eastAsia="Consolas" w:hAnsi="Consolas" w:cs="Consolas"/>
+          <w:sz w:val="16"/>
+          <w:szCs w:val="16"/>
+        </w:rPr>
+        <w:t>                </w:t>
+      </w:r>
+      <w:proofErr w:type="spellStart"/>
+      <w:r>
+        <w:rPr>
+          <w:rFonts w:ascii="Consolas" w:eastAsia="Consolas" w:hAnsi="Consolas" w:cs="Consolas"/>
+          <w:sz w:val="16"/>
+          <w:szCs w:val="16"/>
+        </w:rPr>
+        <w:t>int</w:t>
+      </w:r>
+      <w:proofErr w:type="spellEnd"/>
+      <w:r>
+        <w:rPr>
+          <w:rFonts w:ascii="Consolas" w:eastAsia="Consolas" w:hAnsi="Consolas" w:cs="Consolas"/>
+          <w:sz w:val="16"/>
+          <w:szCs w:val="16"/>
+        </w:rPr>
+        <w:t xml:space="preserve"> </w:t>
+      </w:r>
+      <w:proofErr w:type="spellStart"/>
+      <w:r>
+        <w:rPr>
+          <w:rFonts w:ascii="Consolas" w:eastAsia="Consolas" w:hAnsi="Consolas" w:cs="Consolas"/>
+          <w:sz w:val="16"/>
+          <w:szCs w:val="16"/>
+        </w:rPr>
+        <w:t>taskId</w:t>
+      </w:r>
+      <w:proofErr w:type="spellEnd"/>
+      <w:r>
+        <w:rPr>
+          <w:rFonts w:ascii="Consolas" w:eastAsia="Consolas" w:hAnsi="Consolas" w:cs="Consolas"/>
+          <w:sz w:val="16"/>
+          <w:szCs w:val="16"/>
+        </w:rPr>
+        <w:t xml:space="preserve"> = i; // Captura local para evitar problemas de cierre (</w:t>
+      </w:r>
+      <w:proofErr w:type="spellStart"/>
+      <w:r>
+        <w:rPr>
+          <w:rFonts w:ascii="Consolas" w:eastAsia="Consolas" w:hAnsi="Consolas" w:cs="Consolas"/>
+          <w:sz w:val="16"/>
+          <w:szCs w:val="16"/>
+        </w:rPr>
+        <w:t>closure</w:t>
+      </w:r>
+      <w:proofErr w:type="spellEnd"/>
+      <w:r>
+        <w:rPr>
+          <w:rFonts w:ascii="Consolas" w:eastAsia="Consolas" w:hAnsi="Consolas" w:cs="Consolas"/>
+          <w:sz w:val="16"/>
+          <w:szCs w:val="16"/>
+        </w:rPr>
+        <w:t>)</w:t>
+      </w:r>
+    </w:p>
+    <w:p>
+      <w:pPr>
+        <w:shd w:val="clear" w:color="auto" w:fill="F5F5F5"/>
+        <w:rPr>
+          <w:lang w:val="en-US"/>
+        </w:rPr>
+      </w:pPr>
+      <w:r>
+        <w:rPr>
+          <w:rFonts w:ascii="Consolas" w:eastAsia="Consolas" w:hAnsi="Consolas" w:cs="Consolas"/>
+          <w:sz w:val="16"/>
+          <w:szCs w:val="16"/>
+        </w:rPr>
+        <w:t>                </w:t>
+      </w:r>
+      <w:proofErr w:type="spellStart"/>
+      <w:r>
+        <w:rPr>
+          <w:rFonts w:ascii="Consolas" w:eastAsia="Consolas" w:hAnsi="Consolas" w:cs="Consolas"/>
+          <w:sz w:val="16"/>
+          <w:szCs w:val="16"/>
+          <w:lang w:val="en-US"/>
+        </w:rPr>
+        <w:t>arregloTareas</w:t>
+      </w:r>
+      <w:proofErr w:type="spellEnd"/>
+      <w:r>
+        <w:rPr>
+          <w:rFonts w:ascii="Consolas" w:eastAsia="Consolas" w:hAnsi="Consolas" w:cs="Consolas"/>
+          <w:sz w:val="16"/>
+          <w:szCs w:val="16"/>
+          <w:lang w:val="en-US"/>
+        </w:rPr>
+        <w:t>[</w:t>
+      </w:r>
+      <w:proofErr w:type="spellStart"/>
+      <w:r>
+        <w:rPr>
+          <w:rFonts w:ascii="Consolas" w:eastAsia="Consolas" w:hAnsi="Consolas" w:cs="Consolas"/>
+          <w:sz w:val="16"/>
+          <w:szCs w:val="16"/>
+          <w:lang w:val="en-US"/>
+        </w:rPr>
+        <w:t>i</w:t>
+      </w:r>
+      <w:proofErr w:type="spellEnd"/>
+      <w:r>
+        <w:rPr>
+          <w:rFonts w:ascii="Consolas" w:eastAsia="Consolas" w:hAnsi="Consolas" w:cs="Consolas"/>
+          <w:sz w:val="16"/>
+          <w:szCs w:val="16"/>
+          <w:lang w:val="en-US"/>
+        </w:rPr>
+        <w:t xml:space="preserve">] = </w:t>
+      </w:r>
+      <w:proofErr w:type="spellStart"/>
+      <w:r>
+        <w:rPr>
+          <w:rFonts w:ascii="Consolas" w:eastAsia="Consolas" w:hAnsi="Consolas" w:cs="Consolas"/>
+          <w:sz w:val="16"/>
+          <w:szCs w:val="16"/>
+          <w:lang w:val="en-US"/>
+        </w:rPr>
+        <w:t>Task.Run</w:t>
+      </w:r>
+      <w:proofErr w:type="spellEnd"/>
+      <w:r>
+        <w:rPr>
+          <w:rFonts w:ascii="Consolas" w:eastAsia="Consolas" w:hAnsi="Consolas" w:cs="Consolas"/>
+          <w:sz w:val="16"/>
+          <w:szCs w:val="16"/>
+          <w:lang w:val="en-US"/>
+        </w:rPr>
+        <w:t>(async () =&gt;</w:t>
+      </w:r>
+    </w:p>
+    <w:p>
+      <w:pPr>
+        <w:shd w:val="clear" w:color="auto" w:fill="F5F5F5"/>
+        <w:rPr>
+          <w:lang w:val="en-US"/>
+        </w:rPr>
+      </w:pPr>
+      <w:r>
+        <w:rPr>
+          <w:rFonts w:ascii="Consolas" w:eastAsia="Consolas" w:hAnsi="Consolas" w:cs="Consolas"/>
+          <w:sz w:val="16"/>
+          <w:szCs w:val="16"/>
+          <w:lang w:val="en-US"/>
+        </w:rPr>
+        <w:t>                {</w:t>
+      </w:r>
+    </w:p>
+    <w:p>
+      <w:pPr>
+        <w:shd w:val="clear" w:color="auto" w:fill="F5F5F5"/>
+        <w:rPr>
+          <w:lang w:val="en-US"/>
+        </w:rPr>
+      </w:pPr>
+      <w:r>
+        <w:rPr>
+          <w:rFonts w:ascii="Consolas" w:eastAsia="Consolas" w:hAnsi="Consolas" w:cs="Consolas"/>
+          <w:sz w:val="16"/>
+          <w:szCs w:val="16"/>
+          <w:lang w:val="en-US"/>
+        </w:rPr>
+        <w:t xml:space="preserve">                    await </w:t>
+      </w:r>
+      <w:proofErr w:type="spellStart"/>
+      <w:proofErr w:type="gramStart"/>
+      <w:r>
+        <w:rPr>
+          <w:rFonts w:ascii="Consolas" w:eastAsia="Consolas" w:hAnsi="Consolas" w:cs="Consolas"/>
+          <w:sz w:val="16"/>
+          <w:szCs w:val="16"/>
+          <w:lang w:val="en-US"/>
+        </w:rPr>
+        <w:t>limitador.WaitAsync</w:t>
+      </w:r>
+      <w:proofErr w:type="spellEnd"/>
+      <w:proofErr w:type="gramEnd"/>
+      <w:r>
+        <w:rPr>
+          <w:rFonts w:ascii="Consolas" w:eastAsia="Consolas" w:hAnsi="Consolas" w:cs="Consolas"/>
+          <w:sz w:val="16"/>
+          <w:szCs w:val="16"/>
+          <w:lang w:val="en-US"/>
+        </w:rPr>
+        <w:t>();</w:t>
+      </w:r>
+    </w:p>
+    <w:p>
+      <w:pPr>
+        <w:shd w:val="clear" w:color="auto" w:fill="F5F5F5"/>
+        <w:rPr>
+          <w:lang w:val="en-US"/>
+        </w:rPr>
+      </w:pPr>
+      <w:r>
+        <w:rPr>
+          <w:rFonts w:ascii="Consolas" w:eastAsia="Consolas" w:hAnsi="Consolas" w:cs="Consolas"/>
+          <w:sz w:val="16"/>
+          <w:szCs w:val="16"/>
+          <w:lang w:val="en-US"/>
+        </w:rPr>
+        <w:t>                    try</w:t>
+      </w:r>
+    </w:p>
+    <w:p>
+      <w:pPr>
+        <w:shd w:val="clear" w:color="auto" w:fill="F5F5F5"/>
+        <w:rPr>
+          <w:lang w:val="en-US"/>
+        </w:rPr>
+      </w:pPr>
+      <w:r>
+        <w:rPr>
+          <w:rFonts w:ascii="Consolas" w:eastAsia="Consolas" w:hAnsi="Consolas" w:cs="Consolas"/>
+          <w:sz w:val="16"/>
+          <w:szCs w:val="16"/>
+          <w:lang w:val="en-US"/>
+        </w:rPr>
+        <w:t>                    {</w:t>
+      </w:r>
+    </w:p>
+    <w:p>
+      <w:pPr>
+        <w:shd w:val="clear" w:color="auto" w:fill="F5F5F5"/>
+        <w:rPr>
+          <w:lang w:val="en-US"/>
+        </w:rPr>
+      </w:pPr>
+      <w:r>
+        <w:rPr>
+          <w:rFonts w:ascii="Consolas" w:eastAsia="Consolas" w:hAnsi="Consolas" w:cs="Consolas"/>
+          <w:sz w:val="16"/>
+          <w:szCs w:val="16"/>
+          <w:lang w:val="en-US"/>
+        </w:rPr>
+        <w:t>                        hilosTaskRun.AddOrUpdate(Environment.CurrentManagedThreadId, 1, (_, n) =&gt; n + 1);</w:t>
+      </w:r>
+    </w:p>
+    <w:p>
+      <w:pPr>
+        <w:shd w:val="clear" w:color="auto" w:fill="F5F5F5"/>
+      </w:pPr>
+      <w:r>
+        <w:rPr>
+          <w:rFonts w:ascii="Consolas" w:eastAsia="Consolas" w:hAnsi="Consolas" w:cs="Consolas"/>
+          <w:sz w:val="16"/>
+          <w:szCs w:val="16"/>
+          <w:lang w:val="en-US"/>
+        </w:rPr>
+        <w:t>                        </w:t>
+      </w:r>
+      <w:proofErr w:type="spellStart"/>
+      <w:proofErr w:type="gramStart"/>
+      <w:r>
+        <w:rPr>
+          <w:rFonts w:ascii="Consolas" w:eastAsia="Consolas" w:hAnsi="Consolas" w:cs="Consolas"/>
+          <w:sz w:val="16"/>
+          <w:szCs w:val="16"/>
+        </w:rPr>
+        <w:t>ProcesarTarea</w:t>
+      </w:r>
+      <w:proofErr w:type="spellEnd"/>
+      <w:r>
+        <w:rPr>
+          <w:rFonts w:ascii="Consolas" w:eastAsia="Consolas" w:hAnsi="Consolas" w:cs="Consolas"/>
+          <w:sz w:val="16"/>
+          <w:szCs w:val="16"/>
+        </w:rPr>
+        <w:t>(</w:t>
+      </w:r>
+      <w:proofErr w:type="spellStart"/>
+      <w:proofErr w:type="gramEnd"/>
+      <w:r>
+        <w:rPr>
+          <w:rFonts w:ascii="Consolas" w:eastAsia="Consolas" w:hAnsi="Consolas" w:cs="Consolas"/>
+          <w:sz w:val="16"/>
+          <w:szCs w:val="16"/>
+        </w:rPr>
+        <w:t>taskId</w:t>
+      </w:r>
+      <w:proofErr w:type="spellEnd"/>
+      <w:r>
+        <w:rPr>
+          <w:rFonts w:ascii="Consolas" w:eastAsia="Consolas" w:hAnsi="Consolas" w:cs="Consolas"/>
+          <w:sz w:val="16"/>
+          <w:szCs w:val="16"/>
+        </w:rPr>
+        <w:t xml:space="preserve">, "TASK.RUN", </w:t>
+      </w:r>
+      <w:proofErr w:type="spellStart"/>
+      <w:r>
+        <w:rPr>
+          <w:rFonts w:ascii="Consolas" w:eastAsia="Consolas" w:hAnsi="Consolas" w:cs="Consolas"/>
+          <w:sz w:val="16"/>
+          <w:szCs w:val="16"/>
+        </w:rPr>
+        <w:t>duracionSimuladaMs</w:t>
+      </w:r>
+      <w:proofErr w:type="spellEnd"/>
+      <w:r>
+        <w:rPr>
+          <w:rFonts w:ascii="Consolas" w:eastAsia="Consolas" w:hAnsi="Consolas" w:cs="Consolas"/>
+          <w:sz w:val="16"/>
+          <w:szCs w:val="16"/>
+        </w:rPr>
+        <w:t>);</w:t>
+      </w:r>
+    </w:p>
+    <w:p>
+      <w:pPr>
+        <w:shd w:val="clear" w:color="auto" w:fill="F5F5F5"/>
+      </w:pPr>
+      <w:r>
+        <w:rPr>
+          <w:rFonts w:ascii="Consolas" w:eastAsia="Consolas" w:hAnsi="Consolas" w:cs="Consolas"/>
+          <w:sz w:val="16"/>
+          <w:szCs w:val="16"/>
+        </w:rPr>
+        <w:t>                    }</w:t>
+      </w:r>
+    </w:p>
+    <w:p>
+      <w:pPr>
+        <w:shd w:val="clear" w:color="auto" w:fill="F5F5F5"/>
+      </w:pPr>
+      <w:r>
+        <w:rPr>
+          <w:rFonts w:ascii="Consolas" w:eastAsia="Consolas" w:hAnsi="Consolas" w:cs="Consolas"/>
+          <w:sz w:val="16"/>
+          <w:szCs w:val="16"/>
+        </w:rPr>
+        <w:t>                    </w:t>
+      </w:r>
+      <w:proofErr w:type="spellStart"/>
+      <w:r>
+        <w:rPr>
+          <w:rFonts w:ascii="Consolas" w:eastAsia="Consolas" w:hAnsi="Consolas" w:cs="Consolas"/>
+          <w:sz w:val="16"/>
+          <w:szCs w:val="16"/>
+        </w:rPr>
+        <w:t>finally</w:t>
+      </w:r>
+      <w:proofErr w:type="spellEnd"/>
+    </w:p>
+    <w:p>
+      <w:pPr>
+        <w:shd w:val="clear" w:color="auto" w:fill="F5F5F5"/>
+      </w:pPr>
+      <w:r>
+        <w:rPr>
+          <w:rFonts w:ascii="Consolas" w:eastAsia="Consolas" w:hAnsi="Consolas" w:cs="Consolas"/>
+          <w:sz w:val="16"/>
+          <w:szCs w:val="16"/>
+        </w:rPr>
+        <w:t>                    {</w:t>
+      </w:r>
+    </w:p>
+    <w:p>
+      <w:pPr>
+        <w:shd w:val="clear" w:color="auto" w:fill="F5F5F5"/>
+      </w:pPr>
+      <w:r>
+        <w:rPr>
+          <w:rFonts w:ascii="Consolas" w:eastAsia="Consolas" w:hAnsi="Consolas" w:cs="Consolas"/>
+          <w:sz w:val="16"/>
+          <w:szCs w:val="16"/>
+        </w:rPr>
+        <w:t>                        </w:t>
+      </w:r>
+      <w:proofErr w:type="spellStart"/>
+      <w:proofErr w:type="gramStart"/>
+      <w:r>
+        <w:rPr>
+          <w:rFonts w:ascii="Consolas" w:eastAsia="Consolas" w:hAnsi="Consolas" w:cs="Consolas"/>
+          <w:sz w:val="16"/>
+          <w:szCs w:val="16"/>
+        </w:rPr>
+        <w:t>limitador.Release</w:t>
+      </w:r>
+      <w:proofErr w:type="spellEnd"/>
+      <w:proofErr w:type="gramEnd"/>
+      <w:r>
+        <w:rPr>
+          <w:rFonts w:ascii="Consolas" w:eastAsia="Consolas" w:hAnsi="Consolas" w:cs="Consolas"/>
+          <w:sz w:val="16"/>
+          <w:szCs w:val="16"/>
+        </w:rPr>
+        <w:t>();</w:t>
+      </w:r>
+    </w:p>
+    <w:p>
+      <w:pPr>
+        <w:shd w:val="clear" w:color="auto" w:fill="F5F5F5"/>
+      </w:pPr>
+      <w:r>
+        <w:rPr>
+          <w:rFonts w:ascii="Consolas" w:eastAsia="Consolas" w:hAnsi="Consolas" w:cs="Consolas"/>
+          <w:sz w:val="16"/>
+          <w:szCs w:val="16"/>
+        </w:rPr>
+        <w:lastRenderedPageBreak/>
+        <w:t>                    }</w:t>
+      </w:r>
+    </w:p>
+    <w:p>
+      <w:pPr>
+        <w:shd w:val="clear" w:color="auto" w:fill="F5F5F5"/>
+      </w:pPr>
+      <w:r>
+        <w:rPr>
+          <w:rFonts w:ascii="Consolas" w:eastAsia="Consolas" w:hAnsi="Consolas" w:cs="Consolas"/>
+          <w:sz w:val="16"/>
+          <w:szCs w:val="16"/>
+        </w:rPr>
+        <w:t>                });</w:t>
+      </w:r>
+    </w:p>
+    <w:p>
+      <w:pPr>
+        <w:shd w:val="clear" w:color="auto" w:fill="F5F5F5"/>
+      </w:pPr>
+      <w:r>
+        <w:rPr>
+          <w:rFonts w:ascii="Consolas" w:eastAsia="Consolas" w:hAnsi="Consolas" w:cs="Consolas"/>
+          <w:sz w:val="16"/>
+          <w:szCs w:val="16"/>
+        </w:rPr>
+        <w:t>            }</w:t>
+      </w:r>
+    </w:p>
+    <w:p>
+      <w:pPr>
+        <w:shd w:val="clear" w:color="auto" w:fill="F5F5F5"/>
+      </w:pPr>
+      <w:r>
+        <w:rPr>
+          <w:rFonts w:ascii="Consolas" w:eastAsia="Consolas" w:hAnsi="Consolas" w:cs="Consolas"/>
+          <w:sz w:val="16"/>
+          <w:szCs w:val="16"/>
+        </w:rPr>
+        <w:t xml:space="preserve"> </w:t>
+      </w:r>
+    </w:p>
+    <w:p>
+      <w:pPr>
+        <w:shd w:val="clear" w:color="auto" w:fill="F5F5F5"/>
+      </w:pPr>
+      <w:r>
+        <w:rPr>
+          <w:rFonts w:ascii="Consolas" w:eastAsia="Consolas" w:hAnsi="Consolas" w:cs="Consolas"/>
+          <w:sz w:val="16"/>
+          <w:szCs w:val="16"/>
+        </w:rPr>
+        <w:t xml:space="preserve">            // Espera la finalización de todas las tareas iniciadas (punto de unión / </w:t>
+      </w:r>
+      <w:proofErr w:type="spellStart"/>
+      <w:r>
+        <w:rPr>
+          <w:rFonts w:ascii="Consolas" w:eastAsia="Consolas" w:hAnsi="Consolas" w:cs="Consolas"/>
+          <w:sz w:val="16"/>
+          <w:szCs w:val="16"/>
+        </w:rPr>
+        <w:t>join</w:t>
+      </w:r>
+      <w:proofErr w:type="spellEnd"/>
+      <w:r>
+        <w:rPr>
+          <w:rFonts w:ascii="Consolas" w:eastAsia="Consolas" w:hAnsi="Consolas" w:cs="Consolas"/>
+          <w:sz w:val="16"/>
+          <w:szCs w:val="16"/>
+        </w:rPr>
+        <w:t>)</w:t>
+      </w:r>
+    </w:p>
+    <w:p>
+      <w:pPr>
+        <w:shd w:val="clear" w:color="auto" w:fill="F5F5F5"/>
+        <w:rPr>
+          <w:lang w:val="en-US"/>
+        </w:rPr>
+      </w:pPr>
+      <w:r>
+        <w:rPr>
+          <w:rFonts w:ascii="Consolas" w:eastAsia="Consolas" w:hAnsi="Consolas" w:cs="Consolas"/>
+          <w:sz w:val="16"/>
+          <w:szCs w:val="16"/>
+        </w:rPr>
+        <w:t>            </w:t>
+      </w:r>
+      <w:r>
+        <w:rPr>
+          <w:rFonts w:ascii="Consolas" w:eastAsia="Consolas" w:hAnsi="Consolas" w:cs="Consolas"/>
+          <w:sz w:val="16"/>
+          <w:szCs w:val="16"/>
+          <w:lang w:val="en-US"/>
+        </w:rPr>
+        <w:t xml:space="preserve">await </w:t>
+      </w:r>
+      <w:proofErr w:type="spellStart"/>
+      <w:r>
+        <w:rPr>
+          <w:rFonts w:ascii="Consolas" w:eastAsia="Consolas" w:hAnsi="Consolas" w:cs="Consolas"/>
+          <w:sz w:val="16"/>
+          <w:szCs w:val="16"/>
+          <w:lang w:val="en-US"/>
+        </w:rPr>
+        <w:t>Task.WhenAll</w:t>
+      </w:r>
+      <w:proofErr w:type="spellEnd"/>
+      <w:r>
+        <w:rPr>
+          <w:rFonts w:ascii="Consolas" w:eastAsia="Consolas" w:hAnsi="Consolas" w:cs="Consolas"/>
+          <w:sz w:val="16"/>
+          <w:szCs w:val="16"/>
+          <w:lang w:val="en-US"/>
+        </w:rPr>
+        <w:t>(</w:t>
+      </w:r>
+      <w:proofErr w:type="spellStart"/>
+      <w:r>
+        <w:rPr>
+          <w:rFonts w:ascii="Consolas" w:eastAsia="Consolas" w:hAnsi="Consolas" w:cs="Consolas"/>
+          <w:sz w:val="16"/>
+          <w:szCs w:val="16"/>
+          <w:lang w:val="en-US"/>
+        </w:rPr>
+        <w:t>arregloTareas</w:t>
+      </w:r>
+      <w:proofErr w:type="spellEnd"/>
+      <w:r>
+        <w:rPr>
+          <w:rFonts w:ascii="Consolas" w:eastAsia="Consolas" w:hAnsi="Consolas" w:cs="Consolas"/>
+          <w:sz w:val="16"/>
+          <w:szCs w:val="16"/>
+          <w:lang w:val="en-US"/>
+        </w:rPr>
+        <w:t>);</w:t>
+      </w:r>
+    </w:p>
+    <w:p>
+      <w:pPr>
+        <w:shd w:val="clear" w:color="auto" w:fill="F5F5F5"/>
+        <w:rPr>
+          <w:lang w:val="en-US"/>
+        </w:rPr>
+      </w:pPr>
+      <w:r>
+        <w:rPr>
+          <w:rFonts w:ascii="Consolas" w:eastAsia="Consolas" w:hAnsi="Consolas" w:cs="Consolas"/>
+          <w:sz w:val="16"/>
+          <w:szCs w:val="16"/>
+          <w:lang w:val="en-US"/>
+        </w:rPr>
+        <w:t>            </w:t>
+      </w:r>
+      <w:proofErr w:type="spellStart"/>
+      <w:r>
+        <w:rPr>
+          <w:rFonts w:ascii="Consolas" w:eastAsia="Consolas" w:hAnsi="Consolas" w:cs="Consolas"/>
+          <w:sz w:val="16"/>
+          <w:szCs w:val="16"/>
+          <w:lang w:val="en-US"/>
+        </w:rPr>
+        <w:t>swTaskRun.Stop</w:t>
+      </w:r>
+      <w:proofErr w:type="spellEnd"/>
+      <w:r>
+        <w:rPr>
+          <w:rFonts w:ascii="Consolas" w:eastAsia="Consolas" w:hAnsi="Consolas" w:cs="Consolas"/>
+          <w:sz w:val="16"/>
+          <w:szCs w:val="16"/>
+          <w:lang w:val="en-US"/>
+        </w:rPr>
+        <w:t>();</w:t>
+      </w:r>
+    </w:p>
+    <w:p>
+      <w:pPr>
+        <w:shd w:val="clear" w:color="auto" w:fill="F5F5F5"/>
+        <w:rPr>
+          <w:lang w:val="en-US"/>
+        </w:rPr>
+      </w:pPr>
+      <w:r>
+        <w:rPr>
+          <w:rFonts w:ascii="Consolas" w:eastAsia="Consolas" w:hAnsi="Consolas" w:cs="Consolas"/>
+          <w:sz w:val="16"/>
+          <w:szCs w:val="16"/>
+          <w:lang w:val="en-US"/>
+        </w:rPr>
+        <w:t xml:space="preserve">            int </w:t>
+      </w:r>
+      <w:proofErr w:type="spellStart"/>
+      <w:r>
+        <w:rPr>
+          <w:rFonts w:ascii="Consolas" w:eastAsia="Consolas" w:hAnsi="Consolas" w:cs="Consolas"/>
+          <w:sz w:val="16"/>
+          <w:szCs w:val="16"/>
+          <w:lang w:val="en-US"/>
+        </w:rPr>
+        <w:t>maxTaskRun</w:t>
+      </w:r>
+      <w:proofErr w:type="spellEnd"/>
+      <w:r>
+        <w:rPr>
+          <w:rFonts w:ascii="Consolas" w:eastAsia="Consolas" w:hAnsi="Consolas" w:cs="Consolas"/>
+          <w:sz w:val="16"/>
+          <w:szCs w:val="16"/>
+          <w:lang w:val="en-US"/>
+        </w:rPr>
+        <w:t xml:space="preserve"> = </w:t>
+      </w:r>
+      <w:proofErr w:type="spellStart"/>
+      <w:r>
+        <w:rPr>
+          <w:rFonts w:ascii="Consolas" w:eastAsia="Consolas" w:hAnsi="Consolas" w:cs="Consolas"/>
+          <w:sz w:val="16"/>
+          <w:szCs w:val="16"/>
+          <w:lang w:val="en-US"/>
+        </w:rPr>
+        <w:t>concurrenciaMaxima</w:t>
+      </w:r>
+      <w:proofErr w:type="spellEnd"/>
+      <w:r>
+        <w:rPr>
+          <w:rFonts w:ascii="Consolas" w:eastAsia="Consolas" w:hAnsi="Consolas" w:cs="Consolas"/>
+          <w:sz w:val="16"/>
+          <w:szCs w:val="16"/>
+          <w:lang w:val="en-US"/>
+        </w:rPr>
+        <w:t>;</w:t>
+      </w:r>
+    </w:p>
+    <w:p>
+      <w:pPr>
+        <w:shd w:val="clear" w:color="auto" w:fill="F5F5F5"/>
+        <w:rPr>
+          <w:lang w:val="en-US"/>
+        </w:rPr>
+      </w:pPr>
+      <w:r>
+        <w:rPr>
+          <w:rFonts w:ascii="Consolas" w:eastAsia="Consolas" w:hAnsi="Consolas" w:cs="Consolas"/>
+          <w:sz w:val="16"/>
+          <w:szCs w:val="16"/>
+          <w:lang w:val="en-US"/>
+        </w:rPr>
+        <w:t>            </w:t>
+      </w:r>
+      <w:proofErr w:type="spellStart"/>
+      <w:r>
+        <w:rPr>
+          <w:rFonts w:ascii="Consolas" w:eastAsia="Consolas" w:hAnsi="Consolas" w:cs="Consolas"/>
+          <w:sz w:val="16"/>
+          <w:szCs w:val="16"/>
+          <w:lang w:val="en-US"/>
+        </w:rPr>
+        <w:t>Console.WriteLine</w:t>
+      </w:r>
+      <w:proofErr w:type="spellEnd"/>
+      <w:r>
+        <w:rPr>
+          <w:rFonts w:ascii="Consolas" w:eastAsia="Consolas" w:hAnsi="Consolas" w:cs="Consolas"/>
+          <w:sz w:val="16"/>
+          <w:szCs w:val="16"/>
+          <w:lang w:val="en-US"/>
+        </w:rPr>
+        <w:t xml:space="preserve">($"[RESULTADO] Tiempo total con </w:t>
+      </w:r>
+      <w:proofErr w:type="spellStart"/>
+      <w:r>
+        <w:rPr>
+          <w:rFonts w:ascii="Consolas" w:eastAsia="Consolas" w:hAnsi="Consolas" w:cs="Consolas"/>
+          <w:sz w:val="16"/>
+          <w:szCs w:val="16"/>
+          <w:lang w:val="en-US"/>
+        </w:rPr>
+        <w:t>Task.</w:t>
+      </w:r>
+      <w:proofErr w:type="gramStart"/>
+      <w:r>
+        <w:rPr>
+          <w:rFonts w:ascii="Consolas" w:eastAsia="Consolas" w:hAnsi="Consolas" w:cs="Consolas"/>
+          <w:sz w:val="16"/>
+          <w:szCs w:val="16"/>
+          <w:lang w:val="en-US"/>
+        </w:rPr>
+        <w:t>Run</w:t>
+      </w:r>
+      <w:proofErr w:type="spellEnd"/>
+      <w:r>
+        <w:rPr>
+          <w:rFonts w:ascii="Consolas" w:eastAsia="Consolas" w:hAnsi="Consolas" w:cs="Consolas"/>
+          <w:sz w:val="16"/>
+          <w:szCs w:val="16"/>
+          <w:lang w:val="en-US"/>
+        </w:rPr>
+        <w:t>: {</w:t>
+      </w:r>
+      <w:proofErr w:type="spellStart"/>
+      <w:proofErr w:type="gramEnd"/>
+      <w:r>
+        <w:rPr>
+          <w:rFonts w:ascii="Consolas" w:eastAsia="Consolas" w:hAnsi="Consolas" w:cs="Consolas"/>
+          <w:sz w:val="16"/>
+          <w:szCs w:val="16"/>
+          <w:lang w:val="en-US"/>
+        </w:rPr>
+        <w:t>swTaskRun.ElapsedMilliseconds</w:t>
+      </w:r>
+      <w:proofErr w:type="spellEnd"/>
+      <w:r>
+        <w:rPr>
+          <w:rFonts w:ascii="Consolas" w:eastAsia="Consolas" w:hAnsi="Consolas" w:cs="Consolas"/>
+          <w:sz w:val="16"/>
+          <w:szCs w:val="16"/>
+          <w:lang w:val="en-US"/>
+        </w:rPr>
+        <w:t xml:space="preserve">} </w:t>
+      </w:r>
+      <w:proofErr w:type="spellStart"/>
+      <w:r>
+        <w:rPr>
+          <w:rFonts w:ascii="Consolas" w:eastAsia="Consolas" w:hAnsi="Consolas" w:cs="Consolas"/>
+          <w:sz w:val="16"/>
+          <w:szCs w:val="16"/>
+          <w:lang w:val="en-US"/>
+        </w:rPr>
+        <w:t>ms</w:t>
+      </w:r>
+      <w:proofErr w:type="spellEnd"/>
+      <w:r>
+        <w:rPr>
+          <w:rFonts w:ascii="Consolas" w:eastAsia="Consolas" w:hAnsi="Consolas" w:cs="Consolas"/>
+          <w:sz w:val="16"/>
+          <w:szCs w:val="16"/>
+          <w:lang w:val="en-US"/>
+        </w:rPr>
+        <w:t>");</w:t>
+      </w:r>
+    </w:p>
+    <w:p>
+      <w:pPr>
+        <w:shd w:val="clear" w:color="auto" w:fill="F5F5F5"/>
+        <w:rPr>
+          <w:lang w:val="en-US"/>
+        </w:rPr>
+      </w:pPr>
+      <w:r>
+        <w:rPr>
+          <w:rFonts w:ascii="Consolas" w:eastAsia="Consolas" w:hAnsi="Consolas" w:cs="Consolas"/>
+          <w:sz w:val="16"/>
+          <w:szCs w:val="16"/>
+          <w:lang w:val="en-US"/>
+        </w:rPr>
+        <w:t xml:space="preserve"> </w:t>
+      </w:r>
+    </w:p>
+    <w:p>
+      <w:pPr>
+        <w:shd w:val="clear" w:color="auto" w:fill="F5F5F5"/>
+      </w:pPr>
+      <w:r>
+        <w:rPr>
+          <w:rFonts w:ascii="Consolas" w:eastAsia="Consolas" w:hAnsi="Consolas" w:cs="Consolas"/>
+          <w:sz w:val="16"/>
+          <w:szCs w:val="16"/>
+          <w:lang w:val="en-US"/>
+        </w:rPr>
+        <w:t>            </w:t>
+      </w:r>
+      <w:r>
+        <w:rPr>
+          <w:rFonts w:ascii="Consolas" w:eastAsia="Consolas" w:hAnsi="Consolas" w:cs="Consolas"/>
+          <w:sz w:val="16"/>
+          <w:szCs w:val="16"/>
+        </w:rPr>
+        <w:t>// -----------------------------------------------------------------</w:t>
+      </w:r>
+    </w:p>
+    <w:p>
+      <w:pPr>
+        <w:shd w:val="clear" w:color="auto" w:fill="F5F5F5"/>
+      </w:pPr>
+      <w:r>
+        <w:rPr>
+          <w:rFonts w:ascii="Consolas" w:eastAsia="Consolas" w:hAnsi="Consolas" w:cs="Consolas"/>
+          <w:sz w:val="16"/>
+          <w:szCs w:val="16"/>
+        </w:rPr>
+        <w:t>            // RESUMEN DE COMPARACIÓN Y RENDIMIENTO</w:t>
+      </w:r>
+    </w:p>
+    <w:p>
+      <w:pPr>
+        <w:shd w:val="clear" w:color="auto" w:fill="F5F5F5"/>
+      </w:pPr>
+      <w:r>
+        <w:rPr>
+          <w:rFonts w:ascii="Consolas" w:eastAsia="Consolas" w:hAnsi="Consolas" w:cs="Consolas"/>
+          <w:sz w:val="16"/>
+          <w:szCs w:val="16"/>
+        </w:rPr>
         <w:t>            // -----------------------------------------------------------------</w:t>
       </w:r>
     </w:p>
@@ -4854,21 +8345,6 @@
           <w:rFonts w:ascii="Consolas" w:eastAsia="Consolas" w:hAnsi="Consolas" w:cs="Consolas"/>
           <w:sz w:val="16"/>
           <w:szCs w:val="16"/>
-          <w:lang w:val="en-US"/>
-        </w:rPr>
-        <w:t>            // FASE 3: Task.Run + Task.WhenAll limitado con SemaphoreSlim</w:t>
-      </w:r>
-    </w:p>
-    <w:p>
-      <w:pPr>
-        <w:shd w:val="clear" w:color="auto" w:fill="F5F5F5"/>
-      </w:pPr>
-      <w:r>
-        <w:rPr>
-          <w:rFonts w:ascii="Consolas" w:eastAsia="Consolas" w:hAnsi="Consolas" w:cs="Consolas"/>
-          <w:sz w:val="16"/>
-          <w:szCs w:val="16"/>
-          <w:lang w:val="en-US"/>
         </w:rPr>
         <w:t>            </w:t>
       </w:r>
@@ -4877,61 +8353,175 @@
           <w:rFonts w:ascii="Consolas" w:eastAsia="Consolas" w:hAnsi="Consolas" w:cs="Consolas"/>
           <w:sz w:val="16"/>
           <w:szCs w:val="16"/>
-        </w:rPr>
-        <w:t>// -----------------------------------------------------------------</w:t>
-      </w:r>
-    </w:p>
-    <w:p>
-      <w:pPr>
-        <w:shd w:val="clear" w:color="auto" w:fill="F5F5F5"/>
-      </w:pPr>
-      <w:r>
-        <w:rPr>
-          <w:rFonts w:ascii="Consolas" w:eastAsia="Consolas" w:hAnsi="Consolas" w:cs="Consolas"/>
-          <w:sz w:val="16"/>
-          <w:szCs w:val="16"/>
-        </w:rPr>
-        <w:t>            // Task.Run no acepta ParallelOptions, así que el mismo límite se aplica con un</w:t>
-      </w:r>
-    </w:p>
-    <w:p>
-      <w:pPr>
-        <w:shd w:val="clear" w:color="auto" w:fill="F5F5F5"/>
-      </w:pPr>
-      <w:r>
-        <w:rPr>
-          <w:rFonts w:ascii="Consolas" w:eastAsia="Consolas" w:hAnsi="Consolas" w:cs="Consolas"/>
-          <w:sz w:val="16"/>
-          <w:szCs w:val="16"/>
-        </w:rPr>
-        <w:t>            // SemaphoreSlim inicializado con Environment.ProcessorCount.</w:t>
-      </w:r>
-    </w:p>
-    <w:p>
-      <w:pPr>
-        <w:shd w:val="clear" w:color="auto" w:fill="F5F5F5"/>
-      </w:pPr>
-      <w:r>
-        <w:rPr>
-          <w:rFonts w:ascii="Consolas" w:eastAsia="Consolas" w:hAnsi="Consolas" w:cs="Consolas"/>
-          <w:sz w:val="16"/>
-          <w:szCs w:val="16"/>
-        </w:rPr>
-        <w:t>            ImprimirEncabezado("3. Iniciando Ejecución Asíncrona con Task.Run...");</w:t>
-      </w:r>
-    </w:p>
-    <w:p>
-      <w:pPr>
-        <w:shd w:val="clear" w:color="auto" w:fill="F5F5F5"/>
-        <w:rPr>
-          <w:lang w:val="en-US"/>
-        </w:rPr>
-      </w:pPr>
-      <w:r>
-        <w:rPr>
-          <w:rFonts w:ascii="Consolas" w:eastAsia="Consolas" w:hAnsi="Consolas" w:cs="Consolas"/>
-          <w:sz w:val="16"/>
-          <w:szCs w:val="16"/>
+          <w:lang w:val="en-US"/>
+        </w:rPr>
+        <w:t xml:space="preserve">double </w:t>
+      </w:r>
+      <w:proofErr w:type="spellStart"/>
+      <w:r>
+        <w:rPr>
+          <w:rFonts w:ascii="Consolas" w:eastAsia="Consolas" w:hAnsi="Consolas" w:cs="Consolas"/>
+          <w:sz w:val="16"/>
+          <w:szCs w:val="16"/>
+          <w:lang w:val="en-US"/>
+        </w:rPr>
+        <w:t>speedupFor</w:t>
+      </w:r>
+      <w:proofErr w:type="spellEnd"/>
+      <w:r>
+        <w:rPr>
+          <w:rFonts w:ascii="Consolas" w:eastAsia="Consolas" w:hAnsi="Consolas" w:cs="Consolas"/>
+          <w:sz w:val="16"/>
+          <w:szCs w:val="16"/>
+          <w:lang w:val="en-US"/>
+        </w:rPr>
+        <w:t xml:space="preserve"> = (double)</w:t>
+      </w:r>
+      <w:proofErr w:type="spellStart"/>
+      <w:r>
+        <w:rPr>
+          <w:rFonts w:ascii="Consolas" w:eastAsia="Consolas" w:hAnsi="Consolas" w:cs="Consolas"/>
+          <w:sz w:val="16"/>
+          <w:szCs w:val="16"/>
+          <w:lang w:val="en-US"/>
+        </w:rPr>
+        <w:t>swSecuencial.ElapsedMilliseconds</w:t>
+      </w:r>
+      <w:proofErr w:type="spellEnd"/>
+      <w:r>
+        <w:rPr>
+          <w:rFonts w:ascii="Consolas" w:eastAsia="Consolas" w:hAnsi="Consolas" w:cs="Consolas"/>
+          <w:sz w:val="16"/>
+          <w:szCs w:val="16"/>
+          <w:lang w:val="en-US"/>
+        </w:rPr>
+        <w:t xml:space="preserve"> / </w:t>
+      </w:r>
+      <w:proofErr w:type="spellStart"/>
+      <w:r>
+        <w:rPr>
+          <w:rFonts w:ascii="Consolas" w:eastAsia="Consolas" w:hAnsi="Consolas" w:cs="Consolas"/>
+          <w:sz w:val="16"/>
+          <w:szCs w:val="16"/>
+          <w:lang w:val="en-US"/>
+        </w:rPr>
+        <w:t>swParallelFor.ElapsedMilliseconds</w:t>
+      </w:r>
+      <w:proofErr w:type="spellEnd"/>
+      <w:r>
+        <w:rPr>
+          <w:rFonts w:ascii="Consolas" w:eastAsia="Consolas" w:hAnsi="Consolas" w:cs="Consolas"/>
+          <w:sz w:val="16"/>
+          <w:szCs w:val="16"/>
+          <w:lang w:val="en-US"/>
+        </w:rPr>
+        <w:t>;</w:t>
+      </w:r>
+    </w:p>
+    <w:p>
+      <w:pPr>
+        <w:shd w:val="clear" w:color="auto" w:fill="F5F5F5"/>
+        <w:rPr>
+          <w:lang w:val="en-US"/>
+        </w:rPr>
+      </w:pPr>
+      <w:r>
+        <w:rPr>
+          <w:rFonts w:ascii="Consolas" w:eastAsia="Consolas" w:hAnsi="Consolas" w:cs="Consolas"/>
+          <w:sz w:val="16"/>
+          <w:szCs w:val="16"/>
+          <w:lang w:val="en-US"/>
+        </w:rPr>
+        <w:t xml:space="preserve">            double </w:t>
+      </w:r>
+      <w:proofErr w:type="spellStart"/>
+      <w:r>
+        <w:rPr>
+          <w:rFonts w:ascii="Consolas" w:eastAsia="Consolas" w:hAnsi="Consolas" w:cs="Consolas"/>
+          <w:sz w:val="16"/>
+          <w:szCs w:val="16"/>
+          <w:lang w:val="en-US"/>
+        </w:rPr>
+        <w:t>speedupTask</w:t>
+      </w:r>
+      <w:proofErr w:type="spellEnd"/>
+      <w:r>
+        <w:rPr>
+          <w:rFonts w:ascii="Consolas" w:eastAsia="Consolas" w:hAnsi="Consolas" w:cs="Consolas"/>
+          <w:sz w:val="16"/>
+          <w:szCs w:val="16"/>
+          <w:lang w:val="en-US"/>
+        </w:rPr>
+        <w:t xml:space="preserve"> = (double)</w:t>
+      </w:r>
+      <w:proofErr w:type="spellStart"/>
+      <w:r>
+        <w:rPr>
+          <w:rFonts w:ascii="Consolas" w:eastAsia="Consolas" w:hAnsi="Consolas" w:cs="Consolas"/>
+          <w:sz w:val="16"/>
+          <w:szCs w:val="16"/>
+          <w:lang w:val="en-US"/>
+        </w:rPr>
+        <w:t>swSecuencial.ElapsedMilliseconds</w:t>
+      </w:r>
+      <w:proofErr w:type="spellEnd"/>
+      <w:r>
+        <w:rPr>
+          <w:rFonts w:ascii="Consolas" w:eastAsia="Consolas" w:hAnsi="Consolas" w:cs="Consolas"/>
+          <w:sz w:val="16"/>
+          <w:szCs w:val="16"/>
+          <w:lang w:val="en-US"/>
+        </w:rPr>
+        <w:t xml:space="preserve"> / </w:t>
+      </w:r>
+      <w:proofErr w:type="spellStart"/>
+      <w:r>
+        <w:rPr>
+          <w:rFonts w:ascii="Consolas" w:eastAsia="Consolas" w:hAnsi="Consolas" w:cs="Consolas"/>
+          <w:sz w:val="16"/>
+          <w:szCs w:val="16"/>
+          <w:lang w:val="en-US"/>
+        </w:rPr>
+        <w:t>swTaskRun.ElapsedMilliseconds</w:t>
+      </w:r>
+      <w:proofErr w:type="spellEnd"/>
+      <w:r>
+        <w:rPr>
+          <w:rFonts w:ascii="Consolas" w:eastAsia="Consolas" w:hAnsi="Consolas" w:cs="Consolas"/>
+          <w:sz w:val="16"/>
+          <w:szCs w:val="16"/>
+          <w:lang w:val="en-US"/>
+        </w:rPr>
+        <w:t>;</w:t>
+      </w:r>
+    </w:p>
+    <w:p>
+      <w:pPr>
+        <w:shd w:val="clear" w:color="auto" w:fill="F5F5F5"/>
+        <w:rPr>
+          <w:lang w:val="en-US"/>
+        </w:rPr>
+      </w:pPr>
+      <w:r>
+        <w:rPr>
+          <w:rFonts w:ascii="Consolas" w:eastAsia="Consolas" w:hAnsi="Consolas" w:cs="Consolas"/>
+          <w:sz w:val="16"/>
+          <w:szCs w:val="16"/>
+          <w:lang w:val="en-US"/>
+        </w:rPr>
+        <w:t xml:space="preserve"> </w:t>
+      </w:r>
+    </w:p>
+    <w:p>
+      <w:pPr>
+        <w:shd w:val="clear" w:color="auto" w:fill="F5F5F5"/>
+      </w:pPr>
+      <w:r>
+        <w:rPr>
+          <w:rFonts w:ascii="Consolas" w:eastAsia="Consolas" w:hAnsi="Consolas" w:cs="Consolas"/>
+          <w:sz w:val="16"/>
+          <w:szCs w:val="16"/>
+          <w:lang w:val="en-US"/>
         </w:rPr>
         <w:t>            </w:t>
       </w:r>
@@ -4940,9 +8530,532 @@
           <w:rFonts w:ascii="Consolas" w:eastAsia="Consolas" w:hAnsi="Consolas" w:cs="Consolas"/>
           <w:sz w:val="16"/>
           <w:szCs w:val="16"/>
-          <w:lang w:val="en-US"/>
-        </w:rPr>
-        <w:t>ReiniciarContadores();</w:t>
+        </w:rPr>
+        <w:t>Console.WriteLine("\n=================================================");</w:t>
+      </w:r>
+    </w:p>
+    <w:p>
+      <w:pPr>
+        <w:shd w:val="clear" w:color="auto" w:fill="F5F5F5"/>
+      </w:pPr>
+      <w:r>
+        <w:rPr>
+          <w:rFonts w:ascii="Consolas" w:eastAsia="Consolas" w:hAnsi="Consolas" w:cs="Consolas"/>
+          <w:sz w:val="16"/>
+          <w:szCs w:val="16"/>
+        </w:rPr>
+        <w:t>            </w:t>
+      </w:r>
+      <w:proofErr w:type="spellStart"/>
+      <w:r>
+        <w:rPr>
+          <w:rFonts w:ascii="Consolas" w:eastAsia="Consolas" w:hAnsi="Consolas" w:cs="Consolas"/>
+          <w:sz w:val="16"/>
+          <w:szCs w:val="16"/>
+        </w:rPr>
+        <w:t>Console.WriteLine</w:t>
+      </w:r>
+      <w:proofErr w:type="spellEnd"/>
+      <w:r>
+        <w:rPr>
+          <w:rFonts w:ascii="Consolas" w:eastAsia="Consolas" w:hAnsi="Consolas" w:cs="Consolas"/>
+          <w:sz w:val="16"/>
+          <w:szCs w:val="16"/>
+        </w:rPr>
+        <w:t>(" RESUMEN DE TIEMPOS DE EJECUCIÓN ");</w:t>
+      </w:r>
+    </w:p>
+    <w:p>
+      <w:pPr>
+        <w:shd w:val="clear" w:color="auto" w:fill="F5F5F5"/>
+      </w:pPr>
+      <w:r>
+        <w:rPr>
+          <w:rFonts w:ascii="Consolas" w:eastAsia="Consolas" w:hAnsi="Consolas" w:cs="Consolas"/>
+          <w:sz w:val="16"/>
+          <w:szCs w:val="16"/>
+        </w:rPr>
+        <w:t>            Console.WriteLine("=================================================");</w:t>
+      </w:r>
+    </w:p>
+    <w:p>
+      <w:pPr>
+        <w:shd w:val="clear" w:color="auto" w:fill="F5F5F5"/>
+      </w:pPr>
+      <w:r>
+        <w:rPr>
+          <w:rFonts w:ascii="Consolas" w:eastAsia="Consolas" w:hAnsi="Consolas" w:cs="Consolas"/>
+          <w:sz w:val="16"/>
+          <w:szCs w:val="16"/>
+        </w:rPr>
+        <w:t>            </w:t>
+      </w:r>
+      <w:proofErr w:type="spellStart"/>
+      <w:r>
+        <w:rPr>
+          <w:rFonts w:ascii="Consolas" w:eastAsia="Consolas" w:hAnsi="Consolas" w:cs="Consolas"/>
+          <w:sz w:val="16"/>
+          <w:szCs w:val="16"/>
+        </w:rPr>
+        <w:t>Console.WriteLine</w:t>
+      </w:r>
+      <w:proofErr w:type="spellEnd"/>
+      <w:r>
+        <w:rPr>
+          <w:rFonts w:ascii="Consolas" w:eastAsia="Consolas" w:hAnsi="Consolas" w:cs="Consolas"/>
+          <w:sz w:val="16"/>
+          <w:szCs w:val="16"/>
+        </w:rPr>
+        <w:t xml:space="preserve">($"Procesadores lógicos  </w:t>
+      </w:r>
+      <w:proofErr w:type="gramStart"/>
+      <w:r>
+        <w:rPr>
+          <w:rFonts w:ascii="Consolas" w:eastAsia="Consolas" w:hAnsi="Consolas" w:cs="Consolas"/>
+          <w:sz w:val="16"/>
+          <w:szCs w:val="16"/>
+        </w:rPr>
+        <w:t xml:space="preserve">  :</w:t>
+      </w:r>
+      <w:proofErr w:type="gramEnd"/>
+      <w:r>
+        <w:rPr>
+          <w:rFonts w:ascii="Consolas" w:eastAsia="Consolas" w:hAnsi="Consolas" w:cs="Consolas"/>
+          <w:sz w:val="16"/>
+          <w:szCs w:val="16"/>
+        </w:rPr>
+        <w:t xml:space="preserve"> {</w:t>
+      </w:r>
+      <w:proofErr w:type="spellStart"/>
+      <w:r>
+        <w:rPr>
+          <w:rFonts w:ascii="Consolas" w:eastAsia="Consolas" w:hAnsi="Consolas" w:cs="Consolas"/>
+          <w:sz w:val="16"/>
+          <w:szCs w:val="16"/>
+        </w:rPr>
+        <w:t>procesadoresLogicos</w:t>
+      </w:r>
+      <w:proofErr w:type="spellEnd"/>
+      <w:r>
+        <w:rPr>
+          <w:rFonts w:ascii="Consolas" w:eastAsia="Consolas" w:hAnsi="Consolas" w:cs="Consolas"/>
+          <w:sz w:val="16"/>
+          <w:szCs w:val="16"/>
+        </w:rPr>
+        <w:t>}");</w:t>
+      </w:r>
+    </w:p>
+    <w:p>
+      <w:pPr>
+        <w:shd w:val="clear" w:color="auto" w:fill="F5F5F5"/>
+      </w:pPr>
+      <w:r>
+        <w:rPr>
+          <w:rFonts w:ascii="Consolas" w:eastAsia="Consolas" w:hAnsi="Consolas" w:cs="Consolas"/>
+          <w:sz w:val="16"/>
+          <w:szCs w:val="16"/>
+        </w:rPr>
+        <w:t>            </w:t>
+      </w:r>
+      <w:proofErr w:type="spellStart"/>
+      <w:r>
+        <w:rPr>
+          <w:rFonts w:ascii="Consolas" w:eastAsia="Consolas" w:hAnsi="Consolas" w:cs="Consolas"/>
+          <w:sz w:val="16"/>
+          <w:szCs w:val="16"/>
+        </w:rPr>
+        <w:t>Console.WriteLine</w:t>
+      </w:r>
+      <w:proofErr w:type="spellEnd"/>
+      <w:r>
+        <w:rPr>
+          <w:rFonts w:ascii="Consolas" w:eastAsia="Consolas" w:hAnsi="Consolas" w:cs="Consolas"/>
+          <w:sz w:val="16"/>
+          <w:szCs w:val="16"/>
+        </w:rPr>
+        <w:t>($"</w:t>
+      </w:r>
+      <w:proofErr w:type="spellStart"/>
+      <w:proofErr w:type="gramStart"/>
+      <w:r>
+        <w:rPr>
+          <w:rFonts w:ascii="Consolas" w:eastAsia="Consolas" w:hAnsi="Consolas" w:cs="Consolas"/>
+          <w:sz w:val="16"/>
+          <w:szCs w:val="16"/>
+        </w:rPr>
+        <w:t>MaxDegreeOfParallelism</w:t>
+      </w:r>
+      <w:proofErr w:type="spellEnd"/>
+      <w:r>
+        <w:rPr>
+          <w:rFonts w:ascii="Consolas" w:eastAsia="Consolas" w:hAnsi="Consolas" w:cs="Consolas"/>
+          <w:sz w:val="16"/>
+          <w:szCs w:val="16"/>
+        </w:rPr>
+        <w:t xml:space="preserve">  :</w:t>
+      </w:r>
+      <w:proofErr w:type="gramEnd"/>
+      <w:r>
+        <w:rPr>
+          <w:rFonts w:ascii="Consolas" w:eastAsia="Consolas" w:hAnsi="Consolas" w:cs="Consolas"/>
+          <w:sz w:val="16"/>
+          <w:szCs w:val="16"/>
+        </w:rPr>
+        <w:t xml:space="preserve"> {</w:t>
+      </w:r>
+      <w:proofErr w:type="spellStart"/>
+      <w:proofErr w:type="gramStart"/>
+      <w:r>
+        <w:rPr>
+          <w:rFonts w:ascii="Consolas" w:eastAsia="Consolas" w:hAnsi="Consolas" w:cs="Consolas"/>
+          <w:sz w:val="16"/>
+          <w:szCs w:val="16"/>
+        </w:rPr>
+        <w:t>opciones.MaxDegreeOfParallelism</w:t>
+      </w:r>
+      <w:proofErr w:type="spellEnd"/>
+      <w:proofErr w:type="gramEnd"/>
+      <w:r>
+        <w:rPr>
+          <w:rFonts w:ascii="Consolas" w:eastAsia="Consolas" w:hAnsi="Consolas" w:cs="Consolas"/>
+          <w:sz w:val="16"/>
+          <w:szCs w:val="16"/>
+        </w:rPr>
+        <w:t>}");</w:t>
+      </w:r>
+    </w:p>
+    <w:p>
+      <w:pPr>
+        <w:shd w:val="clear" w:color="auto" w:fill="F5F5F5"/>
+      </w:pPr>
+      <w:r>
+        <w:rPr>
+          <w:rFonts w:ascii="Consolas" w:eastAsia="Consolas" w:hAnsi="Consolas" w:cs="Consolas"/>
+          <w:sz w:val="16"/>
+          <w:szCs w:val="16"/>
+        </w:rPr>
+        <w:t>            </w:t>
+      </w:r>
+      <w:proofErr w:type="spellStart"/>
+      <w:r>
+        <w:rPr>
+          <w:rFonts w:ascii="Consolas" w:eastAsia="Consolas" w:hAnsi="Consolas" w:cs="Consolas"/>
+          <w:sz w:val="16"/>
+          <w:szCs w:val="16"/>
+        </w:rPr>
+        <w:t>Console.WriteLine</w:t>
+      </w:r>
+      <w:proofErr w:type="spellEnd"/>
+      <w:r>
+        <w:rPr>
+          <w:rFonts w:ascii="Consolas" w:eastAsia="Consolas" w:hAnsi="Consolas" w:cs="Consolas"/>
+          <w:sz w:val="16"/>
+          <w:szCs w:val="16"/>
+        </w:rPr>
+        <w:t>("-------------------------------------------------");</w:t>
+      </w:r>
+    </w:p>
+    <w:p>
+      <w:pPr>
+        <w:shd w:val="clear" w:color="auto" w:fill="F5F5F5"/>
+      </w:pPr>
+      <w:r>
+        <w:rPr>
+          <w:rFonts w:ascii="Consolas" w:eastAsia="Consolas" w:hAnsi="Consolas" w:cs="Consolas"/>
+          <w:sz w:val="16"/>
+          <w:szCs w:val="16"/>
+        </w:rPr>
+        <w:t>            </w:t>
+      </w:r>
+      <w:proofErr w:type="spellStart"/>
+      <w:r>
+        <w:rPr>
+          <w:rFonts w:ascii="Consolas" w:eastAsia="Consolas" w:hAnsi="Consolas" w:cs="Consolas"/>
+          <w:sz w:val="16"/>
+          <w:szCs w:val="16"/>
+        </w:rPr>
+        <w:t>Console.WriteLine</w:t>
+      </w:r>
+      <w:proofErr w:type="spellEnd"/>
+      <w:r>
+        <w:rPr>
+          <w:rFonts w:ascii="Consolas" w:eastAsia="Consolas" w:hAnsi="Consolas" w:cs="Consolas"/>
+          <w:sz w:val="16"/>
+          <w:szCs w:val="16"/>
+        </w:rPr>
+        <w:t xml:space="preserve">("Estrategia    | Tiempo (ms) | </w:t>
+      </w:r>
+      <w:proofErr w:type="spellStart"/>
+      <w:r>
+        <w:rPr>
+          <w:rFonts w:ascii="Consolas" w:eastAsia="Consolas" w:hAnsi="Consolas" w:cs="Consolas"/>
+          <w:sz w:val="16"/>
+          <w:szCs w:val="16"/>
+        </w:rPr>
+        <w:t>Speedup</w:t>
+      </w:r>
+      <w:proofErr w:type="spellEnd"/>
+      <w:r>
+        <w:rPr>
+          <w:rFonts w:ascii="Consolas" w:eastAsia="Consolas" w:hAnsi="Consolas" w:cs="Consolas"/>
+          <w:sz w:val="16"/>
+          <w:szCs w:val="16"/>
+        </w:rPr>
+        <w:t xml:space="preserve"> | </w:t>
+      </w:r>
+      <w:proofErr w:type="spellStart"/>
+      <w:r>
+        <w:rPr>
+          <w:rFonts w:ascii="Consolas" w:eastAsia="Consolas" w:hAnsi="Consolas" w:cs="Consolas"/>
+          <w:sz w:val="16"/>
+          <w:szCs w:val="16"/>
+        </w:rPr>
+        <w:t>Conc</w:t>
+      </w:r>
+      <w:proofErr w:type="spellEnd"/>
+      <w:r>
+        <w:rPr>
+          <w:rFonts w:ascii="Consolas" w:eastAsia="Consolas" w:hAnsi="Consolas" w:cs="Consolas"/>
+          <w:sz w:val="16"/>
+          <w:szCs w:val="16"/>
+        </w:rPr>
+        <w:t xml:space="preserve">. </w:t>
+      </w:r>
+      <w:proofErr w:type="spellStart"/>
+      <w:r>
+        <w:rPr>
+          <w:rFonts w:ascii="Consolas" w:eastAsia="Consolas" w:hAnsi="Consolas" w:cs="Consolas"/>
+          <w:sz w:val="16"/>
+          <w:szCs w:val="16"/>
+        </w:rPr>
+        <w:t>máx</w:t>
+      </w:r>
+      <w:proofErr w:type="spellEnd"/>
+      <w:r>
+        <w:rPr>
+          <w:rFonts w:ascii="Consolas" w:eastAsia="Consolas" w:hAnsi="Consolas" w:cs="Consolas"/>
+          <w:sz w:val="16"/>
+          <w:szCs w:val="16"/>
+        </w:rPr>
+        <w:t xml:space="preserve"> | Hilos");</w:t>
+      </w:r>
+    </w:p>
+    <w:p>
+      <w:pPr>
+        <w:shd w:val="clear" w:color="auto" w:fill="F5F5F5"/>
+      </w:pPr>
+      <w:r>
+        <w:rPr>
+          <w:rFonts w:ascii="Consolas" w:eastAsia="Consolas" w:hAnsi="Consolas" w:cs="Consolas"/>
+          <w:sz w:val="16"/>
+          <w:szCs w:val="16"/>
+        </w:rPr>
+        <w:t>            </w:t>
+      </w:r>
+      <w:proofErr w:type="spellStart"/>
+      <w:r>
+        <w:rPr>
+          <w:rFonts w:ascii="Consolas" w:eastAsia="Consolas" w:hAnsi="Consolas" w:cs="Consolas"/>
+          <w:sz w:val="16"/>
+          <w:szCs w:val="16"/>
+        </w:rPr>
+        <w:t>Console.WriteLine</w:t>
+      </w:r>
+      <w:proofErr w:type="spellEnd"/>
+      <w:r>
+        <w:rPr>
+          <w:rFonts w:ascii="Consolas" w:eastAsia="Consolas" w:hAnsi="Consolas" w:cs="Consolas"/>
+          <w:sz w:val="16"/>
+          <w:szCs w:val="16"/>
+        </w:rPr>
+        <w:t>($"Secuencial    | {swSecuencial.ElapsedMilliseconds,11} | {1.0,</w:t>
+      </w:r>
+      <w:proofErr w:type="gramStart"/>
+      <w:r>
+        <w:rPr>
+          <w:rFonts w:ascii="Consolas" w:eastAsia="Consolas" w:hAnsi="Consolas" w:cs="Consolas"/>
+          <w:sz w:val="16"/>
+          <w:szCs w:val="16"/>
+        </w:rPr>
+        <w:t>6:F</w:t>
+      </w:r>
+      <w:proofErr w:type="gramEnd"/>
+      <w:r>
+        <w:rPr>
+          <w:rFonts w:ascii="Consolas" w:eastAsia="Consolas" w:hAnsi="Consolas" w:cs="Consolas"/>
+          <w:sz w:val="16"/>
+          <w:szCs w:val="16"/>
+        </w:rPr>
+        <w:t>2}x | {1,9} | {1,5}");</w:t>
+      </w:r>
+    </w:p>
+    <w:p>
+      <w:pPr>
+        <w:shd w:val="clear" w:color="auto" w:fill="F5F5F5"/>
+      </w:pPr>
+      <w:r>
+        <w:rPr>
+          <w:rFonts w:ascii="Consolas" w:eastAsia="Consolas" w:hAnsi="Consolas" w:cs="Consolas"/>
+          <w:sz w:val="16"/>
+          <w:szCs w:val="16"/>
+        </w:rPr>
+        <w:t>            </w:t>
+      </w:r>
+      <w:proofErr w:type="spellStart"/>
+      <w:r>
+        <w:rPr>
+          <w:rFonts w:ascii="Consolas" w:eastAsia="Consolas" w:hAnsi="Consolas" w:cs="Consolas"/>
+          <w:sz w:val="16"/>
+          <w:szCs w:val="16"/>
+        </w:rPr>
+        <w:t>Console.WriteLine</w:t>
+      </w:r>
+      <w:proofErr w:type="spellEnd"/>
+      <w:r>
+        <w:rPr>
+          <w:rFonts w:ascii="Consolas" w:eastAsia="Consolas" w:hAnsi="Consolas" w:cs="Consolas"/>
+          <w:sz w:val="16"/>
+          <w:szCs w:val="16"/>
+        </w:rPr>
+        <w:t>($"</w:t>
+      </w:r>
+      <w:proofErr w:type="spellStart"/>
+      <w:proofErr w:type="gramStart"/>
+      <w:r>
+        <w:rPr>
+          <w:rFonts w:ascii="Consolas" w:eastAsia="Consolas" w:hAnsi="Consolas" w:cs="Consolas"/>
+          <w:sz w:val="16"/>
+          <w:szCs w:val="16"/>
+        </w:rPr>
+        <w:t>Parallel.For</w:t>
+      </w:r>
+      <w:proofErr w:type="spellEnd"/>
+      <w:r>
+        <w:rPr>
+          <w:rFonts w:ascii="Consolas" w:eastAsia="Consolas" w:hAnsi="Consolas" w:cs="Consolas"/>
+          <w:sz w:val="16"/>
+          <w:szCs w:val="16"/>
+        </w:rPr>
+        <w:t xml:space="preserve">  |</w:t>
+      </w:r>
+      <w:proofErr w:type="gramEnd"/>
+      <w:r>
+        <w:rPr>
+          <w:rFonts w:ascii="Consolas" w:eastAsia="Consolas" w:hAnsi="Consolas" w:cs="Consolas"/>
+          <w:sz w:val="16"/>
+          <w:szCs w:val="16"/>
+        </w:rPr>
+        <w:t xml:space="preserve"> {swParallelFor.ElapsedMilliseconds,11} | {speedupFor,</w:t>
+      </w:r>
+      <w:proofErr w:type="gramStart"/>
+      <w:r>
+        <w:rPr>
+          <w:rFonts w:ascii="Consolas" w:eastAsia="Consolas" w:hAnsi="Consolas" w:cs="Consolas"/>
+          <w:sz w:val="16"/>
+          <w:szCs w:val="16"/>
+        </w:rPr>
+        <w:t>6:F</w:t>
+      </w:r>
+      <w:proofErr w:type="gramEnd"/>
+      <w:r>
+        <w:rPr>
+          <w:rFonts w:ascii="Consolas" w:eastAsia="Consolas" w:hAnsi="Consolas" w:cs="Consolas"/>
+          <w:sz w:val="16"/>
+          <w:szCs w:val="16"/>
+        </w:rPr>
+        <w:t>2}x | {maxParallelFor,9} | {hilosParallelFor.Count,5}");</w:t>
+      </w:r>
+    </w:p>
+    <w:p>
+      <w:pPr>
+        <w:shd w:val="clear" w:color="auto" w:fill="F5F5F5"/>
+      </w:pPr>
+      <w:r>
+        <w:rPr>
+          <w:rFonts w:ascii="Consolas" w:eastAsia="Consolas" w:hAnsi="Consolas" w:cs="Consolas"/>
+          <w:sz w:val="16"/>
+          <w:szCs w:val="16"/>
+        </w:rPr>
+        <w:t>            </w:t>
+      </w:r>
+      <w:proofErr w:type="spellStart"/>
+      <w:r>
+        <w:rPr>
+          <w:rFonts w:ascii="Consolas" w:eastAsia="Consolas" w:hAnsi="Consolas" w:cs="Consolas"/>
+          <w:sz w:val="16"/>
+          <w:szCs w:val="16"/>
+        </w:rPr>
+        <w:t>Console.WriteLine</w:t>
+      </w:r>
+      <w:proofErr w:type="spellEnd"/>
+      <w:r>
+        <w:rPr>
+          <w:rFonts w:ascii="Consolas" w:eastAsia="Consolas" w:hAnsi="Consolas" w:cs="Consolas"/>
+          <w:sz w:val="16"/>
+          <w:szCs w:val="16"/>
+        </w:rPr>
+        <w:t>($"</w:t>
+      </w:r>
+      <w:proofErr w:type="spellStart"/>
+      <w:r>
+        <w:rPr>
+          <w:rFonts w:ascii="Consolas" w:eastAsia="Consolas" w:hAnsi="Consolas" w:cs="Consolas"/>
+          <w:sz w:val="16"/>
+          <w:szCs w:val="16"/>
+        </w:rPr>
+        <w:t>Task.Run</w:t>
+      </w:r>
+      <w:proofErr w:type="spellEnd"/>
+      <w:r>
+        <w:rPr>
+          <w:rFonts w:ascii="Consolas" w:eastAsia="Consolas" w:hAnsi="Consolas" w:cs="Consolas"/>
+          <w:sz w:val="16"/>
+          <w:szCs w:val="16"/>
+        </w:rPr>
+        <w:t xml:space="preserve">      | {swTaskRun.ElapsedMilliseconds,11} | {speedupTask,</w:t>
+      </w:r>
+      <w:proofErr w:type="gramStart"/>
+      <w:r>
+        <w:rPr>
+          <w:rFonts w:ascii="Consolas" w:eastAsia="Consolas" w:hAnsi="Consolas" w:cs="Consolas"/>
+          <w:sz w:val="16"/>
+          <w:szCs w:val="16"/>
+        </w:rPr>
+        <w:t>6:F</w:t>
+      </w:r>
+      <w:proofErr w:type="gramEnd"/>
+      <w:r>
+        <w:rPr>
+          <w:rFonts w:ascii="Consolas" w:eastAsia="Consolas" w:hAnsi="Consolas" w:cs="Consolas"/>
+          <w:sz w:val="16"/>
+          <w:szCs w:val="16"/>
+        </w:rPr>
+        <w:t>2}x | {maxTaskRun,9} | {hilosTaskRun.Count,5}");</w:t>
+      </w:r>
+    </w:p>
+    <w:p>
+      <w:pPr>
+        <w:shd w:val="clear" w:color="auto" w:fill="F5F5F5"/>
+        <w:rPr>
+          <w:lang w:val="en-US"/>
+        </w:rPr>
+      </w:pPr>
+      <w:r>
+        <w:rPr>
+          <w:rFonts w:ascii="Consolas" w:eastAsia="Consolas" w:hAnsi="Consolas" w:cs="Consolas"/>
+          <w:sz w:val="16"/>
+          <w:szCs w:val="16"/>
+        </w:rPr>
+        <w:t>            </w:t>
+      </w:r>
+      <w:r>
+        <w:rPr>
+          <w:rFonts w:ascii="Consolas" w:eastAsia="Consolas" w:hAnsi="Consolas" w:cs="Consolas"/>
+          <w:sz w:val="16"/>
+          <w:szCs w:val="16"/>
+          <w:lang w:val="en-US"/>
+        </w:rPr>
+        <w:t>Console.WriteLine("=================================================");</w:t>
       </w:r>
     </w:p>
     <w:p>
@@ -4976,73 +9089,177 @@
           <w:szCs w:val="16"/>
           <w:lang w:val="en-US"/>
         </w:rPr>
-        <w:t>            var hilosTaskRun = new ConcurrentDictionary&lt;int, int&gt;();</w:t>
-      </w:r>
-    </w:p>
-    <w:p>
-      <w:pPr>
-        <w:shd w:val="clear" w:color="auto" w:fill="F5F5F5"/>
-        <w:rPr>
-          <w:lang w:val="en-US"/>
-        </w:rPr>
-      </w:pPr>
-      <w:r>
-        <w:rPr>
-          <w:rFonts w:ascii="Consolas" w:eastAsia="Consolas" w:hAnsi="Consolas" w:cs="Consolas"/>
-          <w:sz w:val="16"/>
-          <w:szCs w:val="16"/>
-          <w:lang w:val="en-US"/>
-        </w:rPr>
-        <w:t>            using var limitador = new SemaphoreSlim(opciones.MaxDegreeOfParallelism);</w:t>
-      </w:r>
-    </w:p>
-    <w:p>
-      <w:pPr>
-        <w:shd w:val="clear" w:color="auto" w:fill="F5F5F5"/>
-        <w:rPr>
-          <w:lang w:val="en-US"/>
-        </w:rPr>
-      </w:pPr>
-      <w:r>
-        <w:rPr>
-          <w:rFonts w:ascii="Consolas" w:eastAsia="Consolas" w:hAnsi="Consolas" w:cs="Consolas"/>
-          <w:sz w:val="16"/>
-          <w:szCs w:val="16"/>
-          <w:lang w:val="en-US"/>
-        </w:rPr>
-        <w:t>            Stopwatch swTaskRun = Stopwatch.StartNew();</w:t>
-      </w:r>
-    </w:p>
-    <w:p>
-      <w:pPr>
-        <w:shd w:val="clear" w:color="auto" w:fill="F5F5F5"/>
-        <w:rPr>
-          <w:lang w:val="en-US"/>
-        </w:rPr>
-      </w:pPr>
-      <w:r>
-        <w:rPr>
-          <w:rFonts w:ascii="Consolas" w:eastAsia="Consolas" w:hAnsi="Consolas" w:cs="Consolas"/>
-          <w:sz w:val="16"/>
-          <w:szCs w:val="16"/>
-          <w:lang w:val="en-US"/>
-        </w:rPr>
-        <w:t>            Task[] arregloTareas = new Task[totalTareas];</w:t>
-      </w:r>
-    </w:p>
-    <w:p>
-      <w:pPr>
-        <w:shd w:val="clear" w:color="auto" w:fill="F5F5F5"/>
-        <w:rPr>
-          <w:lang w:val="en-US"/>
-        </w:rPr>
-      </w:pPr>
-      <w:r>
-        <w:rPr>
-          <w:rFonts w:ascii="Consolas" w:eastAsia="Consolas" w:hAnsi="Consolas" w:cs="Consolas"/>
-          <w:sz w:val="16"/>
-          <w:szCs w:val="16"/>
-          <w:lang w:val="en-US"/>
+        <w:t xml:space="preserve">            if </w:t>
+      </w:r>
+      <w:proofErr w:type="gramStart"/>
+      <w:r>
+        <w:rPr>
+          <w:rFonts w:ascii="Consolas" w:eastAsia="Consolas" w:hAnsi="Consolas" w:cs="Consolas"/>
+          <w:sz w:val="16"/>
+          <w:szCs w:val="16"/>
+          <w:lang w:val="en-US"/>
+        </w:rPr>
+        <w:t>(!</w:t>
+      </w:r>
+      <w:proofErr w:type="spellStart"/>
+      <w:r>
+        <w:rPr>
+          <w:rFonts w:ascii="Consolas" w:eastAsia="Consolas" w:hAnsi="Consolas" w:cs="Consolas"/>
+          <w:sz w:val="16"/>
+          <w:szCs w:val="16"/>
+          <w:lang w:val="en-US"/>
+        </w:rPr>
+        <w:t>Console.IsInputRedirected</w:t>
+      </w:r>
+      <w:proofErr w:type="spellEnd"/>
+      <w:proofErr w:type="gramEnd"/>
+      <w:r>
+        <w:rPr>
+          <w:rFonts w:ascii="Consolas" w:eastAsia="Consolas" w:hAnsi="Consolas" w:cs="Consolas"/>
+          <w:sz w:val="16"/>
+          <w:szCs w:val="16"/>
+          <w:lang w:val="en-US"/>
+        </w:rPr>
+        <w:t>)</w:t>
+      </w:r>
+    </w:p>
+    <w:p>
+      <w:pPr>
+        <w:shd w:val="clear" w:color="auto" w:fill="F5F5F5"/>
+      </w:pPr>
+      <w:r>
+        <w:rPr>
+          <w:rFonts w:ascii="Consolas" w:eastAsia="Consolas" w:hAnsi="Consolas" w:cs="Consolas"/>
+          <w:sz w:val="16"/>
+          <w:szCs w:val="16"/>
+          <w:lang w:val="en-US"/>
+        </w:rPr>
+        <w:t>            </w:t>
+      </w:r>
+      <w:r>
+        <w:rPr>
+          <w:rFonts w:ascii="Consolas" w:eastAsia="Consolas" w:hAnsi="Consolas" w:cs="Consolas"/>
+          <w:sz w:val="16"/>
+          <w:szCs w:val="16"/>
+        </w:rPr>
+        <w:t>{</w:t>
+      </w:r>
+    </w:p>
+    <w:p>
+      <w:pPr>
+        <w:shd w:val="clear" w:color="auto" w:fill="F5F5F5"/>
+      </w:pPr>
+      <w:r>
+        <w:rPr>
+          <w:rFonts w:ascii="Consolas" w:eastAsia="Consolas" w:hAnsi="Consolas" w:cs="Consolas"/>
+          <w:sz w:val="16"/>
+          <w:szCs w:val="16"/>
+        </w:rPr>
+        <w:t>                </w:t>
+      </w:r>
+      <w:proofErr w:type="spellStart"/>
+      <w:r>
+        <w:rPr>
+          <w:rFonts w:ascii="Consolas" w:eastAsia="Consolas" w:hAnsi="Consolas" w:cs="Consolas"/>
+          <w:sz w:val="16"/>
+          <w:szCs w:val="16"/>
+        </w:rPr>
+        <w:t>Console.WriteLine</w:t>
+      </w:r>
+      <w:proofErr w:type="spellEnd"/>
+      <w:r>
+        <w:rPr>
+          <w:rFonts w:ascii="Consolas" w:eastAsia="Consolas" w:hAnsi="Consolas" w:cs="Consolas"/>
+          <w:sz w:val="16"/>
+          <w:szCs w:val="16"/>
+        </w:rPr>
+        <w:t>("\</w:t>
+      </w:r>
+      <w:proofErr w:type="spellStart"/>
+      <w:r>
+        <w:rPr>
+          <w:rFonts w:ascii="Consolas" w:eastAsia="Consolas" w:hAnsi="Consolas" w:cs="Consolas"/>
+          <w:sz w:val="16"/>
+          <w:szCs w:val="16"/>
+        </w:rPr>
+        <w:t>nPresione</w:t>
+      </w:r>
+      <w:proofErr w:type="spellEnd"/>
+      <w:r>
+        <w:rPr>
+          <w:rFonts w:ascii="Consolas" w:eastAsia="Consolas" w:hAnsi="Consolas" w:cs="Consolas"/>
+          <w:sz w:val="16"/>
+          <w:szCs w:val="16"/>
+        </w:rPr>
+        <w:t xml:space="preserve"> cualquier tecla para salir...");</w:t>
+      </w:r>
+    </w:p>
+    <w:p>
+      <w:pPr>
+        <w:shd w:val="clear" w:color="auto" w:fill="F5F5F5"/>
+      </w:pPr>
+      <w:r>
+        <w:rPr>
+          <w:rFonts w:ascii="Consolas" w:eastAsia="Consolas" w:hAnsi="Consolas" w:cs="Consolas"/>
+          <w:sz w:val="16"/>
+          <w:szCs w:val="16"/>
+        </w:rPr>
+        <w:t>                </w:t>
+      </w:r>
+      <w:proofErr w:type="spellStart"/>
+      <w:r>
+        <w:rPr>
+          <w:rFonts w:ascii="Consolas" w:eastAsia="Consolas" w:hAnsi="Consolas" w:cs="Consolas"/>
+          <w:sz w:val="16"/>
+          <w:szCs w:val="16"/>
+        </w:rPr>
+        <w:t>Console.ReadKey</w:t>
+      </w:r>
+      <w:proofErr w:type="spellEnd"/>
+      <w:r>
+        <w:rPr>
+          <w:rFonts w:ascii="Consolas" w:eastAsia="Consolas" w:hAnsi="Consolas" w:cs="Consolas"/>
+          <w:sz w:val="16"/>
+          <w:szCs w:val="16"/>
+        </w:rPr>
+        <w:t>();</w:t>
+      </w:r>
+    </w:p>
+    <w:p>
+      <w:pPr>
+        <w:shd w:val="clear" w:color="auto" w:fill="F5F5F5"/>
+      </w:pPr>
+      <w:r>
+        <w:rPr>
+          <w:rFonts w:ascii="Consolas" w:eastAsia="Consolas" w:hAnsi="Consolas" w:cs="Consolas"/>
+          <w:sz w:val="16"/>
+          <w:szCs w:val="16"/>
+        </w:rPr>
+        <w:t>            }</w:t>
+      </w:r>
+    </w:p>
+    <w:p>
+      <w:pPr>
+        <w:shd w:val="clear" w:color="auto" w:fill="F5F5F5"/>
+      </w:pPr>
+      <w:r>
+        <w:rPr>
+          <w:rFonts w:ascii="Consolas" w:eastAsia="Consolas" w:hAnsi="Consolas" w:cs="Consolas"/>
+          <w:sz w:val="16"/>
+          <w:szCs w:val="16"/>
+        </w:rPr>
+        <w:t>        }</w:t>
+      </w:r>
+    </w:p>
+    <w:p>
+      <w:pPr>
+        <w:shd w:val="clear" w:color="auto" w:fill="F5F5F5"/>
+      </w:pPr>
+      <w:r>
+        <w:rPr>
+          <w:rFonts w:ascii="Consolas" w:eastAsia="Consolas" w:hAnsi="Consolas" w:cs="Consolas"/>
+          <w:sz w:val="16"/>
+          <w:szCs w:val="16"/>
         </w:rPr>
         <w:t xml:space="preserve"> </w:t>
       </w:r>
@@ -5050,38 +9267,904 @@
     <w:p>
       <w:pPr>
         <w:shd w:val="clear" w:color="auto" w:fill="F5F5F5"/>
-        <w:rPr>
-          <w:lang w:val="en-US"/>
-        </w:rPr>
-      </w:pPr>
-      <w:r>
-        <w:rPr>
-          <w:rFonts w:ascii="Consolas" w:eastAsia="Consolas" w:hAnsi="Consolas" w:cs="Consolas"/>
-          <w:sz w:val="16"/>
-          <w:szCs w:val="16"/>
-          <w:lang w:val="en-US"/>
-        </w:rPr>
-        <w:t>            for (int i = 0; i &lt; totalTareas; i++)</w:t>
-      </w:r>
-    </w:p>
-    <w:p>
-      <w:pPr>
-        <w:shd w:val="clear" w:color="auto" w:fill="F5F5F5"/>
-      </w:pPr>
-      <w:r>
-        <w:rPr>
-          <w:rFonts w:ascii="Consolas" w:eastAsia="Consolas" w:hAnsi="Consolas" w:cs="Consolas"/>
-          <w:sz w:val="16"/>
-          <w:szCs w:val="16"/>
-          <w:lang w:val="en-US"/>
+      </w:pPr>
+      <w:r>
+        <w:rPr>
+          <w:rFonts w:ascii="Consolas" w:eastAsia="Consolas" w:hAnsi="Consolas" w:cs="Consolas"/>
+          <w:sz w:val="16"/>
+          <w:szCs w:val="16"/>
+        </w:rPr>
+        <w:t>        /// &lt;</w:t>
+      </w:r>
+      <w:proofErr w:type="spellStart"/>
+      <w:r>
+        <w:rPr>
+          <w:rFonts w:ascii="Consolas" w:eastAsia="Consolas" w:hAnsi="Consolas" w:cs="Consolas"/>
+          <w:sz w:val="16"/>
+          <w:szCs w:val="16"/>
+        </w:rPr>
+        <w:t>summary</w:t>
+      </w:r>
+      <w:proofErr w:type="spellEnd"/>
+      <w:r>
+        <w:rPr>
+          <w:rFonts w:ascii="Consolas" w:eastAsia="Consolas" w:hAnsi="Consolas" w:cs="Consolas"/>
+          <w:sz w:val="16"/>
+          <w:szCs w:val="16"/>
+        </w:rPr>
+        <w:t>&gt;</w:t>
+      </w:r>
+    </w:p>
+    <w:p>
+      <w:pPr>
+        <w:shd w:val="clear" w:color="auto" w:fill="F5F5F5"/>
+      </w:pPr>
+      <w:r>
+        <w:rPr>
+          <w:rFonts w:ascii="Consolas" w:eastAsia="Consolas" w:hAnsi="Consolas" w:cs="Consolas"/>
+          <w:sz w:val="16"/>
+          <w:szCs w:val="16"/>
+        </w:rPr>
+        <w:t>        /// Simula el procesamiento de un trabajo y registra cuántas tareas se ejecutan a la vez.</w:t>
+      </w:r>
+    </w:p>
+    <w:p>
+      <w:pPr>
+        <w:shd w:val="clear" w:color="auto" w:fill="F5F5F5"/>
+        <w:rPr>
+          <w:lang w:val="en-US"/>
+        </w:rPr>
+      </w:pPr>
+      <w:r>
+        <w:rPr>
+          <w:rFonts w:ascii="Consolas" w:eastAsia="Consolas" w:hAnsi="Consolas" w:cs="Consolas"/>
+          <w:sz w:val="16"/>
+          <w:szCs w:val="16"/>
+        </w:rPr>
+        <w:t>        </w:t>
+      </w:r>
+      <w:r>
+        <w:rPr>
+          <w:rFonts w:ascii="Consolas" w:eastAsia="Consolas" w:hAnsi="Consolas" w:cs="Consolas"/>
+          <w:sz w:val="16"/>
+          <w:szCs w:val="16"/>
+          <w:lang w:val="en-US"/>
+        </w:rPr>
+        <w:t>/// &lt;/summary&gt;</w:t>
+      </w:r>
+    </w:p>
+    <w:p>
+      <w:pPr>
+        <w:shd w:val="clear" w:color="auto" w:fill="F5F5F5"/>
+        <w:rPr>
+          <w:lang w:val="en-US"/>
+        </w:rPr>
+      </w:pPr>
+      <w:r>
+        <w:rPr>
+          <w:rFonts w:ascii="Consolas" w:eastAsia="Consolas" w:hAnsi="Consolas" w:cs="Consolas"/>
+          <w:sz w:val="16"/>
+          <w:szCs w:val="16"/>
+          <w:lang w:val="en-US"/>
+        </w:rPr>
+        <w:t xml:space="preserve">        static void </w:t>
+      </w:r>
+      <w:proofErr w:type="spellStart"/>
+      <w:proofErr w:type="gramStart"/>
+      <w:r>
+        <w:rPr>
+          <w:rFonts w:ascii="Consolas" w:eastAsia="Consolas" w:hAnsi="Consolas" w:cs="Consolas"/>
+          <w:sz w:val="16"/>
+          <w:szCs w:val="16"/>
+          <w:lang w:val="en-US"/>
+        </w:rPr>
+        <w:t>ProcesarTarea</w:t>
+      </w:r>
+      <w:proofErr w:type="spellEnd"/>
+      <w:r>
+        <w:rPr>
+          <w:rFonts w:ascii="Consolas" w:eastAsia="Consolas" w:hAnsi="Consolas" w:cs="Consolas"/>
+          <w:sz w:val="16"/>
+          <w:szCs w:val="16"/>
+          <w:lang w:val="en-US"/>
+        </w:rPr>
+        <w:t>(</w:t>
+      </w:r>
+      <w:proofErr w:type="gramEnd"/>
+      <w:r>
+        <w:rPr>
+          <w:rFonts w:ascii="Consolas" w:eastAsia="Consolas" w:hAnsi="Consolas" w:cs="Consolas"/>
+          <w:sz w:val="16"/>
+          <w:szCs w:val="16"/>
+          <w:lang w:val="en-US"/>
+        </w:rPr>
+        <w:t xml:space="preserve">int id, string </w:t>
+      </w:r>
+      <w:proofErr w:type="spellStart"/>
+      <w:r>
+        <w:rPr>
+          <w:rFonts w:ascii="Consolas" w:eastAsia="Consolas" w:hAnsi="Consolas" w:cs="Consolas"/>
+          <w:sz w:val="16"/>
+          <w:szCs w:val="16"/>
+          <w:lang w:val="en-US"/>
+        </w:rPr>
+        <w:t>origen</w:t>
+      </w:r>
+      <w:proofErr w:type="spellEnd"/>
+      <w:r>
+        <w:rPr>
+          <w:rFonts w:ascii="Consolas" w:eastAsia="Consolas" w:hAnsi="Consolas" w:cs="Consolas"/>
+          <w:sz w:val="16"/>
+          <w:szCs w:val="16"/>
+          <w:lang w:val="en-US"/>
+        </w:rPr>
+        <w:t xml:space="preserve">, int </w:t>
+      </w:r>
+      <w:proofErr w:type="spellStart"/>
+      <w:r>
+        <w:rPr>
+          <w:rFonts w:ascii="Consolas" w:eastAsia="Consolas" w:hAnsi="Consolas" w:cs="Consolas"/>
+          <w:sz w:val="16"/>
+          <w:szCs w:val="16"/>
+          <w:lang w:val="en-US"/>
+        </w:rPr>
+        <w:t>duracionMs</w:t>
+      </w:r>
+      <w:proofErr w:type="spellEnd"/>
+      <w:r>
+        <w:rPr>
+          <w:rFonts w:ascii="Consolas" w:eastAsia="Consolas" w:hAnsi="Consolas" w:cs="Consolas"/>
+          <w:sz w:val="16"/>
+          <w:szCs w:val="16"/>
+          <w:lang w:val="en-US"/>
+        </w:rPr>
+        <w:t>)</w:t>
+      </w:r>
+    </w:p>
+    <w:p>
+      <w:pPr>
+        <w:shd w:val="clear" w:color="auto" w:fill="F5F5F5"/>
+      </w:pPr>
+      <w:r>
+        <w:rPr>
+          <w:rFonts w:ascii="Consolas" w:eastAsia="Consolas" w:hAnsi="Consolas" w:cs="Consolas"/>
+          <w:sz w:val="16"/>
+          <w:szCs w:val="16"/>
+          <w:lang w:val="en-US"/>
+        </w:rPr>
+        <w:t>        </w:t>
+      </w:r>
+      <w:r>
+        <w:rPr>
+          <w:rFonts w:ascii="Consolas" w:eastAsia="Consolas" w:hAnsi="Consolas" w:cs="Consolas"/>
+          <w:sz w:val="16"/>
+          <w:szCs w:val="16"/>
+        </w:rPr>
+        <w:t>{</w:t>
+      </w:r>
+    </w:p>
+    <w:p>
+      <w:pPr>
+        <w:shd w:val="clear" w:color="auto" w:fill="F5F5F5"/>
+      </w:pPr>
+      <w:r>
+        <w:rPr>
+          <w:rFonts w:ascii="Consolas" w:eastAsia="Consolas" w:hAnsi="Consolas" w:cs="Consolas"/>
+          <w:sz w:val="16"/>
+          <w:szCs w:val="16"/>
         </w:rPr>
         <w:t>            </w:t>
       </w:r>
-      <w:r>
-        <w:rPr>
-          <w:rFonts w:ascii="Consolas" w:eastAsia="Consolas" w:hAnsi="Consolas" w:cs="Consolas"/>
-          <w:sz w:val="16"/>
-          <w:szCs w:val="16"/>
+      <w:proofErr w:type="spellStart"/>
+      <w:r>
+        <w:rPr>
+          <w:rFonts w:ascii="Consolas" w:eastAsia="Consolas" w:hAnsi="Consolas" w:cs="Consolas"/>
+          <w:sz w:val="16"/>
+          <w:szCs w:val="16"/>
+        </w:rPr>
+        <w:t>int</w:t>
+      </w:r>
+      <w:proofErr w:type="spellEnd"/>
+      <w:r>
+        <w:rPr>
+          <w:rFonts w:ascii="Consolas" w:eastAsia="Consolas" w:hAnsi="Consolas" w:cs="Consolas"/>
+          <w:sz w:val="16"/>
+          <w:szCs w:val="16"/>
+        </w:rPr>
+        <w:t xml:space="preserve"> </w:t>
+      </w:r>
+      <w:proofErr w:type="spellStart"/>
+      <w:r>
+        <w:rPr>
+          <w:rFonts w:ascii="Consolas" w:eastAsia="Consolas" w:hAnsi="Consolas" w:cs="Consolas"/>
+          <w:sz w:val="16"/>
+          <w:szCs w:val="16"/>
+        </w:rPr>
+        <w:t>enEjecucion</w:t>
+      </w:r>
+      <w:proofErr w:type="spellEnd"/>
+      <w:r>
+        <w:rPr>
+          <w:rFonts w:ascii="Consolas" w:eastAsia="Consolas" w:hAnsi="Consolas" w:cs="Consolas"/>
+          <w:sz w:val="16"/>
+          <w:szCs w:val="16"/>
+        </w:rPr>
+        <w:t xml:space="preserve"> = </w:t>
+      </w:r>
+      <w:proofErr w:type="spellStart"/>
+      <w:r>
+        <w:rPr>
+          <w:rFonts w:ascii="Consolas" w:eastAsia="Consolas" w:hAnsi="Consolas" w:cs="Consolas"/>
+          <w:sz w:val="16"/>
+          <w:szCs w:val="16"/>
+        </w:rPr>
+        <w:t>Interlocked.Increment</w:t>
+      </w:r>
+      <w:proofErr w:type="spellEnd"/>
+      <w:r>
+        <w:rPr>
+          <w:rFonts w:ascii="Consolas" w:eastAsia="Consolas" w:hAnsi="Consolas" w:cs="Consolas"/>
+          <w:sz w:val="16"/>
+          <w:szCs w:val="16"/>
+        </w:rPr>
+        <w:t>(</w:t>
+      </w:r>
+      <w:proofErr w:type="spellStart"/>
+      <w:r>
+        <w:rPr>
+          <w:rFonts w:ascii="Consolas" w:eastAsia="Consolas" w:hAnsi="Consolas" w:cs="Consolas"/>
+          <w:sz w:val="16"/>
+          <w:szCs w:val="16"/>
+        </w:rPr>
+        <w:t>ref</w:t>
+      </w:r>
+      <w:proofErr w:type="spellEnd"/>
+      <w:r>
+        <w:rPr>
+          <w:rFonts w:ascii="Consolas" w:eastAsia="Consolas" w:hAnsi="Consolas" w:cs="Consolas"/>
+          <w:sz w:val="16"/>
+          <w:szCs w:val="16"/>
+        </w:rPr>
+        <w:t xml:space="preserve"> </w:t>
+      </w:r>
+      <w:proofErr w:type="spellStart"/>
+      <w:r>
+        <w:rPr>
+          <w:rFonts w:ascii="Consolas" w:eastAsia="Consolas" w:hAnsi="Consolas" w:cs="Consolas"/>
+          <w:sz w:val="16"/>
+          <w:szCs w:val="16"/>
+        </w:rPr>
+        <w:t>concurrenciaActual</w:t>
+      </w:r>
+      <w:proofErr w:type="spellEnd"/>
+      <w:r>
+        <w:rPr>
+          <w:rFonts w:ascii="Consolas" w:eastAsia="Consolas" w:hAnsi="Consolas" w:cs="Consolas"/>
+          <w:sz w:val="16"/>
+          <w:szCs w:val="16"/>
+        </w:rPr>
+        <w:t>);</w:t>
+      </w:r>
+    </w:p>
+    <w:p>
+      <w:pPr>
+        <w:shd w:val="clear" w:color="auto" w:fill="F5F5F5"/>
+      </w:pPr>
+      <w:r>
+        <w:rPr>
+          <w:rFonts w:ascii="Consolas" w:eastAsia="Consolas" w:hAnsi="Consolas" w:cs="Consolas"/>
+          <w:sz w:val="16"/>
+          <w:szCs w:val="16"/>
+        </w:rPr>
+        <w:t>            </w:t>
+      </w:r>
+      <w:proofErr w:type="spellStart"/>
+      <w:r>
+        <w:rPr>
+          <w:rFonts w:ascii="Consolas" w:eastAsia="Consolas" w:hAnsi="Consolas" w:cs="Consolas"/>
+          <w:sz w:val="16"/>
+          <w:szCs w:val="16"/>
+        </w:rPr>
+        <w:t>ActualizarMaximo</w:t>
+      </w:r>
+      <w:proofErr w:type="spellEnd"/>
+      <w:r>
+        <w:rPr>
+          <w:rFonts w:ascii="Consolas" w:eastAsia="Consolas" w:hAnsi="Consolas" w:cs="Consolas"/>
+          <w:sz w:val="16"/>
+          <w:szCs w:val="16"/>
+        </w:rPr>
+        <w:t>(</w:t>
+      </w:r>
+      <w:proofErr w:type="spellStart"/>
+      <w:r>
+        <w:rPr>
+          <w:rFonts w:ascii="Consolas" w:eastAsia="Consolas" w:hAnsi="Consolas" w:cs="Consolas"/>
+          <w:sz w:val="16"/>
+          <w:szCs w:val="16"/>
+        </w:rPr>
+        <w:t>enEjecucion</w:t>
+      </w:r>
+      <w:proofErr w:type="spellEnd"/>
+      <w:r>
+        <w:rPr>
+          <w:rFonts w:ascii="Consolas" w:eastAsia="Consolas" w:hAnsi="Consolas" w:cs="Consolas"/>
+          <w:sz w:val="16"/>
+          <w:szCs w:val="16"/>
+        </w:rPr>
+        <w:t>);</w:t>
+      </w:r>
+    </w:p>
+    <w:p>
+      <w:pPr>
+        <w:shd w:val="clear" w:color="auto" w:fill="F5F5F5"/>
+      </w:pPr>
+      <w:r>
+        <w:rPr>
+          <w:rFonts w:ascii="Consolas" w:eastAsia="Consolas" w:hAnsi="Consolas" w:cs="Consolas"/>
+          <w:sz w:val="16"/>
+          <w:szCs w:val="16"/>
+        </w:rPr>
+        <w:t xml:space="preserve"> </w:t>
+      </w:r>
+    </w:p>
+    <w:p>
+      <w:pPr>
+        <w:shd w:val="clear" w:color="auto" w:fill="F5F5F5"/>
+      </w:pPr>
+      <w:r>
+        <w:rPr>
+          <w:rFonts w:ascii="Consolas" w:eastAsia="Consolas" w:hAnsi="Consolas" w:cs="Consolas"/>
+          <w:sz w:val="16"/>
+          <w:szCs w:val="16"/>
+        </w:rPr>
+        <w:t>            </w:t>
+      </w:r>
+      <w:proofErr w:type="spellStart"/>
+      <w:r>
+        <w:rPr>
+          <w:rFonts w:ascii="Consolas" w:eastAsia="Consolas" w:hAnsi="Consolas" w:cs="Consolas"/>
+          <w:sz w:val="16"/>
+          <w:szCs w:val="16"/>
+        </w:rPr>
+        <w:t>Thread</w:t>
+      </w:r>
+      <w:proofErr w:type="spellEnd"/>
+      <w:r>
+        <w:rPr>
+          <w:rFonts w:ascii="Consolas" w:eastAsia="Consolas" w:hAnsi="Consolas" w:cs="Consolas"/>
+          <w:sz w:val="16"/>
+          <w:szCs w:val="16"/>
+        </w:rPr>
+        <w:t xml:space="preserve"> hilo = </w:t>
+      </w:r>
+      <w:proofErr w:type="spellStart"/>
+      <w:r>
+        <w:rPr>
+          <w:rFonts w:ascii="Consolas" w:eastAsia="Consolas" w:hAnsi="Consolas" w:cs="Consolas"/>
+          <w:sz w:val="16"/>
+          <w:szCs w:val="16"/>
+        </w:rPr>
+        <w:t>Thread.CurrentThread</w:t>
+      </w:r>
+      <w:proofErr w:type="spellEnd"/>
+      <w:r>
+        <w:rPr>
+          <w:rFonts w:ascii="Consolas" w:eastAsia="Consolas" w:hAnsi="Consolas" w:cs="Consolas"/>
+          <w:sz w:val="16"/>
+          <w:szCs w:val="16"/>
+        </w:rPr>
+        <w:t>;</w:t>
+      </w:r>
+    </w:p>
+    <w:p>
+      <w:pPr>
+        <w:shd w:val="clear" w:color="auto" w:fill="F5F5F5"/>
+      </w:pPr>
+      <w:r>
+        <w:rPr>
+          <w:rFonts w:ascii="Consolas" w:eastAsia="Consolas" w:hAnsi="Consolas" w:cs="Consolas"/>
+          <w:sz w:val="16"/>
+          <w:szCs w:val="16"/>
+        </w:rPr>
+        <w:t>            </w:t>
+      </w:r>
+      <w:proofErr w:type="spellStart"/>
+      <w:r>
+        <w:rPr>
+          <w:rFonts w:ascii="Consolas" w:eastAsia="Consolas" w:hAnsi="Consolas" w:cs="Consolas"/>
+          <w:sz w:val="16"/>
+          <w:szCs w:val="16"/>
+        </w:rPr>
+        <w:t>Console.WriteLine</w:t>
+      </w:r>
+      <w:proofErr w:type="spellEnd"/>
+      <w:r>
+        <w:rPr>
+          <w:rFonts w:ascii="Consolas" w:eastAsia="Consolas" w:hAnsi="Consolas" w:cs="Consolas"/>
+          <w:sz w:val="16"/>
+          <w:szCs w:val="16"/>
+        </w:rPr>
+        <w:t>($"[{origen}] Hola Mundo desde la tarea {id,2} | Hilo #{</w:t>
+      </w:r>
+      <w:proofErr w:type="gramStart"/>
+      <w:r>
+        <w:rPr>
+          <w:rFonts w:ascii="Consolas" w:eastAsia="Consolas" w:hAnsi="Consolas" w:cs="Consolas"/>
+          <w:sz w:val="16"/>
+          <w:szCs w:val="16"/>
+        </w:rPr>
+        <w:t>hilo.ManagedThreadId</w:t>
+      </w:r>
+      <w:proofErr w:type="gramEnd"/>
+      <w:r>
+        <w:rPr>
+          <w:rFonts w:ascii="Consolas" w:eastAsia="Consolas" w:hAnsi="Consolas" w:cs="Consolas"/>
+          <w:sz w:val="16"/>
+          <w:szCs w:val="16"/>
+        </w:rPr>
+        <w:t>,2} " +</w:t>
+      </w:r>
+    </w:p>
+    <w:p>
+      <w:pPr>
+        <w:shd w:val="clear" w:color="auto" w:fill="F5F5F5"/>
+      </w:pPr>
+      <w:r>
+        <w:rPr>
+          <w:rFonts w:ascii="Consolas" w:eastAsia="Consolas" w:hAnsi="Consolas" w:cs="Consolas"/>
+          <w:sz w:val="16"/>
+          <w:szCs w:val="16"/>
+        </w:rPr>
+        <w:t xml:space="preserve">                              $"| </w:t>
+      </w:r>
+      <w:proofErr w:type="spellStart"/>
+      <w:r>
+        <w:rPr>
+          <w:rFonts w:ascii="Consolas" w:eastAsia="Consolas" w:hAnsi="Consolas" w:cs="Consolas"/>
+          <w:sz w:val="16"/>
+          <w:szCs w:val="16"/>
+        </w:rPr>
+        <w:t>ThreadPool</w:t>
+      </w:r>
+      <w:proofErr w:type="spellEnd"/>
+      <w:r>
+        <w:rPr>
+          <w:rFonts w:ascii="Consolas" w:eastAsia="Consolas" w:hAnsi="Consolas" w:cs="Consolas"/>
+          <w:sz w:val="16"/>
+          <w:szCs w:val="16"/>
+        </w:rPr>
+        <w:t>: {</w:t>
+      </w:r>
+      <w:proofErr w:type="gramStart"/>
+      <w:r>
+        <w:rPr>
+          <w:rFonts w:ascii="Consolas" w:eastAsia="Consolas" w:hAnsi="Consolas" w:cs="Consolas"/>
+          <w:sz w:val="16"/>
+          <w:szCs w:val="16"/>
+        </w:rPr>
+        <w:t>hilo.IsThreadPoolThread</w:t>
+      </w:r>
+      <w:proofErr w:type="gramEnd"/>
+      <w:r>
+        <w:rPr>
+          <w:rFonts w:ascii="Consolas" w:eastAsia="Consolas" w:hAnsi="Consolas" w:cs="Consolas"/>
+          <w:sz w:val="16"/>
+          <w:szCs w:val="16"/>
+        </w:rPr>
+        <w:t>,-5} | Simultáneas: {</w:t>
+      </w:r>
+      <w:proofErr w:type="spellStart"/>
+      <w:r>
+        <w:rPr>
+          <w:rFonts w:ascii="Consolas" w:eastAsia="Consolas" w:hAnsi="Consolas" w:cs="Consolas"/>
+          <w:sz w:val="16"/>
+          <w:szCs w:val="16"/>
+        </w:rPr>
+        <w:t>enEjecucion</w:t>
+      </w:r>
+      <w:proofErr w:type="spellEnd"/>
+      <w:r>
+        <w:rPr>
+          <w:rFonts w:ascii="Consolas" w:eastAsia="Consolas" w:hAnsi="Consolas" w:cs="Consolas"/>
+          <w:sz w:val="16"/>
+          <w:szCs w:val="16"/>
+        </w:rPr>
+        <w:t>}");</w:t>
+      </w:r>
+    </w:p>
+    <w:p>
+      <w:pPr>
+        <w:shd w:val="clear" w:color="auto" w:fill="F5F5F5"/>
+      </w:pPr>
+      <w:r>
+        <w:rPr>
+          <w:rFonts w:ascii="Consolas" w:eastAsia="Consolas" w:hAnsi="Consolas" w:cs="Consolas"/>
+          <w:sz w:val="16"/>
+          <w:szCs w:val="16"/>
+        </w:rPr>
+        <w:t>            </w:t>
+      </w:r>
+      <w:proofErr w:type="spellStart"/>
+      <w:r>
+        <w:rPr>
+          <w:rFonts w:ascii="Consolas" w:eastAsia="Consolas" w:hAnsi="Consolas" w:cs="Consolas"/>
+          <w:sz w:val="16"/>
+          <w:szCs w:val="16"/>
+        </w:rPr>
+        <w:t>Thread.Sleep</w:t>
+      </w:r>
+      <w:proofErr w:type="spellEnd"/>
+      <w:r>
+        <w:rPr>
+          <w:rFonts w:ascii="Consolas" w:eastAsia="Consolas" w:hAnsi="Consolas" w:cs="Consolas"/>
+          <w:sz w:val="16"/>
+          <w:szCs w:val="16"/>
+        </w:rPr>
+        <w:t>(</w:t>
+      </w:r>
+      <w:proofErr w:type="spellStart"/>
+      <w:r>
+        <w:rPr>
+          <w:rFonts w:ascii="Consolas" w:eastAsia="Consolas" w:hAnsi="Consolas" w:cs="Consolas"/>
+          <w:sz w:val="16"/>
+          <w:szCs w:val="16"/>
+        </w:rPr>
+        <w:t>duracionMs</w:t>
+      </w:r>
+      <w:proofErr w:type="spellEnd"/>
+      <w:r>
+        <w:rPr>
+          <w:rFonts w:ascii="Consolas" w:eastAsia="Consolas" w:hAnsi="Consolas" w:cs="Consolas"/>
+          <w:sz w:val="16"/>
+          <w:szCs w:val="16"/>
+        </w:rPr>
+        <w:t>);</w:t>
+      </w:r>
+    </w:p>
+    <w:p>
+      <w:pPr>
+        <w:shd w:val="clear" w:color="auto" w:fill="F5F5F5"/>
+      </w:pPr>
+      <w:r>
+        <w:rPr>
+          <w:rFonts w:ascii="Consolas" w:eastAsia="Consolas" w:hAnsi="Consolas" w:cs="Consolas"/>
+          <w:sz w:val="16"/>
+          <w:szCs w:val="16"/>
+        </w:rPr>
+        <w:t xml:space="preserve"> </w:t>
+      </w:r>
+    </w:p>
+    <w:p>
+      <w:pPr>
+        <w:shd w:val="clear" w:color="auto" w:fill="F5F5F5"/>
+      </w:pPr>
+      <w:r>
+        <w:rPr>
+          <w:rFonts w:ascii="Consolas" w:eastAsia="Consolas" w:hAnsi="Consolas" w:cs="Consolas"/>
+          <w:sz w:val="16"/>
+          <w:szCs w:val="16"/>
+        </w:rPr>
+        <w:t>            </w:t>
+      </w:r>
+      <w:proofErr w:type="spellStart"/>
+      <w:r>
+        <w:rPr>
+          <w:rFonts w:ascii="Consolas" w:eastAsia="Consolas" w:hAnsi="Consolas" w:cs="Consolas"/>
+          <w:sz w:val="16"/>
+          <w:szCs w:val="16"/>
+        </w:rPr>
+        <w:t>Interlocked.Decrement</w:t>
+      </w:r>
+      <w:proofErr w:type="spellEnd"/>
+      <w:r>
+        <w:rPr>
+          <w:rFonts w:ascii="Consolas" w:eastAsia="Consolas" w:hAnsi="Consolas" w:cs="Consolas"/>
+          <w:sz w:val="16"/>
+          <w:szCs w:val="16"/>
+        </w:rPr>
+        <w:t>(</w:t>
+      </w:r>
+      <w:proofErr w:type="spellStart"/>
+      <w:r>
+        <w:rPr>
+          <w:rFonts w:ascii="Consolas" w:eastAsia="Consolas" w:hAnsi="Consolas" w:cs="Consolas"/>
+          <w:sz w:val="16"/>
+          <w:szCs w:val="16"/>
+        </w:rPr>
+        <w:t>ref</w:t>
+      </w:r>
+      <w:proofErr w:type="spellEnd"/>
+      <w:r>
+        <w:rPr>
+          <w:rFonts w:ascii="Consolas" w:eastAsia="Consolas" w:hAnsi="Consolas" w:cs="Consolas"/>
+          <w:sz w:val="16"/>
+          <w:szCs w:val="16"/>
+        </w:rPr>
+        <w:t xml:space="preserve"> </w:t>
+      </w:r>
+      <w:proofErr w:type="spellStart"/>
+      <w:r>
+        <w:rPr>
+          <w:rFonts w:ascii="Consolas" w:eastAsia="Consolas" w:hAnsi="Consolas" w:cs="Consolas"/>
+          <w:sz w:val="16"/>
+          <w:szCs w:val="16"/>
+        </w:rPr>
+        <w:t>concurrenciaActual</w:t>
+      </w:r>
+      <w:proofErr w:type="spellEnd"/>
+      <w:r>
+        <w:rPr>
+          <w:rFonts w:ascii="Consolas" w:eastAsia="Consolas" w:hAnsi="Consolas" w:cs="Consolas"/>
+          <w:sz w:val="16"/>
+          <w:szCs w:val="16"/>
+        </w:rPr>
+        <w:t>);</w:t>
+      </w:r>
+    </w:p>
+    <w:p>
+      <w:pPr>
+        <w:shd w:val="clear" w:color="auto" w:fill="F5F5F5"/>
+      </w:pPr>
+      <w:r>
+        <w:rPr>
+          <w:rFonts w:ascii="Consolas" w:eastAsia="Consolas" w:hAnsi="Consolas" w:cs="Consolas"/>
+          <w:sz w:val="16"/>
+          <w:szCs w:val="16"/>
+        </w:rPr>
+        <w:t>        }</w:t>
+      </w:r>
+    </w:p>
+    <w:p>
+      <w:pPr>
+        <w:shd w:val="clear" w:color="auto" w:fill="F5F5F5"/>
+      </w:pPr>
+      <w:r>
+        <w:rPr>
+          <w:rFonts w:ascii="Consolas" w:eastAsia="Consolas" w:hAnsi="Consolas" w:cs="Consolas"/>
+          <w:sz w:val="16"/>
+          <w:szCs w:val="16"/>
+        </w:rPr>
+        <w:t xml:space="preserve"> </w:t>
+      </w:r>
+    </w:p>
+    <w:p>
+      <w:pPr>
+        <w:shd w:val="clear" w:color="auto" w:fill="F5F5F5"/>
+      </w:pPr>
+      <w:r>
+        <w:rPr>
+          <w:rFonts w:ascii="Consolas" w:eastAsia="Consolas" w:hAnsi="Consolas" w:cs="Consolas"/>
+          <w:sz w:val="16"/>
+          <w:szCs w:val="16"/>
+        </w:rPr>
+        <w:t>        </w:t>
+      </w:r>
+      <w:proofErr w:type="spellStart"/>
+      <w:r>
+        <w:rPr>
+          <w:rFonts w:ascii="Consolas" w:eastAsia="Consolas" w:hAnsi="Consolas" w:cs="Consolas"/>
+          <w:sz w:val="16"/>
+          <w:szCs w:val="16"/>
+        </w:rPr>
+        <w:t>static</w:t>
+      </w:r>
+      <w:proofErr w:type="spellEnd"/>
+      <w:r>
+        <w:rPr>
+          <w:rFonts w:ascii="Consolas" w:eastAsia="Consolas" w:hAnsi="Consolas" w:cs="Consolas"/>
+          <w:sz w:val="16"/>
+          <w:szCs w:val="16"/>
+        </w:rPr>
+        <w:t xml:space="preserve"> </w:t>
+      </w:r>
+      <w:proofErr w:type="spellStart"/>
+      <w:r>
+        <w:rPr>
+          <w:rFonts w:ascii="Consolas" w:eastAsia="Consolas" w:hAnsi="Consolas" w:cs="Consolas"/>
+          <w:sz w:val="16"/>
+          <w:szCs w:val="16"/>
+        </w:rPr>
+        <w:t>void</w:t>
+      </w:r>
+      <w:proofErr w:type="spellEnd"/>
+      <w:r>
+        <w:rPr>
+          <w:rFonts w:ascii="Consolas" w:eastAsia="Consolas" w:hAnsi="Consolas" w:cs="Consolas"/>
+          <w:sz w:val="16"/>
+          <w:szCs w:val="16"/>
+        </w:rPr>
+        <w:t xml:space="preserve"> </w:t>
+      </w:r>
+      <w:proofErr w:type="spellStart"/>
+      <w:proofErr w:type="gramStart"/>
+      <w:r>
+        <w:rPr>
+          <w:rFonts w:ascii="Consolas" w:eastAsia="Consolas" w:hAnsi="Consolas" w:cs="Consolas"/>
+          <w:sz w:val="16"/>
+          <w:szCs w:val="16"/>
+        </w:rPr>
+        <w:t>ActualizarMaximo</w:t>
+      </w:r>
+      <w:proofErr w:type="spellEnd"/>
+      <w:r>
+        <w:rPr>
+          <w:rFonts w:ascii="Consolas" w:eastAsia="Consolas" w:hAnsi="Consolas" w:cs="Consolas"/>
+          <w:sz w:val="16"/>
+          <w:szCs w:val="16"/>
+        </w:rPr>
+        <w:t>(</w:t>
+      </w:r>
+      <w:proofErr w:type="spellStart"/>
+      <w:proofErr w:type="gramEnd"/>
+      <w:r>
+        <w:rPr>
+          <w:rFonts w:ascii="Consolas" w:eastAsia="Consolas" w:hAnsi="Consolas" w:cs="Consolas"/>
+          <w:sz w:val="16"/>
+          <w:szCs w:val="16"/>
+        </w:rPr>
+        <w:t>int</w:t>
+      </w:r>
+      <w:proofErr w:type="spellEnd"/>
+      <w:r>
+        <w:rPr>
+          <w:rFonts w:ascii="Consolas" w:eastAsia="Consolas" w:hAnsi="Consolas" w:cs="Consolas"/>
+          <w:sz w:val="16"/>
+          <w:szCs w:val="16"/>
+        </w:rPr>
+        <w:t xml:space="preserve"> valor)</w:t>
+      </w:r>
+    </w:p>
+    <w:p>
+      <w:pPr>
+        <w:shd w:val="clear" w:color="auto" w:fill="F5F5F5"/>
+      </w:pPr>
+      <w:r>
+        <w:rPr>
+          <w:rFonts w:ascii="Consolas" w:eastAsia="Consolas" w:hAnsi="Consolas" w:cs="Consolas"/>
+          <w:sz w:val="16"/>
+          <w:szCs w:val="16"/>
+        </w:rPr>
+        <w:t>        {</w:t>
+      </w:r>
+    </w:p>
+    <w:p>
+      <w:pPr>
+        <w:shd w:val="clear" w:color="auto" w:fill="F5F5F5"/>
+      </w:pPr>
+      <w:r>
+        <w:rPr>
+          <w:rFonts w:ascii="Consolas" w:eastAsia="Consolas" w:hAnsi="Consolas" w:cs="Consolas"/>
+          <w:sz w:val="16"/>
+          <w:szCs w:val="16"/>
+        </w:rPr>
+        <w:t>            </w:t>
+      </w:r>
+      <w:proofErr w:type="spellStart"/>
+      <w:r>
+        <w:rPr>
+          <w:rFonts w:ascii="Consolas" w:eastAsia="Consolas" w:hAnsi="Consolas" w:cs="Consolas"/>
+          <w:sz w:val="16"/>
+          <w:szCs w:val="16"/>
+        </w:rPr>
+        <w:t>int</w:t>
+      </w:r>
+      <w:proofErr w:type="spellEnd"/>
+      <w:r>
+        <w:rPr>
+          <w:rFonts w:ascii="Consolas" w:eastAsia="Consolas" w:hAnsi="Consolas" w:cs="Consolas"/>
+          <w:sz w:val="16"/>
+          <w:szCs w:val="16"/>
+        </w:rPr>
+        <w:t xml:space="preserve"> actual;</w:t>
+      </w:r>
+    </w:p>
+    <w:p>
+      <w:pPr>
+        <w:shd w:val="clear" w:color="auto" w:fill="F5F5F5"/>
+      </w:pPr>
+      <w:r>
+        <w:rPr>
+          <w:rFonts w:ascii="Consolas" w:eastAsia="Consolas" w:hAnsi="Consolas" w:cs="Consolas"/>
+          <w:sz w:val="16"/>
+          <w:szCs w:val="16"/>
+        </w:rPr>
+        <w:t>            </w:t>
+      </w:r>
+      <w:proofErr w:type="spellStart"/>
+      <w:r>
+        <w:rPr>
+          <w:rFonts w:ascii="Consolas" w:eastAsia="Consolas" w:hAnsi="Consolas" w:cs="Consolas"/>
+          <w:sz w:val="16"/>
+          <w:szCs w:val="16"/>
+        </w:rPr>
+        <w:t>while</w:t>
+      </w:r>
+      <w:proofErr w:type="spellEnd"/>
+      <w:r>
+        <w:rPr>
+          <w:rFonts w:ascii="Consolas" w:eastAsia="Consolas" w:hAnsi="Consolas" w:cs="Consolas"/>
+          <w:sz w:val="16"/>
+          <w:szCs w:val="16"/>
+        </w:rPr>
+        <w:t xml:space="preserve"> (valor &gt; (actual = </w:t>
+      </w:r>
+      <w:proofErr w:type="spellStart"/>
+      <w:r>
+        <w:rPr>
+          <w:rFonts w:ascii="Consolas" w:eastAsia="Consolas" w:hAnsi="Consolas" w:cs="Consolas"/>
+          <w:sz w:val="16"/>
+          <w:szCs w:val="16"/>
+        </w:rPr>
+        <w:t>Volatile.Read</w:t>
+      </w:r>
+      <w:proofErr w:type="spellEnd"/>
+      <w:r>
+        <w:rPr>
+          <w:rFonts w:ascii="Consolas" w:eastAsia="Consolas" w:hAnsi="Consolas" w:cs="Consolas"/>
+          <w:sz w:val="16"/>
+          <w:szCs w:val="16"/>
+        </w:rPr>
+        <w:t>(</w:t>
+      </w:r>
+      <w:proofErr w:type="spellStart"/>
+      <w:r>
+        <w:rPr>
+          <w:rFonts w:ascii="Consolas" w:eastAsia="Consolas" w:hAnsi="Consolas" w:cs="Consolas"/>
+          <w:sz w:val="16"/>
+          <w:szCs w:val="16"/>
+        </w:rPr>
+        <w:t>ref</w:t>
+      </w:r>
+      <w:proofErr w:type="spellEnd"/>
+      <w:r>
+        <w:rPr>
+          <w:rFonts w:ascii="Consolas" w:eastAsia="Consolas" w:hAnsi="Consolas" w:cs="Consolas"/>
+          <w:sz w:val="16"/>
+          <w:szCs w:val="16"/>
+        </w:rPr>
+        <w:t xml:space="preserve"> </w:t>
+      </w:r>
+      <w:proofErr w:type="spellStart"/>
+      <w:r>
+        <w:rPr>
+          <w:rFonts w:ascii="Consolas" w:eastAsia="Consolas" w:hAnsi="Consolas" w:cs="Consolas"/>
+          <w:sz w:val="16"/>
+          <w:szCs w:val="16"/>
+        </w:rPr>
+        <w:t>concurrenciaMaxima</w:t>
+      </w:r>
+      <w:proofErr w:type="spellEnd"/>
+      <w:r>
+        <w:rPr>
+          <w:rFonts w:ascii="Consolas" w:eastAsia="Consolas" w:hAnsi="Consolas" w:cs="Consolas"/>
+          <w:sz w:val="16"/>
+          <w:szCs w:val="16"/>
+        </w:rPr>
+        <w:t>)))</w:t>
+      </w:r>
+    </w:p>
+    <w:p>
+      <w:pPr>
+        <w:shd w:val="clear" w:color="auto" w:fill="F5F5F5"/>
+        <w:rPr>
+          <w:lang w:val="en-US"/>
+        </w:rPr>
+      </w:pPr>
+      <w:r>
+        <w:rPr>
+          <w:rFonts w:ascii="Consolas" w:eastAsia="Consolas" w:hAnsi="Consolas" w:cs="Consolas"/>
+          <w:sz w:val="16"/>
+          <w:szCs w:val="16"/>
+        </w:rPr>
+        <w:t>            </w:t>
+      </w:r>
+      <w:r>
+        <w:rPr>
+          <w:rFonts w:ascii="Consolas" w:eastAsia="Consolas" w:hAnsi="Consolas" w:cs="Consolas"/>
+          <w:sz w:val="16"/>
+          <w:szCs w:val="16"/>
+          <w:lang w:val="en-US"/>
         </w:rPr>
         <w:t>{</w:t>
       </w:r>
@@ -5089,29 +10172,106 @@
     <w:p>
       <w:pPr>
         <w:shd w:val="clear" w:color="auto" w:fill="F5F5F5"/>
-      </w:pPr>
-      <w:r>
-        <w:rPr>
-          <w:rFonts w:ascii="Consolas" w:eastAsia="Consolas" w:hAnsi="Consolas" w:cs="Consolas"/>
-          <w:sz w:val="16"/>
-          <w:szCs w:val="16"/>
-        </w:rPr>
-        <w:t>                int taskId = i; // Captura local para evitar problemas de cierre (closure)</w:t>
-      </w:r>
-    </w:p>
-    <w:p>
-      <w:pPr>
-        <w:shd w:val="clear" w:color="auto" w:fill="F5F5F5"/>
-        <w:rPr>
-          <w:lang w:val="en-US"/>
-        </w:rPr>
-      </w:pPr>
-      <w:r>
-        <w:rPr>
-          <w:rFonts w:ascii="Consolas" w:eastAsia="Consolas" w:hAnsi="Consolas" w:cs="Consolas"/>
-          <w:sz w:val="16"/>
-          <w:szCs w:val="16"/>
-        </w:rPr>
+        <w:rPr>
+          <w:lang w:val="en-US"/>
+        </w:rPr>
+      </w:pPr>
+      <w:r>
+        <w:rPr>
+          <w:rFonts w:ascii="Consolas" w:eastAsia="Consolas" w:hAnsi="Consolas" w:cs="Consolas"/>
+          <w:sz w:val="16"/>
+          <w:szCs w:val="16"/>
+          <w:lang w:val="en-US"/>
+        </w:rPr>
+        <w:t>                if (</w:t>
+      </w:r>
+      <w:proofErr w:type="spellStart"/>
+      <w:r>
+        <w:rPr>
+          <w:rFonts w:ascii="Consolas" w:eastAsia="Consolas" w:hAnsi="Consolas" w:cs="Consolas"/>
+          <w:sz w:val="16"/>
+          <w:szCs w:val="16"/>
+          <w:lang w:val="en-US"/>
+        </w:rPr>
+        <w:t>Interlocked.CompareExchange</w:t>
+      </w:r>
+      <w:proofErr w:type="spellEnd"/>
+      <w:r>
+        <w:rPr>
+          <w:rFonts w:ascii="Consolas" w:eastAsia="Consolas" w:hAnsi="Consolas" w:cs="Consolas"/>
+          <w:sz w:val="16"/>
+          <w:szCs w:val="16"/>
+          <w:lang w:val="en-US"/>
+        </w:rPr>
+        <w:t xml:space="preserve">(ref </w:t>
+      </w:r>
+      <w:proofErr w:type="spellStart"/>
+      <w:r>
+        <w:rPr>
+          <w:rFonts w:ascii="Consolas" w:eastAsia="Consolas" w:hAnsi="Consolas" w:cs="Consolas"/>
+          <w:sz w:val="16"/>
+          <w:szCs w:val="16"/>
+          <w:lang w:val="en-US"/>
+        </w:rPr>
+        <w:t>concurrenciaMaxima</w:t>
+      </w:r>
+      <w:proofErr w:type="spellEnd"/>
+      <w:r>
+        <w:rPr>
+          <w:rFonts w:ascii="Consolas" w:eastAsia="Consolas" w:hAnsi="Consolas" w:cs="Consolas"/>
+          <w:sz w:val="16"/>
+          <w:szCs w:val="16"/>
+          <w:lang w:val="en-US"/>
+        </w:rPr>
+        <w:t>, valor, actual) == actual)</w:t>
+      </w:r>
+    </w:p>
+    <w:p>
+      <w:pPr>
+        <w:shd w:val="clear" w:color="auto" w:fill="F5F5F5"/>
+        <w:rPr>
+          <w:lang w:val="en-US"/>
+        </w:rPr>
+      </w:pPr>
+      <w:r>
+        <w:rPr>
+          <w:rFonts w:ascii="Consolas" w:eastAsia="Consolas" w:hAnsi="Consolas" w:cs="Consolas"/>
+          <w:sz w:val="16"/>
+          <w:szCs w:val="16"/>
+          <w:lang w:val="en-US"/>
+        </w:rPr>
+        <w:t>                {</w:t>
+      </w:r>
+    </w:p>
+    <w:p>
+      <w:pPr>
+        <w:shd w:val="clear" w:color="auto" w:fill="F5F5F5"/>
+        <w:rPr>
+          <w:lang w:val="en-US"/>
+        </w:rPr>
+      </w:pPr>
+      <w:r>
+        <w:rPr>
+          <w:rFonts w:ascii="Consolas" w:eastAsia="Consolas" w:hAnsi="Consolas" w:cs="Consolas"/>
+          <w:sz w:val="16"/>
+          <w:szCs w:val="16"/>
+          <w:lang w:val="en-US"/>
+        </w:rPr>
+        <w:t>                    break;</w:t>
+      </w:r>
+    </w:p>
+    <w:p>
+      <w:pPr>
+        <w:shd w:val="clear" w:color="auto" w:fill="F5F5F5"/>
+      </w:pPr>
+      <w:r>
+        <w:rPr>
+          <w:rFonts w:ascii="Consolas" w:eastAsia="Consolas" w:hAnsi="Consolas" w:cs="Consolas"/>
+          <w:sz w:val="16"/>
+          <w:szCs w:val="16"/>
+          <w:lang w:val="en-US"/>
+        </w:rPr>
+        <w:lastRenderedPageBreak/>
         <w:t>                </w:t>
       </w:r>
       <w:r>
@@ -5119,194 +10279,8 @@
           <w:rFonts w:ascii="Consolas" w:eastAsia="Consolas" w:hAnsi="Consolas" w:cs="Consolas"/>
           <w:sz w:val="16"/>
           <w:szCs w:val="16"/>
-          <w:lang w:val="en-US"/>
-        </w:rPr>
-        <w:t>arregloTareas[i] = Task.Run(async () =&gt;</w:t>
-      </w:r>
-    </w:p>
-    <w:p>
-      <w:pPr>
-        <w:shd w:val="clear" w:color="auto" w:fill="F5F5F5"/>
-        <w:rPr>
-          <w:lang w:val="en-US"/>
-        </w:rPr>
-      </w:pPr>
-      <w:r>
-        <w:rPr>
-          <w:rFonts w:ascii="Consolas" w:eastAsia="Consolas" w:hAnsi="Consolas" w:cs="Consolas"/>
-          <w:sz w:val="16"/>
-          <w:szCs w:val="16"/>
-          <w:lang w:val="en-US"/>
-        </w:rPr>
-        <w:t>                {</w:t>
-      </w:r>
-    </w:p>
-    <w:p>
-      <w:pPr>
-        <w:shd w:val="clear" w:color="auto" w:fill="F5F5F5"/>
-        <w:rPr>
-          <w:lang w:val="en-US"/>
-        </w:rPr>
-      </w:pPr>
-      <w:r>
-        <w:rPr>
-          <w:rFonts w:ascii="Consolas" w:eastAsia="Consolas" w:hAnsi="Consolas" w:cs="Consolas"/>
-          <w:sz w:val="16"/>
-          <w:szCs w:val="16"/>
-          <w:lang w:val="en-US"/>
-        </w:rPr>
-        <w:t>                    await limitador.WaitAsync();</w:t>
-      </w:r>
-    </w:p>
-    <w:p>
-      <w:pPr>
-        <w:shd w:val="clear" w:color="auto" w:fill="F5F5F5"/>
-        <w:rPr>
-          <w:lang w:val="en-US"/>
-        </w:rPr>
-      </w:pPr>
-      <w:r>
-        <w:rPr>
-          <w:rFonts w:ascii="Consolas" w:eastAsia="Consolas" w:hAnsi="Consolas" w:cs="Consolas"/>
-          <w:sz w:val="16"/>
-          <w:szCs w:val="16"/>
-          <w:lang w:val="en-US"/>
-        </w:rPr>
-        <w:t>                    try</w:t>
-      </w:r>
-    </w:p>
-    <w:p>
-      <w:pPr>
-        <w:shd w:val="clear" w:color="auto" w:fill="F5F5F5"/>
-        <w:rPr>
-          <w:lang w:val="en-US"/>
-        </w:rPr>
-      </w:pPr>
-      <w:r>
-        <w:rPr>
-          <w:rFonts w:ascii="Consolas" w:eastAsia="Consolas" w:hAnsi="Consolas" w:cs="Consolas"/>
-          <w:sz w:val="16"/>
-          <w:szCs w:val="16"/>
-          <w:lang w:val="en-US"/>
-        </w:rPr>
-        <w:t>                    {</w:t>
-      </w:r>
-    </w:p>
-    <w:p>
-      <w:pPr>
-        <w:shd w:val="clear" w:color="auto" w:fill="F5F5F5"/>
-        <w:rPr>
-          <w:lang w:val="en-US"/>
-        </w:rPr>
-      </w:pPr>
-      <w:r>
-        <w:rPr>
-          <w:rFonts w:ascii="Consolas" w:eastAsia="Consolas" w:hAnsi="Consolas" w:cs="Consolas"/>
-          <w:sz w:val="16"/>
-          <w:szCs w:val="16"/>
-          <w:lang w:val="en-US"/>
-        </w:rPr>
-        <w:t>                        hilosTaskRun.AddOrUpdate(Environment.CurrentManagedThreadId, 1, (_, n) =&gt; n + 1);</w:t>
-      </w:r>
-    </w:p>
-    <w:p>
-      <w:pPr>
-        <w:shd w:val="clear" w:color="auto" w:fill="F5F5F5"/>
-      </w:pPr>
-      <w:r>
-        <w:rPr>
-          <w:rFonts w:ascii="Consolas" w:eastAsia="Consolas" w:hAnsi="Consolas" w:cs="Consolas"/>
-          <w:sz w:val="16"/>
-          <w:szCs w:val="16"/>
-          <w:lang w:val="en-US"/>
-        </w:rPr>
-        <w:t>                        </w:t>
-      </w:r>
-      <w:r>
-        <w:rPr>
-          <w:rFonts w:ascii="Consolas" w:eastAsia="Consolas" w:hAnsi="Consolas" w:cs="Consolas"/>
-          <w:sz w:val="16"/>
-          <w:szCs w:val="16"/>
-        </w:rPr>
-        <w:t>ProcesarTarea(taskId, "TASK.RUN", duracionSimuladaMs);</w:t>
-      </w:r>
-    </w:p>
-    <w:p>
-      <w:pPr>
-        <w:shd w:val="clear" w:color="auto" w:fill="F5F5F5"/>
-      </w:pPr>
-      <w:r>
-        <w:rPr>
-          <w:rFonts w:ascii="Consolas" w:eastAsia="Consolas" w:hAnsi="Consolas" w:cs="Consolas"/>
-          <w:sz w:val="16"/>
-          <w:szCs w:val="16"/>
-        </w:rPr>
-        <w:t>                    }</w:t>
-      </w:r>
-    </w:p>
-    <w:p>
-      <w:pPr>
-        <w:shd w:val="clear" w:color="auto" w:fill="F5F5F5"/>
-      </w:pPr>
-      <w:r>
-        <w:rPr>
-          <w:rFonts w:ascii="Consolas" w:eastAsia="Consolas" w:hAnsi="Consolas" w:cs="Consolas"/>
-          <w:sz w:val="16"/>
-          <w:szCs w:val="16"/>
-        </w:rPr>
-        <w:t>                    finally</w:t>
-      </w:r>
-    </w:p>
-    <w:p>
-      <w:pPr>
-        <w:shd w:val="clear" w:color="auto" w:fill="F5F5F5"/>
-      </w:pPr>
-      <w:r>
-        <w:rPr>
-          <w:rFonts w:ascii="Consolas" w:eastAsia="Consolas" w:hAnsi="Consolas" w:cs="Consolas"/>
-          <w:sz w:val="16"/>
-          <w:szCs w:val="16"/>
-        </w:rPr>
-        <w:t>                    {</w:t>
-      </w:r>
-    </w:p>
-    <w:p>
-      <w:pPr>
-        <w:shd w:val="clear" w:color="auto" w:fill="F5F5F5"/>
-      </w:pPr>
-      <w:r>
-        <w:rPr>
-          <w:rFonts w:ascii="Consolas" w:eastAsia="Consolas" w:hAnsi="Consolas" w:cs="Consolas"/>
-          <w:sz w:val="16"/>
-          <w:szCs w:val="16"/>
-        </w:rPr>
-        <w:t>                        limitador.Release();</w:t>
-      </w:r>
-    </w:p>
-    <w:p>
-      <w:pPr>
-        <w:shd w:val="clear" w:color="auto" w:fill="F5F5F5"/>
-      </w:pPr>
-      <w:r>
-        <w:rPr>
-          <w:rFonts w:ascii="Consolas" w:eastAsia="Consolas" w:hAnsi="Consolas" w:cs="Consolas"/>
-          <w:sz w:val="16"/>
-          <w:szCs w:val="16"/>
-        </w:rPr>
-        <w:t>                    }</w:t>
-      </w:r>
-    </w:p>
-    <w:p>
-      <w:pPr>
-        <w:shd w:val="clear" w:color="auto" w:fill="F5F5F5"/>
-      </w:pPr>
-      <w:r>
-        <w:rPr>
-          <w:rFonts w:ascii="Consolas" w:eastAsia="Consolas" w:hAnsi="Consolas" w:cs="Consolas"/>
-          <w:sz w:val="16"/>
-          <w:szCs w:val="16"/>
-        </w:rPr>
-        <w:t>                });</w:t>
+        </w:rPr>
+        <w:t>}</w:t>
       </w:r>
     </w:p>
     <w:p>
@@ -5332,6 +10306,19 @@
           <w:sz w:val="16"/>
           <w:szCs w:val="16"/>
         </w:rPr>
+        <w:t>        }</w:t>
+      </w:r>
+    </w:p>
+    <w:p>
+      <w:pPr>
+        <w:shd w:val="clear" w:color="auto" w:fill="F5F5F5"/>
+      </w:pPr>
+      <w:r>
+        <w:rPr>
+          <w:rFonts w:ascii="Consolas" w:eastAsia="Consolas" w:hAnsi="Consolas" w:cs="Consolas"/>
+          <w:sz w:val="16"/>
+          <w:szCs w:val="16"/>
+        </w:rPr>
         <w:t xml:space="preserve"> </w:t>
       </w:r>
     </w:p>
@@ -5345,15 +10332,89 @@
           <w:sz w:val="16"/>
           <w:szCs w:val="16"/>
         </w:rPr>
-        <w:t>            // Espera la finalización de todas las tareas iniciadas (punto de unión / join)</w:t>
-      </w:r>
-    </w:p>
-    <w:p>
-      <w:pPr>
-        <w:shd w:val="clear" w:color="auto" w:fill="F5F5F5"/>
-        <w:rPr>
-          <w:lang w:val="en-US"/>
-        </w:rPr>
+        <w:t>        </w:t>
+      </w:r>
+      <w:proofErr w:type="spellStart"/>
+      <w:r>
+        <w:rPr>
+          <w:rFonts w:ascii="Consolas" w:eastAsia="Consolas" w:hAnsi="Consolas" w:cs="Consolas"/>
+          <w:sz w:val="16"/>
+          <w:szCs w:val="16"/>
+        </w:rPr>
+        <w:t>static</w:t>
+      </w:r>
+      <w:proofErr w:type="spellEnd"/>
+      <w:r>
+        <w:rPr>
+          <w:rFonts w:ascii="Consolas" w:eastAsia="Consolas" w:hAnsi="Consolas" w:cs="Consolas"/>
+          <w:sz w:val="16"/>
+          <w:szCs w:val="16"/>
+        </w:rPr>
+        <w:t xml:space="preserve"> </w:t>
+      </w:r>
+      <w:proofErr w:type="spellStart"/>
+      <w:r>
+        <w:rPr>
+          <w:rFonts w:ascii="Consolas" w:eastAsia="Consolas" w:hAnsi="Consolas" w:cs="Consolas"/>
+          <w:sz w:val="16"/>
+          <w:szCs w:val="16"/>
+        </w:rPr>
+        <w:t>void</w:t>
+      </w:r>
+      <w:proofErr w:type="spellEnd"/>
+      <w:r>
+        <w:rPr>
+          <w:rFonts w:ascii="Consolas" w:eastAsia="Consolas" w:hAnsi="Consolas" w:cs="Consolas"/>
+          <w:sz w:val="16"/>
+          <w:szCs w:val="16"/>
+        </w:rPr>
+        <w:t xml:space="preserve"> </w:t>
+      </w:r>
+      <w:proofErr w:type="spellStart"/>
+      <w:proofErr w:type="gramStart"/>
+      <w:r>
+        <w:rPr>
+          <w:rFonts w:ascii="Consolas" w:eastAsia="Consolas" w:hAnsi="Consolas" w:cs="Consolas"/>
+          <w:sz w:val="16"/>
+          <w:szCs w:val="16"/>
+        </w:rPr>
+        <w:t>ReiniciarContadores</w:t>
+      </w:r>
+      <w:proofErr w:type="spellEnd"/>
+      <w:r>
+        <w:rPr>
+          <w:rFonts w:ascii="Consolas" w:eastAsia="Consolas" w:hAnsi="Consolas" w:cs="Consolas"/>
+          <w:sz w:val="16"/>
+          <w:szCs w:val="16"/>
+        </w:rPr>
+        <w:t>(</w:t>
+      </w:r>
+      <w:proofErr w:type="gramEnd"/>
+      <w:r>
+        <w:rPr>
+          <w:rFonts w:ascii="Consolas" w:eastAsia="Consolas" w:hAnsi="Consolas" w:cs="Consolas"/>
+          <w:sz w:val="16"/>
+          <w:szCs w:val="16"/>
+        </w:rPr>
+        <w:t>)</w:t>
+      </w:r>
+    </w:p>
+    <w:p>
+      <w:pPr>
+        <w:shd w:val="clear" w:color="auto" w:fill="F5F5F5"/>
+      </w:pPr>
+      <w:r>
+        <w:rPr>
+          <w:rFonts w:ascii="Consolas" w:eastAsia="Consolas" w:hAnsi="Consolas" w:cs="Consolas"/>
+          <w:sz w:val="16"/>
+          <w:szCs w:val="16"/>
+        </w:rPr>
+        <w:t>        {</w:t>
+      </w:r>
+    </w:p>
+    <w:p>
+      <w:pPr>
+        <w:shd w:val="clear" w:color="auto" w:fill="F5F5F5"/>
       </w:pPr>
       <w:r>
         <w:rPr>
@@ -5363,80 +10424,78 @@
         </w:rPr>
         <w:t>            </w:t>
       </w:r>
-      <w:r>
-        <w:rPr>
-          <w:rFonts w:ascii="Consolas" w:eastAsia="Consolas" w:hAnsi="Consolas" w:cs="Consolas"/>
-          <w:sz w:val="16"/>
-          <w:szCs w:val="16"/>
-          <w:lang w:val="en-US"/>
-        </w:rPr>
-        <w:t>await Task.WhenAll(arregloTareas);</w:t>
-      </w:r>
-    </w:p>
-    <w:p>
-      <w:pPr>
-        <w:shd w:val="clear" w:color="auto" w:fill="F5F5F5"/>
-        <w:rPr>
-          <w:lang w:val="en-US"/>
-        </w:rPr>
-      </w:pPr>
-      <w:r>
-        <w:rPr>
-          <w:rFonts w:ascii="Consolas" w:eastAsia="Consolas" w:hAnsi="Consolas" w:cs="Consolas"/>
-          <w:sz w:val="16"/>
-          <w:szCs w:val="16"/>
-          <w:lang w:val="en-US"/>
-        </w:rPr>
-        <w:t>            swTaskRun.Stop();</w:t>
-      </w:r>
-    </w:p>
-    <w:p>
-      <w:pPr>
-        <w:shd w:val="clear" w:color="auto" w:fill="F5F5F5"/>
-        <w:rPr>
-          <w:lang w:val="en-US"/>
-        </w:rPr>
-      </w:pPr>
-      <w:r>
-        <w:rPr>
-          <w:rFonts w:ascii="Consolas" w:eastAsia="Consolas" w:hAnsi="Consolas" w:cs="Consolas"/>
-          <w:sz w:val="16"/>
-          <w:szCs w:val="16"/>
-          <w:lang w:val="en-US"/>
-        </w:rPr>
-        <w:t>            int maxTaskRun = concurrenciaMaxima;</w:t>
-      </w:r>
-    </w:p>
-    <w:p>
-      <w:pPr>
-        <w:shd w:val="clear" w:color="auto" w:fill="F5F5F5"/>
-        <w:rPr>
-          <w:lang w:val="en-US"/>
-        </w:rPr>
-      </w:pPr>
-      <w:r>
-        <w:rPr>
-          <w:rFonts w:ascii="Consolas" w:eastAsia="Consolas" w:hAnsi="Consolas" w:cs="Consolas"/>
-          <w:sz w:val="16"/>
-          <w:szCs w:val="16"/>
-          <w:lang w:val="en-US"/>
-        </w:rPr>
-        <w:t>            Console.WriteLine($"[RESULTADO] Tiempo total con Task.Run: {swTaskRun.ElapsedMilliseconds} ms");</w:t>
-      </w:r>
-    </w:p>
-    <w:p>
-      <w:pPr>
-        <w:shd w:val="clear" w:color="auto" w:fill="F5F5F5"/>
-        <w:rPr>
-          <w:lang w:val="en-US"/>
-        </w:rPr>
-      </w:pPr>
-      <w:r>
-        <w:rPr>
-          <w:rFonts w:ascii="Consolas" w:eastAsia="Consolas" w:hAnsi="Consolas" w:cs="Consolas"/>
-          <w:sz w:val="16"/>
-          <w:szCs w:val="16"/>
-          <w:lang w:val="en-US"/>
+      <w:proofErr w:type="spellStart"/>
+      <w:r>
+        <w:rPr>
+          <w:rFonts w:ascii="Consolas" w:eastAsia="Consolas" w:hAnsi="Consolas" w:cs="Consolas"/>
+          <w:sz w:val="16"/>
+          <w:szCs w:val="16"/>
+        </w:rPr>
+        <w:t>concurrenciaActual</w:t>
+      </w:r>
+      <w:proofErr w:type="spellEnd"/>
+      <w:r>
+        <w:rPr>
+          <w:rFonts w:ascii="Consolas" w:eastAsia="Consolas" w:hAnsi="Consolas" w:cs="Consolas"/>
+          <w:sz w:val="16"/>
+          <w:szCs w:val="16"/>
+        </w:rPr>
+        <w:t xml:space="preserve"> = 0;</w:t>
+      </w:r>
+    </w:p>
+    <w:p>
+      <w:pPr>
+        <w:shd w:val="clear" w:color="auto" w:fill="F5F5F5"/>
+      </w:pPr>
+      <w:r>
+        <w:rPr>
+          <w:rFonts w:ascii="Consolas" w:eastAsia="Consolas" w:hAnsi="Consolas" w:cs="Consolas"/>
+          <w:sz w:val="16"/>
+          <w:szCs w:val="16"/>
+        </w:rPr>
+        <w:t>            </w:t>
+      </w:r>
+      <w:proofErr w:type="spellStart"/>
+      <w:r>
+        <w:rPr>
+          <w:rFonts w:ascii="Consolas" w:eastAsia="Consolas" w:hAnsi="Consolas" w:cs="Consolas"/>
+          <w:sz w:val="16"/>
+          <w:szCs w:val="16"/>
+        </w:rPr>
+        <w:t>concurrenciaMaxima</w:t>
+      </w:r>
+      <w:proofErr w:type="spellEnd"/>
+      <w:r>
+        <w:rPr>
+          <w:rFonts w:ascii="Consolas" w:eastAsia="Consolas" w:hAnsi="Consolas" w:cs="Consolas"/>
+          <w:sz w:val="16"/>
+          <w:szCs w:val="16"/>
+        </w:rPr>
+        <w:t xml:space="preserve"> = 0;</w:t>
+      </w:r>
+    </w:p>
+    <w:p>
+      <w:pPr>
+        <w:shd w:val="clear" w:color="auto" w:fill="F5F5F5"/>
+      </w:pPr>
+      <w:r>
+        <w:rPr>
+          <w:rFonts w:ascii="Consolas" w:eastAsia="Consolas" w:hAnsi="Consolas" w:cs="Consolas"/>
+          <w:sz w:val="16"/>
+          <w:szCs w:val="16"/>
+        </w:rPr>
+        <w:t>        }</w:t>
+      </w:r>
+    </w:p>
+    <w:p>
+      <w:pPr>
+        <w:shd w:val="clear" w:color="auto" w:fill="F5F5F5"/>
+      </w:pPr>
+      <w:r>
+        <w:rPr>
+          <w:rFonts w:ascii="Consolas" w:eastAsia="Consolas" w:hAnsi="Consolas" w:cs="Consolas"/>
+          <w:sz w:val="16"/>
+          <w:szCs w:val="16"/>
         </w:rPr>
         <w:t xml:space="preserve"> </w:t>
       </w:r>
@@ -5450,51 +10509,149 @@
           <w:rFonts w:ascii="Consolas" w:eastAsia="Consolas" w:hAnsi="Consolas" w:cs="Consolas"/>
           <w:sz w:val="16"/>
           <w:szCs w:val="16"/>
-          <w:lang w:val="en-US"/>
+        </w:rPr>
+        <w:t>        </w:t>
+      </w:r>
+      <w:proofErr w:type="spellStart"/>
+      <w:r>
+        <w:rPr>
+          <w:rFonts w:ascii="Consolas" w:eastAsia="Consolas" w:hAnsi="Consolas" w:cs="Consolas"/>
+          <w:sz w:val="16"/>
+          <w:szCs w:val="16"/>
+        </w:rPr>
+        <w:t>static</w:t>
+      </w:r>
+      <w:proofErr w:type="spellEnd"/>
+      <w:r>
+        <w:rPr>
+          <w:rFonts w:ascii="Consolas" w:eastAsia="Consolas" w:hAnsi="Consolas" w:cs="Consolas"/>
+          <w:sz w:val="16"/>
+          <w:szCs w:val="16"/>
+        </w:rPr>
+        <w:t xml:space="preserve"> </w:t>
+      </w:r>
+      <w:proofErr w:type="spellStart"/>
+      <w:r>
+        <w:rPr>
+          <w:rFonts w:ascii="Consolas" w:eastAsia="Consolas" w:hAnsi="Consolas" w:cs="Consolas"/>
+          <w:sz w:val="16"/>
+          <w:szCs w:val="16"/>
+        </w:rPr>
+        <w:t>void</w:t>
+      </w:r>
+      <w:proofErr w:type="spellEnd"/>
+      <w:r>
+        <w:rPr>
+          <w:rFonts w:ascii="Consolas" w:eastAsia="Consolas" w:hAnsi="Consolas" w:cs="Consolas"/>
+          <w:sz w:val="16"/>
+          <w:szCs w:val="16"/>
+        </w:rPr>
+        <w:t xml:space="preserve"> </w:t>
+      </w:r>
+      <w:proofErr w:type="spellStart"/>
+      <w:proofErr w:type="gramStart"/>
+      <w:r>
+        <w:rPr>
+          <w:rFonts w:ascii="Consolas" w:eastAsia="Consolas" w:hAnsi="Consolas" w:cs="Consolas"/>
+          <w:sz w:val="16"/>
+          <w:szCs w:val="16"/>
+        </w:rPr>
+        <w:t>ImprimirEncabezado</w:t>
+      </w:r>
+      <w:proofErr w:type="spellEnd"/>
+      <w:r>
+        <w:rPr>
+          <w:rFonts w:ascii="Consolas" w:eastAsia="Consolas" w:hAnsi="Consolas" w:cs="Consolas"/>
+          <w:sz w:val="16"/>
+          <w:szCs w:val="16"/>
+        </w:rPr>
+        <w:t>(</w:t>
+      </w:r>
+      <w:proofErr w:type="spellStart"/>
+      <w:proofErr w:type="gramEnd"/>
+      <w:r>
+        <w:rPr>
+          <w:rFonts w:ascii="Consolas" w:eastAsia="Consolas" w:hAnsi="Consolas" w:cs="Consolas"/>
+          <w:sz w:val="16"/>
+          <w:szCs w:val="16"/>
+        </w:rPr>
+        <w:t>string</w:t>
+      </w:r>
+      <w:proofErr w:type="spellEnd"/>
+      <w:r>
+        <w:rPr>
+          <w:rFonts w:ascii="Consolas" w:eastAsia="Consolas" w:hAnsi="Consolas" w:cs="Consolas"/>
+          <w:sz w:val="16"/>
+          <w:szCs w:val="16"/>
+        </w:rPr>
+        <w:t xml:space="preserve"> </w:t>
+      </w:r>
+      <w:proofErr w:type="spellStart"/>
+      <w:r>
+        <w:rPr>
+          <w:rFonts w:ascii="Consolas" w:eastAsia="Consolas" w:hAnsi="Consolas" w:cs="Consolas"/>
+          <w:sz w:val="16"/>
+          <w:szCs w:val="16"/>
+        </w:rPr>
+        <w:t>titulo</w:t>
+      </w:r>
+      <w:proofErr w:type="spellEnd"/>
+      <w:r>
+        <w:rPr>
+          <w:rFonts w:ascii="Consolas" w:eastAsia="Consolas" w:hAnsi="Consolas" w:cs="Consolas"/>
+          <w:sz w:val="16"/>
+          <w:szCs w:val="16"/>
+        </w:rPr>
+        <w:t>)</w:t>
+      </w:r>
+    </w:p>
+    <w:p>
+      <w:pPr>
+        <w:shd w:val="clear" w:color="auto" w:fill="F5F5F5"/>
+      </w:pPr>
+      <w:r>
+        <w:rPr>
+          <w:rFonts w:ascii="Consolas" w:eastAsia="Consolas" w:hAnsi="Consolas" w:cs="Consolas"/>
+          <w:sz w:val="16"/>
+          <w:szCs w:val="16"/>
+        </w:rPr>
+        <w:t>        {</w:t>
+      </w:r>
+    </w:p>
+    <w:p>
+      <w:pPr>
+        <w:shd w:val="clear" w:color="auto" w:fill="F5F5F5"/>
+      </w:pPr>
+      <w:r>
+        <w:rPr>
+          <w:rFonts w:ascii="Consolas" w:eastAsia="Consolas" w:hAnsi="Consolas" w:cs="Consolas"/>
+          <w:sz w:val="16"/>
+          <w:szCs w:val="16"/>
         </w:rPr>
         <w:t>            </w:t>
       </w:r>
-      <w:r>
-        <w:rPr>
-          <w:rFonts w:ascii="Consolas" w:eastAsia="Consolas" w:hAnsi="Consolas" w:cs="Consolas"/>
-          <w:sz w:val="16"/>
-          <w:szCs w:val="16"/>
-        </w:rPr>
-        <w:t>// -----------------------------------------------------------------</w:t>
-      </w:r>
-    </w:p>
-    <w:p>
-      <w:pPr>
-        <w:shd w:val="clear" w:color="auto" w:fill="F5F5F5"/>
-      </w:pPr>
-      <w:r>
-        <w:rPr>
-          <w:rFonts w:ascii="Consolas" w:eastAsia="Consolas" w:hAnsi="Consolas" w:cs="Consolas"/>
-          <w:sz w:val="16"/>
-          <w:szCs w:val="16"/>
-        </w:rPr>
-        <w:t>            // RESUMEN DE COMPARACIÓN Y RENDIMIENTO</w:t>
-      </w:r>
-    </w:p>
-    <w:p>
-      <w:pPr>
-        <w:shd w:val="clear" w:color="auto" w:fill="F5F5F5"/>
-      </w:pPr>
-      <w:r>
-        <w:rPr>
-          <w:rFonts w:ascii="Consolas" w:eastAsia="Consolas" w:hAnsi="Consolas" w:cs="Consolas"/>
-          <w:sz w:val="16"/>
-          <w:szCs w:val="16"/>
-        </w:rPr>
-        <w:t>            // -----------------------------------------------------------------</w:t>
-      </w:r>
-    </w:p>
-    <w:p>
-      <w:pPr>
-        <w:shd w:val="clear" w:color="auto" w:fill="F5F5F5"/>
-        <w:rPr>
-          <w:lang w:val="en-US"/>
-        </w:rPr>
+      <w:proofErr w:type="spellStart"/>
+      <w:r>
+        <w:rPr>
+          <w:rFonts w:ascii="Consolas" w:eastAsia="Consolas" w:hAnsi="Consolas" w:cs="Consolas"/>
+          <w:sz w:val="16"/>
+          <w:szCs w:val="16"/>
+        </w:rPr>
+        <w:t>Console.WriteLine</w:t>
+      </w:r>
+      <w:proofErr w:type="spellEnd"/>
+      <w:r>
+        <w:rPr>
+          <w:rFonts w:ascii="Consolas" w:eastAsia="Consolas" w:hAnsi="Consolas" w:cs="Consolas"/>
+          <w:sz w:val="16"/>
+          <w:szCs w:val="16"/>
+        </w:rPr>
+        <w:t>("\n-------------------------------------------------");</w:t>
+      </w:r>
+    </w:p>
+    <w:p>
+      <w:pPr>
+        <w:shd w:val="clear" w:color="auto" w:fill="F5F5F5"/>
       </w:pPr>
       <w:r>
         <w:rPr>
@@ -5504,898 +10661,54 @@
         </w:rPr>
         <w:t>            </w:t>
       </w:r>
-      <w:r>
-        <w:rPr>
-          <w:rFonts w:ascii="Consolas" w:eastAsia="Consolas" w:hAnsi="Consolas" w:cs="Consolas"/>
-          <w:sz w:val="16"/>
-          <w:szCs w:val="16"/>
-          <w:lang w:val="en-US"/>
-        </w:rPr>
-        <w:t>double speedupFor = (double)swSecuencial.ElapsedMilliseconds / swParallelFor.ElapsedMilliseconds;</w:t>
-      </w:r>
-    </w:p>
-    <w:p>
-      <w:pPr>
-        <w:shd w:val="clear" w:color="auto" w:fill="F5F5F5"/>
-        <w:rPr>
-          <w:lang w:val="en-US"/>
-        </w:rPr>
-      </w:pPr>
-      <w:r>
-        <w:rPr>
-          <w:rFonts w:ascii="Consolas" w:eastAsia="Consolas" w:hAnsi="Consolas" w:cs="Consolas"/>
-          <w:sz w:val="16"/>
-          <w:szCs w:val="16"/>
-          <w:lang w:val="en-US"/>
-        </w:rPr>
-        <w:t>            double speedupTask = (double)swSecuencial.ElapsedMilliseconds / swTaskRun.ElapsedMilliseconds;</w:t>
-      </w:r>
-    </w:p>
-    <w:p>
-      <w:pPr>
-        <w:shd w:val="clear" w:color="auto" w:fill="F5F5F5"/>
-        <w:rPr>
-          <w:lang w:val="en-US"/>
-        </w:rPr>
-      </w:pPr>
-      <w:r>
-        <w:rPr>
-          <w:rFonts w:ascii="Consolas" w:eastAsia="Consolas" w:hAnsi="Consolas" w:cs="Consolas"/>
-          <w:sz w:val="16"/>
-          <w:szCs w:val="16"/>
-          <w:lang w:val="en-US"/>
-        </w:rPr>
-        <w:t xml:space="preserve"> </w:t>
-      </w:r>
-    </w:p>
-    <w:p>
-      <w:pPr>
-        <w:shd w:val="clear" w:color="auto" w:fill="F5F5F5"/>
-      </w:pPr>
-      <w:r>
-        <w:rPr>
-          <w:rFonts w:ascii="Consolas" w:eastAsia="Consolas" w:hAnsi="Consolas" w:cs="Consolas"/>
-          <w:sz w:val="16"/>
-          <w:szCs w:val="16"/>
-          <w:lang w:val="en-US"/>
+      <w:proofErr w:type="spellStart"/>
+      <w:r>
+        <w:rPr>
+          <w:rFonts w:ascii="Consolas" w:eastAsia="Consolas" w:hAnsi="Consolas" w:cs="Consolas"/>
+          <w:sz w:val="16"/>
+          <w:szCs w:val="16"/>
+        </w:rPr>
+        <w:t>Console.WriteLine</w:t>
+      </w:r>
+      <w:proofErr w:type="spellEnd"/>
+      <w:r>
+        <w:rPr>
+          <w:rFonts w:ascii="Consolas" w:eastAsia="Consolas" w:hAnsi="Consolas" w:cs="Consolas"/>
+          <w:sz w:val="16"/>
+          <w:szCs w:val="16"/>
+        </w:rPr>
+        <w:t>($" {titulo}");</w:t>
+      </w:r>
+    </w:p>
+    <w:p>
+      <w:pPr>
+        <w:shd w:val="clear" w:color="auto" w:fill="F5F5F5"/>
+      </w:pPr>
+      <w:r>
+        <w:rPr>
+          <w:rFonts w:ascii="Consolas" w:eastAsia="Consolas" w:hAnsi="Consolas" w:cs="Consolas"/>
+          <w:sz w:val="16"/>
+          <w:szCs w:val="16"/>
         </w:rPr>
         <w:t>            </w:t>
       </w:r>
-      <w:r>
-        <w:rPr>
-          <w:rFonts w:ascii="Consolas" w:eastAsia="Consolas" w:hAnsi="Consolas" w:cs="Consolas"/>
-          <w:sz w:val="16"/>
-          <w:szCs w:val="16"/>
-        </w:rPr>
-        <w:t>Console.WriteLine("\n=================================================");</w:t>
-      </w:r>
-    </w:p>
-    <w:p>
-      <w:pPr>
-        <w:shd w:val="clear" w:color="auto" w:fill="F5F5F5"/>
-      </w:pPr>
-      <w:r>
-        <w:rPr>
-          <w:rFonts w:ascii="Consolas" w:eastAsia="Consolas" w:hAnsi="Consolas" w:cs="Consolas"/>
-          <w:sz w:val="16"/>
-          <w:szCs w:val="16"/>
-        </w:rPr>
-        <w:t>            Console.WriteLine(" RESUMEN DE TIEMPOS DE EJECUCIÓN ");</w:t>
-      </w:r>
-    </w:p>
-    <w:p>
-      <w:pPr>
-        <w:shd w:val="clear" w:color="auto" w:fill="F5F5F5"/>
-      </w:pPr>
-      <w:r>
-        <w:rPr>
-          <w:rFonts w:ascii="Consolas" w:eastAsia="Consolas" w:hAnsi="Consolas" w:cs="Consolas"/>
-          <w:sz w:val="16"/>
-          <w:szCs w:val="16"/>
-        </w:rPr>
-        <w:t>            Console.WriteLine("=================================================");</w:t>
-      </w:r>
-    </w:p>
-    <w:p>
-      <w:pPr>
-        <w:shd w:val="clear" w:color="auto" w:fill="F5F5F5"/>
-      </w:pPr>
-      <w:r>
-        <w:rPr>
-          <w:rFonts w:ascii="Consolas" w:eastAsia="Consolas" w:hAnsi="Consolas" w:cs="Consolas"/>
-          <w:sz w:val="16"/>
-          <w:szCs w:val="16"/>
-        </w:rPr>
-        <w:t>            Console.WriteLine($"Procesadores lógicos    : {procesadoresLogicos}");</w:t>
-      </w:r>
-    </w:p>
-    <w:p>
-      <w:pPr>
-        <w:shd w:val="clear" w:color="auto" w:fill="F5F5F5"/>
-      </w:pPr>
-      <w:r>
-        <w:rPr>
-          <w:rFonts w:ascii="Consolas" w:eastAsia="Consolas" w:hAnsi="Consolas" w:cs="Consolas"/>
-          <w:sz w:val="16"/>
-          <w:szCs w:val="16"/>
-        </w:rPr>
-        <w:t>            Console.WriteLine($"MaxDegreeOfParallelism  : {opciones.MaxDegreeOfParallelism}");</w:t>
-      </w:r>
-    </w:p>
-    <w:p>
-      <w:pPr>
-        <w:shd w:val="clear" w:color="auto" w:fill="F5F5F5"/>
-      </w:pPr>
-      <w:r>
-        <w:rPr>
-          <w:rFonts w:ascii="Consolas" w:eastAsia="Consolas" w:hAnsi="Consolas" w:cs="Consolas"/>
-          <w:sz w:val="16"/>
-          <w:szCs w:val="16"/>
-        </w:rPr>
-        <w:t>            Console.WriteLine("-------------------------------------------------");</w:t>
-      </w:r>
-    </w:p>
-    <w:p>
-      <w:pPr>
-        <w:shd w:val="clear" w:color="auto" w:fill="F5F5F5"/>
-      </w:pPr>
-      <w:r>
-        <w:rPr>
-          <w:rFonts w:ascii="Consolas" w:eastAsia="Consolas" w:hAnsi="Consolas" w:cs="Consolas"/>
-          <w:sz w:val="16"/>
-          <w:szCs w:val="16"/>
-        </w:rPr>
-        <w:t>            Console.WriteLine("Estrategia    | Tiempo (ms) | Speedup | Conc. máx | Hilos");</w:t>
-      </w:r>
-    </w:p>
-    <w:p>
-      <w:pPr>
-        <w:shd w:val="clear" w:color="auto" w:fill="F5F5F5"/>
-      </w:pPr>
-      <w:r>
-        <w:rPr>
-          <w:rFonts w:ascii="Consolas" w:eastAsia="Consolas" w:hAnsi="Consolas" w:cs="Consolas"/>
-          <w:sz w:val="16"/>
-          <w:szCs w:val="16"/>
-        </w:rPr>
-        <w:t>            Console.WriteLine($"Secuencial    | {swSecuencial.ElapsedMilliseconds,11} | {1.0,6:F2}x | {1,9} | {1,5}");</w:t>
-      </w:r>
-    </w:p>
-    <w:p>
-      <w:pPr>
-        <w:shd w:val="clear" w:color="auto" w:fill="F5F5F5"/>
-      </w:pPr>
-      <w:r>
-        <w:rPr>
-          <w:rFonts w:ascii="Consolas" w:eastAsia="Consolas" w:hAnsi="Consolas" w:cs="Consolas"/>
-          <w:sz w:val="16"/>
-          <w:szCs w:val="16"/>
-        </w:rPr>
-        <w:t>            Console.WriteLine($"Parallel.For  | {swParallelFor.ElapsedMilliseconds,11} | {speedupFor,6:F2}x | {maxParallelFor,9} | {hilosParallelFor.Count,5}");</w:t>
-      </w:r>
-    </w:p>
-    <w:p>
-      <w:pPr>
-        <w:shd w:val="clear" w:color="auto" w:fill="F5F5F5"/>
-      </w:pPr>
-      <w:r>
-        <w:rPr>
-          <w:rFonts w:ascii="Consolas" w:eastAsia="Consolas" w:hAnsi="Consolas" w:cs="Consolas"/>
-          <w:sz w:val="16"/>
-          <w:szCs w:val="16"/>
-        </w:rPr>
-        <w:t>            Console.WriteLine($"Task.Run      | {swTaskRun.ElapsedMilliseconds,11} | {speedupTask,6:F2}x | {maxTaskRun,9} | {hilosTaskRun.Count,5}");</w:t>
-      </w:r>
-    </w:p>
-    <w:p>
-      <w:pPr>
-        <w:shd w:val="clear" w:color="auto" w:fill="F5F5F5"/>
-        <w:rPr>
-          <w:lang w:val="en-US"/>
-        </w:rPr>
-      </w:pPr>
-      <w:r>
-        <w:rPr>
-          <w:rFonts w:ascii="Consolas" w:eastAsia="Consolas" w:hAnsi="Consolas" w:cs="Consolas"/>
-          <w:sz w:val="16"/>
-          <w:szCs w:val="16"/>
-        </w:rPr>
-        <w:t>            </w:t>
-      </w:r>
-      <w:r>
-        <w:rPr>
-          <w:rFonts w:ascii="Consolas" w:eastAsia="Consolas" w:hAnsi="Consolas" w:cs="Consolas"/>
-          <w:sz w:val="16"/>
-          <w:szCs w:val="16"/>
-          <w:lang w:val="en-US"/>
-        </w:rPr>
-        <w:t>Console.WriteLine("=================================================");</w:t>
-      </w:r>
-    </w:p>
-    <w:p>
-      <w:pPr>
-        <w:shd w:val="clear" w:color="auto" w:fill="F5F5F5"/>
-        <w:rPr>
-          <w:lang w:val="en-US"/>
-        </w:rPr>
-      </w:pPr>
-      <w:r>
-        <w:rPr>
-          <w:rFonts w:ascii="Consolas" w:eastAsia="Consolas" w:hAnsi="Consolas" w:cs="Consolas"/>
-          <w:sz w:val="16"/>
-          <w:szCs w:val="16"/>
-          <w:lang w:val="en-US"/>
-        </w:rPr>
-        <w:t xml:space="preserve"> </w:t>
-      </w:r>
-    </w:p>
-    <w:p>
-      <w:pPr>
-        <w:shd w:val="clear" w:color="auto" w:fill="F5F5F5"/>
-        <w:rPr>
-          <w:lang w:val="en-US"/>
-        </w:rPr>
-      </w:pPr>
-      <w:r>
-        <w:rPr>
-          <w:rFonts w:ascii="Consolas" w:eastAsia="Consolas" w:hAnsi="Consolas" w:cs="Consolas"/>
-          <w:sz w:val="16"/>
-          <w:szCs w:val="16"/>
-          <w:lang w:val="en-US"/>
-        </w:rPr>
-        <w:t>            if (!Console.IsInputRedirected)</w:t>
-      </w:r>
-    </w:p>
-    <w:p>
-      <w:pPr>
-        <w:shd w:val="clear" w:color="auto" w:fill="F5F5F5"/>
-      </w:pPr>
-      <w:r>
-        <w:rPr>
-          <w:rFonts w:ascii="Consolas" w:eastAsia="Consolas" w:hAnsi="Consolas" w:cs="Consolas"/>
-          <w:sz w:val="16"/>
-          <w:szCs w:val="16"/>
-          <w:lang w:val="en-US"/>
-        </w:rPr>
-        <w:t>            </w:t>
-      </w:r>
-      <w:r>
-        <w:rPr>
-          <w:rFonts w:ascii="Consolas" w:eastAsia="Consolas" w:hAnsi="Consolas" w:cs="Consolas"/>
-          <w:sz w:val="16"/>
-          <w:szCs w:val="16"/>
-        </w:rPr>
-        <w:t>{</w:t>
-      </w:r>
-    </w:p>
-    <w:p>
-      <w:pPr>
-        <w:shd w:val="clear" w:color="auto" w:fill="F5F5F5"/>
-      </w:pPr>
-      <w:r>
-        <w:rPr>
-          <w:rFonts w:ascii="Consolas" w:eastAsia="Consolas" w:hAnsi="Consolas" w:cs="Consolas"/>
-          <w:sz w:val="16"/>
-          <w:szCs w:val="16"/>
-        </w:rPr>
-        <w:t>                Console.WriteLine("\nPresione cualquier tecla para salir...");</w:t>
-      </w:r>
-    </w:p>
-    <w:p>
-      <w:pPr>
-        <w:shd w:val="clear" w:color="auto" w:fill="F5F5F5"/>
-      </w:pPr>
-      <w:r>
-        <w:rPr>
-          <w:rFonts w:ascii="Consolas" w:eastAsia="Consolas" w:hAnsi="Consolas" w:cs="Consolas"/>
-          <w:sz w:val="16"/>
-          <w:szCs w:val="16"/>
-        </w:rPr>
-        <w:t>                Console.ReadKey();</w:t>
-      </w:r>
-    </w:p>
-    <w:p>
-      <w:pPr>
-        <w:shd w:val="clear" w:color="auto" w:fill="F5F5F5"/>
-      </w:pPr>
-      <w:r>
-        <w:rPr>
-          <w:rFonts w:ascii="Consolas" w:eastAsia="Consolas" w:hAnsi="Consolas" w:cs="Consolas"/>
-          <w:sz w:val="16"/>
-          <w:szCs w:val="16"/>
-        </w:rPr>
-        <w:t>            }</w:t>
-      </w:r>
-    </w:p>
-    <w:p>
-      <w:pPr>
-        <w:shd w:val="clear" w:color="auto" w:fill="F5F5F5"/>
-      </w:pPr>
-      <w:r>
-        <w:rPr>
-          <w:rFonts w:ascii="Consolas" w:eastAsia="Consolas" w:hAnsi="Consolas" w:cs="Consolas"/>
-          <w:sz w:val="16"/>
-          <w:szCs w:val="16"/>
-        </w:rPr>
-        <w:t>        }</w:t>
-      </w:r>
-    </w:p>
-    <w:p>
-      <w:pPr>
-        <w:shd w:val="clear" w:color="auto" w:fill="F5F5F5"/>
-      </w:pPr>
-      <w:r>
-        <w:rPr>
-          <w:rFonts w:ascii="Consolas" w:eastAsia="Consolas" w:hAnsi="Consolas" w:cs="Consolas"/>
-          <w:sz w:val="16"/>
-          <w:szCs w:val="16"/>
-        </w:rPr>
-        <w:t xml:space="preserve"> </w:t>
-      </w:r>
-    </w:p>
-    <w:p>
-      <w:pPr>
-        <w:shd w:val="clear" w:color="auto" w:fill="F5F5F5"/>
-      </w:pPr>
-      <w:r>
-        <w:rPr>
-          <w:rFonts w:ascii="Consolas" w:eastAsia="Consolas" w:hAnsi="Consolas" w:cs="Consolas"/>
-          <w:sz w:val="16"/>
-          <w:szCs w:val="16"/>
-        </w:rPr>
-        <w:t>        /// &lt;summary&gt;</w:t>
-      </w:r>
-    </w:p>
-    <w:p>
-      <w:pPr>
-        <w:shd w:val="clear" w:color="auto" w:fill="F5F5F5"/>
-      </w:pPr>
-      <w:r>
-        <w:rPr>
-          <w:rFonts w:ascii="Consolas" w:eastAsia="Consolas" w:hAnsi="Consolas" w:cs="Consolas"/>
-          <w:sz w:val="16"/>
-          <w:szCs w:val="16"/>
-        </w:rPr>
-        <w:t>        /// Simula el procesamiento de un trabajo y registra cuántas tareas se ejecutan a la vez.</w:t>
-      </w:r>
-    </w:p>
-    <w:p>
-      <w:pPr>
-        <w:shd w:val="clear" w:color="auto" w:fill="F5F5F5"/>
-        <w:rPr>
-          <w:lang w:val="en-US"/>
-        </w:rPr>
-      </w:pPr>
-      <w:r>
-        <w:rPr>
-          <w:rFonts w:ascii="Consolas" w:eastAsia="Consolas" w:hAnsi="Consolas" w:cs="Consolas"/>
-          <w:sz w:val="16"/>
-          <w:szCs w:val="16"/>
-        </w:rPr>
-        <w:t>        </w:t>
-      </w:r>
-      <w:r>
-        <w:rPr>
-          <w:rFonts w:ascii="Consolas" w:eastAsia="Consolas" w:hAnsi="Consolas" w:cs="Consolas"/>
-          <w:sz w:val="16"/>
-          <w:szCs w:val="16"/>
-          <w:lang w:val="en-US"/>
-        </w:rPr>
-        <w:t>/// &lt;/summary&gt;</w:t>
-      </w:r>
-    </w:p>
-    <w:p>
-      <w:pPr>
-        <w:shd w:val="clear" w:color="auto" w:fill="F5F5F5"/>
-        <w:rPr>
-          <w:lang w:val="en-US"/>
-        </w:rPr>
-      </w:pPr>
-      <w:r>
-        <w:rPr>
-          <w:rFonts w:ascii="Consolas" w:eastAsia="Consolas" w:hAnsi="Consolas" w:cs="Consolas"/>
-          <w:sz w:val="16"/>
-          <w:szCs w:val="16"/>
-          <w:lang w:val="en-US"/>
-        </w:rPr>
-        <w:t>        static void ProcesarTarea(int id, string origen, int duracionMs)</w:t>
-      </w:r>
-    </w:p>
-    <w:p>
-      <w:pPr>
-        <w:shd w:val="clear" w:color="auto" w:fill="F5F5F5"/>
-      </w:pPr>
-      <w:r>
-        <w:rPr>
-          <w:rFonts w:ascii="Consolas" w:eastAsia="Consolas" w:hAnsi="Consolas" w:cs="Consolas"/>
-          <w:sz w:val="16"/>
-          <w:szCs w:val="16"/>
-          <w:lang w:val="en-US"/>
-        </w:rPr>
-        <w:t>        </w:t>
-      </w:r>
-      <w:r>
-        <w:rPr>
-          <w:rFonts w:ascii="Consolas" w:eastAsia="Consolas" w:hAnsi="Consolas" w:cs="Consolas"/>
-          <w:sz w:val="16"/>
-          <w:szCs w:val="16"/>
-        </w:rPr>
-        <w:t>{</w:t>
-      </w:r>
-    </w:p>
-    <w:p>
-      <w:pPr>
-        <w:shd w:val="clear" w:color="auto" w:fill="F5F5F5"/>
-      </w:pPr>
-      <w:r>
-        <w:rPr>
-          <w:rFonts w:ascii="Consolas" w:eastAsia="Consolas" w:hAnsi="Consolas" w:cs="Consolas"/>
-          <w:sz w:val="16"/>
-          <w:szCs w:val="16"/>
-        </w:rPr>
-        <w:t>            int enEjecucion = Interlocked.Increment(ref concurrenciaActual);</w:t>
-      </w:r>
-    </w:p>
-    <w:p>
-      <w:pPr>
-        <w:shd w:val="clear" w:color="auto" w:fill="F5F5F5"/>
-      </w:pPr>
-      <w:r>
-        <w:rPr>
-          <w:rFonts w:ascii="Consolas" w:eastAsia="Consolas" w:hAnsi="Consolas" w:cs="Consolas"/>
-          <w:sz w:val="16"/>
-          <w:szCs w:val="16"/>
-        </w:rPr>
-        <w:t>            ActualizarMaximo(enEjecucion);</w:t>
-      </w:r>
-    </w:p>
-    <w:p>
-      <w:pPr>
-        <w:shd w:val="clear" w:color="auto" w:fill="F5F5F5"/>
-      </w:pPr>
-      <w:r>
-        <w:rPr>
-          <w:rFonts w:ascii="Consolas" w:eastAsia="Consolas" w:hAnsi="Consolas" w:cs="Consolas"/>
-          <w:sz w:val="16"/>
-          <w:szCs w:val="16"/>
-        </w:rPr>
-        <w:t xml:space="preserve"> </w:t>
-      </w:r>
-    </w:p>
-    <w:p>
-      <w:pPr>
-        <w:shd w:val="clear" w:color="auto" w:fill="F5F5F5"/>
-      </w:pPr>
-      <w:r>
-        <w:rPr>
-          <w:rFonts w:ascii="Consolas" w:eastAsia="Consolas" w:hAnsi="Consolas" w:cs="Consolas"/>
-          <w:sz w:val="16"/>
-          <w:szCs w:val="16"/>
-        </w:rPr>
-        <w:t>            Thread hilo = Thread.CurrentThread;</w:t>
-      </w:r>
-    </w:p>
-    <w:p>
-      <w:pPr>
-        <w:shd w:val="clear" w:color="auto" w:fill="F5F5F5"/>
-      </w:pPr>
-      <w:r>
-        <w:rPr>
-          <w:rFonts w:ascii="Consolas" w:eastAsia="Consolas" w:hAnsi="Consolas" w:cs="Consolas"/>
-          <w:sz w:val="16"/>
-          <w:szCs w:val="16"/>
-        </w:rPr>
-        <w:t>            Console.WriteLine($"[{origen}] Hola Mundo desde la tarea {id,2} | Hilo #{hilo.ManagedThreadId,2} " +</w:t>
-      </w:r>
-    </w:p>
-    <w:p>
-      <w:pPr>
-        <w:shd w:val="clear" w:color="auto" w:fill="F5F5F5"/>
-      </w:pPr>
-      <w:r>
-        <w:rPr>
-          <w:rFonts w:ascii="Consolas" w:eastAsia="Consolas" w:hAnsi="Consolas" w:cs="Consolas"/>
-          <w:sz w:val="16"/>
-          <w:szCs w:val="16"/>
-        </w:rPr>
-        <w:t>                              $"| ThreadPool: {hilo.IsThreadPoolThread,-5} | Simultáneas: {enEjecucion}");</w:t>
-      </w:r>
-    </w:p>
-    <w:p>
-      <w:pPr>
-        <w:shd w:val="clear" w:color="auto" w:fill="F5F5F5"/>
-      </w:pPr>
-      <w:r>
-        <w:rPr>
-          <w:rFonts w:ascii="Consolas" w:eastAsia="Consolas" w:hAnsi="Consolas" w:cs="Consolas"/>
-          <w:sz w:val="16"/>
-          <w:szCs w:val="16"/>
-        </w:rPr>
-        <w:t>            Thread.Sleep(duracionMs);</w:t>
-      </w:r>
-    </w:p>
-    <w:p>
-      <w:pPr>
-        <w:shd w:val="clear" w:color="auto" w:fill="F5F5F5"/>
-      </w:pPr>
-      <w:r>
-        <w:rPr>
-          <w:rFonts w:ascii="Consolas" w:eastAsia="Consolas" w:hAnsi="Consolas" w:cs="Consolas"/>
-          <w:sz w:val="16"/>
-          <w:szCs w:val="16"/>
-        </w:rPr>
-        <w:t xml:space="preserve"> </w:t>
-      </w:r>
-    </w:p>
-    <w:p>
-      <w:pPr>
-        <w:shd w:val="clear" w:color="auto" w:fill="F5F5F5"/>
-      </w:pPr>
-      <w:r>
-        <w:rPr>
-          <w:rFonts w:ascii="Consolas" w:eastAsia="Consolas" w:hAnsi="Consolas" w:cs="Consolas"/>
-          <w:sz w:val="16"/>
-          <w:szCs w:val="16"/>
-        </w:rPr>
-        <w:t>            Interlocked.Decrement(ref concurrenciaActual);</w:t>
-      </w:r>
-    </w:p>
-    <w:p>
-      <w:pPr>
-        <w:shd w:val="clear" w:color="auto" w:fill="F5F5F5"/>
-      </w:pPr>
-      <w:r>
-        <w:rPr>
-          <w:rFonts w:ascii="Consolas" w:eastAsia="Consolas" w:hAnsi="Consolas" w:cs="Consolas"/>
-          <w:sz w:val="16"/>
-          <w:szCs w:val="16"/>
-        </w:rPr>
-        <w:t>        }</w:t>
-      </w:r>
-    </w:p>
-    <w:p>
-      <w:pPr>
-        <w:shd w:val="clear" w:color="auto" w:fill="F5F5F5"/>
-      </w:pPr>
-      <w:r>
-        <w:rPr>
-          <w:rFonts w:ascii="Consolas" w:eastAsia="Consolas" w:hAnsi="Consolas" w:cs="Consolas"/>
-          <w:sz w:val="16"/>
-          <w:szCs w:val="16"/>
-        </w:rPr>
-        <w:t xml:space="preserve"> </w:t>
-      </w:r>
-    </w:p>
-    <w:p>
-      <w:pPr>
-        <w:shd w:val="clear" w:color="auto" w:fill="F5F5F5"/>
-      </w:pPr>
-      <w:r>
-        <w:rPr>
-          <w:rFonts w:ascii="Consolas" w:eastAsia="Consolas" w:hAnsi="Consolas" w:cs="Consolas"/>
-          <w:sz w:val="16"/>
-          <w:szCs w:val="16"/>
-        </w:rPr>
-        <w:t>        static void ActualizarMaximo(int valor)</w:t>
-      </w:r>
-    </w:p>
-    <w:p>
-      <w:pPr>
-        <w:shd w:val="clear" w:color="auto" w:fill="F5F5F5"/>
-      </w:pPr>
-      <w:r>
-        <w:rPr>
-          <w:rFonts w:ascii="Consolas" w:eastAsia="Consolas" w:hAnsi="Consolas" w:cs="Consolas"/>
-          <w:sz w:val="16"/>
-          <w:szCs w:val="16"/>
-        </w:rPr>
-        <w:t>        {</w:t>
-      </w:r>
-    </w:p>
-    <w:p>
-      <w:pPr>
-        <w:shd w:val="clear" w:color="auto" w:fill="F5F5F5"/>
-      </w:pPr>
-      <w:r>
-        <w:rPr>
-          <w:rFonts w:ascii="Consolas" w:eastAsia="Consolas" w:hAnsi="Consolas" w:cs="Consolas"/>
-          <w:sz w:val="16"/>
-          <w:szCs w:val="16"/>
-        </w:rPr>
-        <w:t>            int actual;</w:t>
-      </w:r>
-    </w:p>
-    <w:p>
-      <w:pPr>
-        <w:shd w:val="clear" w:color="auto" w:fill="F5F5F5"/>
-      </w:pPr>
-      <w:r>
-        <w:rPr>
-          <w:rFonts w:ascii="Consolas" w:eastAsia="Consolas" w:hAnsi="Consolas" w:cs="Consolas"/>
-          <w:sz w:val="16"/>
-          <w:szCs w:val="16"/>
-        </w:rPr>
-        <w:t>            while (valor &gt; (actual = Volatile.Read(ref concurrenciaMaxima)))</w:t>
-      </w:r>
-    </w:p>
-    <w:p>
-      <w:pPr>
-        <w:shd w:val="clear" w:color="auto" w:fill="F5F5F5"/>
-        <w:rPr>
-          <w:lang w:val="en-US"/>
-        </w:rPr>
-      </w:pPr>
-      <w:r>
-        <w:rPr>
-          <w:rFonts w:ascii="Consolas" w:eastAsia="Consolas" w:hAnsi="Consolas" w:cs="Consolas"/>
-          <w:sz w:val="16"/>
-          <w:szCs w:val="16"/>
-        </w:rPr>
-        <w:t>            </w:t>
-      </w:r>
-      <w:r>
-        <w:rPr>
-          <w:rFonts w:ascii="Consolas" w:eastAsia="Consolas" w:hAnsi="Consolas" w:cs="Consolas"/>
-          <w:sz w:val="16"/>
-          <w:szCs w:val="16"/>
-          <w:lang w:val="en-US"/>
-        </w:rPr>
-        <w:t>{</w:t>
-      </w:r>
-    </w:p>
-    <w:p>
-      <w:pPr>
-        <w:shd w:val="clear" w:color="auto" w:fill="F5F5F5"/>
-        <w:rPr>
-          <w:lang w:val="en-US"/>
-        </w:rPr>
-      </w:pPr>
-      <w:r>
-        <w:rPr>
-          <w:rFonts w:ascii="Consolas" w:eastAsia="Consolas" w:hAnsi="Consolas" w:cs="Consolas"/>
-          <w:sz w:val="16"/>
-          <w:szCs w:val="16"/>
-          <w:lang w:val="en-US"/>
-        </w:rPr>
-        <w:t>                if (Interlocked.CompareExchange(ref concurrenciaMaxima, valor, actual) == actual)</w:t>
-      </w:r>
-    </w:p>
-    <w:p>
-      <w:pPr>
-        <w:shd w:val="clear" w:color="auto" w:fill="F5F5F5"/>
-        <w:rPr>
-          <w:lang w:val="en-US"/>
-        </w:rPr>
-      </w:pPr>
-      <w:r>
-        <w:rPr>
-          <w:rFonts w:ascii="Consolas" w:eastAsia="Consolas" w:hAnsi="Consolas" w:cs="Consolas"/>
-          <w:sz w:val="16"/>
-          <w:szCs w:val="16"/>
-          <w:lang w:val="en-US"/>
-        </w:rPr>
-        <w:t>                {</w:t>
-      </w:r>
-    </w:p>
-    <w:p>
-      <w:pPr>
-        <w:shd w:val="clear" w:color="auto" w:fill="F5F5F5"/>
-        <w:rPr>
-          <w:lang w:val="en-US"/>
-        </w:rPr>
-      </w:pPr>
-      <w:r>
-        <w:rPr>
-          <w:rFonts w:ascii="Consolas" w:eastAsia="Consolas" w:hAnsi="Consolas" w:cs="Consolas"/>
-          <w:sz w:val="16"/>
-          <w:szCs w:val="16"/>
-          <w:lang w:val="en-US"/>
-        </w:rPr>
-        <w:t>                    break;</w:t>
-      </w:r>
-    </w:p>
-    <w:p>
-      <w:pPr>
-        <w:shd w:val="clear" w:color="auto" w:fill="F5F5F5"/>
-      </w:pPr>
-      <w:r>
-        <w:rPr>
-          <w:rFonts w:ascii="Consolas" w:eastAsia="Consolas" w:hAnsi="Consolas" w:cs="Consolas"/>
-          <w:sz w:val="16"/>
-          <w:szCs w:val="16"/>
-          <w:lang w:val="en-US"/>
-        </w:rPr>
-        <w:t>                </w:t>
-      </w:r>
-      <w:r>
-        <w:rPr>
-          <w:rFonts w:ascii="Consolas" w:eastAsia="Consolas" w:hAnsi="Consolas" w:cs="Consolas"/>
-          <w:sz w:val="16"/>
-          <w:szCs w:val="16"/>
-        </w:rPr>
-        <w:t>}</w:t>
-      </w:r>
-    </w:p>
-    <w:p>
-      <w:pPr>
-        <w:shd w:val="clear" w:color="auto" w:fill="F5F5F5"/>
-      </w:pPr>
-      <w:r>
-        <w:rPr>
-          <w:rFonts w:ascii="Consolas" w:eastAsia="Consolas" w:hAnsi="Consolas" w:cs="Consolas"/>
-          <w:sz w:val="16"/>
-          <w:szCs w:val="16"/>
-        </w:rPr>
-        <w:t>            }</w:t>
-      </w:r>
-    </w:p>
-    <w:p>
-      <w:pPr>
-        <w:shd w:val="clear" w:color="auto" w:fill="F5F5F5"/>
-      </w:pPr>
-      <w:r>
-        <w:rPr>
-          <w:rFonts w:ascii="Consolas" w:eastAsia="Consolas" w:hAnsi="Consolas" w:cs="Consolas"/>
-          <w:sz w:val="16"/>
-          <w:szCs w:val="16"/>
-        </w:rPr>
-        <w:t>        }</w:t>
-      </w:r>
-    </w:p>
-    <w:p>
-      <w:pPr>
-        <w:shd w:val="clear" w:color="auto" w:fill="F5F5F5"/>
-      </w:pPr>
-      <w:r>
-        <w:rPr>
-          <w:rFonts w:ascii="Consolas" w:eastAsia="Consolas" w:hAnsi="Consolas" w:cs="Consolas"/>
-          <w:sz w:val="16"/>
-          <w:szCs w:val="16"/>
-        </w:rPr>
-        <w:t xml:space="preserve"> </w:t>
-      </w:r>
-    </w:p>
-    <w:p>
-      <w:pPr>
-        <w:shd w:val="clear" w:color="auto" w:fill="F5F5F5"/>
-      </w:pPr>
-      <w:r>
-        <w:rPr>
-          <w:rFonts w:ascii="Consolas" w:eastAsia="Consolas" w:hAnsi="Consolas" w:cs="Consolas"/>
-          <w:sz w:val="16"/>
-          <w:szCs w:val="16"/>
-        </w:rPr>
-        <w:t>        static void ReiniciarContadores()</w:t>
-      </w:r>
-    </w:p>
-    <w:p>
-      <w:pPr>
-        <w:shd w:val="clear" w:color="auto" w:fill="F5F5F5"/>
-      </w:pPr>
-      <w:r>
-        <w:rPr>
-          <w:rFonts w:ascii="Consolas" w:eastAsia="Consolas" w:hAnsi="Consolas" w:cs="Consolas"/>
-          <w:sz w:val="16"/>
-          <w:szCs w:val="16"/>
-        </w:rPr>
-        <w:t>        {</w:t>
-      </w:r>
-    </w:p>
-    <w:p>
-      <w:pPr>
-        <w:shd w:val="clear" w:color="auto" w:fill="F5F5F5"/>
-      </w:pPr>
-      <w:r>
-        <w:rPr>
-          <w:rFonts w:ascii="Consolas" w:eastAsia="Consolas" w:hAnsi="Consolas" w:cs="Consolas"/>
-          <w:sz w:val="16"/>
-          <w:szCs w:val="16"/>
-        </w:rPr>
-        <w:t>            concurrenciaActual = 0;</w:t>
-      </w:r>
-    </w:p>
-    <w:p>
-      <w:pPr>
-        <w:shd w:val="clear" w:color="auto" w:fill="F5F5F5"/>
-      </w:pPr>
-      <w:r>
-        <w:rPr>
-          <w:rFonts w:ascii="Consolas" w:eastAsia="Consolas" w:hAnsi="Consolas" w:cs="Consolas"/>
-          <w:sz w:val="16"/>
-          <w:szCs w:val="16"/>
-        </w:rPr>
-        <w:t>            concurrenciaMaxima = 0;</w:t>
-      </w:r>
-    </w:p>
-    <w:p>
-      <w:pPr>
-        <w:shd w:val="clear" w:color="auto" w:fill="F5F5F5"/>
-      </w:pPr>
-      <w:r>
-        <w:rPr>
-          <w:rFonts w:ascii="Consolas" w:eastAsia="Consolas" w:hAnsi="Consolas" w:cs="Consolas"/>
-          <w:sz w:val="16"/>
-          <w:szCs w:val="16"/>
-        </w:rPr>
-        <w:t>        }</w:t>
-      </w:r>
-    </w:p>
-    <w:p>
-      <w:pPr>
-        <w:shd w:val="clear" w:color="auto" w:fill="F5F5F5"/>
-      </w:pPr>
-      <w:r>
-        <w:rPr>
-          <w:rFonts w:ascii="Consolas" w:eastAsia="Consolas" w:hAnsi="Consolas" w:cs="Consolas"/>
-          <w:sz w:val="16"/>
-          <w:szCs w:val="16"/>
-        </w:rPr>
-        <w:t xml:space="preserve"> </w:t>
-      </w:r>
-    </w:p>
-    <w:p>
-      <w:pPr>
-        <w:shd w:val="clear" w:color="auto" w:fill="F5F5F5"/>
-      </w:pPr>
-      <w:r>
-        <w:rPr>
-          <w:rFonts w:ascii="Consolas" w:eastAsia="Consolas" w:hAnsi="Consolas" w:cs="Consolas"/>
-          <w:sz w:val="16"/>
-          <w:szCs w:val="16"/>
-        </w:rPr>
-        <w:t>        static void ImprimirEncabezado(string titulo)</w:t>
-      </w:r>
-    </w:p>
-    <w:p>
-      <w:pPr>
-        <w:shd w:val="clear" w:color="auto" w:fill="F5F5F5"/>
-      </w:pPr>
-      <w:r>
-        <w:rPr>
-          <w:rFonts w:ascii="Consolas" w:eastAsia="Consolas" w:hAnsi="Consolas" w:cs="Consolas"/>
-          <w:sz w:val="16"/>
-          <w:szCs w:val="16"/>
-        </w:rPr>
-        <w:t>        {</w:t>
-      </w:r>
-    </w:p>
-    <w:p>
-      <w:pPr>
-        <w:shd w:val="clear" w:color="auto" w:fill="F5F5F5"/>
-      </w:pPr>
-      <w:r>
-        <w:rPr>
-          <w:rFonts w:ascii="Consolas" w:eastAsia="Consolas" w:hAnsi="Consolas" w:cs="Consolas"/>
-          <w:sz w:val="16"/>
-          <w:szCs w:val="16"/>
-        </w:rPr>
-        <w:t>            Console.WriteLine("\n-------------------------------------------------");</w:t>
-      </w:r>
-    </w:p>
-    <w:p>
-      <w:pPr>
-        <w:shd w:val="clear" w:color="auto" w:fill="F5F5F5"/>
-      </w:pPr>
-      <w:r>
-        <w:rPr>
-          <w:rFonts w:ascii="Consolas" w:eastAsia="Consolas" w:hAnsi="Consolas" w:cs="Consolas"/>
-          <w:sz w:val="16"/>
-          <w:szCs w:val="16"/>
-        </w:rPr>
-        <w:t>            Console.WriteLine($" {titulo}");</w:t>
-      </w:r>
-    </w:p>
-    <w:p>
-      <w:pPr>
-        <w:shd w:val="clear" w:color="auto" w:fill="F5F5F5"/>
-      </w:pPr>
-      <w:r>
-        <w:rPr>
-          <w:rFonts w:ascii="Consolas" w:eastAsia="Consolas" w:hAnsi="Consolas" w:cs="Consolas"/>
-          <w:sz w:val="16"/>
-          <w:szCs w:val="16"/>
-        </w:rPr>
-        <w:t>            Console.WriteLine("-------------------------------------------------");</w:t>
+      <w:proofErr w:type="spellStart"/>
+      <w:r>
+        <w:rPr>
+          <w:rFonts w:ascii="Consolas" w:eastAsia="Consolas" w:hAnsi="Consolas" w:cs="Consolas"/>
+          <w:sz w:val="16"/>
+          <w:szCs w:val="16"/>
+        </w:rPr>
+        <w:t>Console.WriteLine</w:t>
+      </w:r>
+      <w:proofErr w:type="spellEnd"/>
+      <w:r>
+        <w:rPr>
+          <w:rFonts w:ascii="Consolas" w:eastAsia="Consolas" w:hAnsi="Consolas" w:cs="Consolas"/>
+          <w:sz w:val="16"/>
+          <w:szCs w:val="16"/>
+        </w:rPr>
+        <w:t>("-------------------------------------------------");</w:t>
       </w:r>
     </w:p>
     <w:p>
@@ -6584,6 +10897,7 @@
             <w:pPr>
               <w:jc w:val="center"/>
             </w:pPr>
+            <w:proofErr w:type="spellStart"/>
             <w:r>
               <w:rPr>
                 <w:b/>
@@ -6594,6 +10908,7 @@
               </w:rPr>
               <w:t>Speedup</w:t>
             </w:r>
+            <w:proofErr w:type="spellEnd"/>
           </w:p>
         </w:tc>
         <w:tc>
@@ -6826,6 +11141,7 @@
             </w:tcMar>
           </w:tcPr>
           <w:p>
+            <w:proofErr w:type="spellStart"/>
             <w:r>
               <w:rPr>
                 <w:sz w:val="21"/>
@@ -6833,6 +11149,7 @@
               </w:rPr>
               <w:t>Parallel.For</w:t>
             </w:r>
+            <w:proofErr w:type="spellEnd"/>
           </w:p>
         </w:tc>
         <w:tc>
@@ -6974,6 +11291,7 @@
             </w:tcMar>
           </w:tcPr>
           <w:p>
+            <w:proofErr w:type="spellStart"/>
             <w:r>
               <w:rPr>
                 <w:sz w:val="21"/>
@@ -6981,6 +11299,7 @@
               </w:rPr>
               <w:t>Task.Run</w:t>
             </w:r>
+            <w:proofErr w:type="spellEnd"/>
           </w:p>
         </w:tc>
         <w:tc>
@@ -7117,7 +11436,7 @@
           <w:noProof/>
         </w:rPr>
         <w:drawing>
-          <wp:inline distT="0" distB="0" distL="0" distR="0" wp14:anchorId="6AD135E5" wp14:editId="1A03E0FE">
+          <wp:inline distT="0" distB="0" distL="0" distR="0" wp14:anchorId="6AD135E5" wp14:editId="2DDD5981">
             <wp:extent cx="5943600" cy="1789430"/>
             <wp:effectExtent l="19050" t="19050" r="19050" b="20320"/>
             <wp:docPr id="1736338585" name="Picture 2"/>
@@ -7132,7 +11451,7 @@
                     <pic:cNvPicPr/>
                   </pic:nvPicPr>
                   <pic:blipFill>
-                    <a:blip r:embed="rId12" cstate="print">
+                    <a:blip r:embed="rId10" cstate="print">
                       <a:extLst>
                         <a:ext uri="{28A0092B-C50C-407E-A947-70E740481C1C}">
                           <a14:useLocalDpi xmlns:a14="http://schemas.microsoft.com/office/drawing/2010/main" val="0"/>
@@ -7182,7 +11501,25 @@
           <w:color w:val="595959"/>
           <w:sz w:val="18"/>
         </w:rPr>
-        <w:t>Figura 2. Detección de procesadores lógicos y configuración de MaxDegreeOfParallelism.</w:t>
+        <w:t xml:space="preserve">Figura 2. Detección de procesadores lógicos y configuración de </w:t>
+      </w:r>
+      <w:proofErr w:type="spellStart"/>
+      <w:r>
+        <w:rPr>
+          <w:i/>
+          <w:color w:val="595959"/>
+          <w:sz w:val="18"/>
+        </w:rPr>
+        <w:t>MaxDegreeOfParallelism</w:t>
+      </w:r>
+      <w:proofErr w:type="spellEnd"/>
+      <w:r>
+        <w:rPr>
+          <w:i/>
+          <w:color w:val="595959"/>
+          <w:sz w:val="18"/>
+        </w:rPr>
+        <w:t>.</w:t>
       </w:r>
       <w:bookmarkEnd w:id="21"/>
     </w:p>
@@ -7201,8 +11538,9 @@
           <w:noProof/>
           <w:sz w:val="22"/>
         </w:rPr>
+        <w:lastRenderedPageBreak/>
         <w:drawing>
-          <wp:inline distT="0" distB="0" distL="0" distR="0" wp14:anchorId="2F2AF10F" wp14:editId="79BB1AE6">
+          <wp:inline distT="0" distB="0" distL="0" distR="0" wp14:anchorId="2F2AF10F" wp14:editId="31B5FDFB">
             <wp:extent cx="5349240" cy="3939921"/>
             <wp:effectExtent l="19050" t="19050" r="22860" b="22860"/>
             <wp:docPr id="62869218" name="Picture 3"/>
@@ -7217,7 +11555,7 @@
                     <pic:cNvPicPr/>
                   </pic:nvPicPr>
                   <pic:blipFill>
-                    <a:blip r:embed="rId9" cstate="print">
+                    <a:blip r:embed="rId11" cstate="print">
                       <a:extLst>
                         <a:ext uri="{28A0092B-C50C-407E-A947-70E740481C1C}">
                           <a14:useLocalDpi xmlns:a14="http://schemas.microsoft.com/office/drawing/2010/main" val="0"/>
@@ -7268,7 +11606,25 @@
           <w:color w:val="595959"/>
           <w:sz w:val="18"/>
         </w:rPr>
-        <w:t>Figura 3. Ejecución de la fase Parallel.For: nunca hay más de 12 tareas simultáneas y los hilos se reutilizan.</w:t>
+        <w:t xml:space="preserve">Figura 3. Ejecución de la fase </w:t>
+      </w:r>
+      <w:proofErr w:type="spellStart"/>
+      <w:r>
+        <w:rPr>
+          <w:i/>
+          <w:color w:val="595959"/>
+          <w:sz w:val="18"/>
+        </w:rPr>
+        <w:t>Parallel.For</w:t>
+      </w:r>
+      <w:proofErr w:type="spellEnd"/>
+      <w:r>
+        <w:rPr>
+          <w:i/>
+          <w:color w:val="595959"/>
+          <w:sz w:val="18"/>
+        </w:rPr>
+        <w:t>: nunca hay más de 12 tareas simultáneas y los hilos se reutilizan.</w:t>
       </w:r>
       <w:bookmarkEnd w:id="23"/>
     </w:p>
@@ -7303,7 +11659,7 @@
                     <pic:cNvPicPr/>
                   </pic:nvPicPr>
                   <pic:blipFill>
-                    <a:blip r:embed="rId10" cstate="print">
+                    <a:blip r:embed="rId12" cstate="print">
                       <a:extLst>
                         <a:ext uri="{28A0092B-C50C-407E-A947-70E740481C1C}">
                           <a14:useLocalDpi xmlns:a14="http://schemas.microsoft.com/office/drawing/2010/main" val="0"/>
@@ -7354,7 +11710,25 @@
           <w:color w:val="595959"/>
           <w:sz w:val="18"/>
         </w:rPr>
-        <w:t>Figura 4. Resumen de tiempos de ejecución, speedup, concurrencia máxima e hilos utilizados.</w:t>
+        <w:t xml:space="preserve">Figura 4. Resumen de tiempos de ejecución, </w:t>
+      </w:r>
+      <w:proofErr w:type="spellStart"/>
+      <w:r>
+        <w:rPr>
+          <w:i/>
+          <w:color w:val="595959"/>
+          <w:sz w:val="18"/>
+        </w:rPr>
+        <w:t>speedup</w:t>
+      </w:r>
+      <w:proofErr w:type="spellEnd"/>
+      <w:r>
+        <w:rPr>
+          <w:i/>
+          <w:color w:val="595959"/>
+          <w:sz w:val="18"/>
+        </w:rPr>
+        <w:t>, concurrencia máxima e hilos utilizados.</w:t>
       </w:r>
       <w:bookmarkEnd w:id="25"/>
     </w:p>
@@ -7397,15 +11771,32 @@
         </w:numPr>
         <w:spacing w:after="80" w:line="280" w:lineRule="auto"/>
       </w:pPr>
+      <w:proofErr w:type="spellStart"/>
       <w:r>
         <w:rPr>
           <w:b/>
           <w:bCs/>
         </w:rPr>
-        <w:t xml:space="preserve">Speedup: </w:t>
-      </w:r>
-      <w:r>
-        <w:t>se obtuvo un speedup cercano a 12, que es el máximo teórico para 12 procesadores lógicos.</w:t>
+        <w:t>Speedup</w:t>
+      </w:r>
+      <w:proofErr w:type="spellEnd"/>
+      <w:r>
+        <w:rPr>
+          <w:b/>
+          <w:bCs/>
+        </w:rPr>
+        <w:t xml:space="preserve">: </w:t>
+      </w:r>
+      <w:r>
+        <w:t xml:space="preserve">se obtuvo un </w:t>
+      </w:r>
+      <w:proofErr w:type="spellStart"/>
+      <w:r>
+        <w:t>speedup</w:t>
+      </w:r>
+      <w:proofErr w:type="spellEnd"/>
+      <w:r>
+        <w:t xml:space="preserve"> cercano a 12, que es el máximo teórico para 12 procesadores lógicos.</w:t>
       </w:r>
     </w:p>
     <w:p>
@@ -7422,11 +11813,13 @@
           <w:b/>
           <w:bCs/>
         </w:rPr>
+        <w:lastRenderedPageBreak/>
         <w:t xml:space="preserve">Límite respetado: </w:t>
       </w:r>
       <w:r>
         <w:t xml:space="preserve">la concurrencia máxima observada fue exactamente 12 en ambas fases paralelas, igual a </w:t>
       </w:r>
+      <w:proofErr w:type="spellStart"/>
       <w:r>
         <w:rPr>
           <w:rFonts w:ascii="Consolas" w:eastAsia="Consolas" w:hAnsi="Consolas" w:cs="Consolas"/>
@@ -7435,6 +11828,7 @@
         </w:rPr>
         <w:t>MaxDegreeOfParallelism</w:t>
       </w:r>
+      <w:proofErr w:type="spellEnd"/>
       <w:r>
         <w:t>. Nunca se ejecutaron más tareas de las permitidas.</w:t>
       </w:r>
@@ -7456,10 +11850,34 @@
         <w:t xml:space="preserve">Reutilización de hilos: </w:t>
       </w:r>
       <w:r>
-        <w:t>la salida muestra que un mismo hilo ejecuta varias tareas (por ejemplo, el hilo #12 ejecutó las tareas 16 y 17). Esto confirma que la TPL reutiliza los hilos del ThreadPool en lugar de crear un hilo por tarea o fijar un hilo a cada núcleo.</w:t>
-      </w:r>
-      <w:r>
-        <w:t xml:space="preserve"> En la fase Parallel.For se usaron 13 hilos distintos aunque el límite era 12: la concurrencia nunca pasó de 12, pero el planificador fue cambiando qué hilos del pool atendían las tareas a lo largo de la ejecución.</w:t>
+        <w:t xml:space="preserve">la salida muestra que un mismo hilo ejecuta varias tareas (por ejemplo, el hilo #12 ejecutó las tareas 16 y 17). Esto confirma que la TPL reutiliza los hilos del </w:t>
+      </w:r>
+      <w:proofErr w:type="spellStart"/>
+      <w:r>
+        <w:t>ThreadPool</w:t>
+      </w:r>
+      <w:proofErr w:type="spellEnd"/>
+      <w:r>
+        <w:t xml:space="preserve"> en lugar de crear un hilo por tarea o fijar un hilo a cada núcleo.</w:t>
+      </w:r>
+      <w:r>
+        <w:t xml:space="preserve"> En la fase </w:t>
+      </w:r>
+      <w:proofErr w:type="spellStart"/>
+      <w:r>
+        <w:t>Parallel.For</w:t>
+      </w:r>
+      <w:proofErr w:type="spellEnd"/>
+      <w:r>
+        <w:t xml:space="preserve"> se usaron 13 hilos </w:t>
+      </w:r>
+      <w:proofErr w:type="gramStart"/>
+      <w:r>
+        <w:t>distintos</w:t>
+      </w:r>
+      <w:proofErr w:type="gramEnd"/>
+      <w:r>
+        <w:t xml:space="preserve"> aunque el límite era 12: la concurrencia nunca pasó de 12, pero el planificador fue cambiando qué hilos del pool atendían las tareas a lo largo de la ejecución.</w:t>
       </w:r>
     </w:p>
     <w:p>
@@ -7500,6 +11918,7 @@
       <w:r>
         <w:t xml:space="preserve">Se configuró correctamente el entorno de desarrollo con Visual Studio 2026 y .NET 10, y se desarrolló una aplicación de consola que adapta su nivel de paralelismo al hardware mediante </w:t>
       </w:r>
+      <w:proofErr w:type="spellStart"/>
       <w:r>
         <w:rPr>
           <w:rFonts w:ascii="Consolas" w:eastAsia="Consolas" w:hAnsi="Consolas" w:cs="Consolas"/>
@@ -7508,6 +11927,7 @@
         </w:rPr>
         <w:t>Environment.ProcessorCount</w:t>
       </w:r>
+      <w:proofErr w:type="spellEnd"/>
       <w:r>
         <w:t>.</w:t>
       </w:r>
@@ -7520,6 +11940,7 @@
       <w:r>
         <w:t xml:space="preserve">La práctica demostró que definir </w:t>
       </w:r>
+      <w:proofErr w:type="spellStart"/>
       <w:r>
         <w:rPr>
           <w:rFonts w:ascii="Consolas" w:eastAsia="Consolas" w:hAnsi="Consolas" w:cs="Consolas"/>
@@ -7528,8 +11949,17 @@
         </w:rPr>
         <w:t>MaxDegreeOfParallelism</w:t>
       </w:r>
-      <w:r>
-        <w:t xml:space="preserve"> a partir del número de procesadores lógicos permite aprovechar todo el procesador sin sobrecargarlo: se alcanzó un speedup de aproximadamente 12 veces y el límite de 12 tareas simultáneas se respetó en todo momento.</w:t>
+      <w:proofErr w:type="spellEnd"/>
+      <w:r>
+        <w:t xml:space="preserve"> a partir del número de procesadores lógicos permite aprovechar todo el procesador sin sobrecargarlo: se alcanzó un </w:t>
+      </w:r>
+      <w:proofErr w:type="spellStart"/>
+      <w:r>
+        <w:t>speedup</w:t>
+      </w:r>
+      <w:proofErr w:type="spellEnd"/>
+      <w:r>
+        <w:t xml:space="preserve"> de aproximadamente 12 veces y el límite de 12 tareas simultáneas se respetó en todo momento.</w:t>
       </w:r>
     </w:p>
     <w:p>
@@ -7538,7 +11968,15 @@
         <w:jc w:val="both"/>
       </w:pPr>
       <w:r>
-        <w:t>También se comprobó que no es necesario ni recomendable asignar manualmente un hilo a cada núcleo. La TPL y el ThreadPool gestionan dinámicamente los hilos, los reutilizan y distribuyen el trabajo de forma eficiente; el programador solo debe definir cuánto paralelismo desea como máximo.</w:t>
+        <w:t xml:space="preserve">También se comprobó que no es necesario ni recomendable asignar manualmente un hilo a cada núcleo. La TPL y el </w:t>
+      </w:r>
+      <w:proofErr w:type="spellStart"/>
+      <w:r>
+        <w:t>ThreadPool</w:t>
+      </w:r>
+      <w:proofErr w:type="spellEnd"/>
+      <w:r>
+        <w:t xml:space="preserve"> gestionan dinámicamente los hilos, los reutilizan y distribuyen el trabajo de forma eficiente; el programador solo debe definir cuánto paralelismo desea como máximo.</w:t>
       </w:r>
     </w:p>
     <w:p>
@@ -7547,7 +11985,39 @@
         <w:jc w:val="both"/>
       </w:pPr>
       <w:r>
-        <w:t>Cabe señalar que la carga simulada (Thread.Sleep) no consume CPU, por lo que el speedup obtenido es ideal. Con cálculos intensivos reales el speedup suele ser algo menor debido a la sobrecarga de coordinación y a que los núcleos lógicos de Hyper-Threading comparten recursos físicos.</w:t>
+        <w:t>Cabe señalar que la carga simulada (</w:t>
+      </w:r>
+      <w:proofErr w:type="spellStart"/>
+      <w:r>
+        <w:t>Thread.Sleep</w:t>
+      </w:r>
+      <w:proofErr w:type="spellEnd"/>
+      <w:r>
+        <w:t xml:space="preserve">) no consume CPU, por lo que el </w:t>
+      </w:r>
+      <w:proofErr w:type="spellStart"/>
+      <w:r>
+        <w:t>speedup</w:t>
+      </w:r>
+      <w:proofErr w:type="spellEnd"/>
+      <w:r>
+        <w:t xml:space="preserve"> obtenido es ideal. Con cálculos intensivos reales el </w:t>
+      </w:r>
+      <w:proofErr w:type="spellStart"/>
+      <w:r>
+        <w:t>speedup</w:t>
+      </w:r>
+      <w:proofErr w:type="spellEnd"/>
+      <w:r>
+        <w:t xml:space="preserve"> suele ser algo menor debido a la sobrecarga de coordinación y a que los núcleos lógicos de </w:t>
+      </w:r>
+      <w:proofErr w:type="spellStart"/>
+      <w:r>
+        <w:t>Hyper-Threading</w:t>
+      </w:r>
+      <w:proofErr w:type="spellEnd"/>
+      <w:r>
+        <w:t xml:space="preserve"> comparten recursos físicos.</w:t>
       </w:r>
     </w:p>
     <w:p>
@@ -7589,9 +12059,17 @@
         <w:rPr>
           <w:lang w:val="en-US"/>
         </w:rPr>
-        <w:t>10. Referencias</w:t>
+        <w:t xml:space="preserve">10. </w:t>
+      </w:r>
+      <w:proofErr w:type="spellStart"/>
+      <w:r>
+        <w:rPr>
+          <w:lang w:val="en-US"/>
+        </w:rPr>
+        <w:t>Referencias</w:t>
       </w:r>
       <w:bookmarkEnd w:id="29"/>
+      <w:proofErr w:type="spellEnd"/>
     </w:p>
     <w:p>
       <w:pPr>
@@ -7601,11 +12079,47 @@
           <w:lang w:val="en-US"/>
         </w:rPr>
       </w:pPr>
-      <w:r>
-        <w:rPr>
-          <w:lang w:val="en-US"/>
-        </w:rPr>
-        <w:t>Albahari, J. (2023). C# 12 in a Nutshell: The Definitive Reference. O'Reilly Media. Capítulo 2: Building C# Applications; Capítulo 14: Concurrency and Threading.</w:t>
+      <w:proofErr w:type="spellStart"/>
+      <w:r>
+        <w:rPr>
+          <w:lang w:val="en-US"/>
+        </w:rPr>
+        <w:t>Albahari</w:t>
+      </w:r>
+      <w:proofErr w:type="spellEnd"/>
+      <w:r>
+        <w:rPr>
+          <w:lang w:val="en-US"/>
+        </w:rPr>
+        <w:t xml:space="preserve">, J. (2023). C# 12 in a Nutshell: The Definitive Reference. O'Reilly Media. </w:t>
+      </w:r>
+      <w:proofErr w:type="spellStart"/>
+      <w:r>
+        <w:rPr>
+          <w:lang w:val="en-US"/>
+        </w:rPr>
+        <w:t>Capítulo</w:t>
+      </w:r>
+      <w:proofErr w:type="spellEnd"/>
+      <w:r>
+        <w:rPr>
+          <w:lang w:val="en-US"/>
+        </w:rPr>
+        <w:t xml:space="preserve"> 2: Building C# Applications; </w:t>
+      </w:r>
+      <w:proofErr w:type="spellStart"/>
+      <w:r>
+        <w:rPr>
+          <w:lang w:val="en-US"/>
+        </w:rPr>
+        <w:t>Capítulo</w:t>
+      </w:r>
+      <w:proofErr w:type="spellEnd"/>
+      <w:r>
+        <w:rPr>
+          <w:lang w:val="en-US"/>
+        </w:rPr>
+        <w:t xml:space="preserve"> 14: Concurrency and Threading.</w:t>
       </w:r>
     </w:p>
     <w:p>
@@ -7620,7 +12134,35 @@
         <w:rPr>
           <w:lang w:val="en-US"/>
         </w:rPr>
-        <w:t>Cleary, S. (2019). Concurrency in C# Cookbook (2.ª ed.). O'Reilly Media. Capítulo 1: Concurrency: An Overview; Capítulo 9: Testing Concurrent Code.</w:t>
+        <w:t xml:space="preserve">Cleary, S. (2019). Concurrency in C# Cookbook (2.ª ed.). O'Reilly Media. </w:t>
+      </w:r>
+      <w:proofErr w:type="spellStart"/>
+      <w:r>
+        <w:rPr>
+          <w:lang w:val="en-US"/>
+        </w:rPr>
+        <w:t>Capítulo</w:t>
+      </w:r>
+      <w:proofErr w:type="spellEnd"/>
+      <w:r>
+        <w:rPr>
+          <w:lang w:val="en-US"/>
+        </w:rPr>
+        <w:t xml:space="preserve"> 1: Concurrency: An Overview; </w:t>
+      </w:r>
+      <w:proofErr w:type="spellStart"/>
+      <w:r>
+        <w:rPr>
+          <w:lang w:val="en-US"/>
+        </w:rPr>
+        <w:t>Capítulo</w:t>
+      </w:r>
+      <w:proofErr w:type="spellEnd"/>
+      <w:r>
+        <w:rPr>
+          <w:lang w:val="en-US"/>
+        </w:rPr>
+        <w:t xml:space="preserve"> 9: Testing Concurrent Code.</w:t>
       </w:r>
     </w:p>
     <w:p>
@@ -7635,6 +12177,7 @@
         <w:rPr>
           <w:lang w:val="en-US"/>
         </w:rPr>
+        <w:lastRenderedPageBreak/>
         <w:t>Microsoft. (s. f.). Task Parallel Library (TPL). Microsoft Learn. https://learn.microsoft.com/dotnet/standard/parallel-programming/task-parallel-library-tpl</w:t>
       </w:r>
     </w:p>
@@ -7650,7 +12193,21 @@
         <w:rPr>
           <w:lang w:val="en-US"/>
         </w:rPr>
-        <w:t>Microsoft. (s. f.). ParallelOptions.MaxDegreeOfParallelism Property. Microsoft Learn. https://learn.microsoft.com/dotnet/api/system.threading.tasks.paralleloptions.maxdegreeofparallelism</w:t>
+        <w:t xml:space="preserve">Microsoft. (s. f.). </w:t>
+      </w:r>
+      <w:proofErr w:type="spellStart"/>
+      <w:r>
+        <w:rPr>
+          <w:lang w:val="en-US"/>
+        </w:rPr>
+        <w:t>ParallelOptions.MaxDegreeOfParallelism</w:t>
+      </w:r>
+      <w:proofErr w:type="spellEnd"/>
+      <w:r>
+        <w:rPr>
+          <w:lang w:val="en-US"/>
+        </w:rPr>
+        <w:t xml:space="preserve"> Property. Microsoft Learn. https://learn.microsoft.com/dotnet/api/system.threading.tasks.paralleloptions.maxdegreeofparallelism</w:t>
       </w:r>
     </w:p>
     <w:p>
@@ -7665,7 +12222,21 @@
         <w:rPr>
           <w:lang w:val="en-US"/>
         </w:rPr>
-        <w:t>Microsoft. (s. f.). Environment.ProcessorCount Property. Microsoft Learn. https://learn.microsoft.com/dotnet/api/system.environment.processorcount</w:t>
+        <w:t xml:space="preserve">Microsoft. (s. f.). </w:t>
+      </w:r>
+      <w:proofErr w:type="spellStart"/>
+      <w:r>
+        <w:rPr>
+          <w:lang w:val="en-US"/>
+        </w:rPr>
+        <w:t>Environment.ProcessorCount</w:t>
+      </w:r>
+      <w:proofErr w:type="spellEnd"/>
+      <w:r>
+        <w:rPr>
+          <w:lang w:val="en-US"/>
+        </w:rPr>
+        <w:t xml:space="preserve"> Property. Microsoft Learn. https://learn.microsoft.com/dotnet/api/system.environment.processorcount</w:t>
       </w:r>
     </w:p>
     <w:sectPr>
@@ -7826,6 +12397,155 @@
     </w:lvl>
   </w:abstractNum>
   <w:abstractNum w:abstractNumId="1" w15:restartNumberingAfterBreak="0">
+    <w:nsid w:val="1E6370BB"/>
+    <w:multiLevelType w:val="multilevel"/>
+    <w:tmpl w:val="EC4822FA"/>
+    <w:lvl w:ilvl="0">
+      <w:start w:val="1"/>
+      <w:numFmt w:val="bullet"/>
+      <w:lvlText w:val=""/>
+      <w:lvlJc w:val="left"/>
+      <w:pPr>
+        <w:tabs>
+          <w:tab w:val="num" w:pos="720"/>
+        </w:tabs>
+        <w:ind w:left="720" w:hanging="360"/>
+      </w:pPr>
+      <w:rPr>
+        <w:rFonts w:ascii="Symbol" w:hAnsi="Symbol" w:hint="default"/>
+        <w:sz w:val="20"/>
+      </w:rPr>
+    </w:lvl>
+    <w:lvl w:ilvl="1" w:tentative="1">
+      <w:start w:val="1"/>
+      <w:numFmt w:val="bullet"/>
+      <w:lvlText w:val="o"/>
+      <w:lvlJc w:val="left"/>
+      <w:pPr>
+        <w:tabs>
+          <w:tab w:val="num" w:pos="1440"/>
+        </w:tabs>
+        <w:ind w:left="1440" w:hanging="360"/>
+      </w:pPr>
+      <w:rPr>
+        <w:rFonts w:ascii="Courier New" w:hAnsi="Courier New" w:hint="default"/>
+        <w:sz w:val="20"/>
+      </w:rPr>
+    </w:lvl>
+    <w:lvl w:ilvl="2" w:tentative="1">
+      <w:start w:val="1"/>
+      <w:numFmt w:val="bullet"/>
+      <w:lvlText w:val=""/>
+      <w:lvlJc w:val="left"/>
+      <w:pPr>
+        <w:tabs>
+          <w:tab w:val="num" w:pos="2160"/>
+        </w:tabs>
+        <w:ind w:left="2160" w:hanging="360"/>
+      </w:pPr>
+      <w:rPr>
+        <w:rFonts w:ascii="Wingdings" w:hAnsi="Wingdings" w:hint="default"/>
+        <w:sz w:val="20"/>
+      </w:rPr>
+    </w:lvl>
+    <w:lvl w:ilvl="3" w:tentative="1">
+      <w:start w:val="1"/>
+      <w:numFmt w:val="bullet"/>
+      <w:lvlText w:val=""/>
+      <w:lvlJc w:val="left"/>
+      <w:pPr>
+        <w:tabs>
+          <w:tab w:val="num" w:pos="2880"/>
+        </w:tabs>
+        <w:ind w:left="2880" w:hanging="360"/>
+      </w:pPr>
+      <w:rPr>
+        <w:rFonts w:ascii="Wingdings" w:hAnsi="Wingdings" w:hint="default"/>
+        <w:sz w:val="20"/>
+      </w:rPr>
+    </w:lvl>
+    <w:lvl w:ilvl="4" w:tentative="1">
+      <w:start w:val="1"/>
+      <w:numFmt w:val="bullet"/>
+      <w:lvlText w:val=""/>
+      <w:lvlJc w:val="left"/>
+      <w:pPr>
+        <w:tabs>
+          <w:tab w:val="num" w:pos="3600"/>
+        </w:tabs>
+        <w:ind w:left="3600" w:hanging="360"/>
+      </w:pPr>
+      <w:rPr>
+        <w:rFonts w:ascii="Wingdings" w:hAnsi="Wingdings" w:hint="default"/>
+        <w:sz w:val="20"/>
+      </w:rPr>
+    </w:lvl>
+    <w:lvl w:ilvl="5" w:tentative="1">
+      <w:start w:val="1"/>
+      <w:numFmt w:val="bullet"/>
+      <w:lvlText w:val=""/>
+      <w:lvlJc w:val="left"/>
+      <w:pPr>
+        <w:tabs>
+          <w:tab w:val="num" w:pos="4320"/>
+        </w:tabs>
+        <w:ind w:left="4320" w:hanging="360"/>
+      </w:pPr>
+      <w:rPr>
+        <w:rFonts w:ascii="Wingdings" w:hAnsi="Wingdings" w:hint="default"/>
+        <w:sz w:val="20"/>
+      </w:rPr>
+    </w:lvl>
+    <w:lvl w:ilvl="6" w:tentative="1">
+      <w:start w:val="1"/>
+      <w:numFmt w:val="bullet"/>
+      <w:lvlText w:val=""/>
+      <w:lvlJc w:val="left"/>
+      <w:pPr>
+        <w:tabs>
+          <w:tab w:val="num" w:pos="5040"/>
+        </w:tabs>
+        <w:ind w:left="5040" w:hanging="360"/>
+      </w:pPr>
+      <w:rPr>
+        <w:rFonts w:ascii="Wingdings" w:hAnsi="Wingdings" w:hint="default"/>
+        <w:sz w:val="20"/>
+      </w:rPr>
+    </w:lvl>
+    <w:lvl w:ilvl="7" w:tentative="1">
+      <w:start w:val="1"/>
+      <w:numFmt w:val="bullet"/>
+      <w:lvlText w:val=""/>
+      <w:lvlJc w:val="left"/>
+      <w:pPr>
+        <w:tabs>
+          <w:tab w:val="num" w:pos="5760"/>
+        </w:tabs>
+        <w:ind w:left="5760" w:hanging="360"/>
+      </w:pPr>
+      <w:rPr>
+        <w:rFonts w:ascii="Wingdings" w:hAnsi="Wingdings" w:hint="default"/>
+        <w:sz w:val="20"/>
+      </w:rPr>
+    </w:lvl>
+    <w:lvl w:ilvl="8" w:tentative="1">
+      <w:start w:val="1"/>
+      <w:numFmt w:val="bullet"/>
+      <w:lvlText w:val=""/>
+      <w:lvlJc w:val="left"/>
+      <w:pPr>
+        <w:tabs>
+          <w:tab w:val="num" w:pos="6480"/>
+        </w:tabs>
+        <w:ind w:left="6480" w:hanging="360"/>
+      </w:pPr>
+      <w:rPr>
+        <w:rFonts w:ascii="Wingdings" w:hAnsi="Wingdings" w:hint="default"/>
+        <w:sz w:val="20"/>
+      </w:rPr>
+    </w:lvl>
+  </w:abstractNum>
+  <w:abstractNum w:abstractNumId="2" w15:restartNumberingAfterBreak="0">
     <w:nsid w:val="22251F07"/>
     <w:multiLevelType w:val="hybridMultilevel"/>
     <w:tmpl w:val="F5EAA9A0"/>
@@ -7879,7 +12599,7 @@
       <w:lvlJc w:val="left"/>
     </w:lvl>
   </w:abstractNum>
-  <w:abstractNum w:abstractNumId="2" w15:restartNumberingAfterBreak="0">
+  <w:abstractNum w:abstractNumId="3" w15:restartNumberingAfterBreak="0">
     <w:nsid w:val="78580952"/>
     <w:multiLevelType w:val="hybridMultilevel"/>
     <w:tmpl w:val="21A6589A"/>
@@ -7966,13 +12686,13 @@
     </w:lvl>
   </w:abstractNum>
   <w:num w:numId="1" w16cid:durableId="1546940624">
-    <w:abstractNumId w:val="2"/>
+    <w:abstractNumId w:val="3"/>
     <w:lvlOverride w:ilvl="0">
       <w:startOverride w:val="1"/>
     </w:lvlOverride>
   </w:num>
   <w:num w:numId="2" w16cid:durableId="1957519436">
-    <w:abstractNumId w:val="1"/>
+    <w:abstractNumId w:val="2"/>
     <w:lvlOverride w:ilvl="0">
       <w:startOverride w:val="1"/>
     </w:lvlOverride>
@@ -7982,6 +12702,9 @@
     <w:lvlOverride w:ilvl="0">
       <w:startOverride w:val="1"/>
     </w:lvlOverride>
+  </w:num>
+  <w:num w:numId="4" w16cid:durableId="305820999">
+    <w:abstractNumId w:val="1"/>
   </w:num>
 </w:numbering>
 </file>
@@ -8485,7 +13208,6 @@
   <w:style w:type="character" w:default="1" w:styleId="DefaultParagraphFont">
     <w:name w:val="Default Paragraph Font"/>
     <w:uiPriority w:val="1"/>
-    <w:semiHidden/>
     <w:unhideWhenUsed/>
   </w:style>
   <w:style w:type="table" w:default="1" w:styleId="TableNormal">
